--- a/manuel-histoire-t8/Manuel_Histoire_T8_UNITE2.docx
+++ b/manuel-histoire-t8/Manuel_Histoire_T8_UNITE2.docx
@@ -1900,152 +1900,152 @@
                 <w:szCs w:val="20"/>
                 <w:rFonts w:ascii="Times New Roman" w:cs="Times New Roman" w:eastAsia="Times New Roman" w:hAnsi="Times New Roman"/>
               </w:rPr>
-              <w:t xml:space="preserve">3. Observation</w:t>
-            </w:r>
-          </w:p>
-        </w:tc>
-        <w:tc>
-          <w:tcPr>
-            <w:tcMar>
-              <w:top w:type="dxa" w:w="80"/>
-              <w:left w:type="dxa" w:w="80"/>
-              <w:bottom w:type="dxa" w:w="80"/>
-              <w:right w:type="dxa" w:w="80"/>
-            </w:tcMar>
-          </w:tcPr>
-          <w:p>
-            <w:pPr>
-              <w:spacing w:after="40"/>
-              <w:jc w:val="left"/>
-            </w:pPr>
-            <w:r>
-              <w:rPr>
-                <w:b w:val="false"/>
-                <w:bCs w:val="false"/>
-                <w:i w:val="false"/>
-                <w:iCs w:val="false"/>
-                <w:color w:val="000000"/>
-                <w:sz w:val="20"/>
-                <w:szCs w:val="20"/>
-                <w:rFonts w:ascii="Times New Roman" w:cs="Times New Roman" w:eastAsia="Times New Roman" w:hAnsi="Times New Roman"/>
-              </w:rPr>
-              <w:t xml:space="preserve">L’année 1517, où Luther publie ses thèses contre les indulgences, appartient aux Temps modernes : elle est entre 1492 et 1789, et illustre le mouvement de la Réforme.</w:t>
-            </w:r>
-          </w:p>
-        </w:tc>
-        <w:tc>
-          <w:tcPr>
-            <w:tcMar>
-              <w:top w:type="dxa" w:w="80"/>
-              <w:left w:type="dxa" w:w="80"/>
-              <w:bottom w:type="dxa" w:w="80"/>
-              <w:right w:type="dxa" w:w="80"/>
-            </w:tcMar>
-          </w:tcPr>
-          <w:p>
-            <w:pPr>
-              <w:spacing w:after="40"/>
-              <w:jc w:val="left"/>
-            </w:pPr>
-            <w:r>
-              <w:rPr>
-                <w:b w:val="false"/>
-                <w:bCs w:val="false"/>
-                <w:i w:val="false"/>
-                <w:iCs w:val="false"/>
-                <w:color w:val="000000"/>
-                <w:sz w:val="20"/>
-                <w:szCs w:val="20"/>
-                <w:rFonts w:ascii="Times New Roman" w:cs="Times New Roman" w:eastAsia="Times New Roman" w:hAnsi="Times New Roman"/>
-              </w:rPr>
-              <w:t xml:space="preserve">Observent l’exemple résolu.</w:t>
-            </w:r>
-          </w:p>
-        </w:tc>
-        <w:tc>
-          <w:tcPr>
-            <w:tcMar>
-              <w:top w:type="dxa" w:w="80"/>
-              <w:left w:type="dxa" w:w="80"/>
-              <w:bottom w:type="dxa" w:w="80"/>
-              <w:right w:type="dxa" w:w="80"/>
-            </w:tcMar>
-          </w:tcPr>
-          <w:p>
-            <w:pPr>
-              <w:spacing w:after="40"/>
-              <w:jc w:val="left"/>
-            </w:pPr>
-            <w:r>
-              <w:rPr>
-                <w:b w:val="false"/>
-                <w:bCs w:val="false"/>
-                <w:i w:val="false"/>
-                <w:iCs w:val="false"/>
-                <w:color w:val="000000"/>
-                <w:sz w:val="20"/>
-                <w:szCs w:val="20"/>
-                <w:rFonts w:ascii="Times New Roman" w:cs="Times New Roman" w:eastAsia="Times New Roman" w:hAnsi="Times New Roman"/>
-              </w:rPr>
-              <w:t xml:space="preserve">Observation dirigée</w:t>
-            </w:r>
-          </w:p>
-        </w:tc>
-        <w:tc>
-          <w:tcPr>
-            <w:tcMar>
-              <w:top w:type="dxa" w:w="80"/>
-              <w:left w:type="dxa" w:w="80"/>
-              <w:bottom w:type="dxa" w:w="80"/>
-              <w:right w:type="dxa" w:w="80"/>
-            </w:tcMar>
-          </w:tcPr>
-          <w:p>
-            <w:pPr>
-              <w:spacing w:after="40"/>
-              <w:jc w:val="left"/>
-            </w:pPr>
-            <w:r>
-              <w:rPr>
-                <w:b w:val="false"/>
-                <w:bCs w:val="false"/>
-                <w:i w:val="false"/>
-                <w:iCs w:val="false"/>
-                <w:color w:val="000000"/>
-                <w:sz w:val="20"/>
-                <w:szCs w:val="20"/>
-                <w:rFonts w:ascii="Times New Roman" w:cs="Times New Roman" w:eastAsia="Times New Roman" w:hAnsi="Times New Roman"/>
-              </w:rPr>
-              <w:t xml:space="preserve">Document imprimé</w:t>
-            </w:r>
-          </w:p>
-        </w:tc>
-        <w:tc>
-          <w:tcPr>
-            <w:tcMar>
-              <w:top w:type="dxa" w:w="80"/>
-              <w:left w:type="dxa" w:w="80"/>
-              <w:bottom w:type="dxa" w:w="80"/>
-              <w:right w:type="dxa" w:w="80"/>
-            </w:tcMar>
-          </w:tcPr>
-          <w:p>
-            <w:pPr>
-              <w:spacing w:after="40"/>
-              <w:jc w:val="left"/>
-            </w:pPr>
-            <w:r>
-              <w:rPr>
-                <w:b w:val="false"/>
-                <w:bCs w:val="false"/>
-                <w:i w:val="false"/>
-                <w:iCs w:val="false"/>
-                <w:color w:val="000000"/>
-                <w:sz w:val="20"/>
-                <w:szCs w:val="20"/>
-                <w:rFonts w:ascii="Times New Roman" w:cs="Times New Roman" w:eastAsia="Times New Roman" w:hAnsi="Times New Roman"/>
-              </w:rPr>
-              <w:t xml:space="preserve">Compréhension</w:t>
+              <w:t xml:space="preserve">3. Développement</w:t>
+            </w:r>
+          </w:p>
+        </w:tc>
+        <w:tc>
+          <w:tcPr>
+            <w:tcMar>
+              <w:top w:type="dxa" w:w="80"/>
+              <w:left w:type="dxa" w:w="80"/>
+              <w:bottom w:type="dxa" w:w="80"/>
+              <w:right w:type="dxa" w:w="80"/>
+            </w:tcMar>
+          </w:tcPr>
+          <w:p>
+            <w:pPr>
+              <w:spacing w:after="40"/>
+              <w:jc w:val="left"/>
+            </w:pPr>
+            <w:r>
+              <w:rPr>
+                <w:b w:val="false"/>
+                <w:bCs w:val="false"/>
+                <w:i w:val="false"/>
+                <w:iCs w:val="false"/>
+                <w:color w:val="000000"/>
+                <w:sz w:val="20"/>
+                <w:szCs w:val="20"/>
+                <w:rFonts w:ascii="Times New Roman" w:cs="Times New Roman" w:eastAsia="Times New Roman" w:hAnsi="Times New Roman"/>
+              </w:rPr>
+              <w:t xml:space="preserve">Développe la leçon partie par partie : Deux bornes, deux basculements ; Trois grands mouvements ; Des mouvements liés — et Madagascar.</w:t>
+            </w:r>
+          </w:p>
+        </w:tc>
+        <w:tc>
+          <w:tcPr>
+            <w:tcMar>
+              <w:top w:type="dxa" w:w="80"/>
+              <w:left w:type="dxa" w:w="80"/>
+              <w:bottom w:type="dxa" w:w="80"/>
+              <w:right w:type="dxa" w:w="80"/>
+            </w:tcMar>
+          </w:tcPr>
+          <w:p>
+            <w:pPr>
+              <w:spacing w:after="40"/>
+              <w:jc w:val="left"/>
+            </w:pPr>
+            <w:r>
+              <w:rPr>
+                <w:b w:val="false"/>
+                <w:bCs w:val="false"/>
+                <w:i w:val="false"/>
+                <w:iCs w:val="false"/>
+                <w:color w:val="000000"/>
+                <w:sz w:val="20"/>
+                <w:szCs w:val="20"/>
+                <w:rFonts w:ascii="Times New Roman" w:cs="Times New Roman" w:eastAsia="Times New Roman" w:hAnsi="Times New Roman"/>
+              </w:rPr>
+              <w:t xml:space="preserve">Écoutent, répondent aux questions et notent les mots-clés.</w:t>
+            </w:r>
+          </w:p>
+        </w:tc>
+        <w:tc>
+          <w:tcPr>
+            <w:tcMar>
+              <w:top w:type="dxa" w:w="80"/>
+              <w:left w:type="dxa" w:w="80"/>
+              <w:bottom w:type="dxa" w:w="80"/>
+              <w:right w:type="dxa" w:w="80"/>
+            </w:tcMar>
+          </w:tcPr>
+          <w:p>
+            <w:pPr>
+              <w:spacing w:after="40"/>
+              <w:jc w:val="left"/>
+            </w:pPr>
+            <w:r>
+              <w:rPr>
+                <w:b w:val="false"/>
+                <w:bCs w:val="false"/>
+                <w:i w:val="false"/>
+                <w:iCs w:val="false"/>
+                <w:color w:val="000000"/>
+                <w:sz w:val="20"/>
+                <w:szCs w:val="20"/>
+                <w:rFonts w:ascii="Times New Roman" w:cs="Times New Roman" w:eastAsia="Times New Roman" w:hAnsi="Times New Roman"/>
+              </w:rPr>
+              <w:t xml:space="preserve">Exposé interactif, questions-réponses</w:t>
+            </w:r>
+          </w:p>
+        </w:tc>
+        <w:tc>
+          <w:tcPr>
+            <w:tcMar>
+              <w:top w:type="dxa" w:w="80"/>
+              <w:left w:type="dxa" w:w="80"/>
+              <w:bottom w:type="dxa" w:w="80"/>
+              <w:right w:type="dxa" w:w="80"/>
+            </w:tcMar>
+          </w:tcPr>
+          <w:p>
+            <w:pPr>
+              <w:spacing w:after="40"/>
+              <w:jc w:val="left"/>
+            </w:pPr>
+            <w:r>
+              <w:rPr>
+                <w:b w:val="false"/>
+                <w:bCs w:val="false"/>
+                <w:i w:val="false"/>
+                <w:iCs w:val="false"/>
+                <w:color w:val="000000"/>
+                <w:sz w:val="20"/>
+                <w:szCs w:val="20"/>
+                <w:rFonts w:ascii="Times New Roman" w:cs="Times New Roman" w:eastAsia="Times New Roman" w:hAnsi="Times New Roman"/>
+              </w:rPr>
+              <w:t xml:space="preserve">Tableau, frises, cartes</w:t>
+            </w:r>
+          </w:p>
+        </w:tc>
+        <w:tc>
+          <w:tcPr>
+            <w:tcMar>
+              <w:top w:type="dxa" w:w="80"/>
+              <w:left w:type="dxa" w:w="80"/>
+              <w:bottom w:type="dxa" w:w="80"/>
+              <w:right w:type="dxa" w:w="80"/>
+            </w:tcMar>
+          </w:tcPr>
+          <w:p>
+            <w:pPr>
+              <w:spacing w:after="40"/>
+              <w:jc w:val="left"/>
+            </w:pPr>
+            <w:r>
+              <w:rPr>
+                <w:b w:val="false"/>
+                <w:bCs w:val="false"/>
+                <w:i w:val="false"/>
+                <w:iCs w:val="false"/>
+                <w:color w:val="000000"/>
+                <w:sz w:val="20"/>
+                <w:szCs w:val="20"/>
+                <w:rFonts w:ascii="Times New Roman" w:cs="Times New Roman" w:eastAsia="Times New Roman" w:hAnsi="Times New Roman"/>
+              </w:rPr>
+              <w:t xml:space="preserve">Attention, participation</w:t>
             </w:r>
           </w:p>
         </w:tc>
@@ -2076,152 +2076,152 @@
                 <w:szCs w:val="20"/>
                 <w:rFonts w:ascii="Times New Roman" w:cs="Times New Roman" w:eastAsia="Times New Roman" w:hAnsi="Times New Roman"/>
               </w:rPr>
-              <w:t xml:space="preserve">4. Analyse</w:t>
-            </w:r>
-          </w:p>
-        </w:tc>
-        <w:tc>
-          <w:tcPr>
-            <w:tcMar>
-              <w:top w:type="dxa" w:w="80"/>
-              <w:left w:type="dxa" w:w="80"/>
-              <w:bottom w:type="dxa" w:w="80"/>
-              <w:right w:type="dxa" w:w="80"/>
-            </w:tcMar>
-          </w:tcPr>
-          <w:p>
-            <w:pPr>
-              <w:spacing w:after="40"/>
-              <w:jc w:val="left"/>
-            </w:pPr>
-            <w:r>
-              <w:rPr>
-                <w:b w:val="false"/>
-                <w:bCs w:val="false"/>
-                <w:i w:val="false"/>
-                <w:iCs w:val="false"/>
-                <w:color w:val="000000"/>
-                <w:sz w:val="20"/>
-                <w:szCs w:val="20"/>
-                <w:rFonts w:ascii="Times New Roman" w:cs="Times New Roman" w:eastAsia="Times New Roman" w:hAnsi="Times New Roman"/>
-              </w:rPr>
-              <w:t xml:space="preserve">Guide l’analyse : Pourquoi commencer en 1492 ? Parce que l’arrivée de Colomb en Amérique change l’échelle du monde : jusque-là, Européens, Africains et Asiatiques s’ignoraient du continent américain ; désormais, tous les continents sont reliés par la mer. Pourquoi finir en 1789 ? Parce que la Révolution française renverse l’ordre ancien — rois absolus, société d’ordres — et ouvre l’Époque contemporaine. Entre ces deux bornes, trois mouvements s’enchaînent et se nourrissent : les Grandes découvertes (fin XVᵉ-XVIᵉ siècle) lancent les Européens sur tous les océans, du cap de Bonne-Espérance au tour du monde de Magellan ; la Renaissance (XVᵉ-XVIᵉ siècle), partie d’Italie, redécouvre les modèles de l’Antiquité et fait fleurir peinture, sculpture, architecture et sciences ; la Réforme (XVIᵉ siècle) conteste l’Église catholique et donne naissance au protestantisme. Ces mouvements sont liés : les richesses des découvertes financent les artistes, et l’imprimerie — invention de la Renaissance — diffuse les idées des réformateurs. Madagascar entre dans cette histoire dès 1500, quand le Portugais Diégo Diaz aborde ses côtes.</w:t>
-            </w:r>
-          </w:p>
-        </w:tc>
-        <w:tc>
-          <w:tcPr>
-            <w:tcMar>
-              <w:top w:type="dxa" w:w="80"/>
-              <w:left w:type="dxa" w:w="80"/>
-              <w:bottom w:type="dxa" w:w="80"/>
-              <w:right w:type="dxa" w:w="80"/>
-            </w:tcMar>
-          </w:tcPr>
-          <w:p>
-            <w:pPr>
-              <w:spacing w:after="40"/>
-              <w:jc w:val="left"/>
-            </w:pPr>
-            <w:r>
-              <w:rPr>
-                <w:b w:val="false"/>
-                <w:bCs w:val="false"/>
-                <w:i w:val="false"/>
-                <w:iCs w:val="false"/>
-                <w:color w:val="000000"/>
-                <w:sz w:val="20"/>
-                <w:szCs w:val="20"/>
-                <w:rFonts w:ascii="Times New Roman" w:cs="Times New Roman" w:eastAsia="Times New Roman" w:hAnsi="Times New Roman"/>
-              </w:rPr>
-              <w:t xml:space="preserve">Expliquent la démarche et vérifient le résultat.</w:t>
-            </w:r>
-          </w:p>
-        </w:tc>
-        <w:tc>
-          <w:tcPr>
-            <w:tcMar>
-              <w:top w:type="dxa" w:w="80"/>
-              <w:left w:type="dxa" w:w="80"/>
-              <w:bottom w:type="dxa" w:w="80"/>
-              <w:right w:type="dxa" w:w="80"/>
-            </w:tcMar>
-          </w:tcPr>
-          <w:p>
-            <w:pPr>
-              <w:spacing w:after="40"/>
-              <w:jc w:val="left"/>
-            </w:pPr>
-            <w:r>
-              <w:rPr>
-                <w:b w:val="false"/>
-                <w:bCs w:val="false"/>
-                <w:i w:val="false"/>
-                <w:iCs w:val="false"/>
-                <w:color w:val="000000"/>
-                <w:sz w:val="20"/>
-                <w:szCs w:val="20"/>
-                <w:rFonts w:ascii="Times New Roman" w:cs="Times New Roman" w:eastAsia="Times New Roman" w:hAnsi="Times New Roman"/>
-              </w:rPr>
-              <w:t xml:space="preserve">Recherche en binômes</w:t>
-            </w:r>
-          </w:p>
-        </w:tc>
-        <w:tc>
-          <w:tcPr>
-            <w:tcMar>
-              <w:top w:type="dxa" w:w="80"/>
-              <w:left w:type="dxa" w:w="80"/>
-              <w:bottom w:type="dxa" w:w="80"/>
-              <w:right w:type="dxa" w:w="80"/>
-            </w:tcMar>
-          </w:tcPr>
-          <w:p>
-            <w:pPr>
-              <w:spacing w:after="40"/>
-              <w:jc w:val="left"/>
-            </w:pPr>
-            <w:r>
-              <w:rPr>
-                <w:b w:val="false"/>
-                <w:bCs w:val="false"/>
-                <w:i w:val="false"/>
-                <w:iCs w:val="false"/>
-                <w:color w:val="000000"/>
-                <w:sz w:val="20"/>
-                <w:szCs w:val="20"/>
-                <w:rFonts w:ascii="Times New Roman" w:cs="Times New Roman" w:eastAsia="Times New Roman" w:hAnsi="Times New Roman"/>
-              </w:rPr>
-              <w:t xml:space="preserve">Documents, cartes, frises</w:t>
-            </w:r>
-          </w:p>
-        </w:tc>
-        <w:tc>
-          <w:tcPr>
-            <w:tcMar>
-              <w:top w:type="dxa" w:w="80"/>
-              <w:left w:type="dxa" w:w="80"/>
-              <w:bottom w:type="dxa" w:w="80"/>
-              <w:right w:type="dxa" w:w="80"/>
-            </w:tcMar>
-          </w:tcPr>
-          <w:p>
-            <w:pPr>
-              <w:spacing w:after="40"/>
-              <w:jc w:val="left"/>
-            </w:pPr>
-            <w:r>
-              <w:rPr>
-                <w:b w:val="false"/>
-                <w:bCs w:val="false"/>
-                <w:i w:val="false"/>
-                <w:iCs w:val="false"/>
-                <w:color w:val="000000"/>
-                <w:sz w:val="20"/>
-                <w:szCs w:val="20"/>
-                <w:rFonts w:ascii="Times New Roman" w:cs="Times New Roman" w:eastAsia="Times New Roman" w:hAnsi="Times New Roman"/>
-              </w:rPr>
-              <w:t xml:space="preserve">Raisonnement</w:t>
+              <w:t xml:space="preserve">4. Étude de document</w:t>
+            </w:r>
+          </w:p>
+        </w:tc>
+        <w:tc>
+          <w:tcPr>
+            <w:tcMar>
+              <w:top w:type="dxa" w:w="80"/>
+              <w:left w:type="dxa" w:w="80"/>
+              <w:bottom w:type="dxa" w:w="80"/>
+              <w:right w:type="dxa" w:w="80"/>
+            </w:tcMar>
+          </w:tcPr>
+          <w:p>
+            <w:pPr>
+              <w:spacing w:after="40"/>
+              <w:jc w:val="left"/>
+            </w:pPr>
+            <w:r>
+              <w:rPr>
+                <w:b w:val="false"/>
+                <w:bCs w:val="false"/>
+                <w:i w:val="false"/>
+                <w:iCs w:val="false"/>
+                <w:color w:val="000000"/>
+                <w:sz w:val="20"/>
+                <w:szCs w:val="20"/>
+                <w:rFonts w:ascii="Times New Roman" w:cs="Times New Roman" w:eastAsia="Times New Roman" w:hAnsi="Times New Roman"/>
+              </w:rPr>
+              <w:t xml:space="preserve">Fait lire le document « Colomb annonce sa découverte » (d’après la lettre de Christophe Colomb à Luis de Santángel (février 1493) — extrait adapté), puis pose les questions.</w:t>
+            </w:r>
+          </w:p>
+        </w:tc>
+        <w:tc>
+          <w:tcPr>
+            <w:tcMar>
+              <w:top w:type="dxa" w:w="80"/>
+              <w:left w:type="dxa" w:w="80"/>
+              <w:bottom w:type="dxa" w:w="80"/>
+              <w:right w:type="dxa" w:w="80"/>
+            </w:tcMar>
+          </w:tcPr>
+          <w:p>
+            <w:pPr>
+              <w:spacing w:after="40"/>
+              <w:jc w:val="left"/>
+            </w:pPr>
+            <w:r>
+              <w:rPr>
+                <w:b w:val="false"/>
+                <w:bCs w:val="false"/>
+                <w:i w:val="false"/>
+                <w:iCs w:val="false"/>
+                <w:color w:val="000000"/>
+                <w:sz w:val="20"/>
+                <w:szCs w:val="20"/>
+                <w:rFonts w:ascii="Times New Roman" w:cs="Times New Roman" w:eastAsia="Times New Roman" w:hAnsi="Times New Roman"/>
+              </w:rPr>
+              <w:t xml:space="preserve">Lisent le document, répondent aux questions et critiquent la source.</w:t>
+            </w:r>
+          </w:p>
+        </w:tc>
+        <w:tc>
+          <w:tcPr>
+            <w:tcMar>
+              <w:top w:type="dxa" w:w="80"/>
+              <w:left w:type="dxa" w:w="80"/>
+              <w:bottom w:type="dxa" w:w="80"/>
+              <w:right w:type="dxa" w:w="80"/>
+            </w:tcMar>
+          </w:tcPr>
+          <w:p>
+            <w:pPr>
+              <w:spacing w:after="40"/>
+              <w:jc w:val="left"/>
+            </w:pPr>
+            <w:r>
+              <w:rPr>
+                <w:b w:val="false"/>
+                <w:bCs w:val="false"/>
+                <w:i w:val="false"/>
+                <w:iCs w:val="false"/>
+                <w:color w:val="000000"/>
+                <w:sz w:val="20"/>
+                <w:szCs w:val="20"/>
+                <w:rFonts w:ascii="Times New Roman" w:cs="Times New Roman" w:eastAsia="Times New Roman" w:hAnsi="Times New Roman"/>
+              </w:rPr>
+              <w:t xml:space="preserve">Observation dirigée, travail en binômes</w:t>
+            </w:r>
+          </w:p>
+        </w:tc>
+        <w:tc>
+          <w:tcPr>
+            <w:tcMar>
+              <w:top w:type="dxa" w:w="80"/>
+              <w:left w:type="dxa" w:w="80"/>
+              <w:bottom w:type="dxa" w:w="80"/>
+              <w:right w:type="dxa" w:w="80"/>
+            </w:tcMar>
+          </w:tcPr>
+          <w:p>
+            <w:pPr>
+              <w:spacing w:after="40"/>
+              <w:jc w:val="left"/>
+            </w:pPr>
+            <w:r>
+              <w:rPr>
+                <w:b w:val="false"/>
+                <w:bCs w:val="false"/>
+                <w:i w:val="false"/>
+                <w:iCs w:val="false"/>
+                <w:color w:val="000000"/>
+                <w:sz w:val="20"/>
+                <w:szCs w:val="20"/>
+                <w:rFonts w:ascii="Times New Roman" w:cs="Times New Roman" w:eastAsia="Times New Roman" w:hAnsi="Times New Roman"/>
+              </w:rPr>
+              <w:t xml:space="preserve">Document imprimé</w:t>
+            </w:r>
+          </w:p>
+        </w:tc>
+        <w:tc>
+          <w:tcPr>
+            <w:tcMar>
+              <w:top w:type="dxa" w:w="80"/>
+              <w:left w:type="dxa" w:w="80"/>
+              <w:bottom w:type="dxa" w:w="80"/>
+              <w:right w:type="dxa" w:w="80"/>
+            </w:tcMar>
+          </w:tcPr>
+          <w:p>
+            <w:pPr>
+              <w:spacing w:after="40"/>
+              <w:jc w:val="left"/>
+            </w:pPr>
+            <w:r>
+              <w:rPr>
+                <w:b w:val="false"/>
+                <w:bCs w:val="false"/>
+                <w:i w:val="false"/>
+                <w:iCs w:val="false"/>
+                <w:color w:val="000000"/>
+                <w:sz w:val="20"/>
+                <w:szCs w:val="20"/>
+                <w:rFonts w:ascii="Times New Roman" w:cs="Times New Roman" w:eastAsia="Times New Roman" w:hAnsi="Times New Roman"/>
+              </w:rPr>
+              <w:t xml:space="preserve">Esprit critique</w:t>
             </w:r>
           </w:p>
         </w:tc>
@@ -2827,39 +2827,26 @@
     </w:p>
     <w:p>
       <w:pPr>
-        <w:spacing w:after="110" w:line="300"/>
-        <w:jc w:val="both"/>
+        <w:spacing w:after="160" w:line="300"/>
+        <w:jc w:val="center"/>
       </w:pPr>
       <w:r>
         <w:rPr>
-          <w:b/>
-          <w:bCs/>
-          <w:i w:val="false"/>
-          <w:iCs w:val="false"/>
-          <w:color w:val="2E7D32"/>
-          <w:sz w:val="24"/>
-          <w:szCs w:val="24"/>
-          <w:rFonts w:ascii="Times New Roman" w:cs="Times New Roman" w:eastAsia="Times New Roman" w:hAnsi="Times New Roman"/>
-        </w:rPr>
-        <w:t xml:space="preserve">Définition — </w:t>
-      </w:r>
-      <w:r>
-        <w:rPr>
-          <w:b/>
-          <w:bCs/>
-          <w:i w:val="false"/>
-          <w:iCs w:val="false"/>
+          <w:b w:val="false"/>
+          <w:bCs w:val="false"/>
+          <w:i/>
+          <w:iCs/>
           <w:color w:val="000000"/>
-          <w:sz w:val="24"/>
-          <w:szCs w:val="24"/>
-          <w:rFonts w:ascii="Times New Roman" w:cs="Times New Roman" w:eastAsia="Times New Roman" w:hAnsi="Times New Roman"/>
-        </w:rPr>
-        <w:t xml:space="preserve">Les Temps modernes sont la période de l’Histoire comprise entre 1492, date de l’arrivée de Christophe Colomb en Amérique, et 1789, date de la Révolution française. Trois grands mouvements les caractérisent : les Grandes découvertes, qui ouvrent les routes océaniques ; la Renaissance, renouveau des arts et des sciences ; et la Réforme, qui divise la chrétienté d’Europe occidentale.</w:t>
+          <w:sz w:val="21"/>
+          <w:szCs w:val="21"/>
+          <w:rFonts w:ascii="Times New Roman" w:cs="Times New Roman" w:eastAsia="Times New Roman" w:hAnsi="Times New Roman"/>
+        </w:rPr>
+        <w:t xml:space="preserve">De trois caravelles en 1492 à la Bastille en 1789 : trois siècles où le monde change de visage.</w:t>
       </w:r>
     </w:p>
     <w:p>
       <w:pPr>
-        <w:spacing w:after="110" w:line="300"/>
+        <w:spacing w:after="80" w:line="300"/>
         <w:jc w:val="both"/>
       </w:pPr>
       <w:r>
@@ -2868,30 +2855,17 @@
           <w:bCs/>
           <w:i w:val="false"/>
           <w:iCs w:val="false"/>
-          <w:color w:val="1F4E79"/>
-          <w:sz w:val="24"/>
-          <w:szCs w:val="24"/>
-          <w:rFonts w:ascii="Times New Roman" w:cs="Times New Roman" w:eastAsia="Times New Roman" w:hAnsi="Times New Roman"/>
-        </w:rPr>
-        <w:t xml:space="preserve">Autrement dit : </w:t>
-      </w:r>
-      <w:r>
-        <w:rPr>
-          <w:b w:val="false"/>
-          <w:bCs w:val="false"/>
-          <w:i w:val="false"/>
-          <w:iCs w:val="false"/>
-          <w:color w:val="000000"/>
-          <w:sz w:val="24"/>
-          <w:szCs w:val="24"/>
-          <w:rFonts w:ascii="Times New Roman" w:cs="Times New Roman" w:eastAsia="Times New Roman" w:hAnsi="Times New Roman"/>
-        </w:rPr>
-        <w:t xml:space="preserve">de Colomb à la Révolution française, trois siècles où les Européens découvrent le monde, réinventent les arts et se disputent la religion.</w:t>
+          <w:color w:val="2E7D32"/>
+          <w:sz w:val="26"/>
+          <w:szCs w:val="26"/>
+          <w:rFonts w:ascii="Times New Roman" w:cs="Times New Roman" w:eastAsia="Times New Roman" w:hAnsi="Times New Roman"/>
+        </w:rPr>
+        <w:t xml:space="preserve">1. Deux bornes, deux basculements</w:t>
       </w:r>
     </w:p>
     <w:p>
       <w:pPr>
-        <w:spacing w:after="110" w:line="300"/>
+        <w:spacing w:after="100" w:line="300"/>
         <w:jc w:val="both"/>
       </w:pPr>
       <w:r>
@@ -2905,7 +2879,471 @@
           <w:szCs w:val="24"/>
           <w:rFonts w:ascii="Times New Roman" w:cs="Times New Roman" w:eastAsia="Times New Roman" w:hAnsi="Times New Roman"/>
         </w:rPr>
-        <w:t xml:space="preserve">Pourquoi commencer en 1492 ? Parce que l’arrivée de Colomb en Amérique change l’échelle du monde : jusque-là, Européens, Africains et Asiatiques s’ignoraient du continent américain ; désormais, tous les continents sont reliés par la mer. Pourquoi finir en 1789 ? Parce que la Révolution française renverse l’ordre ancien — rois absolus, société d’ordres — et ouvre l’Époque contemporaine. Entre ces deux bornes, trois mouvements s’enchaînent et se nourrissent : les Grandes découvertes (fin XVᵉ-XVIᵉ siècle) lancent les Européens sur tous les océans, du cap de Bonne-Espérance au tour du monde de Magellan ; la Renaissance (XVᵉ-XVIᵉ siècle), partie d’Italie, redécouvre les modèles de l’Antiquité et fait fleurir peinture, sculpture, architecture et sciences ; la Réforme (XVIᵉ siècle) conteste l’Église catholique et donne naissance au protestantisme. Ces mouvements sont liés : les richesses des découvertes financent les artistes, et l’imprimerie — invention de la Renaissance — diffuse les idées des réformateurs. Madagascar entre dans cette histoire dès 1500, quand le Portugais Diégo Diaz aborde ses côtes.</w:t>
+        <w:t xml:space="preserve">Les </w:t>
+      </w:r>
+      <w:r>
+        <w:rPr>
+          <w:b/>
+          <w:bCs/>
+          <w:i w:val="false"/>
+          <w:iCs w:val="false"/>
+          <w:color w:val="1F4E79"/>
+          <w:sz w:val="24"/>
+          <w:szCs w:val="24"/>
+          <w:rFonts w:ascii="Times New Roman" w:cs="Times New Roman" w:eastAsia="Times New Roman" w:hAnsi="Times New Roman"/>
+        </w:rPr>
+        <w:t xml:space="preserve">Temps modernes</w:t>
+      </w:r>
+      <w:r>
+        <w:rPr>
+          <w:b w:val="false"/>
+          <w:bCs w:val="false"/>
+          <w:i w:val="false"/>
+          <w:iCs w:val="false"/>
+          <w:color w:val="000000"/>
+          <w:sz w:val="24"/>
+          <w:szCs w:val="24"/>
+          <w:rFonts w:ascii="Times New Roman" w:cs="Times New Roman" w:eastAsia="Times New Roman" w:hAnsi="Times New Roman"/>
+        </w:rPr>
+        <w:t xml:space="preserve"> sont la période de l’Histoire comprise entre </w:t>
+      </w:r>
+      <w:r>
+        <w:rPr>
+          <w:b/>
+          <w:bCs/>
+          <w:i w:val="false"/>
+          <w:iCs w:val="false"/>
+          <w:color w:val="1F4E79"/>
+          <w:sz w:val="24"/>
+          <w:szCs w:val="24"/>
+          <w:rFonts w:ascii="Times New Roman" w:cs="Times New Roman" w:eastAsia="Times New Roman" w:hAnsi="Times New Roman"/>
+        </w:rPr>
+        <w:t xml:space="preserve">1492</w:t>
+      </w:r>
+      <w:r>
+        <w:rPr>
+          <w:b w:val="false"/>
+          <w:bCs w:val="false"/>
+          <w:i w:val="false"/>
+          <w:iCs w:val="false"/>
+          <w:color w:val="000000"/>
+          <w:sz w:val="24"/>
+          <w:szCs w:val="24"/>
+          <w:rFonts w:ascii="Times New Roman" w:cs="Times New Roman" w:eastAsia="Times New Roman" w:hAnsi="Times New Roman"/>
+        </w:rPr>
+        <w:t xml:space="preserve">, date de l’arrivée de Christophe Colomb en Amérique, et </w:t>
+      </w:r>
+      <w:r>
+        <w:rPr>
+          <w:b/>
+          <w:bCs/>
+          <w:i w:val="false"/>
+          <w:iCs w:val="false"/>
+          <w:color w:val="1F4E79"/>
+          <w:sz w:val="24"/>
+          <w:szCs w:val="24"/>
+          <w:rFonts w:ascii="Times New Roman" w:cs="Times New Roman" w:eastAsia="Times New Roman" w:hAnsi="Times New Roman"/>
+        </w:rPr>
+        <w:t xml:space="preserve">1789</w:t>
+      </w:r>
+      <w:r>
+        <w:rPr>
+          <w:b w:val="false"/>
+          <w:bCs w:val="false"/>
+          <w:i w:val="false"/>
+          <w:iCs w:val="false"/>
+          <w:color w:val="000000"/>
+          <w:sz w:val="24"/>
+          <w:szCs w:val="24"/>
+          <w:rFonts w:ascii="Times New Roman" w:cs="Times New Roman" w:eastAsia="Times New Roman" w:hAnsi="Times New Roman"/>
+        </w:rPr>
+        <w:t xml:space="preserve">, date de la Révolution française.</w:t>
+      </w:r>
+    </w:p>
+    <w:p>
+      <w:pPr>
+        <w:spacing w:after="100" w:line="300"/>
+        <w:jc w:val="both"/>
+      </w:pPr>
+      <w:r>
+        <w:rPr>
+          <w:b w:val="false"/>
+          <w:bCs w:val="false"/>
+          <w:i w:val="false"/>
+          <w:iCs w:val="false"/>
+          <w:color w:val="000000"/>
+          <w:sz w:val="24"/>
+          <w:szCs w:val="24"/>
+          <w:rFonts w:ascii="Times New Roman" w:cs="Times New Roman" w:eastAsia="Times New Roman" w:hAnsi="Times New Roman"/>
+        </w:rPr>
+        <w:t xml:space="preserve">Pourquoi commencer en </w:t>
+      </w:r>
+      <w:r>
+        <w:rPr>
+          <w:b/>
+          <w:bCs/>
+          <w:i w:val="false"/>
+          <w:iCs w:val="false"/>
+          <w:color w:val="1F4E79"/>
+          <w:sz w:val="24"/>
+          <w:szCs w:val="24"/>
+          <w:rFonts w:ascii="Times New Roman" w:cs="Times New Roman" w:eastAsia="Times New Roman" w:hAnsi="Times New Roman"/>
+        </w:rPr>
+        <w:t xml:space="preserve">1492</w:t>
+      </w:r>
+      <w:r>
+        <w:rPr>
+          <w:b w:val="false"/>
+          <w:bCs w:val="false"/>
+          <w:i w:val="false"/>
+          <w:iCs w:val="false"/>
+          <w:color w:val="000000"/>
+          <w:sz w:val="24"/>
+          <w:szCs w:val="24"/>
+          <w:rFonts w:ascii="Times New Roman" w:cs="Times New Roman" w:eastAsia="Times New Roman" w:hAnsi="Times New Roman"/>
+        </w:rPr>
+        <w:t xml:space="preserve"> ? Parce que l’arrivée de Colomb change l’échelle du monde : jusque-là, Européens, Africains et Asiatiques s’ignoraient du continent américain ; désormais, tous les continents sont reliés par la mer. Pourquoi finir en </w:t>
+      </w:r>
+      <w:r>
+        <w:rPr>
+          <w:b/>
+          <w:bCs/>
+          <w:i w:val="false"/>
+          <w:iCs w:val="false"/>
+          <w:color w:val="1F4E79"/>
+          <w:sz w:val="24"/>
+          <w:szCs w:val="24"/>
+          <w:rFonts w:ascii="Times New Roman" w:cs="Times New Roman" w:eastAsia="Times New Roman" w:hAnsi="Times New Roman"/>
+        </w:rPr>
+        <w:t xml:space="preserve">1789</w:t>
+      </w:r>
+      <w:r>
+        <w:rPr>
+          <w:b w:val="false"/>
+          <w:bCs w:val="false"/>
+          <w:i w:val="false"/>
+          <w:iCs w:val="false"/>
+          <w:color w:val="000000"/>
+          <w:sz w:val="24"/>
+          <w:szCs w:val="24"/>
+          <w:rFonts w:ascii="Times New Roman" w:cs="Times New Roman" w:eastAsia="Times New Roman" w:hAnsi="Times New Roman"/>
+        </w:rPr>
+        <w:t xml:space="preserve"> ? Parce que la Révolution française renverse l’ordre ancien — rois absolus, société d’ordres — et ouvre l’Époque contemporaine.</w:t>
+      </w:r>
+    </w:p>
+    <w:p>
+      <w:pPr>
+        <w:spacing w:after="80" w:line="300"/>
+        <w:jc w:val="both"/>
+      </w:pPr>
+      <w:r>
+        <w:rPr>
+          <w:b/>
+          <w:bCs/>
+          <w:i w:val="false"/>
+          <w:iCs w:val="false"/>
+          <w:color w:val="2E7D32"/>
+          <w:sz w:val="26"/>
+          <w:szCs w:val="26"/>
+          <w:rFonts w:ascii="Times New Roman" w:cs="Times New Roman" w:eastAsia="Times New Roman" w:hAnsi="Times New Roman"/>
+        </w:rPr>
+        <w:t xml:space="preserve">2. Trois grands mouvements</w:t>
+      </w:r>
+    </w:p>
+    <w:p>
+      <w:pPr>
+        <w:spacing w:after="100" w:line="300"/>
+        <w:jc w:val="both"/>
+      </w:pPr>
+      <w:r>
+        <w:rPr>
+          <w:b w:val="false"/>
+          <w:bCs w:val="false"/>
+          <w:i w:val="false"/>
+          <w:iCs w:val="false"/>
+          <w:color w:val="000000"/>
+          <w:sz w:val="24"/>
+          <w:szCs w:val="24"/>
+          <w:rFonts w:ascii="Times New Roman" w:cs="Times New Roman" w:eastAsia="Times New Roman" w:hAnsi="Times New Roman"/>
+        </w:rPr>
+        <w:t xml:space="preserve">Entre ces deux bornes, trois mouvements s’enchaînent et se nourrissent :</w:t>
+      </w:r>
+    </w:p>
+    <w:p>
+      <w:pPr>
+        <w:spacing w:after="60" w:line="300"/>
+        <w:jc w:val="both"/>
+      </w:pPr>
+      <w:r>
+        <w:rPr>
+          <w:b w:val="false"/>
+          <w:bCs w:val="false"/>
+          <w:i w:val="false"/>
+          <w:iCs w:val="false"/>
+          <w:color w:val="000000"/>
+          <w:sz w:val="24"/>
+          <w:szCs w:val="24"/>
+          <w:rFonts w:ascii="Times New Roman" w:cs="Times New Roman" w:eastAsia="Times New Roman" w:hAnsi="Times New Roman"/>
+        </w:rPr>
+        <w:t xml:space="preserve">• les </w:t>
+      </w:r>
+      <w:r>
+        <w:rPr>
+          <w:b/>
+          <w:bCs/>
+          <w:i w:val="false"/>
+          <w:iCs w:val="false"/>
+          <w:color w:val="1F4E79"/>
+          <w:sz w:val="24"/>
+          <w:szCs w:val="24"/>
+          <w:rFonts w:ascii="Times New Roman" w:cs="Times New Roman" w:eastAsia="Times New Roman" w:hAnsi="Times New Roman"/>
+        </w:rPr>
+        <w:t xml:space="preserve">Grandes découvertes</w:t>
+      </w:r>
+      <w:r>
+        <w:rPr>
+          <w:b w:val="false"/>
+          <w:bCs w:val="false"/>
+          <w:i w:val="false"/>
+          <w:iCs w:val="false"/>
+          <w:color w:val="000000"/>
+          <w:sz w:val="24"/>
+          <w:szCs w:val="24"/>
+          <w:rFonts w:ascii="Times New Roman" w:cs="Times New Roman" w:eastAsia="Times New Roman" w:hAnsi="Times New Roman"/>
+        </w:rPr>
+        <w:t xml:space="preserve"> (fin XVᵉ-XVIᵉ siècle) lancent les Européens sur tous les océans, du cap de Bonne-Espérance au tour du monde de Magellan ;</w:t>
+      </w:r>
+    </w:p>
+    <w:p>
+      <w:pPr>
+        <w:spacing w:after="60" w:line="300"/>
+        <w:jc w:val="both"/>
+      </w:pPr>
+      <w:r>
+        <w:rPr>
+          <w:b w:val="false"/>
+          <w:bCs w:val="false"/>
+          <w:i w:val="false"/>
+          <w:iCs w:val="false"/>
+          <w:color w:val="000000"/>
+          <w:sz w:val="24"/>
+          <w:szCs w:val="24"/>
+          <w:rFonts w:ascii="Times New Roman" w:cs="Times New Roman" w:eastAsia="Times New Roman" w:hAnsi="Times New Roman"/>
+        </w:rPr>
+        <w:t xml:space="preserve">• la </w:t>
+      </w:r>
+      <w:r>
+        <w:rPr>
+          <w:b/>
+          <w:bCs/>
+          <w:i w:val="false"/>
+          <w:iCs w:val="false"/>
+          <w:color w:val="1F4E79"/>
+          <w:sz w:val="24"/>
+          <w:szCs w:val="24"/>
+          <w:rFonts w:ascii="Times New Roman" w:cs="Times New Roman" w:eastAsia="Times New Roman" w:hAnsi="Times New Roman"/>
+        </w:rPr>
+        <w:t xml:space="preserve">Renaissance</w:t>
+      </w:r>
+      <w:r>
+        <w:rPr>
+          <w:b w:val="false"/>
+          <w:bCs w:val="false"/>
+          <w:i w:val="false"/>
+          <w:iCs w:val="false"/>
+          <w:color w:val="000000"/>
+          <w:sz w:val="24"/>
+          <w:szCs w:val="24"/>
+          <w:rFonts w:ascii="Times New Roman" w:cs="Times New Roman" w:eastAsia="Times New Roman" w:hAnsi="Times New Roman"/>
+        </w:rPr>
+        <w:t xml:space="preserve"> (XVᵉ-XVIᵉ siècle), partie d’Italie, redécouvre les modèles de l’Antiquité et fait fleurir peinture, sculpture, architecture et sciences ;</w:t>
+      </w:r>
+    </w:p>
+    <w:p>
+      <w:pPr>
+        <w:spacing w:after="60" w:line="300"/>
+        <w:jc w:val="both"/>
+      </w:pPr>
+      <w:r>
+        <w:rPr>
+          <w:b w:val="false"/>
+          <w:bCs w:val="false"/>
+          <w:i w:val="false"/>
+          <w:iCs w:val="false"/>
+          <w:color w:val="000000"/>
+          <w:sz w:val="24"/>
+          <w:szCs w:val="24"/>
+          <w:rFonts w:ascii="Times New Roman" w:cs="Times New Roman" w:eastAsia="Times New Roman" w:hAnsi="Times New Roman"/>
+        </w:rPr>
+        <w:t xml:space="preserve">• la </w:t>
+      </w:r>
+      <w:r>
+        <w:rPr>
+          <w:b/>
+          <w:bCs/>
+          <w:i w:val="false"/>
+          <w:iCs w:val="false"/>
+          <w:color w:val="1F4E79"/>
+          <w:sz w:val="24"/>
+          <w:szCs w:val="24"/>
+          <w:rFonts w:ascii="Times New Roman" w:cs="Times New Roman" w:eastAsia="Times New Roman" w:hAnsi="Times New Roman"/>
+        </w:rPr>
+        <w:t xml:space="preserve">Réforme</w:t>
+      </w:r>
+      <w:r>
+        <w:rPr>
+          <w:b w:val="false"/>
+          <w:bCs w:val="false"/>
+          <w:i w:val="false"/>
+          <w:iCs w:val="false"/>
+          <w:color w:val="000000"/>
+          <w:sz w:val="24"/>
+          <w:szCs w:val="24"/>
+          <w:rFonts w:ascii="Times New Roman" w:cs="Times New Roman" w:eastAsia="Times New Roman" w:hAnsi="Times New Roman"/>
+        </w:rPr>
+        <w:t xml:space="preserve"> (XVIᵉ siècle) conteste l’Église catholique et donne naissance au </w:t>
+      </w:r>
+      <w:r>
+        <w:rPr>
+          <w:b/>
+          <w:bCs/>
+          <w:i w:val="false"/>
+          <w:iCs w:val="false"/>
+          <w:color w:val="1F4E79"/>
+          <w:sz w:val="24"/>
+          <w:szCs w:val="24"/>
+          <w:rFonts w:ascii="Times New Roman" w:cs="Times New Roman" w:eastAsia="Times New Roman" w:hAnsi="Times New Roman"/>
+        </w:rPr>
+        <w:t xml:space="preserve">protestantisme</w:t>
+      </w:r>
+      <w:r>
+        <w:rPr>
+          <w:b w:val="false"/>
+          <w:bCs w:val="false"/>
+          <w:i w:val="false"/>
+          <w:iCs w:val="false"/>
+          <w:color w:val="000000"/>
+          <w:sz w:val="24"/>
+          <w:szCs w:val="24"/>
+          <w:rFonts w:ascii="Times New Roman" w:cs="Times New Roman" w:eastAsia="Times New Roman" w:hAnsi="Times New Roman"/>
+        </w:rPr>
+        <w:t xml:space="preserve">.</w:t>
+      </w:r>
+    </w:p>
+    <w:p>
+      <w:pPr>
+        <w:spacing w:after="80" w:line="300"/>
+        <w:jc w:val="both"/>
+      </w:pPr>
+      <w:r>
+        <w:rPr>
+          <w:b/>
+          <w:bCs/>
+          <w:i w:val="false"/>
+          <w:iCs w:val="false"/>
+          <w:color w:val="2E7D32"/>
+          <w:sz w:val="26"/>
+          <w:szCs w:val="26"/>
+          <w:rFonts w:ascii="Times New Roman" w:cs="Times New Roman" w:eastAsia="Times New Roman" w:hAnsi="Times New Roman"/>
+        </w:rPr>
+        <w:t xml:space="preserve">3. Des mouvements liés — et Madagascar</w:t>
+      </w:r>
+    </w:p>
+    <w:p>
+      <w:pPr>
+        <w:spacing w:after="100" w:line="300"/>
+        <w:jc w:val="both"/>
+      </w:pPr>
+      <w:r>
+        <w:rPr>
+          <w:b w:val="false"/>
+          <w:bCs w:val="false"/>
+          <w:i w:val="false"/>
+          <w:iCs w:val="false"/>
+          <w:color w:val="000000"/>
+          <w:sz w:val="24"/>
+          <w:szCs w:val="24"/>
+          <w:rFonts w:ascii="Times New Roman" w:cs="Times New Roman" w:eastAsia="Times New Roman" w:hAnsi="Times New Roman"/>
+        </w:rPr>
+        <w:t xml:space="preserve">Ces mouvements sont liés : les richesses des découvertes financent les artistes, et l’</w:t>
+      </w:r>
+      <w:r>
+        <w:rPr>
+          <w:b/>
+          <w:bCs/>
+          <w:i w:val="false"/>
+          <w:iCs w:val="false"/>
+          <w:color w:val="1F4E79"/>
+          <w:sz w:val="24"/>
+          <w:szCs w:val="24"/>
+          <w:rFonts w:ascii="Times New Roman" w:cs="Times New Roman" w:eastAsia="Times New Roman" w:hAnsi="Times New Roman"/>
+        </w:rPr>
+        <w:t xml:space="preserve">imprimerie</w:t>
+      </w:r>
+      <w:r>
+        <w:rPr>
+          <w:b w:val="false"/>
+          <w:bCs w:val="false"/>
+          <w:i w:val="false"/>
+          <w:iCs w:val="false"/>
+          <w:color w:val="000000"/>
+          <w:sz w:val="24"/>
+          <w:szCs w:val="24"/>
+          <w:rFonts w:ascii="Times New Roman" w:cs="Times New Roman" w:eastAsia="Times New Roman" w:hAnsi="Times New Roman"/>
+        </w:rPr>
+        <w:t xml:space="preserve"> — invention de la </w:t>
+      </w:r>
+      <w:r>
+        <w:rPr>
+          <w:b/>
+          <w:bCs/>
+          <w:i w:val="false"/>
+          <w:iCs w:val="false"/>
+          <w:color w:val="1F4E79"/>
+          <w:sz w:val="24"/>
+          <w:szCs w:val="24"/>
+          <w:rFonts w:ascii="Times New Roman" w:cs="Times New Roman" w:eastAsia="Times New Roman" w:hAnsi="Times New Roman"/>
+        </w:rPr>
+        <w:t xml:space="preserve">Renaissance</w:t>
+      </w:r>
+      <w:r>
+        <w:rPr>
+          <w:b w:val="false"/>
+          <w:bCs w:val="false"/>
+          <w:i w:val="false"/>
+          <w:iCs w:val="false"/>
+          <w:color w:val="000000"/>
+          <w:sz w:val="24"/>
+          <w:szCs w:val="24"/>
+          <w:rFonts w:ascii="Times New Roman" w:cs="Times New Roman" w:eastAsia="Times New Roman" w:hAnsi="Times New Roman"/>
+        </w:rPr>
+        <w:t xml:space="preserve"> — diffuse les idées des réformateurs. Madagascar entre dans cette histoire dès 1500, quand le Portugais </w:t>
+      </w:r>
+      <w:r>
+        <w:rPr>
+          <w:b/>
+          <w:bCs/>
+          <w:i w:val="false"/>
+          <w:iCs w:val="false"/>
+          <w:color w:val="1F4E79"/>
+          <w:sz w:val="24"/>
+          <w:szCs w:val="24"/>
+          <w:rFonts w:ascii="Times New Roman" w:cs="Times New Roman" w:eastAsia="Times New Roman" w:hAnsi="Times New Roman"/>
+        </w:rPr>
+        <w:t xml:space="preserve">Diégo Diaz</w:t>
+      </w:r>
+      <w:r>
+        <w:rPr>
+          <w:b w:val="false"/>
+          <w:bCs w:val="false"/>
+          <w:i w:val="false"/>
+          <w:iCs w:val="false"/>
+          <w:color w:val="000000"/>
+          <w:sz w:val="24"/>
+          <w:szCs w:val="24"/>
+          <w:rFonts w:ascii="Times New Roman" w:cs="Times New Roman" w:eastAsia="Times New Roman" w:hAnsi="Times New Roman"/>
+        </w:rPr>
+        <w:t xml:space="preserve"> aborde ses côtes.</w:t>
       </w:r>
     </w:p>
     <w:p>
@@ -2956,176 +3394,670 @@
     </w:p>
     <w:p>
       <w:pPr>
-        <w:spacing w:before="200" w:after="150"/>
-        <w:jc w:val="left"/>
+        <w:spacing w:after="120"/>
       </w:pPr>
-      <w:r>
-        <w:rPr>
-          <w:b/>
-          <w:bCs/>
-          <w:i w:val="false"/>
-          <w:iCs w:val="false"/>
-          <w:color w:val="2E7D32"/>
-          <w:sz w:val="28"/>
-          <w:szCs w:val="28"/>
-          <w:rFonts w:ascii="Times New Roman" w:cs="Times New Roman" w:eastAsia="Times New Roman" w:hAnsi="Times New Roman"/>
-        </w:rPr>
-        <w:t xml:space="preserve">Méthode</w:t>
-      </w:r>
+    </w:p>
+    <w:tbl>
+      <w:tblPr>
+        <w:tblW w:type="dxa" w:w="9600"/>
+        <w:tblBorders>
+          <w:top w:val="single" w:color="B25000" w:sz="12"/>
+          <w:left w:val="single" w:color="B25000" w:sz="12"/>
+          <w:bottom w:val="single" w:color="B25000" w:sz="12"/>
+          <w:right w:val="single" w:color="B25000" w:sz="12"/>
+          <w:insideH w:val="none"/>
+          <w:insideV w:val="none"/>
+        </w:tblBorders>
+        <w:tblLayout w:type="fixed"/>
+      </w:tblPr>
+      <w:tblGrid>
+        <w:gridCol w:w="9600"/>
+      </w:tblGrid>
+      <w:tr>
+        <w:tc>
+          <w:tcPr>
+            <w:shd w:fill="FFF8EF" w:val="clear"/>
+            <w:tcMar>
+              <w:top w:type="dxa" w:w="140"/>
+              <w:left w:type="dxa" w:w="180"/>
+              <w:bottom w:type="dxa" w:w="140"/>
+              <w:right w:type="dxa" w:w="180"/>
+            </w:tcMar>
+          </w:tcPr>
+          <w:p>
+            <w:pPr>
+              <w:spacing w:after="90"/>
+            </w:pPr>
+            <w:r>
+              <w:rPr>
+                <w:b/>
+                <w:bCs/>
+                <w:i w:val="false"/>
+                <w:iCs w:val="false"/>
+                <w:color w:val="B25000"/>
+                <w:sz w:val="25"/>
+                <w:szCs w:val="25"/>
+                <w:rFonts w:ascii="Times New Roman" w:cs="Times New Roman" w:eastAsia="Times New Roman" w:hAnsi="Times New Roman"/>
+              </w:rPr>
+              <w:t xml:space="preserve">Document à étudier</w:t>
+            </w:r>
+          </w:p>
+          <w:p>
+            <w:pPr>
+              <w:spacing w:after="80" w:line="300"/>
+              <w:jc w:val="left"/>
+            </w:pPr>
+            <w:r>
+              <w:rPr>
+                <w:b/>
+                <w:bCs/>
+                <w:i w:val="false"/>
+                <w:iCs w:val="false"/>
+                <w:color w:val="000000"/>
+                <w:sz w:val="21"/>
+                <w:szCs w:val="21"/>
+                <w:rFonts w:ascii="Times New Roman" w:cs="Times New Roman" w:eastAsia="Times New Roman" w:hAnsi="Times New Roman"/>
+              </w:rPr>
+              <w:t xml:space="preserve">Colomb annonce sa découverte — d’après la lettre de Christophe Colomb à Luis de Santángel (février 1493) — extrait adapté</w:t>
+            </w:r>
+          </w:p>
+          <w:p>
+            <w:pPr>
+              <w:spacing w:after="100" w:line="300"/>
+              <w:jc w:val="both"/>
+            </w:pPr>
+            <w:r>
+              <w:rPr>
+                <w:b w:val="false"/>
+                <w:bCs w:val="false"/>
+                <w:i/>
+                <w:iCs/>
+                <w:color w:val="000000"/>
+                <w:sz w:val="24"/>
+                <w:szCs w:val="24"/>
+                <w:rFonts w:ascii="Times New Roman" w:cs="Times New Roman" w:eastAsia="Times New Roman" w:hAnsi="Times New Roman"/>
+              </w:rPr>
+              <w:t xml:space="preserve">« Sachez qu’en trente-trois jours je suis passé des îles Canaries aux Indes avec la flotte que les très illustres souverains m’ont confiée. J’y ai trouvé de très nombreuses îles peuplées d’habitants sans nombre, et de toutes j’ai pris possession au nom de Leurs Altesses, par proclamation et bannière royale déployée, sans que personne ne s’y oppose. Les terres y sont fertiles à merveille, et les gens d’une douceur singulière, qui donnent tout ce qu’ils possèdent contre la moindre bagatelle. »</w:t>
+            </w:r>
+          </w:p>
+          <w:p>
+            <w:pPr>
+              <w:spacing w:after="40" w:line="300"/>
+              <w:jc w:val="both"/>
+            </w:pPr>
+            <w:r>
+              <w:rPr>
+                <w:b w:val="false"/>
+                <w:bCs w:val="false"/>
+                <w:i w:val="false"/>
+                <w:iCs w:val="false"/>
+                <w:color w:val="000000"/>
+                <w:sz w:val="24"/>
+                <w:szCs w:val="24"/>
+                <w:rFonts w:ascii="Times New Roman" w:cs="Times New Roman" w:eastAsia="Times New Roman" w:hAnsi="Times New Roman"/>
+              </w:rPr>
+              <w:t xml:space="preserve">1. Où Colomb croit-il être arrivé, et qu’a-t-il réellement atteint ?</w:t>
+            </w:r>
+          </w:p>
+          <w:p>
+            <w:pPr>
+              <w:spacing w:after="40" w:line="300"/>
+              <w:jc w:val="both"/>
+            </w:pPr>
+            <w:r>
+              <w:rPr>
+                <w:b w:val="false"/>
+                <w:bCs w:val="false"/>
+                <w:i w:val="false"/>
+                <w:iCs w:val="false"/>
+                <w:color w:val="000000"/>
+                <w:sz w:val="24"/>
+                <w:szCs w:val="24"/>
+                <w:rFonts w:ascii="Times New Roman" w:cs="Times New Roman" w:eastAsia="Times New Roman" w:hAnsi="Times New Roman"/>
+              </w:rPr>
+              <w:t xml:space="preserve">2. Que fait Colomb des terres qu’il aborde ? Relève l’expression exacte.</w:t>
+            </w:r>
+          </w:p>
+          <w:p>
+            <w:pPr>
+              <w:spacing w:after="40" w:line="300"/>
+              <w:jc w:val="both"/>
+            </w:pPr>
+            <w:r>
+              <w:rPr>
+                <w:b w:val="false"/>
+                <w:bCs w:val="false"/>
+                <w:i w:val="false"/>
+                <w:iCs w:val="false"/>
+                <w:color w:val="000000"/>
+                <w:sz w:val="24"/>
+                <w:szCs w:val="24"/>
+                <w:rFonts w:ascii="Times New Roman" w:cs="Times New Roman" w:eastAsia="Times New Roman" w:hAnsi="Times New Roman"/>
+              </w:rPr>
+              <w:t xml:space="preserve">3. Pourquoi cette lettre marque-t-elle le début d’une nouvelle période de l’Histoire ?</w:t>
+            </w:r>
+          </w:p>
+          <w:p>
+            <w:pPr>
+              <w:spacing w:after="60"/>
+            </w:pPr>
+          </w:p>
+          <w:p>
+            <w:pPr>
+              <w:spacing w:after="40"/>
+            </w:pPr>
+            <w:r>
+              <w:rPr>
+                <w:b/>
+                <w:bCs/>
+                <w:i w:val="false"/>
+                <w:iCs w:val="false"/>
+                <w:color w:val="C2185B"/>
+                <w:sz w:val="22"/>
+                <w:szCs w:val="22"/>
+                <w:rFonts w:ascii="Times New Roman" w:cs="Times New Roman" w:eastAsia="Times New Roman" w:hAnsi="Times New Roman"/>
+              </w:rPr>
+              <w:t xml:space="preserve">Réponse 1. </w:t>
+            </w:r>
+            <w:r>
+              <w:rPr>
+                <w:b w:val="false"/>
+                <w:bCs w:val="false"/>
+                <w:i w:val="false"/>
+                <w:iCs w:val="false"/>
+                <w:color w:val="000000"/>
+                <w:sz w:val="22"/>
+                <w:szCs w:val="22"/>
+                <w:rFonts w:ascii="Times New Roman" w:cs="Times New Roman" w:eastAsia="Times New Roman" w:hAnsi="Times New Roman"/>
+              </w:rPr>
+              <w:t xml:space="preserve">Il croit avoir atteint « les Indes » (l’Asie) ; il a en réalité touché l’Amérique, continent inconnu des Européens.</w:t>
+            </w:r>
+          </w:p>
+          <w:p>
+            <w:pPr>
+              <w:spacing w:after="40"/>
+            </w:pPr>
+            <w:r>
+              <w:rPr>
+                <w:b/>
+                <w:bCs/>
+                <w:i w:val="false"/>
+                <w:iCs w:val="false"/>
+                <w:color w:val="C2185B"/>
+                <w:sz w:val="22"/>
+                <w:szCs w:val="22"/>
+                <w:rFonts w:ascii="Times New Roman" w:cs="Times New Roman" w:eastAsia="Times New Roman" w:hAnsi="Times New Roman"/>
+              </w:rPr>
+              <w:t xml:space="preserve">Réponse 2. </w:t>
+            </w:r>
+            <w:r>
+              <w:rPr>
+                <w:b w:val="false"/>
+                <w:bCs w:val="false"/>
+                <w:i w:val="false"/>
+                <w:iCs w:val="false"/>
+                <w:color w:val="000000"/>
+                <w:sz w:val="22"/>
+                <w:szCs w:val="22"/>
+                <w:rFonts w:ascii="Times New Roman" w:cs="Times New Roman" w:eastAsia="Times New Roman" w:hAnsi="Times New Roman"/>
+              </w:rPr>
+              <w:t xml:space="preserve">Il en « prend possession au nom de Leurs Altesses » : les terres et leurs habitants sont annexés à la couronne d’Espagne sans leur accord.</w:t>
+            </w:r>
+          </w:p>
+          <w:p>
+            <w:pPr>
+              <w:spacing w:after="40"/>
+            </w:pPr>
+            <w:r>
+              <w:rPr>
+                <w:b/>
+                <w:bCs/>
+                <w:i w:val="false"/>
+                <w:iCs w:val="false"/>
+                <w:color w:val="C2185B"/>
+                <w:sz w:val="22"/>
+                <w:szCs w:val="22"/>
+                <w:rFonts w:ascii="Times New Roman" w:cs="Times New Roman" w:eastAsia="Times New Roman" w:hAnsi="Times New Roman"/>
+              </w:rPr>
+              <w:t xml:space="preserve">Réponse 3. </w:t>
+            </w:r>
+            <w:r>
+              <w:rPr>
+                <w:b w:val="false"/>
+                <w:bCs w:val="false"/>
+                <w:i w:val="false"/>
+                <w:iCs w:val="false"/>
+                <w:color w:val="000000"/>
+                <w:sz w:val="22"/>
+                <w:szCs w:val="22"/>
+                <w:rFonts w:ascii="Times New Roman" w:cs="Times New Roman" w:eastAsia="Times New Roman" w:hAnsi="Times New Roman"/>
+              </w:rPr>
+              <w:t xml:space="preserve">Parce que 1492 relie pour la première fois tous les continents par la mer : les historiens en font la borne d’entrée des Temps modernes.</w:t>
+            </w:r>
+          </w:p>
+        </w:tc>
+      </w:tr>
+    </w:tbl>
+    <w:p>
+      <w:pPr>
+        <w:spacing w:after="160"/>
+      </w:pPr>
+    </w:p>
+    <w:tbl>
+      <w:tblPr>
+        <w:tblW w:type="dxa" w:w="9600"/>
+        <w:tblBorders>
+          <w:top w:val="single" w:color="1565C0" w:sz="12"/>
+          <w:left w:val="single" w:color="1565C0" w:sz="12"/>
+          <w:bottom w:val="single" w:color="1565C0" w:sz="12"/>
+          <w:right w:val="single" w:color="1565C0" w:sz="12"/>
+          <w:insideH w:val="none"/>
+          <w:insideV w:val="none"/>
+        </w:tblBorders>
+        <w:tblLayout w:type="fixed"/>
+      </w:tblPr>
+      <w:tblGrid>
+        <w:gridCol w:w="9600"/>
+      </w:tblGrid>
+      <w:tr>
+        <w:tc>
+          <w:tcPr>
+            <w:shd w:fill="E3F2FD" w:val="clear"/>
+            <w:tcMar>
+              <w:top w:type="dxa" w:w="140"/>
+              <w:left w:type="dxa" w:w="180"/>
+              <w:bottom w:type="dxa" w:w="140"/>
+              <w:right w:type="dxa" w:w="180"/>
+            </w:tcMar>
+          </w:tcPr>
+          <w:p>
+            <w:pPr>
+              <w:spacing w:after="90"/>
+            </w:pPr>
+            <w:r>
+              <w:rPr>
+                <w:b/>
+                <w:bCs/>
+                <w:i w:val="false"/>
+                <w:iCs w:val="false"/>
+                <w:color w:val="1565C0"/>
+                <w:sz w:val="25"/>
+                <w:szCs w:val="25"/>
+                <w:rFonts w:ascii="Times New Roman" w:cs="Times New Roman" w:eastAsia="Times New Roman" w:hAnsi="Times New Roman"/>
+              </w:rPr>
+              <w:t xml:space="preserve">Le savais-tu ?</w:t>
+            </w:r>
+          </w:p>
+          <w:p>
+            <w:pPr>
+              <w:spacing w:after="0" w:line="300"/>
+              <w:jc w:val="both"/>
+            </w:pPr>
+            <w:r>
+              <w:rPr>
+                <w:b w:val="false"/>
+                <w:bCs w:val="false"/>
+                <w:i w:val="false"/>
+                <w:iCs w:val="false"/>
+                <w:color w:val="000000"/>
+                <w:sz w:val="22"/>
+                <w:szCs w:val="22"/>
+                <w:rFonts w:ascii="Times New Roman" w:cs="Times New Roman" w:eastAsia="Times New Roman" w:hAnsi="Times New Roman"/>
+              </w:rPr>
+              <w:t xml:space="preserve">Le choix des bornes a fait débat entre historiens ! Certains font commencer les Temps modernes en 1453, quand Constantinople tombe aux mains des Ottomans, d’autres en 1492. Et la borne finale varie selon les pays : les Anglais parlent souvent d’« histoire moderne » jusqu’à nos jours ! Les dates des périodes sont des conventions — des outils de classement, pas des vérités absolues.</w:t>
+            </w:r>
+          </w:p>
+        </w:tc>
+      </w:tr>
+    </w:tbl>
+    <w:p>
+      <w:pPr>
+        <w:spacing w:after="160"/>
+      </w:pPr>
     </w:p>
     <w:p>
       <w:pPr>
-        <w:spacing w:after="60" w:line="300"/>
+        <w:spacing w:after="80" w:line="300"/>
         <w:jc w:val="both"/>
       </w:pPr>
       <w:r>
         <w:rPr>
-          <w:b w:val="false"/>
-          <w:bCs w:val="false"/>
-          <w:i w:val="false"/>
-          <w:iCs w:val="false"/>
-          <w:color w:val="000000"/>
-          <w:sz w:val="24"/>
-          <w:szCs w:val="24"/>
-          <w:rFonts w:ascii="Times New Roman" w:cs="Times New Roman" w:eastAsia="Times New Roman" w:hAnsi="Times New Roman"/>
-        </w:rPr>
-        <w:t xml:space="preserve">1. Borner la période : 1492 et 1789, avec l’événement de chaque borne.</w:t>
+          <w:b/>
+          <w:bCs/>
+          <w:i w:val="false"/>
+          <w:iCs w:val="false"/>
+          <w:color w:val="2E7D32"/>
+          <w:sz w:val="26"/>
+          <w:szCs w:val="26"/>
+          <w:rFonts w:ascii="Times New Roman" w:cs="Times New Roman" w:eastAsia="Times New Roman" w:hAnsi="Times New Roman"/>
+        </w:rPr>
+        <w:t xml:space="preserve">Petit lexique</w:t>
       </w:r>
     </w:p>
+    <w:tbl>
+      <w:tblPr>
+        <w:tblW w:type="dxa" w:w="9600"/>
+        <w:tblBorders>
+          <w:top w:val="single" w:color="808080" w:sz="4"/>
+          <w:left w:val="single" w:color="808080" w:sz="4"/>
+          <w:bottom w:val="single" w:color="808080" w:sz="4"/>
+          <w:right w:val="single" w:color="808080" w:sz="4"/>
+          <w:insideH w:val="single" w:color="B0B0B0" w:sz="4"/>
+          <w:insideV w:val="single" w:color="B0B0B0" w:sz="4"/>
+        </w:tblBorders>
+        <w:tblLayout w:type="fixed"/>
+      </w:tblPr>
+      <w:tblGrid>
+        <w:gridCol w:w="2800"/>
+        <w:gridCol w:w="6800"/>
+      </w:tblGrid>
+      <w:tr>
+        <w:tc>
+          <w:tcPr>
+            <w:shd w:fill="E7E6E6" w:val="clear"/>
+            <w:tcMar>
+              <w:top w:type="dxa" w:w="80"/>
+              <w:left w:type="dxa" w:w="80"/>
+              <w:bottom w:type="dxa" w:w="80"/>
+              <w:right w:type="dxa" w:w="80"/>
+            </w:tcMar>
+          </w:tcPr>
+          <w:p>
+            <w:pPr>
+              <w:spacing w:after="40"/>
+              <w:jc w:val="left"/>
+            </w:pPr>
+            <w:r>
+              <w:rPr>
+                <w:b/>
+                <w:bCs/>
+                <w:i w:val="false"/>
+                <w:iCs w:val="false"/>
+                <w:color w:val="000000"/>
+                <w:sz w:val="20"/>
+                <w:szCs w:val="20"/>
+                <w:rFonts w:ascii="Times New Roman" w:cs="Times New Roman" w:eastAsia="Times New Roman" w:hAnsi="Times New Roman"/>
+              </w:rPr>
+              <w:t xml:space="preserve">Mot</w:t>
+            </w:r>
+          </w:p>
+        </w:tc>
+        <w:tc>
+          <w:tcPr>
+            <w:shd w:fill="E7E6E6" w:val="clear"/>
+            <w:tcMar>
+              <w:top w:type="dxa" w:w="80"/>
+              <w:left w:type="dxa" w:w="80"/>
+              <w:bottom w:type="dxa" w:w="80"/>
+              <w:right w:type="dxa" w:w="80"/>
+            </w:tcMar>
+          </w:tcPr>
+          <w:p>
+            <w:pPr>
+              <w:spacing w:after="40"/>
+              <w:jc w:val="left"/>
+            </w:pPr>
+            <w:r>
+              <w:rPr>
+                <w:b/>
+                <w:bCs/>
+                <w:i w:val="false"/>
+                <w:iCs w:val="false"/>
+                <w:color w:val="000000"/>
+                <w:sz w:val="20"/>
+                <w:szCs w:val="20"/>
+                <w:rFonts w:ascii="Times New Roman" w:cs="Times New Roman" w:eastAsia="Times New Roman" w:hAnsi="Times New Roman"/>
+              </w:rPr>
+              <w:t xml:space="preserve">Sens</w:t>
+            </w:r>
+          </w:p>
+        </w:tc>
+      </w:tr>
+      <w:tr>
+        <w:tc>
+          <w:tcPr>
+            <w:tcMar>
+              <w:top w:type="dxa" w:w="80"/>
+              <w:left w:type="dxa" w:w="80"/>
+              <w:bottom w:type="dxa" w:w="80"/>
+              <w:right w:type="dxa" w:w="80"/>
+            </w:tcMar>
+          </w:tcPr>
+          <w:p>
+            <w:pPr>
+              <w:spacing w:after="40"/>
+              <w:jc w:val="left"/>
+            </w:pPr>
+            <w:r>
+              <w:rPr>
+                <w:b/>
+                <w:bCs/>
+                <w:i w:val="false"/>
+                <w:iCs w:val="false"/>
+                <w:color w:val="000000"/>
+                <w:sz w:val="20"/>
+                <w:szCs w:val="20"/>
+                <w:rFonts w:ascii="Times New Roman" w:cs="Times New Roman" w:eastAsia="Times New Roman" w:hAnsi="Times New Roman"/>
+              </w:rPr>
+              <w:t xml:space="preserve">Temps modernes</w:t>
+            </w:r>
+          </w:p>
+        </w:tc>
+        <w:tc>
+          <w:tcPr>
+            <w:tcMar>
+              <w:top w:type="dxa" w:w="80"/>
+              <w:left w:type="dxa" w:w="80"/>
+              <w:bottom w:type="dxa" w:w="80"/>
+              <w:right w:type="dxa" w:w="80"/>
+            </w:tcMar>
+          </w:tcPr>
+          <w:p>
+            <w:pPr>
+              <w:spacing w:after="40"/>
+              <w:jc w:val="left"/>
+            </w:pPr>
+            <w:r>
+              <w:rPr>
+                <w:b w:val="false"/>
+                <w:bCs w:val="false"/>
+                <w:i w:val="false"/>
+                <w:iCs w:val="false"/>
+                <w:color w:val="000000"/>
+                <w:sz w:val="20"/>
+                <w:szCs w:val="20"/>
+                <w:rFonts w:ascii="Times New Roman" w:cs="Times New Roman" w:eastAsia="Times New Roman" w:hAnsi="Times New Roman"/>
+              </w:rPr>
+              <w:t xml:space="preserve">période de l’Histoire allant de 1492 à 1789</w:t>
+            </w:r>
+          </w:p>
+        </w:tc>
+      </w:tr>
+      <w:tr>
+        <w:tc>
+          <w:tcPr>
+            <w:tcMar>
+              <w:top w:type="dxa" w:w="80"/>
+              <w:left w:type="dxa" w:w="80"/>
+              <w:bottom w:type="dxa" w:w="80"/>
+              <w:right w:type="dxa" w:w="80"/>
+            </w:tcMar>
+          </w:tcPr>
+          <w:p>
+            <w:pPr>
+              <w:spacing w:after="40"/>
+              <w:jc w:val="left"/>
+            </w:pPr>
+            <w:r>
+              <w:rPr>
+                <w:b/>
+                <w:bCs/>
+                <w:i w:val="false"/>
+                <w:iCs w:val="false"/>
+                <w:color w:val="000000"/>
+                <w:sz w:val="20"/>
+                <w:szCs w:val="20"/>
+                <w:rFonts w:ascii="Times New Roman" w:cs="Times New Roman" w:eastAsia="Times New Roman" w:hAnsi="Times New Roman"/>
+              </w:rPr>
+              <w:t xml:space="preserve">Renaissance</w:t>
+            </w:r>
+          </w:p>
+        </w:tc>
+        <w:tc>
+          <w:tcPr>
+            <w:tcMar>
+              <w:top w:type="dxa" w:w="80"/>
+              <w:left w:type="dxa" w:w="80"/>
+              <w:bottom w:type="dxa" w:w="80"/>
+              <w:right w:type="dxa" w:w="80"/>
+            </w:tcMar>
+          </w:tcPr>
+          <w:p>
+            <w:pPr>
+              <w:spacing w:after="40"/>
+              <w:jc w:val="left"/>
+            </w:pPr>
+            <w:r>
+              <w:rPr>
+                <w:b w:val="false"/>
+                <w:bCs w:val="false"/>
+                <w:i w:val="false"/>
+                <w:iCs w:val="false"/>
+                <w:color w:val="000000"/>
+                <w:sz w:val="20"/>
+                <w:szCs w:val="20"/>
+                <w:rFonts w:ascii="Times New Roman" w:cs="Times New Roman" w:eastAsia="Times New Roman" w:hAnsi="Times New Roman"/>
+              </w:rPr>
+              <w:t xml:space="preserve">renouveau des arts et des sciences inspiré de l’Antiquité</w:t>
+            </w:r>
+          </w:p>
+        </w:tc>
+      </w:tr>
+      <w:tr>
+        <w:tc>
+          <w:tcPr>
+            <w:tcMar>
+              <w:top w:type="dxa" w:w="80"/>
+              <w:left w:type="dxa" w:w="80"/>
+              <w:bottom w:type="dxa" w:w="80"/>
+              <w:right w:type="dxa" w:w="80"/>
+            </w:tcMar>
+          </w:tcPr>
+          <w:p>
+            <w:pPr>
+              <w:spacing w:after="40"/>
+              <w:jc w:val="left"/>
+            </w:pPr>
+            <w:r>
+              <w:rPr>
+                <w:b/>
+                <w:bCs/>
+                <w:i w:val="false"/>
+                <w:iCs w:val="false"/>
+                <w:color w:val="000000"/>
+                <w:sz w:val="20"/>
+                <w:szCs w:val="20"/>
+                <w:rFonts w:ascii="Times New Roman" w:cs="Times New Roman" w:eastAsia="Times New Roman" w:hAnsi="Times New Roman"/>
+              </w:rPr>
+              <w:t xml:space="preserve">Réforme</w:t>
+            </w:r>
+          </w:p>
+        </w:tc>
+        <w:tc>
+          <w:tcPr>
+            <w:tcMar>
+              <w:top w:type="dxa" w:w="80"/>
+              <w:left w:type="dxa" w:w="80"/>
+              <w:bottom w:type="dxa" w:w="80"/>
+              <w:right w:type="dxa" w:w="80"/>
+            </w:tcMar>
+          </w:tcPr>
+          <w:p>
+            <w:pPr>
+              <w:spacing w:after="40"/>
+              <w:jc w:val="left"/>
+            </w:pPr>
+            <w:r>
+              <w:rPr>
+                <w:b w:val="false"/>
+                <w:bCs w:val="false"/>
+                <w:i w:val="false"/>
+                <w:iCs w:val="false"/>
+                <w:color w:val="000000"/>
+                <w:sz w:val="20"/>
+                <w:szCs w:val="20"/>
+                <w:rFonts w:ascii="Times New Roman" w:cs="Times New Roman" w:eastAsia="Times New Roman" w:hAnsi="Times New Roman"/>
+              </w:rPr>
+              <w:t xml:space="preserve">mouvement religieux qui fonde le protestantisme au XVIᵉ siècle</w:t>
+            </w:r>
+          </w:p>
+        </w:tc>
+      </w:tr>
+      <w:tr>
+        <w:tc>
+          <w:tcPr>
+            <w:tcMar>
+              <w:top w:type="dxa" w:w="80"/>
+              <w:left w:type="dxa" w:w="80"/>
+              <w:bottom w:type="dxa" w:w="80"/>
+              <w:right w:type="dxa" w:w="80"/>
+            </w:tcMar>
+          </w:tcPr>
+          <w:p>
+            <w:pPr>
+              <w:spacing w:after="40"/>
+              <w:jc w:val="left"/>
+            </w:pPr>
+            <w:r>
+              <w:rPr>
+                <w:b/>
+                <w:bCs/>
+                <w:i w:val="false"/>
+                <w:iCs w:val="false"/>
+                <w:color w:val="000000"/>
+                <w:sz w:val="20"/>
+                <w:szCs w:val="20"/>
+                <w:rFonts w:ascii="Times New Roman" w:cs="Times New Roman" w:eastAsia="Times New Roman" w:hAnsi="Times New Roman"/>
+              </w:rPr>
+              <w:t xml:space="preserve">Convention</w:t>
+            </w:r>
+          </w:p>
+        </w:tc>
+        <w:tc>
+          <w:tcPr>
+            <w:tcMar>
+              <w:top w:type="dxa" w:w="80"/>
+              <w:left w:type="dxa" w:w="80"/>
+              <w:bottom w:type="dxa" w:w="80"/>
+              <w:right w:type="dxa" w:w="80"/>
+            </w:tcMar>
+          </w:tcPr>
+          <w:p>
+            <w:pPr>
+              <w:spacing w:after="40"/>
+              <w:jc w:val="left"/>
+            </w:pPr>
+            <w:r>
+              <w:rPr>
+                <w:b w:val="false"/>
+                <w:bCs w:val="false"/>
+                <w:i w:val="false"/>
+                <w:iCs w:val="false"/>
+                <w:color w:val="000000"/>
+                <w:sz w:val="20"/>
+                <w:szCs w:val="20"/>
+                <w:rFonts w:ascii="Times New Roman" w:cs="Times New Roman" w:eastAsia="Times New Roman" w:hAnsi="Times New Roman"/>
+              </w:rPr>
+              <w:t xml:space="preserve">accord des historiens sur une date de découpage</w:t>
+            </w:r>
+          </w:p>
+        </w:tc>
+      </w:tr>
+    </w:tbl>
     <w:p>
       <w:pPr>
-        <w:spacing w:after="60" w:line="300"/>
-        <w:jc w:val="both"/>
+        <w:spacing w:after="120"/>
       </w:pPr>
-      <w:r>
-        <w:rPr>
-          <w:b w:val="false"/>
-          <w:bCs w:val="false"/>
-          <w:i w:val="false"/>
-          <w:iCs w:val="false"/>
-          <w:color w:val="000000"/>
-          <w:sz w:val="24"/>
-          <w:szCs w:val="24"/>
-          <w:rFonts w:ascii="Times New Roman" w:cs="Times New Roman" w:eastAsia="Times New Roman" w:hAnsi="Times New Roman"/>
-        </w:rPr>
-        <w:t xml:space="preserve">2. Citer les trois grands mouvements et leur domaine (mer, arts, religion).</w:t>
-      </w:r>
-    </w:p>
-    <w:p>
-      <w:pPr>
-        <w:spacing w:after="60" w:line="300"/>
-        <w:jc w:val="both"/>
-      </w:pPr>
-      <w:r>
-        <w:rPr>
-          <w:b w:val="false"/>
-          <w:bCs w:val="false"/>
-          <w:i w:val="false"/>
-          <w:iCs w:val="false"/>
-          <w:color w:val="000000"/>
-          <w:sz w:val="24"/>
-          <w:szCs w:val="24"/>
-          <w:rFonts w:ascii="Times New Roman" w:cs="Times New Roman" w:eastAsia="Times New Roman" w:hAnsi="Times New Roman"/>
-        </w:rPr>
-        <w:t xml:space="preserve">3. Montrer un lien entre deux mouvements (ex. : imprimerie → diffusion de la Réforme).</w:t>
-      </w:r>
-    </w:p>
-    <w:p>
-      <w:pPr>
-        <w:spacing w:after="110" w:line="300"/>
-        <w:jc w:val="both"/>
-      </w:pPr>
-      <w:r>
-        <w:rPr>
-          <w:b/>
-          <w:bCs/>
-          <w:i w:val="false"/>
-          <w:iCs w:val="false"/>
-          <w:color w:val="1F4E79"/>
-          <w:sz w:val="24"/>
-          <w:szCs w:val="24"/>
-          <w:rFonts w:ascii="Times New Roman" w:cs="Times New Roman" w:eastAsia="Times New Roman" w:hAnsi="Times New Roman"/>
-        </w:rPr>
-        <w:t xml:space="preserve">Exemple — </w:t>
-      </w:r>
-      <w:r>
-        <w:rPr>
-          <w:b w:val="false"/>
-          <w:bCs w:val="false"/>
-          <w:i w:val="false"/>
-          <w:iCs w:val="false"/>
-          <w:color w:val="000000"/>
-          <w:sz w:val="24"/>
-          <w:szCs w:val="24"/>
-          <w:rFonts w:ascii="Times New Roman" w:cs="Times New Roman" w:eastAsia="Times New Roman" w:hAnsi="Times New Roman"/>
-        </w:rPr>
-        <w:t xml:space="preserve">L’année 1517, où Luther publie ses thèses contre les indulgences, appartient aux Temps modernes : elle est entre 1492 et 1789, et illustre le mouvement de la Réforme.</w:t>
-      </w:r>
-    </w:p>
-    <w:p>
-      <w:pPr>
-        <w:spacing w:after="110" w:line="300"/>
-        <w:jc w:val="both"/>
-      </w:pPr>
-      <w:r>
-        <w:rPr>
-          <w:b/>
-          <w:bCs/>
-          <w:i w:val="false"/>
-          <w:iCs w:val="false"/>
-          <w:color w:val="B25000"/>
-          <w:sz w:val="24"/>
-          <w:szCs w:val="24"/>
-          <w:rFonts w:ascii="Times New Roman" w:cs="Times New Roman" w:eastAsia="Times New Roman" w:hAnsi="Times New Roman"/>
-        </w:rPr>
-        <w:t xml:space="preserve">Erreur à éviter — </w:t>
-      </w:r>
-      <w:r>
-        <w:rPr>
-          <w:b w:val="false"/>
-          <w:bCs w:val="false"/>
-          <w:i w:val="false"/>
-          <w:iCs w:val="false"/>
-          <w:color w:val="000000"/>
-          <w:sz w:val="24"/>
-          <w:szCs w:val="24"/>
-          <w:rFonts w:ascii="Times New Roman" w:cs="Times New Roman" w:eastAsia="Times New Roman" w:hAnsi="Times New Roman"/>
-        </w:rPr>
-        <w:t xml:space="preserve">Croire que « moderne » veut dire « récent » : les Temps modernes sont finis depuis 1789 ! Pour l’historien, « moderne » désigne une période précise entre le Moyen Âge et l’Époque contemporaine, pas le monde d’aujourd’hui.</w:t>
-      </w:r>
-    </w:p>
-    <w:p>
-      <w:pPr>
-        <w:shd w:fill="E3F2FD" w:val="clear"/>
-        <w:spacing w:after="110" w:line="300"/>
-        <w:jc w:val="both"/>
-      </w:pPr>
-      <w:r>
-        <w:rPr>
-          <w:b/>
-          <w:bCs/>
-          <w:i w:val="false"/>
-          <w:iCs w:val="false"/>
-          <w:color w:val="1565C0"/>
-          <w:sz w:val="24"/>
-          <w:szCs w:val="24"/>
-          <w:rFonts w:ascii="Times New Roman" w:cs="Times New Roman" w:eastAsia="Times New Roman" w:hAnsi="Times New Roman"/>
-        </w:rPr>
-        <w:t xml:space="preserve">Le savais-tu ? </w:t>
-      </w:r>
-      <w:r>
-        <w:rPr>
-          <w:b w:val="false"/>
-          <w:bCs w:val="false"/>
-          <w:i w:val="false"/>
-          <w:iCs w:val="false"/>
-          <w:color w:val="000000"/>
-          <w:sz w:val="24"/>
-          <w:szCs w:val="24"/>
-          <w:rFonts w:ascii="Times New Roman" w:cs="Times New Roman" w:eastAsia="Times New Roman" w:hAnsi="Times New Roman"/>
-        </w:rPr>
-        <w:t xml:space="preserve">Le choix des bornes a fait débat entre historiens ! Certains font commencer les Temps modernes en 1453, quand Constantinople tombe aux mains des Ottomans, d’autres en 1492. Et la borne finale varie selon les pays : les Anglais parlent souvent d’« histoire moderne » jusqu’à nos jours ! Les dates des périodes sont des conventions — des outils de classement, pas des vérités absolues.</w:t>
-      </w:r>
     </w:p>
     <w:p>
       <w:pPr>
@@ -4789,152 +5721,152 @@
                 <w:szCs w:val="20"/>
                 <w:rFonts w:ascii="Times New Roman" w:cs="Times New Roman" w:eastAsia="Times New Roman" w:hAnsi="Times New Roman"/>
               </w:rPr>
-              <w:t xml:space="preserve">3. Observation</w:t>
-            </w:r>
-          </w:p>
-        </w:tc>
-        <w:tc>
-          <w:tcPr>
-            <w:tcMar>
-              <w:top w:type="dxa" w:w="80"/>
-              <w:left w:type="dxa" w:w="80"/>
-              <w:bottom w:type="dxa" w:w="80"/>
-              <w:right w:type="dxa" w:w="80"/>
-            </w:tcMar>
-          </w:tcPr>
-          <w:p>
-            <w:pPr>
-              <w:spacing w:after="40"/>
-              <w:jc w:val="left"/>
-            </w:pPr>
-            <w:r>
-              <w:rPr>
-                <w:b w:val="false"/>
-                <w:bCs w:val="false"/>
-                <w:i w:val="false"/>
-                <w:iCs w:val="false"/>
-                <w:color w:val="000000"/>
-                <w:sz w:val="20"/>
-                <w:szCs w:val="20"/>
-                <w:rFonts w:ascii="Times New Roman" w:cs="Times New Roman" w:eastAsia="Times New Roman" w:hAnsi="Times New Roman"/>
-              </w:rPr>
-              <w:t xml:space="preserve">Pour vérifier qu’on a compris : Colomb part vers l’OUEST pour atteindre les Indes et trouve l’Amérique ; Vasco de Gama part vers l’EST, double l’Afrique et atteint vraiment les Indes. Deux routes, un même but : les épices.</w:t>
-            </w:r>
-          </w:p>
-        </w:tc>
-        <w:tc>
-          <w:tcPr>
-            <w:tcMar>
-              <w:top w:type="dxa" w:w="80"/>
-              <w:left w:type="dxa" w:w="80"/>
-              <w:bottom w:type="dxa" w:w="80"/>
-              <w:right w:type="dxa" w:w="80"/>
-            </w:tcMar>
-          </w:tcPr>
-          <w:p>
-            <w:pPr>
-              <w:spacing w:after="40"/>
-              <w:jc w:val="left"/>
-            </w:pPr>
-            <w:r>
-              <w:rPr>
-                <w:b w:val="false"/>
-                <w:bCs w:val="false"/>
-                <w:i w:val="false"/>
-                <w:iCs w:val="false"/>
-                <w:color w:val="000000"/>
-                <w:sz w:val="20"/>
-                <w:szCs w:val="20"/>
-                <w:rFonts w:ascii="Times New Roman" w:cs="Times New Roman" w:eastAsia="Times New Roman" w:hAnsi="Times New Roman"/>
-              </w:rPr>
-              <w:t xml:space="preserve">Observent l’exemple résolu.</w:t>
-            </w:r>
-          </w:p>
-        </w:tc>
-        <w:tc>
-          <w:tcPr>
-            <w:tcMar>
-              <w:top w:type="dxa" w:w="80"/>
-              <w:left w:type="dxa" w:w="80"/>
-              <w:bottom w:type="dxa" w:w="80"/>
-              <w:right w:type="dxa" w:w="80"/>
-            </w:tcMar>
-          </w:tcPr>
-          <w:p>
-            <w:pPr>
-              <w:spacing w:after="40"/>
-              <w:jc w:val="left"/>
-            </w:pPr>
-            <w:r>
-              <w:rPr>
-                <w:b w:val="false"/>
-                <w:bCs w:val="false"/>
-                <w:i w:val="false"/>
-                <w:iCs w:val="false"/>
-                <w:color w:val="000000"/>
-                <w:sz w:val="20"/>
-                <w:szCs w:val="20"/>
-                <w:rFonts w:ascii="Times New Roman" w:cs="Times New Roman" w:eastAsia="Times New Roman" w:hAnsi="Times New Roman"/>
-              </w:rPr>
-              <w:t xml:space="preserve">Observation dirigée</w:t>
-            </w:r>
-          </w:p>
-        </w:tc>
-        <w:tc>
-          <w:tcPr>
-            <w:tcMar>
-              <w:top w:type="dxa" w:w="80"/>
-              <w:left w:type="dxa" w:w="80"/>
-              <w:bottom w:type="dxa" w:w="80"/>
-              <w:right w:type="dxa" w:w="80"/>
-            </w:tcMar>
-          </w:tcPr>
-          <w:p>
-            <w:pPr>
-              <w:spacing w:after="40"/>
-              <w:jc w:val="left"/>
-            </w:pPr>
-            <w:r>
-              <w:rPr>
-                <w:b w:val="false"/>
-                <w:bCs w:val="false"/>
-                <w:i w:val="false"/>
-                <w:iCs w:val="false"/>
-                <w:color w:val="000000"/>
-                <w:sz w:val="20"/>
-                <w:szCs w:val="20"/>
-                <w:rFonts w:ascii="Times New Roman" w:cs="Times New Roman" w:eastAsia="Times New Roman" w:hAnsi="Times New Roman"/>
-              </w:rPr>
-              <w:t xml:space="preserve">Document imprimé</w:t>
-            </w:r>
-          </w:p>
-        </w:tc>
-        <w:tc>
-          <w:tcPr>
-            <w:tcMar>
-              <w:top w:type="dxa" w:w="80"/>
-              <w:left w:type="dxa" w:w="80"/>
-              <w:bottom w:type="dxa" w:w="80"/>
-              <w:right w:type="dxa" w:w="80"/>
-            </w:tcMar>
-          </w:tcPr>
-          <w:p>
-            <w:pPr>
-              <w:spacing w:after="40"/>
-              <w:jc w:val="left"/>
-            </w:pPr>
-            <w:r>
-              <w:rPr>
-                <w:b w:val="false"/>
-                <w:bCs w:val="false"/>
-                <w:i w:val="false"/>
-                <w:iCs w:val="false"/>
-                <w:color w:val="000000"/>
-                <w:sz w:val="20"/>
-                <w:szCs w:val="20"/>
-                <w:rFonts w:ascii="Times New Roman" w:cs="Times New Roman" w:eastAsia="Times New Roman" w:hAnsi="Times New Roman"/>
-              </w:rPr>
-              <w:t xml:space="preserve">Compréhension</w:t>
+              <w:t xml:space="preserve">3. Développement</w:t>
+            </w:r>
+          </w:p>
+        </w:tc>
+        <w:tc>
+          <w:tcPr>
+            <w:tcMar>
+              <w:top w:type="dxa" w:w="80"/>
+              <w:left w:type="dxa" w:w="80"/>
+              <w:bottom w:type="dxa" w:w="80"/>
+              <w:right w:type="dxa" w:w="80"/>
+            </w:tcMar>
+          </w:tcPr>
+          <w:p>
+            <w:pPr>
+              <w:spacing w:after="40"/>
+              <w:jc w:val="left"/>
+            </w:pPr>
+            <w:r>
+              <w:rPr>
+                <w:b w:val="false"/>
+                <w:bCs w:val="false"/>
+                <w:i w:val="false"/>
+                <w:iCs w:val="false"/>
+                <w:color w:val="000000"/>
+                <w:sz w:val="20"/>
+                <w:szCs w:val="20"/>
+                <w:rFonts w:ascii="Times New Roman" w:cs="Times New Roman" w:eastAsia="Times New Roman" w:hAnsi="Times New Roman"/>
+              </w:rPr>
+              <w:t xml:space="preserve">Développe la leçon partie par partie : Les facteurs du grand départ ; Les grands explorateurs ; Deux routes, un même but.</w:t>
+            </w:r>
+          </w:p>
+        </w:tc>
+        <w:tc>
+          <w:tcPr>
+            <w:tcMar>
+              <w:top w:type="dxa" w:w="80"/>
+              <w:left w:type="dxa" w:w="80"/>
+              <w:bottom w:type="dxa" w:w="80"/>
+              <w:right w:type="dxa" w:w="80"/>
+            </w:tcMar>
+          </w:tcPr>
+          <w:p>
+            <w:pPr>
+              <w:spacing w:after="40"/>
+              <w:jc w:val="left"/>
+            </w:pPr>
+            <w:r>
+              <w:rPr>
+                <w:b w:val="false"/>
+                <w:bCs w:val="false"/>
+                <w:i w:val="false"/>
+                <w:iCs w:val="false"/>
+                <w:color w:val="000000"/>
+                <w:sz w:val="20"/>
+                <w:szCs w:val="20"/>
+                <w:rFonts w:ascii="Times New Roman" w:cs="Times New Roman" w:eastAsia="Times New Roman" w:hAnsi="Times New Roman"/>
+              </w:rPr>
+              <w:t xml:space="preserve">Écoutent, répondent aux questions et notent les mots-clés.</w:t>
+            </w:r>
+          </w:p>
+        </w:tc>
+        <w:tc>
+          <w:tcPr>
+            <w:tcMar>
+              <w:top w:type="dxa" w:w="80"/>
+              <w:left w:type="dxa" w:w="80"/>
+              <w:bottom w:type="dxa" w:w="80"/>
+              <w:right w:type="dxa" w:w="80"/>
+            </w:tcMar>
+          </w:tcPr>
+          <w:p>
+            <w:pPr>
+              <w:spacing w:after="40"/>
+              <w:jc w:val="left"/>
+            </w:pPr>
+            <w:r>
+              <w:rPr>
+                <w:b w:val="false"/>
+                <w:bCs w:val="false"/>
+                <w:i w:val="false"/>
+                <w:iCs w:val="false"/>
+                <w:color w:val="000000"/>
+                <w:sz w:val="20"/>
+                <w:szCs w:val="20"/>
+                <w:rFonts w:ascii="Times New Roman" w:cs="Times New Roman" w:eastAsia="Times New Roman" w:hAnsi="Times New Roman"/>
+              </w:rPr>
+              <w:t xml:space="preserve">Exposé interactif, questions-réponses</w:t>
+            </w:r>
+          </w:p>
+        </w:tc>
+        <w:tc>
+          <w:tcPr>
+            <w:tcMar>
+              <w:top w:type="dxa" w:w="80"/>
+              <w:left w:type="dxa" w:w="80"/>
+              <w:bottom w:type="dxa" w:w="80"/>
+              <w:right w:type="dxa" w:w="80"/>
+            </w:tcMar>
+          </w:tcPr>
+          <w:p>
+            <w:pPr>
+              <w:spacing w:after="40"/>
+              <w:jc w:val="left"/>
+            </w:pPr>
+            <w:r>
+              <w:rPr>
+                <w:b w:val="false"/>
+                <w:bCs w:val="false"/>
+                <w:i w:val="false"/>
+                <w:iCs w:val="false"/>
+                <w:color w:val="000000"/>
+                <w:sz w:val="20"/>
+                <w:szCs w:val="20"/>
+                <w:rFonts w:ascii="Times New Roman" w:cs="Times New Roman" w:eastAsia="Times New Roman" w:hAnsi="Times New Roman"/>
+              </w:rPr>
+              <w:t xml:space="preserve">Tableau, frises, cartes</w:t>
+            </w:r>
+          </w:p>
+        </w:tc>
+        <w:tc>
+          <w:tcPr>
+            <w:tcMar>
+              <w:top w:type="dxa" w:w="80"/>
+              <w:left w:type="dxa" w:w="80"/>
+              <w:bottom w:type="dxa" w:w="80"/>
+              <w:right w:type="dxa" w:w="80"/>
+            </w:tcMar>
+          </w:tcPr>
+          <w:p>
+            <w:pPr>
+              <w:spacing w:after="40"/>
+              <w:jc w:val="left"/>
+            </w:pPr>
+            <w:r>
+              <w:rPr>
+                <w:b w:val="false"/>
+                <w:bCs w:val="false"/>
+                <w:i w:val="false"/>
+                <w:iCs w:val="false"/>
+                <w:color w:val="000000"/>
+                <w:sz w:val="20"/>
+                <w:szCs w:val="20"/>
+                <w:rFonts w:ascii="Times New Roman" w:cs="Times New Roman" w:eastAsia="Times New Roman" w:hAnsi="Times New Roman"/>
+              </w:rPr>
+              <w:t xml:space="preserve">Attention, participation</w:t>
             </w:r>
           </w:p>
         </w:tc>
@@ -4965,152 +5897,152 @@
                 <w:szCs w:val="20"/>
                 <w:rFonts w:ascii="Times New Roman" w:cs="Times New Roman" w:eastAsia="Times New Roman" w:hAnsi="Times New Roman"/>
               </w:rPr>
-              <w:t xml:space="preserve">4. Analyse</w:t>
-            </w:r>
-          </w:p>
-        </w:tc>
-        <w:tc>
-          <w:tcPr>
-            <w:tcMar>
-              <w:top w:type="dxa" w:w="80"/>
-              <w:left w:type="dxa" w:w="80"/>
-              <w:bottom w:type="dxa" w:w="80"/>
-              <w:right w:type="dxa" w:w="80"/>
-            </w:tcMar>
-          </w:tcPr>
-          <w:p>
-            <w:pPr>
-              <w:spacing w:after="40"/>
-              <w:jc w:val="left"/>
-            </w:pPr>
-            <w:r>
-              <w:rPr>
-                <w:b w:val="false"/>
-                <w:bCs w:val="false"/>
-                <w:i w:val="false"/>
-                <w:iCs w:val="false"/>
-                <w:color w:val="000000"/>
-                <w:sz w:val="20"/>
-                <w:szCs w:val="20"/>
-                <w:rFonts w:ascii="Times New Roman" w:cs="Times New Roman" w:eastAsia="Times New Roman" w:hAnsi="Times New Roman"/>
-              </w:rPr>
-              <w:t xml:space="preserve">Guide l’analyse : Le premier facteur est technique : la caravelle, navire maniable qui remonte le vent ; la boussole, qui garde le cap ; l’astrolabe, qui donne la latitude ; les cartes marines, toujours plus précises. Sans ces outils, pas de haute mer. Le deuxième facteur est économique : les routes terrestres vers l’Asie — la route de la soie, les routes des épices — sont longues, coûteuses et contrôlées par des intermédiaires ; après la prise de Constantinople par les Ottomans (1453), les Européens cherchent un chemin maritime direct vers les épices et les métaux précieux. Le troisième facteur est politique et religieux : les royaumes du Portugal et d’Espagne veulent des terres nouvelles, et répandre le christianisme. Alors partent les grands capitaines : Bartolomeu Diaz double le cap de Bonne-Espérance en 1488 — la pointe de l’Afrique est franchie ; Christophe Colomb, cherchant les Indes par l’ouest, touche l’Amérique en 1492 ; Vasco de Gama atteint Calicut, aux Indes, en 1498 ; Amerigo Vespucci explore vers 1500 le continent qui prendra son nom ; la même année, Diégo Diaz, dérouté par une tempête, aborde Madagascar ; enfin l’expédition de Magellan (1519-1522) réalise le premier tour du monde — preuve définitive que la Terre est ronde.</w:t>
-            </w:r>
-          </w:p>
-        </w:tc>
-        <w:tc>
-          <w:tcPr>
-            <w:tcMar>
-              <w:top w:type="dxa" w:w="80"/>
-              <w:left w:type="dxa" w:w="80"/>
-              <w:bottom w:type="dxa" w:w="80"/>
-              <w:right w:type="dxa" w:w="80"/>
-            </w:tcMar>
-          </w:tcPr>
-          <w:p>
-            <w:pPr>
-              <w:spacing w:after="40"/>
-              <w:jc w:val="left"/>
-            </w:pPr>
-            <w:r>
-              <w:rPr>
-                <w:b w:val="false"/>
-                <w:bCs w:val="false"/>
-                <w:i w:val="false"/>
-                <w:iCs w:val="false"/>
-                <w:color w:val="000000"/>
-                <w:sz w:val="20"/>
-                <w:szCs w:val="20"/>
-                <w:rFonts w:ascii="Times New Roman" w:cs="Times New Roman" w:eastAsia="Times New Roman" w:hAnsi="Times New Roman"/>
-              </w:rPr>
-              <w:t xml:space="preserve">Expliquent la démarche et vérifient le résultat.</w:t>
-            </w:r>
-          </w:p>
-        </w:tc>
-        <w:tc>
-          <w:tcPr>
-            <w:tcMar>
-              <w:top w:type="dxa" w:w="80"/>
-              <w:left w:type="dxa" w:w="80"/>
-              <w:bottom w:type="dxa" w:w="80"/>
-              <w:right w:type="dxa" w:w="80"/>
-            </w:tcMar>
-          </w:tcPr>
-          <w:p>
-            <w:pPr>
-              <w:spacing w:after="40"/>
-              <w:jc w:val="left"/>
-            </w:pPr>
-            <w:r>
-              <w:rPr>
-                <w:b w:val="false"/>
-                <w:bCs w:val="false"/>
-                <w:i w:val="false"/>
-                <w:iCs w:val="false"/>
-                <w:color w:val="000000"/>
-                <w:sz w:val="20"/>
-                <w:szCs w:val="20"/>
-                <w:rFonts w:ascii="Times New Roman" w:cs="Times New Roman" w:eastAsia="Times New Roman" w:hAnsi="Times New Roman"/>
-              </w:rPr>
-              <w:t xml:space="preserve">Recherche en binômes</w:t>
-            </w:r>
-          </w:p>
-        </w:tc>
-        <w:tc>
-          <w:tcPr>
-            <w:tcMar>
-              <w:top w:type="dxa" w:w="80"/>
-              <w:left w:type="dxa" w:w="80"/>
-              <w:bottom w:type="dxa" w:w="80"/>
-              <w:right w:type="dxa" w:w="80"/>
-            </w:tcMar>
-          </w:tcPr>
-          <w:p>
-            <w:pPr>
-              <w:spacing w:after="40"/>
-              <w:jc w:val="left"/>
-            </w:pPr>
-            <w:r>
-              <w:rPr>
-                <w:b w:val="false"/>
-                <w:bCs w:val="false"/>
-                <w:i w:val="false"/>
-                <w:iCs w:val="false"/>
-                <w:color w:val="000000"/>
-                <w:sz w:val="20"/>
-                <w:szCs w:val="20"/>
-                <w:rFonts w:ascii="Times New Roman" w:cs="Times New Roman" w:eastAsia="Times New Roman" w:hAnsi="Times New Roman"/>
-              </w:rPr>
-              <w:t xml:space="preserve">Documents, cartes, frises</w:t>
-            </w:r>
-          </w:p>
-        </w:tc>
-        <w:tc>
-          <w:tcPr>
-            <w:tcMar>
-              <w:top w:type="dxa" w:w="80"/>
-              <w:left w:type="dxa" w:w="80"/>
-              <w:bottom w:type="dxa" w:w="80"/>
-              <w:right w:type="dxa" w:w="80"/>
-            </w:tcMar>
-          </w:tcPr>
-          <w:p>
-            <w:pPr>
-              <w:spacing w:after="40"/>
-              <w:jc w:val="left"/>
-            </w:pPr>
-            <w:r>
-              <w:rPr>
-                <w:b w:val="false"/>
-                <w:bCs w:val="false"/>
-                <w:i w:val="false"/>
-                <w:iCs w:val="false"/>
-                <w:color w:val="000000"/>
-                <w:sz w:val="20"/>
-                <w:szCs w:val="20"/>
-                <w:rFonts w:ascii="Times New Roman" w:cs="Times New Roman" w:eastAsia="Times New Roman" w:hAnsi="Times New Roman"/>
-              </w:rPr>
-              <w:t xml:space="preserve">Raisonnement</w:t>
+              <w:t xml:space="preserve">4. Étude de document</w:t>
+            </w:r>
+          </w:p>
+        </w:tc>
+        <w:tc>
+          <w:tcPr>
+            <w:tcMar>
+              <w:top w:type="dxa" w:w="80"/>
+              <w:left w:type="dxa" w:w="80"/>
+              <w:bottom w:type="dxa" w:w="80"/>
+              <w:right w:type="dxa" w:w="80"/>
+            </w:tcMar>
+          </w:tcPr>
+          <w:p>
+            <w:pPr>
+              <w:spacing w:after="40"/>
+              <w:jc w:val="left"/>
+            </w:pPr>
+            <w:r>
+              <w:rPr>
+                <w:b w:val="false"/>
+                <w:bCs w:val="false"/>
+                <w:i w:val="false"/>
+                <w:iCs w:val="false"/>
+                <w:color w:val="000000"/>
+                <w:sz w:val="20"/>
+                <w:szCs w:val="20"/>
+                <w:rFonts w:ascii="Times New Roman" w:cs="Times New Roman" w:eastAsia="Times New Roman" w:hAnsi="Times New Roman"/>
+              </w:rPr>
+              <w:t xml:space="preserve">Fait lire le document « Le retour des survivants du tour du monde » (d’après Antonio Pigafetta, chroniqueur de l’expédition de Magellan, Relation du premier voyage autour du monde (1522) — extrait adapté), puis pose les questions.</w:t>
+            </w:r>
+          </w:p>
+        </w:tc>
+        <w:tc>
+          <w:tcPr>
+            <w:tcMar>
+              <w:top w:type="dxa" w:w="80"/>
+              <w:left w:type="dxa" w:w="80"/>
+              <w:bottom w:type="dxa" w:w="80"/>
+              <w:right w:type="dxa" w:w="80"/>
+            </w:tcMar>
+          </w:tcPr>
+          <w:p>
+            <w:pPr>
+              <w:spacing w:after="40"/>
+              <w:jc w:val="left"/>
+            </w:pPr>
+            <w:r>
+              <w:rPr>
+                <w:b w:val="false"/>
+                <w:bCs w:val="false"/>
+                <w:i w:val="false"/>
+                <w:iCs w:val="false"/>
+                <w:color w:val="000000"/>
+                <w:sz w:val="20"/>
+                <w:szCs w:val="20"/>
+                <w:rFonts w:ascii="Times New Roman" w:cs="Times New Roman" w:eastAsia="Times New Roman" w:hAnsi="Times New Roman"/>
+              </w:rPr>
+              <w:t xml:space="preserve">Lisent le document, répondent aux questions et critiquent la source.</w:t>
+            </w:r>
+          </w:p>
+        </w:tc>
+        <w:tc>
+          <w:tcPr>
+            <w:tcMar>
+              <w:top w:type="dxa" w:w="80"/>
+              <w:left w:type="dxa" w:w="80"/>
+              <w:bottom w:type="dxa" w:w="80"/>
+              <w:right w:type="dxa" w:w="80"/>
+            </w:tcMar>
+          </w:tcPr>
+          <w:p>
+            <w:pPr>
+              <w:spacing w:after="40"/>
+              <w:jc w:val="left"/>
+            </w:pPr>
+            <w:r>
+              <w:rPr>
+                <w:b w:val="false"/>
+                <w:bCs w:val="false"/>
+                <w:i w:val="false"/>
+                <w:iCs w:val="false"/>
+                <w:color w:val="000000"/>
+                <w:sz w:val="20"/>
+                <w:szCs w:val="20"/>
+                <w:rFonts w:ascii="Times New Roman" w:cs="Times New Roman" w:eastAsia="Times New Roman" w:hAnsi="Times New Roman"/>
+              </w:rPr>
+              <w:t xml:space="preserve">Observation dirigée, travail en binômes</w:t>
+            </w:r>
+          </w:p>
+        </w:tc>
+        <w:tc>
+          <w:tcPr>
+            <w:tcMar>
+              <w:top w:type="dxa" w:w="80"/>
+              <w:left w:type="dxa" w:w="80"/>
+              <w:bottom w:type="dxa" w:w="80"/>
+              <w:right w:type="dxa" w:w="80"/>
+            </w:tcMar>
+          </w:tcPr>
+          <w:p>
+            <w:pPr>
+              <w:spacing w:after="40"/>
+              <w:jc w:val="left"/>
+            </w:pPr>
+            <w:r>
+              <w:rPr>
+                <w:b w:val="false"/>
+                <w:bCs w:val="false"/>
+                <w:i w:val="false"/>
+                <w:iCs w:val="false"/>
+                <w:color w:val="000000"/>
+                <w:sz w:val="20"/>
+                <w:szCs w:val="20"/>
+                <w:rFonts w:ascii="Times New Roman" w:cs="Times New Roman" w:eastAsia="Times New Roman" w:hAnsi="Times New Roman"/>
+              </w:rPr>
+              <w:t xml:space="preserve">Document imprimé</w:t>
+            </w:r>
+          </w:p>
+        </w:tc>
+        <w:tc>
+          <w:tcPr>
+            <w:tcMar>
+              <w:top w:type="dxa" w:w="80"/>
+              <w:left w:type="dxa" w:w="80"/>
+              <w:bottom w:type="dxa" w:w="80"/>
+              <w:right w:type="dxa" w:w="80"/>
+            </w:tcMar>
+          </w:tcPr>
+          <w:p>
+            <w:pPr>
+              <w:spacing w:after="40"/>
+              <w:jc w:val="left"/>
+            </w:pPr>
+            <w:r>
+              <w:rPr>
+                <w:b w:val="false"/>
+                <w:bCs w:val="false"/>
+                <w:i w:val="false"/>
+                <w:iCs w:val="false"/>
+                <w:color w:val="000000"/>
+                <w:sz w:val="20"/>
+                <w:szCs w:val="20"/>
+                <w:rFonts w:ascii="Times New Roman" w:cs="Times New Roman" w:eastAsia="Times New Roman" w:hAnsi="Times New Roman"/>
+              </w:rPr>
+              <w:t xml:space="preserve">Esprit critique</w:t>
             </w:r>
           </w:p>
         </w:tc>
@@ -5716,39 +6648,26 @@
     </w:p>
     <w:p>
       <w:pPr>
-        <w:spacing w:after="110" w:line="300"/>
-        <w:jc w:val="both"/>
+        <w:spacing w:after="160" w:line="300"/>
+        <w:jc w:val="center"/>
       </w:pPr>
       <w:r>
         <w:rPr>
-          <w:b/>
-          <w:bCs/>
-          <w:i w:val="false"/>
-          <w:iCs w:val="false"/>
-          <w:color w:val="2E7D32"/>
-          <w:sz w:val="24"/>
-          <w:szCs w:val="24"/>
-          <w:rFonts w:ascii="Times New Roman" w:cs="Times New Roman" w:eastAsia="Times New Roman" w:hAnsi="Times New Roman"/>
-        </w:rPr>
-        <w:t xml:space="preserve">Définition — </w:t>
-      </w:r>
-      <w:r>
-        <w:rPr>
-          <w:b/>
-          <w:bCs/>
-          <w:i w:val="false"/>
-          <w:iCs w:val="false"/>
+          <w:b w:val="false"/>
+          <w:bCs w:val="false"/>
+          <w:i/>
+          <w:iCs/>
           <w:color w:val="000000"/>
-          <w:sz w:val="24"/>
-          <w:szCs w:val="24"/>
-          <w:rFonts w:ascii="Times New Roman" w:cs="Times New Roman" w:eastAsia="Times New Roman" w:hAnsi="Times New Roman"/>
-        </w:rPr>
-        <w:t xml:space="preserve">Les Grandes découvertes sont les expéditions maritimes des XVᵉ et XVIᵉ siècles par lesquelles les Européens ont exploré les océans. Leurs facteurs sont les inventions et progrès techniques (caravelle, boussole, astrolabe, cartes marines), la recherche de nouvelles routes commerciales, la soif d’épices et de métaux précieux, et la volonté de découvrir et posséder de nouvelles terres.</w:t>
+          <w:sz w:val="21"/>
+          <w:szCs w:val="21"/>
+          <w:rFonts w:ascii="Times New Roman" w:cs="Times New Roman" w:eastAsia="Times New Roman" w:hAnsi="Times New Roman"/>
+        </w:rPr>
+        <w:t xml:space="preserve">En trente ans, les marins d’Europe doublent l’Afrique, traversent l’Atlantique et font le tour du monde.</w:t>
       </w:r>
     </w:p>
     <w:p>
       <w:pPr>
-        <w:spacing w:after="110" w:line="300"/>
+        <w:spacing w:after="80" w:line="300"/>
         <w:jc w:val="both"/>
       </w:pPr>
       <w:r>
@@ -5757,30 +6676,17 @@
           <w:bCs/>
           <w:i w:val="false"/>
           <w:iCs w:val="false"/>
-          <w:color w:val="1F4E79"/>
-          <w:sz w:val="24"/>
-          <w:szCs w:val="24"/>
-          <w:rFonts w:ascii="Times New Roman" w:cs="Times New Roman" w:eastAsia="Times New Roman" w:hAnsi="Times New Roman"/>
-        </w:rPr>
-        <w:t xml:space="preserve">Autrement dit : </w:t>
-      </w:r>
-      <w:r>
-        <w:rPr>
-          <w:b w:val="false"/>
-          <w:bCs w:val="false"/>
-          <w:i w:val="false"/>
-          <w:iCs w:val="false"/>
-          <w:color w:val="000000"/>
-          <w:sz w:val="24"/>
-          <w:szCs w:val="24"/>
-          <w:rFonts w:ascii="Times New Roman" w:cs="Times New Roman" w:eastAsia="Times New Roman" w:hAnsi="Times New Roman"/>
-        </w:rPr>
-        <w:t xml:space="preserve">de meilleurs bateaux et instruments, l’envie d’or et d’épices, des routes à trouver et des terres à conquérir : voilà ce qui pousse les Européens sur les océans.</w:t>
+          <w:color w:val="2E7D32"/>
+          <w:sz w:val="26"/>
+          <w:szCs w:val="26"/>
+          <w:rFonts w:ascii="Times New Roman" w:cs="Times New Roman" w:eastAsia="Times New Roman" w:hAnsi="Times New Roman"/>
+        </w:rPr>
+        <w:t xml:space="preserve">1. Les facteurs du grand départ</w:t>
       </w:r>
     </w:p>
     <w:p>
       <w:pPr>
-        <w:spacing w:after="110" w:line="300"/>
+        <w:spacing w:after="100" w:line="300"/>
         <w:jc w:val="both"/>
       </w:pPr>
       <w:r>
@@ -5794,7 +6700,566 @@
           <w:szCs w:val="24"/>
           <w:rFonts w:ascii="Times New Roman" w:cs="Times New Roman" w:eastAsia="Times New Roman" w:hAnsi="Times New Roman"/>
         </w:rPr>
-        <w:t xml:space="preserve">Le premier facteur est technique : la caravelle, navire maniable qui remonte le vent ; la boussole, qui garde le cap ; l’astrolabe, qui donne la latitude ; les cartes marines, toujours plus précises. Sans ces outils, pas de haute mer. Le deuxième facteur est économique : les routes terrestres vers l’Asie — la route de la soie, les routes des épices — sont longues, coûteuses et contrôlées par des intermédiaires ; après la prise de Constantinople par les Ottomans (1453), les Européens cherchent un chemin maritime direct vers les épices et les métaux précieux. Le troisième facteur est politique et religieux : les royaumes du Portugal et d’Espagne veulent des terres nouvelles, et répandre le christianisme. Alors partent les grands capitaines : Bartolomeu Diaz double le cap de Bonne-Espérance en 1488 — la pointe de l’Afrique est franchie ; Christophe Colomb, cherchant les Indes par l’ouest, touche l’Amérique en 1492 ; Vasco de Gama atteint Calicut, aux Indes, en 1498 ; Amerigo Vespucci explore vers 1500 le continent qui prendra son nom ; la même année, Diégo Diaz, dérouté par une tempête, aborde Madagascar ; enfin l’expédition de Magellan (1519-1522) réalise le premier tour du monde — preuve définitive que la Terre est ronde.</w:t>
+        <w:t xml:space="preserve">Trois familles de facteurs expliquent les Grandes découvertes :</w:t>
+      </w:r>
+    </w:p>
+    <w:p>
+      <w:pPr>
+        <w:spacing w:after="60" w:line="300"/>
+        <w:jc w:val="both"/>
+      </w:pPr>
+      <w:r>
+        <w:rPr>
+          <w:b w:val="false"/>
+          <w:bCs w:val="false"/>
+          <w:i w:val="false"/>
+          <w:iCs w:val="false"/>
+          <w:color w:val="000000"/>
+          <w:sz w:val="24"/>
+          <w:szCs w:val="24"/>
+          <w:rFonts w:ascii="Times New Roman" w:cs="Times New Roman" w:eastAsia="Times New Roman" w:hAnsi="Times New Roman"/>
+        </w:rPr>
+        <w:t xml:space="preserve">• un facteur technique : la </w:t>
+      </w:r>
+      <w:r>
+        <w:rPr>
+          <w:b/>
+          <w:bCs/>
+          <w:i w:val="false"/>
+          <w:iCs w:val="false"/>
+          <w:color w:val="1F4E79"/>
+          <w:sz w:val="24"/>
+          <w:szCs w:val="24"/>
+          <w:rFonts w:ascii="Times New Roman" w:cs="Times New Roman" w:eastAsia="Times New Roman" w:hAnsi="Times New Roman"/>
+        </w:rPr>
+        <w:t xml:space="preserve">caravelle</w:t>
+      </w:r>
+      <w:r>
+        <w:rPr>
+          <w:b w:val="false"/>
+          <w:bCs w:val="false"/>
+          <w:i w:val="false"/>
+          <w:iCs w:val="false"/>
+          <w:color w:val="000000"/>
+          <w:sz w:val="24"/>
+          <w:szCs w:val="24"/>
+          <w:rFonts w:ascii="Times New Roman" w:cs="Times New Roman" w:eastAsia="Times New Roman" w:hAnsi="Times New Roman"/>
+        </w:rPr>
+        <w:t xml:space="preserve">, navire maniable qui remonte le vent ; la </w:t>
+      </w:r>
+      <w:r>
+        <w:rPr>
+          <w:b/>
+          <w:bCs/>
+          <w:i w:val="false"/>
+          <w:iCs w:val="false"/>
+          <w:color w:val="1F4E79"/>
+          <w:sz w:val="24"/>
+          <w:szCs w:val="24"/>
+          <w:rFonts w:ascii="Times New Roman" w:cs="Times New Roman" w:eastAsia="Times New Roman" w:hAnsi="Times New Roman"/>
+        </w:rPr>
+        <w:t xml:space="preserve">boussole</w:t>
+      </w:r>
+      <w:r>
+        <w:rPr>
+          <w:b w:val="false"/>
+          <w:bCs w:val="false"/>
+          <w:i w:val="false"/>
+          <w:iCs w:val="false"/>
+          <w:color w:val="000000"/>
+          <w:sz w:val="24"/>
+          <w:szCs w:val="24"/>
+          <w:rFonts w:ascii="Times New Roman" w:cs="Times New Roman" w:eastAsia="Times New Roman" w:hAnsi="Times New Roman"/>
+        </w:rPr>
+        <w:t xml:space="preserve">, qui garde le cap ; l’</w:t>
+      </w:r>
+      <w:r>
+        <w:rPr>
+          <w:b/>
+          <w:bCs/>
+          <w:i w:val="false"/>
+          <w:iCs w:val="false"/>
+          <w:color w:val="1F4E79"/>
+          <w:sz w:val="24"/>
+          <w:szCs w:val="24"/>
+          <w:rFonts w:ascii="Times New Roman" w:cs="Times New Roman" w:eastAsia="Times New Roman" w:hAnsi="Times New Roman"/>
+        </w:rPr>
+        <w:t xml:space="preserve">astrolabe</w:t>
+      </w:r>
+      <w:r>
+        <w:rPr>
+          <w:b w:val="false"/>
+          <w:bCs w:val="false"/>
+          <w:i w:val="false"/>
+          <w:iCs w:val="false"/>
+          <w:color w:val="000000"/>
+          <w:sz w:val="24"/>
+          <w:szCs w:val="24"/>
+          <w:rFonts w:ascii="Times New Roman" w:cs="Times New Roman" w:eastAsia="Times New Roman" w:hAnsi="Times New Roman"/>
+        </w:rPr>
+        <w:t xml:space="preserve">, qui donne la latitude ; les </w:t>
+      </w:r>
+      <w:r>
+        <w:rPr>
+          <w:b/>
+          <w:bCs/>
+          <w:i w:val="false"/>
+          <w:iCs w:val="false"/>
+          <w:color w:val="1F4E79"/>
+          <w:sz w:val="24"/>
+          <w:szCs w:val="24"/>
+          <w:rFonts w:ascii="Times New Roman" w:cs="Times New Roman" w:eastAsia="Times New Roman" w:hAnsi="Times New Roman"/>
+        </w:rPr>
+        <w:t xml:space="preserve">cartes marines</w:t>
+      </w:r>
+      <w:r>
+        <w:rPr>
+          <w:b w:val="false"/>
+          <w:bCs w:val="false"/>
+          <w:i w:val="false"/>
+          <w:iCs w:val="false"/>
+          <w:color w:val="000000"/>
+          <w:sz w:val="24"/>
+          <w:szCs w:val="24"/>
+          <w:rFonts w:ascii="Times New Roman" w:cs="Times New Roman" w:eastAsia="Times New Roman" w:hAnsi="Times New Roman"/>
+        </w:rPr>
+        <w:t xml:space="preserve">, toujours plus précises — sans ces outils, pas de haute mer ;</w:t>
+      </w:r>
+    </w:p>
+    <w:p>
+      <w:pPr>
+        <w:spacing w:after="60" w:line="300"/>
+        <w:jc w:val="both"/>
+      </w:pPr>
+      <w:r>
+        <w:rPr>
+          <w:b w:val="false"/>
+          <w:bCs w:val="false"/>
+          <w:i w:val="false"/>
+          <w:iCs w:val="false"/>
+          <w:color w:val="000000"/>
+          <w:sz w:val="24"/>
+          <w:szCs w:val="24"/>
+          <w:rFonts w:ascii="Times New Roman" w:cs="Times New Roman" w:eastAsia="Times New Roman" w:hAnsi="Times New Roman"/>
+        </w:rPr>
+        <w:t xml:space="preserve">• un facteur économique : les routes terrestres vers l’Asie — la route de la soie, les </w:t>
+      </w:r>
+      <w:r>
+        <w:rPr>
+          <w:b/>
+          <w:bCs/>
+          <w:i w:val="false"/>
+          <w:iCs w:val="false"/>
+          <w:color w:val="1F4E79"/>
+          <w:sz w:val="24"/>
+          <w:szCs w:val="24"/>
+          <w:rFonts w:ascii="Times New Roman" w:cs="Times New Roman" w:eastAsia="Times New Roman" w:hAnsi="Times New Roman"/>
+        </w:rPr>
+        <w:t xml:space="preserve">routes des épices</w:t>
+      </w:r>
+      <w:r>
+        <w:rPr>
+          <w:b w:val="false"/>
+          <w:bCs w:val="false"/>
+          <w:i w:val="false"/>
+          <w:iCs w:val="false"/>
+          <w:color w:val="000000"/>
+          <w:sz w:val="24"/>
+          <w:szCs w:val="24"/>
+          <w:rFonts w:ascii="Times New Roman" w:cs="Times New Roman" w:eastAsia="Times New Roman" w:hAnsi="Times New Roman"/>
+        </w:rPr>
+        <w:t xml:space="preserve"> — sont longues, coûteuses et contrôlées par des intermédiaires ; après la prise de Constantinople par les Ottomans (1453), les Européens cherchent un chemin maritime direct vers les épices et les métaux précieux ;</w:t>
+      </w:r>
+    </w:p>
+    <w:p>
+      <w:pPr>
+        <w:spacing w:after="60" w:line="300"/>
+        <w:jc w:val="both"/>
+      </w:pPr>
+      <w:r>
+        <w:rPr>
+          <w:b w:val="false"/>
+          <w:bCs w:val="false"/>
+          <w:i w:val="false"/>
+          <w:iCs w:val="false"/>
+          <w:color w:val="000000"/>
+          <w:sz w:val="24"/>
+          <w:szCs w:val="24"/>
+          <w:rFonts w:ascii="Times New Roman" w:cs="Times New Roman" w:eastAsia="Times New Roman" w:hAnsi="Times New Roman"/>
+        </w:rPr>
+        <w:t xml:space="preserve">• un facteur politique et religieux : les royaumes du Portugal et d’Espagne veulent des terres nouvelles, et répandre le christianisme.</w:t>
+      </w:r>
+    </w:p>
+    <w:p>
+      <w:pPr>
+        <w:spacing w:after="80" w:line="300"/>
+        <w:jc w:val="both"/>
+      </w:pPr>
+      <w:r>
+        <w:rPr>
+          <w:b/>
+          <w:bCs/>
+          <w:i w:val="false"/>
+          <w:iCs w:val="false"/>
+          <w:color w:val="2E7D32"/>
+          <w:sz w:val="26"/>
+          <w:szCs w:val="26"/>
+          <w:rFonts w:ascii="Times New Roman" w:cs="Times New Roman" w:eastAsia="Times New Roman" w:hAnsi="Times New Roman"/>
+        </w:rPr>
+        <w:t xml:space="preserve">2. Les grands explorateurs</w:t>
+      </w:r>
+    </w:p>
+    <w:p>
+      <w:pPr>
+        <w:spacing w:after="100" w:line="300"/>
+        <w:jc w:val="both"/>
+      </w:pPr>
+      <w:r>
+        <w:rPr>
+          <w:b w:val="false"/>
+          <w:bCs w:val="false"/>
+          <w:i w:val="false"/>
+          <w:iCs w:val="false"/>
+          <w:color w:val="000000"/>
+          <w:sz w:val="24"/>
+          <w:szCs w:val="24"/>
+          <w:rFonts w:ascii="Times New Roman" w:cs="Times New Roman" w:eastAsia="Times New Roman" w:hAnsi="Times New Roman"/>
+        </w:rPr>
+        <w:t xml:space="preserve">Alors partent les grands capitaines :</w:t>
+      </w:r>
+    </w:p>
+    <w:p>
+      <w:pPr>
+        <w:spacing w:after="60" w:line="300"/>
+        <w:jc w:val="both"/>
+      </w:pPr>
+      <w:r>
+        <w:rPr>
+          <w:b w:val="false"/>
+          <w:bCs w:val="false"/>
+          <w:i w:val="false"/>
+          <w:iCs w:val="false"/>
+          <w:color w:val="000000"/>
+          <w:sz w:val="24"/>
+          <w:szCs w:val="24"/>
+          <w:rFonts w:ascii="Times New Roman" w:cs="Times New Roman" w:eastAsia="Times New Roman" w:hAnsi="Times New Roman"/>
+        </w:rPr>
+        <w:t xml:space="preserve">• </w:t>
+      </w:r>
+      <w:r>
+        <w:rPr>
+          <w:b/>
+          <w:bCs/>
+          <w:i w:val="false"/>
+          <w:iCs w:val="false"/>
+          <w:color w:val="1F4E79"/>
+          <w:sz w:val="24"/>
+          <w:szCs w:val="24"/>
+          <w:rFonts w:ascii="Times New Roman" w:cs="Times New Roman" w:eastAsia="Times New Roman" w:hAnsi="Times New Roman"/>
+        </w:rPr>
+        <w:t xml:space="preserve">Bartolomeu Diaz</w:t>
+      </w:r>
+      <w:r>
+        <w:rPr>
+          <w:b w:val="false"/>
+          <w:bCs w:val="false"/>
+          <w:i w:val="false"/>
+          <w:iCs w:val="false"/>
+          <w:color w:val="000000"/>
+          <w:sz w:val="24"/>
+          <w:szCs w:val="24"/>
+          <w:rFonts w:ascii="Times New Roman" w:cs="Times New Roman" w:eastAsia="Times New Roman" w:hAnsi="Times New Roman"/>
+        </w:rPr>
+        <w:t xml:space="preserve"> double le cap de Bonne-Espérance en 1488 — la pointe de l’Afrique est franchie ;</w:t>
+      </w:r>
+    </w:p>
+    <w:p>
+      <w:pPr>
+        <w:spacing w:after="60" w:line="300"/>
+        <w:jc w:val="both"/>
+      </w:pPr>
+      <w:r>
+        <w:rPr>
+          <w:b w:val="false"/>
+          <w:bCs w:val="false"/>
+          <w:i w:val="false"/>
+          <w:iCs w:val="false"/>
+          <w:color w:val="000000"/>
+          <w:sz w:val="24"/>
+          <w:szCs w:val="24"/>
+          <w:rFonts w:ascii="Times New Roman" w:cs="Times New Roman" w:eastAsia="Times New Roman" w:hAnsi="Times New Roman"/>
+        </w:rPr>
+        <w:t xml:space="preserve">• </w:t>
+      </w:r>
+      <w:r>
+        <w:rPr>
+          <w:b/>
+          <w:bCs/>
+          <w:i w:val="false"/>
+          <w:iCs w:val="false"/>
+          <w:color w:val="1F4E79"/>
+          <w:sz w:val="24"/>
+          <w:szCs w:val="24"/>
+          <w:rFonts w:ascii="Times New Roman" w:cs="Times New Roman" w:eastAsia="Times New Roman" w:hAnsi="Times New Roman"/>
+        </w:rPr>
+        <w:t xml:space="preserve">Christophe Colomb</w:t>
+      </w:r>
+      <w:r>
+        <w:rPr>
+          <w:b w:val="false"/>
+          <w:bCs w:val="false"/>
+          <w:i w:val="false"/>
+          <w:iCs w:val="false"/>
+          <w:color w:val="000000"/>
+          <w:sz w:val="24"/>
+          <w:szCs w:val="24"/>
+          <w:rFonts w:ascii="Times New Roman" w:cs="Times New Roman" w:eastAsia="Times New Roman" w:hAnsi="Times New Roman"/>
+        </w:rPr>
+        <w:t xml:space="preserve">, cherchant les Indes par l’ouest, touche l’Amérique en 1492 ;</w:t>
+      </w:r>
+    </w:p>
+    <w:p>
+      <w:pPr>
+        <w:spacing w:after="60" w:line="300"/>
+        <w:jc w:val="both"/>
+      </w:pPr>
+      <w:r>
+        <w:rPr>
+          <w:b w:val="false"/>
+          <w:bCs w:val="false"/>
+          <w:i w:val="false"/>
+          <w:iCs w:val="false"/>
+          <w:color w:val="000000"/>
+          <w:sz w:val="24"/>
+          <w:szCs w:val="24"/>
+          <w:rFonts w:ascii="Times New Roman" w:cs="Times New Roman" w:eastAsia="Times New Roman" w:hAnsi="Times New Roman"/>
+        </w:rPr>
+        <w:t xml:space="preserve">• </w:t>
+      </w:r>
+      <w:r>
+        <w:rPr>
+          <w:b/>
+          <w:bCs/>
+          <w:i w:val="false"/>
+          <w:iCs w:val="false"/>
+          <w:color w:val="1F4E79"/>
+          <w:sz w:val="24"/>
+          <w:szCs w:val="24"/>
+          <w:rFonts w:ascii="Times New Roman" w:cs="Times New Roman" w:eastAsia="Times New Roman" w:hAnsi="Times New Roman"/>
+        </w:rPr>
+        <w:t xml:space="preserve">Vasco de Gama</w:t>
+      </w:r>
+      <w:r>
+        <w:rPr>
+          <w:b w:val="false"/>
+          <w:bCs w:val="false"/>
+          <w:i w:val="false"/>
+          <w:iCs w:val="false"/>
+          <w:color w:val="000000"/>
+          <w:sz w:val="24"/>
+          <w:szCs w:val="24"/>
+          <w:rFonts w:ascii="Times New Roman" w:cs="Times New Roman" w:eastAsia="Times New Roman" w:hAnsi="Times New Roman"/>
+        </w:rPr>
+        <w:t xml:space="preserve"> atteint Calicut, aux Indes, en 1498 ;</w:t>
+      </w:r>
+    </w:p>
+    <w:p>
+      <w:pPr>
+        <w:spacing w:after="60" w:line="300"/>
+        <w:jc w:val="both"/>
+      </w:pPr>
+      <w:r>
+        <w:rPr>
+          <w:b w:val="false"/>
+          <w:bCs w:val="false"/>
+          <w:i w:val="false"/>
+          <w:iCs w:val="false"/>
+          <w:color w:val="000000"/>
+          <w:sz w:val="24"/>
+          <w:szCs w:val="24"/>
+          <w:rFonts w:ascii="Times New Roman" w:cs="Times New Roman" w:eastAsia="Times New Roman" w:hAnsi="Times New Roman"/>
+        </w:rPr>
+        <w:t xml:space="preserve">• Amerigo </w:t>
+      </w:r>
+      <w:r>
+        <w:rPr>
+          <w:b/>
+          <w:bCs/>
+          <w:i w:val="false"/>
+          <w:iCs w:val="false"/>
+          <w:color w:val="1F4E79"/>
+          <w:sz w:val="24"/>
+          <w:szCs w:val="24"/>
+          <w:rFonts w:ascii="Times New Roman" w:cs="Times New Roman" w:eastAsia="Times New Roman" w:hAnsi="Times New Roman"/>
+        </w:rPr>
+        <w:t xml:space="preserve">Vespucci</w:t>
+      </w:r>
+      <w:r>
+        <w:rPr>
+          <w:b w:val="false"/>
+          <w:bCs w:val="false"/>
+          <w:i w:val="false"/>
+          <w:iCs w:val="false"/>
+          <w:color w:val="000000"/>
+          <w:sz w:val="24"/>
+          <w:szCs w:val="24"/>
+          <w:rFonts w:ascii="Times New Roman" w:cs="Times New Roman" w:eastAsia="Times New Roman" w:hAnsi="Times New Roman"/>
+        </w:rPr>
+        <w:t xml:space="preserve"> explore vers 1500 le continent qui prendra son nom ;</w:t>
+      </w:r>
+    </w:p>
+    <w:p>
+      <w:pPr>
+        <w:spacing w:after="60" w:line="300"/>
+        <w:jc w:val="both"/>
+      </w:pPr>
+      <w:r>
+        <w:rPr>
+          <w:b w:val="false"/>
+          <w:bCs w:val="false"/>
+          <w:i w:val="false"/>
+          <w:iCs w:val="false"/>
+          <w:color w:val="000000"/>
+          <w:sz w:val="24"/>
+          <w:szCs w:val="24"/>
+          <w:rFonts w:ascii="Times New Roman" w:cs="Times New Roman" w:eastAsia="Times New Roman" w:hAnsi="Times New Roman"/>
+        </w:rPr>
+        <w:t xml:space="preserve">• la même année, </w:t>
+      </w:r>
+      <w:r>
+        <w:rPr>
+          <w:b/>
+          <w:bCs/>
+          <w:i w:val="false"/>
+          <w:iCs w:val="false"/>
+          <w:color w:val="1F4E79"/>
+          <w:sz w:val="24"/>
+          <w:szCs w:val="24"/>
+          <w:rFonts w:ascii="Times New Roman" w:cs="Times New Roman" w:eastAsia="Times New Roman" w:hAnsi="Times New Roman"/>
+        </w:rPr>
+        <w:t xml:space="preserve">Diégo Diaz</w:t>
+      </w:r>
+      <w:r>
+        <w:rPr>
+          <w:b w:val="false"/>
+          <w:bCs w:val="false"/>
+          <w:i w:val="false"/>
+          <w:iCs w:val="false"/>
+          <w:color w:val="000000"/>
+          <w:sz w:val="24"/>
+          <w:szCs w:val="24"/>
+          <w:rFonts w:ascii="Times New Roman" w:cs="Times New Roman" w:eastAsia="Times New Roman" w:hAnsi="Times New Roman"/>
+        </w:rPr>
+        <w:t xml:space="preserve">, dérouté par une tempête, aborde Madagascar ;</w:t>
+      </w:r>
+    </w:p>
+    <w:p>
+      <w:pPr>
+        <w:spacing w:after="60" w:line="300"/>
+        <w:jc w:val="both"/>
+      </w:pPr>
+      <w:r>
+        <w:rPr>
+          <w:b w:val="false"/>
+          <w:bCs w:val="false"/>
+          <w:i w:val="false"/>
+          <w:iCs w:val="false"/>
+          <w:color w:val="000000"/>
+          <w:sz w:val="24"/>
+          <w:szCs w:val="24"/>
+          <w:rFonts w:ascii="Times New Roman" w:cs="Times New Roman" w:eastAsia="Times New Roman" w:hAnsi="Times New Roman"/>
+        </w:rPr>
+        <w:t xml:space="preserve">• l’expédition de </w:t>
+      </w:r>
+      <w:r>
+        <w:rPr>
+          <w:b/>
+          <w:bCs/>
+          <w:i w:val="false"/>
+          <w:iCs w:val="false"/>
+          <w:color w:val="1F4E79"/>
+          <w:sz w:val="24"/>
+          <w:szCs w:val="24"/>
+          <w:rFonts w:ascii="Times New Roman" w:cs="Times New Roman" w:eastAsia="Times New Roman" w:hAnsi="Times New Roman"/>
+        </w:rPr>
+        <w:t xml:space="preserve">Magellan</w:t>
+      </w:r>
+      <w:r>
+        <w:rPr>
+          <w:b w:val="false"/>
+          <w:bCs w:val="false"/>
+          <w:i w:val="false"/>
+          <w:iCs w:val="false"/>
+          <w:color w:val="000000"/>
+          <w:sz w:val="24"/>
+          <w:szCs w:val="24"/>
+          <w:rFonts w:ascii="Times New Roman" w:cs="Times New Roman" w:eastAsia="Times New Roman" w:hAnsi="Times New Roman"/>
+        </w:rPr>
+        <w:t xml:space="preserve"> (1519-1522) réalise le premier tour du monde — preuve définitive que la Terre est ronde.</w:t>
+      </w:r>
+    </w:p>
+    <w:p>
+      <w:pPr>
+        <w:spacing w:after="80" w:line="300"/>
+        <w:jc w:val="both"/>
+      </w:pPr>
+      <w:r>
+        <w:rPr>
+          <w:b/>
+          <w:bCs/>
+          <w:i w:val="false"/>
+          <w:iCs w:val="false"/>
+          <w:color w:val="2E7D32"/>
+          <w:sz w:val="26"/>
+          <w:szCs w:val="26"/>
+          <w:rFonts w:ascii="Times New Roman" w:cs="Times New Roman" w:eastAsia="Times New Roman" w:hAnsi="Times New Roman"/>
+        </w:rPr>
+        <w:t xml:space="preserve">3. Deux routes, un même but</w:t>
+      </w:r>
+    </w:p>
+    <w:p>
+      <w:pPr>
+        <w:spacing w:after="100" w:line="300"/>
+        <w:jc w:val="both"/>
+      </w:pPr>
+      <w:r>
+        <w:rPr>
+          <w:b w:val="false"/>
+          <w:bCs w:val="false"/>
+          <w:i w:val="false"/>
+          <w:iCs w:val="false"/>
+          <w:color w:val="000000"/>
+          <w:sz w:val="24"/>
+          <w:szCs w:val="24"/>
+          <w:rFonts w:ascii="Times New Roman" w:cs="Times New Roman" w:eastAsia="Times New Roman" w:hAnsi="Times New Roman"/>
+        </w:rPr>
+        <w:t xml:space="preserve">Colomb part vers l’ouest pour atteindre les Indes et trouve l’Amérique ; </w:t>
+      </w:r>
+      <w:r>
+        <w:rPr>
+          <w:b/>
+          <w:bCs/>
+          <w:i w:val="false"/>
+          <w:iCs w:val="false"/>
+          <w:color w:val="1F4E79"/>
+          <w:sz w:val="24"/>
+          <w:szCs w:val="24"/>
+          <w:rFonts w:ascii="Times New Roman" w:cs="Times New Roman" w:eastAsia="Times New Roman" w:hAnsi="Times New Roman"/>
+        </w:rPr>
+        <w:t xml:space="preserve">Vasco de Gama</w:t>
+      </w:r>
+      <w:r>
+        <w:rPr>
+          <w:b w:val="false"/>
+          <w:bCs w:val="false"/>
+          <w:i w:val="false"/>
+          <w:iCs w:val="false"/>
+          <w:color w:val="000000"/>
+          <w:sz w:val="24"/>
+          <w:szCs w:val="24"/>
+          <w:rFonts w:ascii="Times New Roman" w:cs="Times New Roman" w:eastAsia="Times New Roman" w:hAnsi="Times New Roman"/>
+        </w:rPr>
+        <w:t xml:space="preserve"> part vers l’est, double l’Afrique et atteint vraiment les Indes. Deux routes, un même but : les épices.</w:t>
       </w:r>
     </w:p>
     <w:p>
@@ -5845,176 +7310,670 @@
     </w:p>
     <w:p>
       <w:pPr>
-        <w:spacing w:before="200" w:after="150"/>
-        <w:jc w:val="left"/>
+        <w:spacing w:after="120"/>
       </w:pPr>
-      <w:r>
-        <w:rPr>
-          <w:b/>
-          <w:bCs/>
-          <w:i w:val="false"/>
-          <w:iCs w:val="false"/>
-          <w:color w:val="2E7D32"/>
-          <w:sz w:val="28"/>
-          <w:szCs w:val="28"/>
-          <w:rFonts w:ascii="Times New Roman" w:cs="Times New Roman" w:eastAsia="Times New Roman" w:hAnsi="Times New Roman"/>
-        </w:rPr>
-        <w:t xml:space="preserve">Méthode</w:t>
-      </w:r>
+    </w:p>
+    <w:tbl>
+      <w:tblPr>
+        <w:tblW w:type="dxa" w:w="9600"/>
+        <w:tblBorders>
+          <w:top w:val="single" w:color="B25000" w:sz="12"/>
+          <w:left w:val="single" w:color="B25000" w:sz="12"/>
+          <w:bottom w:val="single" w:color="B25000" w:sz="12"/>
+          <w:right w:val="single" w:color="B25000" w:sz="12"/>
+          <w:insideH w:val="none"/>
+          <w:insideV w:val="none"/>
+        </w:tblBorders>
+        <w:tblLayout w:type="fixed"/>
+      </w:tblPr>
+      <w:tblGrid>
+        <w:gridCol w:w="9600"/>
+      </w:tblGrid>
+      <w:tr>
+        <w:tc>
+          <w:tcPr>
+            <w:shd w:fill="FFF8EF" w:val="clear"/>
+            <w:tcMar>
+              <w:top w:type="dxa" w:w="140"/>
+              <w:left w:type="dxa" w:w="180"/>
+              <w:bottom w:type="dxa" w:w="140"/>
+              <w:right w:type="dxa" w:w="180"/>
+            </w:tcMar>
+          </w:tcPr>
+          <w:p>
+            <w:pPr>
+              <w:spacing w:after="90"/>
+            </w:pPr>
+            <w:r>
+              <w:rPr>
+                <w:b/>
+                <w:bCs/>
+                <w:i w:val="false"/>
+                <w:iCs w:val="false"/>
+                <w:color w:val="B25000"/>
+                <w:sz w:val="25"/>
+                <w:szCs w:val="25"/>
+                <w:rFonts w:ascii="Times New Roman" w:cs="Times New Roman" w:eastAsia="Times New Roman" w:hAnsi="Times New Roman"/>
+              </w:rPr>
+              <w:t xml:space="preserve">Document à étudier</w:t>
+            </w:r>
+          </w:p>
+          <w:p>
+            <w:pPr>
+              <w:spacing w:after="80" w:line="300"/>
+              <w:jc w:val="left"/>
+            </w:pPr>
+            <w:r>
+              <w:rPr>
+                <w:b/>
+                <w:bCs/>
+                <w:i w:val="false"/>
+                <w:iCs w:val="false"/>
+                <w:color w:val="000000"/>
+                <w:sz w:val="21"/>
+                <w:szCs w:val="21"/>
+                <w:rFonts w:ascii="Times New Roman" w:cs="Times New Roman" w:eastAsia="Times New Roman" w:hAnsi="Times New Roman"/>
+              </w:rPr>
+              <w:t xml:space="preserve">Le retour des survivants du tour du monde — d’après Antonio Pigafetta, chroniqueur de l’expédition de Magellan, Relation du premier voyage autour du monde (1522) — extrait adapté</w:t>
+            </w:r>
+          </w:p>
+          <w:p>
+            <w:pPr>
+              <w:spacing w:after="100" w:line="300"/>
+              <w:jc w:val="both"/>
+            </w:pPr>
+            <w:r>
+              <w:rPr>
+                <w:b w:val="false"/>
+                <w:bCs w:val="false"/>
+                <w:i/>
+                <w:iCs/>
+                <w:color w:val="000000"/>
+                <w:sz w:val="24"/>
+                <w:szCs w:val="24"/>
+                <w:rFonts w:ascii="Times New Roman" w:cs="Times New Roman" w:eastAsia="Times New Roman" w:hAnsi="Times New Roman"/>
+              </w:rPr>
+              <w:t xml:space="preserve">« Le samedi 6 septembre 1522, nous entrâmes dans la baie de Sanlúcar : nous n’étions plus que dix-huit hommes, la plupart malades, sur les deux cent trente-sept partis trois ans plus tôt. Depuis notre départ, nous avions parcouru plus de quatorze mille lieues et fait le tour entier de la Terre, naviguant toujours vers le couchant pour revenir par le levant. Jamais, je crois, aucun homme ne recommencera pareil voyage. »</w:t>
+            </w:r>
+          </w:p>
+          <w:p>
+            <w:pPr>
+              <w:spacing w:after="40" w:line="300"/>
+              <w:jc w:val="both"/>
+            </w:pPr>
+            <w:r>
+              <w:rPr>
+                <w:b w:val="false"/>
+                <w:bCs w:val="false"/>
+                <w:i w:val="false"/>
+                <w:iCs w:val="false"/>
+                <w:color w:val="000000"/>
+                <w:sz w:val="24"/>
+                <w:szCs w:val="24"/>
+                <w:rFonts w:ascii="Times New Roman" w:cs="Times New Roman" w:eastAsia="Times New Roman" w:hAnsi="Times New Roman"/>
+              </w:rPr>
+              <w:t xml:space="preserve">1. Combien d’hommes reviennent, sur combien de partis ? Que révèlent ces chiffres ?</w:t>
+            </w:r>
+          </w:p>
+          <w:p>
+            <w:pPr>
+              <w:spacing w:after="40" w:line="300"/>
+              <w:jc w:val="both"/>
+            </w:pPr>
+            <w:r>
+              <w:rPr>
+                <w:b w:val="false"/>
+                <w:bCs w:val="false"/>
+                <w:i w:val="false"/>
+                <w:iCs w:val="false"/>
+                <w:color w:val="000000"/>
+                <w:sz w:val="24"/>
+                <w:szCs w:val="24"/>
+                <w:rFonts w:ascii="Times New Roman" w:cs="Times New Roman" w:eastAsia="Times New Roman" w:hAnsi="Times New Roman"/>
+              </w:rPr>
+              <w:t xml:space="preserve">2. Quelle phrase du texte prouve la rotondité de la Terre ?</w:t>
+            </w:r>
+          </w:p>
+          <w:p>
+            <w:pPr>
+              <w:spacing w:after="40" w:line="300"/>
+              <w:jc w:val="both"/>
+            </w:pPr>
+            <w:r>
+              <w:rPr>
+                <w:b w:val="false"/>
+                <w:bCs w:val="false"/>
+                <w:i w:val="false"/>
+                <w:iCs w:val="false"/>
+                <w:color w:val="000000"/>
+                <w:sz w:val="24"/>
+                <w:szCs w:val="24"/>
+                <w:rFonts w:ascii="Times New Roman" w:cs="Times New Roman" w:eastAsia="Times New Roman" w:hAnsi="Times New Roman"/>
+              </w:rPr>
+              <w:t xml:space="preserve">3. Magellan lui-même figure-t-il parmi les survivants ? Que sais-tu de son sort ?</w:t>
+            </w:r>
+          </w:p>
+          <w:p>
+            <w:pPr>
+              <w:spacing w:after="60"/>
+            </w:pPr>
+          </w:p>
+          <w:p>
+            <w:pPr>
+              <w:spacing w:after="40"/>
+            </w:pPr>
+            <w:r>
+              <w:rPr>
+                <w:b/>
+                <w:bCs/>
+                <w:i w:val="false"/>
+                <w:iCs w:val="false"/>
+                <w:color w:val="C2185B"/>
+                <w:sz w:val="22"/>
+                <w:szCs w:val="22"/>
+                <w:rFonts w:ascii="Times New Roman" w:cs="Times New Roman" w:eastAsia="Times New Roman" w:hAnsi="Times New Roman"/>
+              </w:rPr>
+              <w:t xml:space="preserve">Réponse 1. </w:t>
+            </w:r>
+            <w:r>
+              <w:rPr>
+                <w:b w:val="false"/>
+                <w:bCs w:val="false"/>
+                <w:i w:val="false"/>
+                <w:iCs w:val="false"/>
+                <w:color w:val="000000"/>
+                <w:sz w:val="22"/>
+                <w:szCs w:val="22"/>
+                <w:rFonts w:ascii="Times New Roman" w:cs="Times New Roman" w:eastAsia="Times New Roman" w:hAnsi="Times New Roman"/>
+              </w:rPr>
+              <w:t xml:space="preserve">Dix-huit sur deux cent trente-sept : les Grandes découvertes se payaient au prix de vies entières — naufrages, faim, maladies, combats.</w:t>
+            </w:r>
+          </w:p>
+          <w:p>
+            <w:pPr>
+              <w:spacing w:after="40"/>
+            </w:pPr>
+            <w:r>
+              <w:rPr>
+                <w:b/>
+                <w:bCs/>
+                <w:i w:val="false"/>
+                <w:iCs w:val="false"/>
+                <w:color w:val="C2185B"/>
+                <w:sz w:val="22"/>
+                <w:szCs w:val="22"/>
+                <w:rFonts w:ascii="Times New Roman" w:cs="Times New Roman" w:eastAsia="Times New Roman" w:hAnsi="Times New Roman"/>
+              </w:rPr>
+              <w:t xml:space="preserve">Réponse 2. </w:t>
+            </w:r>
+            <w:r>
+              <w:rPr>
+                <w:b w:val="false"/>
+                <w:bCs w:val="false"/>
+                <w:i w:val="false"/>
+                <w:iCs w:val="false"/>
+                <w:color w:val="000000"/>
+                <w:sz w:val="22"/>
+                <w:szCs w:val="22"/>
+                <w:rFonts w:ascii="Times New Roman" w:cs="Times New Roman" w:eastAsia="Times New Roman" w:hAnsi="Times New Roman"/>
+              </w:rPr>
+              <w:t xml:space="preserve">« Naviguant toujours vers le couchant pour revenir par le levant » : partis vers l’ouest, ils sont revenus par l’est — on peut donc faire le tour de la Terre.</w:t>
+            </w:r>
+          </w:p>
+          <w:p>
+            <w:pPr>
+              <w:spacing w:after="40"/>
+            </w:pPr>
+            <w:r>
+              <w:rPr>
+                <w:b/>
+                <w:bCs/>
+                <w:i w:val="false"/>
+                <w:iCs w:val="false"/>
+                <w:color w:val="C2185B"/>
+                <w:sz w:val="22"/>
+                <w:szCs w:val="22"/>
+                <w:rFonts w:ascii="Times New Roman" w:cs="Times New Roman" w:eastAsia="Times New Roman" w:hAnsi="Times New Roman"/>
+              </w:rPr>
+              <w:t xml:space="preserve">Réponse 3. </w:t>
+            </w:r>
+            <w:r>
+              <w:rPr>
+                <w:b w:val="false"/>
+                <w:bCs w:val="false"/>
+                <w:i w:val="false"/>
+                <w:iCs w:val="false"/>
+                <w:color w:val="000000"/>
+                <w:sz w:val="22"/>
+                <w:szCs w:val="22"/>
+                <w:rFonts w:ascii="Times New Roman" w:cs="Times New Roman" w:eastAsia="Times New Roman" w:hAnsi="Times New Roman"/>
+              </w:rPr>
+              <w:t xml:space="preserve">Non : Magellan est mort en route (aux Philippines, en 1521) ; c’est son expédition, achevée par ses compagnons, qui boucla le premier tour du monde (1519-1522).</w:t>
+            </w:r>
+          </w:p>
+        </w:tc>
+      </w:tr>
+    </w:tbl>
+    <w:p>
+      <w:pPr>
+        <w:spacing w:after="160"/>
+      </w:pPr>
+    </w:p>
+    <w:tbl>
+      <w:tblPr>
+        <w:tblW w:type="dxa" w:w="9600"/>
+        <w:tblBorders>
+          <w:top w:val="single" w:color="1565C0" w:sz="12"/>
+          <w:left w:val="single" w:color="1565C0" w:sz="12"/>
+          <w:bottom w:val="single" w:color="1565C0" w:sz="12"/>
+          <w:right w:val="single" w:color="1565C0" w:sz="12"/>
+          <w:insideH w:val="none"/>
+          <w:insideV w:val="none"/>
+        </w:tblBorders>
+        <w:tblLayout w:type="fixed"/>
+      </w:tblPr>
+      <w:tblGrid>
+        <w:gridCol w:w="9600"/>
+      </w:tblGrid>
+      <w:tr>
+        <w:tc>
+          <w:tcPr>
+            <w:shd w:fill="E3F2FD" w:val="clear"/>
+            <w:tcMar>
+              <w:top w:type="dxa" w:w="140"/>
+              <w:left w:type="dxa" w:w="180"/>
+              <w:bottom w:type="dxa" w:w="140"/>
+              <w:right w:type="dxa" w:w="180"/>
+            </w:tcMar>
+          </w:tcPr>
+          <w:p>
+            <w:pPr>
+              <w:spacing w:after="90"/>
+            </w:pPr>
+            <w:r>
+              <w:rPr>
+                <w:b/>
+                <w:bCs/>
+                <w:i w:val="false"/>
+                <w:iCs w:val="false"/>
+                <w:color w:val="1565C0"/>
+                <w:sz w:val="25"/>
+                <w:szCs w:val="25"/>
+                <w:rFonts w:ascii="Times New Roman" w:cs="Times New Roman" w:eastAsia="Times New Roman" w:hAnsi="Times New Roman"/>
+              </w:rPr>
+              <w:t xml:space="preserve">Le savais-tu ?</w:t>
+            </w:r>
+          </w:p>
+          <w:p>
+            <w:pPr>
+              <w:spacing w:after="0" w:line="300"/>
+              <w:jc w:val="both"/>
+            </w:pPr>
+            <w:r>
+              <w:rPr>
+                <w:b w:val="false"/>
+                <w:bCs w:val="false"/>
+                <w:i w:val="false"/>
+                <w:iCs w:val="false"/>
+                <w:color w:val="000000"/>
+                <w:sz w:val="22"/>
+                <w:szCs w:val="22"/>
+                <w:rFonts w:ascii="Times New Roman" w:cs="Times New Roman" w:eastAsia="Times New Roman" w:hAnsi="Times New Roman"/>
+              </w:rPr>
+              <w:t xml:space="preserve">Colomb est mort en 1506 sans savoir qu’il avait touché un continent inconnu des Européens : il a toujours cru avoir atteint l’Asie ! C’est pourquoi il appela « Indiens » les habitants de l’Amérique. Le nouveau continent reçut finalement le prénom d’Amerigo Vespucci, le premier à comprendre qu’il s’agissait d’un « Nouveau Monde ».</w:t>
+            </w:r>
+          </w:p>
+        </w:tc>
+      </w:tr>
+    </w:tbl>
+    <w:p>
+      <w:pPr>
+        <w:spacing w:after="160"/>
+      </w:pPr>
     </w:p>
     <w:p>
       <w:pPr>
-        <w:spacing w:after="60" w:line="300"/>
+        <w:spacing w:after="80" w:line="300"/>
         <w:jc w:val="both"/>
       </w:pPr>
       <w:r>
         <w:rPr>
-          <w:b w:val="false"/>
-          <w:bCs w:val="false"/>
-          <w:i w:val="false"/>
-          <w:iCs w:val="false"/>
-          <w:color w:val="000000"/>
-          <w:sz w:val="24"/>
-          <w:szCs w:val="24"/>
-          <w:rFonts w:ascii="Times New Roman" w:cs="Times New Roman" w:eastAsia="Times New Roman" w:hAnsi="Times New Roman"/>
-        </w:rPr>
-        <w:t xml:space="preserve">1. Classer les facteurs : techniques, économiques, politiques et religieux.</w:t>
+          <w:b/>
+          <w:bCs/>
+          <w:i w:val="false"/>
+          <w:iCs w:val="false"/>
+          <w:color w:val="2E7D32"/>
+          <w:sz w:val="26"/>
+          <w:szCs w:val="26"/>
+          <w:rFonts w:ascii="Times New Roman" w:cs="Times New Roman" w:eastAsia="Times New Roman" w:hAnsi="Times New Roman"/>
+        </w:rPr>
+        <w:t xml:space="preserve">Petit lexique</w:t>
       </w:r>
     </w:p>
+    <w:tbl>
+      <w:tblPr>
+        <w:tblW w:type="dxa" w:w="9600"/>
+        <w:tblBorders>
+          <w:top w:val="single" w:color="808080" w:sz="4"/>
+          <w:left w:val="single" w:color="808080" w:sz="4"/>
+          <w:bottom w:val="single" w:color="808080" w:sz="4"/>
+          <w:right w:val="single" w:color="808080" w:sz="4"/>
+          <w:insideH w:val="single" w:color="B0B0B0" w:sz="4"/>
+          <w:insideV w:val="single" w:color="B0B0B0" w:sz="4"/>
+        </w:tblBorders>
+        <w:tblLayout w:type="fixed"/>
+      </w:tblPr>
+      <w:tblGrid>
+        <w:gridCol w:w="2800"/>
+        <w:gridCol w:w="6800"/>
+      </w:tblGrid>
+      <w:tr>
+        <w:tc>
+          <w:tcPr>
+            <w:shd w:fill="E7E6E6" w:val="clear"/>
+            <w:tcMar>
+              <w:top w:type="dxa" w:w="80"/>
+              <w:left w:type="dxa" w:w="80"/>
+              <w:bottom w:type="dxa" w:w="80"/>
+              <w:right w:type="dxa" w:w="80"/>
+            </w:tcMar>
+          </w:tcPr>
+          <w:p>
+            <w:pPr>
+              <w:spacing w:after="40"/>
+              <w:jc w:val="left"/>
+            </w:pPr>
+            <w:r>
+              <w:rPr>
+                <w:b/>
+                <w:bCs/>
+                <w:i w:val="false"/>
+                <w:iCs w:val="false"/>
+                <w:color w:val="000000"/>
+                <w:sz w:val="20"/>
+                <w:szCs w:val="20"/>
+                <w:rFonts w:ascii="Times New Roman" w:cs="Times New Roman" w:eastAsia="Times New Roman" w:hAnsi="Times New Roman"/>
+              </w:rPr>
+              <w:t xml:space="preserve">Mot</w:t>
+            </w:r>
+          </w:p>
+        </w:tc>
+        <w:tc>
+          <w:tcPr>
+            <w:shd w:fill="E7E6E6" w:val="clear"/>
+            <w:tcMar>
+              <w:top w:type="dxa" w:w="80"/>
+              <w:left w:type="dxa" w:w="80"/>
+              <w:bottom w:type="dxa" w:w="80"/>
+              <w:right w:type="dxa" w:w="80"/>
+            </w:tcMar>
+          </w:tcPr>
+          <w:p>
+            <w:pPr>
+              <w:spacing w:after="40"/>
+              <w:jc w:val="left"/>
+            </w:pPr>
+            <w:r>
+              <w:rPr>
+                <w:b/>
+                <w:bCs/>
+                <w:i w:val="false"/>
+                <w:iCs w:val="false"/>
+                <w:color w:val="000000"/>
+                <w:sz w:val="20"/>
+                <w:szCs w:val="20"/>
+                <w:rFonts w:ascii="Times New Roman" w:cs="Times New Roman" w:eastAsia="Times New Roman" w:hAnsi="Times New Roman"/>
+              </w:rPr>
+              <w:t xml:space="preserve">Sens</w:t>
+            </w:r>
+          </w:p>
+        </w:tc>
+      </w:tr>
+      <w:tr>
+        <w:tc>
+          <w:tcPr>
+            <w:tcMar>
+              <w:top w:type="dxa" w:w="80"/>
+              <w:left w:type="dxa" w:w="80"/>
+              <w:bottom w:type="dxa" w:w="80"/>
+              <w:right w:type="dxa" w:w="80"/>
+            </w:tcMar>
+          </w:tcPr>
+          <w:p>
+            <w:pPr>
+              <w:spacing w:after="40"/>
+              <w:jc w:val="left"/>
+            </w:pPr>
+            <w:r>
+              <w:rPr>
+                <w:b/>
+                <w:bCs/>
+                <w:i w:val="false"/>
+                <w:iCs w:val="false"/>
+                <w:color w:val="000000"/>
+                <w:sz w:val="20"/>
+                <w:szCs w:val="20"/>
+                <w:rFonts w:ascii="Times New Roman" w:cs="Times New Roman" w:eastAsia="Times New Roman" w:hAnsi="Times New Roman"/>
+              </w:rPr>
+              <w:t xml:space="preserve">Caravelle</w:t>
+            </w:r>
+          </w:p>
+        </w:tc>
+        <w:tc>
+          <w:tcPr>
+            <w:tcMar>
+              <w:top w:type="dxa" w:w="80"/>
+              <w:left w:type="dxa" w:w="80"/>
+              <w:bottom w:type="dxa" w:w="80"/>
+              <w:right w:type="dxa" w:w="80"/>
+            </w:tcMar>
+          </w:tcPr>
+          <w:p>
+            <w:pPr>
+              <w:spacing w:after="40"/>
+              <w:jc w:val="left"/>
+            </w:pPr>
+            <w:r>
+              <w:rPr>
+                <w:b w:val="false"/>
+                <w:bCs w:val="false"/>
+                <w:i w:val="false"/>
+                <w:iCs w:val="false"/>
+                <w:color w:val="000000"/>
+                <w:sz w:val="20"/>
+                <w:szCs w:val="20"/>
+                <w:rFonts w:ascii="Times New Roman" w:cs="Times New Roman" w:eastAsia="Times New Roman" w:hAnsi="Times New Roman"/>
+              </w:rPr>
+              <w:t xml:space="preserve">navire maniable des XVᵉ-XVIᵉ siècles, capable de remonter le vent</w:t>
+            </w:r>
+          </w:p>
+        </w:tc>
+      </w:tr>
+      <w:tr>
+        <w:tc>
+          <w:tcPr>
+            <w:tcMar>
+              <w:top w:type="dxa" w:w="80"/>
+              <w:left w:type="dxa" w:w="80"/>
+              <w:bottom w:type="dxa" w:w="80"/>
+              <w:right w:type="dxa" w:w="80"/>
+            </w:tcMar>
+          </w:tcPr>
+          <w:p>
+            <w:pPr>
+              <w:spacing w:after="40"/>
+              <w:jc w:val="left"/>
+            </w:pPr>
+            <w:r>
+              <w:rPr>
+                <w:b/>
+                <w:bCs/>
+                <w:i w:val="false"/>
+                <w:iCs w:val="false"/>
+                <w:color w:val="000000"/>
+                <w:sz w:val="20"/>
+                <w:szCs w:val="20"/>
+                <w:rFonts w:ascii="Times New Roman" w:cs="Times New Roman" w:eastAsia="Times New Roman" w:hAnsi="Times New Roman"/>
+              </w:rPr>
+              <w:t xml:space="preserve">Astrolabe</w:t>
+            </w:r>
+          </w:p>
+        </w:tc>
+        <w:tc>
+          <w:tcPr>
+            <w:tcMar>
+              <w:top w:type="dxa" w:w="80"/>
+              <w:left w:type="dxa" w:w="80"/>
+              <w:bottom w:type="dxa" w:w="80"/>
+              <w:right w:type="dxa" w:w="80"/>
+            </w:tcMar>
+          </w:tcPr>
+          <w:p>
+            <w:pPr>
+              <w:spacing w:after="40"/>
+              <w:jc w:val="left"/>
+            </w:pPr>
+            <w:r>
+              <w:rPr>
+                <w:b w:val="false"/>
+                <w:bCs w:val="false"/>
+                <w:i w:val="false"/>
+                <w:iCs w:val="false"/>
+                <w:color w:val="000000"/>
+                <w:sz w:val="20"/>
+                <w:szCs w:val="20"/>
+                <w:rFonts w:ascii="Times New Roman" w:cs="Times New Roman" w:eastAsia="Times New Roman" w:hAnsi="Times New Roman"/>
+              </w:rPr>
+              <w:t xml:space="preserve">instrument donnant la latitude d’après les astres</w:t>
+            </w:r>
+          </w:p>
+        </w:tc>
+      </w:tr>
+      <w:tr>
+        <w:tc>
+          <w:tcPr>
+            <w:tcMar>
+              <w:top w:type="dxa" w:w="80"/>
+              <w:left w:type="dxa" w:w="80"/>
+              <w:bottom w:type="dxa" w:w="80"/>
+              <w:right w:type="dxa" w:w="80"/>
+            </w:tcMar>
+          </w:tcPr>
+          <w:p>
+            <w:pPr>
+              <w:spacing w:after="40"/>
+              <w:jc w:val="left"/>
+            </w:pPr>
+            <w:r>
+              <w:rPr>
+                <w:b/>
+                <w:bCs/>
+                <w:i w:val="false"/>
+                <w:iCs w:val="false"/>
+                <w:color w:val="000000"/>
+                <w:sz w:val="20"/>
+                <w:szCs w:val="20"/>
+                <w:rFonts w:ascii="Times New Roman" w:cs="Times New Roman" w:eastAsia="Times New Roman" w:hAnsi="Times New Roman"/>
+              </w:rPr>
+              <w:t xml:space="preserve">Épices</w:t>
+            </w:r>
+          </w:p>
+        </w:tc>
+        <w:tc>
+          <w:tcPr>
+            <w:tcMar>
+              <w:top w:type="dxa" w:w="80"/>
+              <w:left w:type="dxa" w:w="80"/>
+              <w:bottom w:type="dxa" w:w="80"/>
+              <w:right w:type="dxa" w:w="80"/>
+            </w:tcMar>
+          </w:tcPr>
+          <w:p>
+            <w:pPr>
+              <w:spacing w:after="40"/>
+              <w:jc w:val="left"/>
+            </w:pPr>
+            <w:r>
+              <w:rPr>
+                <w:b w:val="false"/>
+                <w:bCs w:val="false"/>
+                <w:i w:val="false"/>
+                <w:iCs w:val="false"/>
+                <w:color w:val="000000"/>
+                <w:sz w:val="20"/>
+                <w:szCs w:val="20"/>
+                <w:rFonts w:ascii="Times New Roman" w:cs="Times New Roman" w:eastAsia="Times New Roman" w:hAnsi="Times New Roman"/>
+              </w:rPr>
+              <w:t xml:space="preserve">poivre, cannelle, girofle… produits d’Asie très recherchés</w:t>
+            </w:r>
+          </w:p>
+        </w:tc>
+      </w:tr>
+      <w:tr>
+        <w:tc>
+          <w:tcPr>
+            <w:tcMar>
+              <w:top w:type="dxa" w:w="80"/>
+              <w:left w:type="dxa" w:w="80"/>
+              <w:bottom w:type="dxa" w:w="80"/>
+              <w:right w:type="dxa" w:w="80"/>
+            </w:tcMar>
+          </w:tcPr>
+          <w:p>
+            <w:pPr>
+              <w:spacing w:after="40"/>
+              <w:jc w:val="left"/>
+            </w:pPr>
+            <w:r>
+              <w:rPr>
+                <w:b/>
+                <w:bCs/>
+                <w:i w:val="false"/>
+                <w:iCs w:val="false"/>
+                <w:color w:val="000000"/>
+                <w:sz w:val="20"/>
+                <w:szCs w:val="20"/>
+                <w:rFonts w:ascii="Times New Roman" w:cs="Times New Roman" w:eastAsia="Times New Roman" w:hAnsi="Times New Roman"/>
+              </w:rPr>
+              <w:t xml:space="preserve">Expédition</w:t>
+            </w:r>
+          </w:p>
+        </w:tc>
+        <w:tc>
+          <w:tcPr>
+            <w:tcMar>
+              <w:top w:type="dxa" w:w="80"/>
+              <w:left w:type="dxa" w:w="80"/>
+              <w:bottom w:type="dxa" w:w="80"/>
+              <w:right w:type="dxa" w:w="80"/>
+            </w:tcMar>
+          </w:tcPr>
+          <w:p>
+            <w:pPr>
+              <w:spacing w:after="40"/>
+              <w:jc w:val="left"/>
+            </w:pPr>
+            <w:r>
+              <w:rPr>
+                <w:b w:val="false"/>
+                <w:bCs w:val="false"/>
+                <w:i w:val="false"/>
+                <w:iCs w:val="false"/>
+                <w:color w:val="000000"/>
+                <w:sz w:val="20"/>
+                <w:szCs w:val="20"/>
+                <w:rFonts w:ascii="Times New Roman" w:cs="Times New Roman" w:eastAsia="Times New Roman" w:hAnsi="Times New Roman"/>
+              </w:rPr>
+              <w:t xml:space="preserve">voyage organisé d’exploration</w:t>
+            </w:r>
+          </w:p>
+        </w:tc>
+      </w:tr>
+    </w:tbl>
     <w:p>
       <w:pPr>
-        <w:spacing w:after="60" w:line="300"/>
-        <w:jc w:val="both"/>
+        <w:spacing w:after="120"/>
       </w:pPr>
-      <w:r>
-        <w:rPr>
-          <w:b w:val="false"/>
-          <w:bCs w:val="false"/>
-          <w:i w:val="false"/>
-          <w:iCs w:val="false"/>
-          <w:color w:val="000000"/>
-          <w:sz w:val="24"/>
-          <w:szCs w:val="24"/>
-          <w:rFonts w:ascii="Times New Roman" w:cs="Times New Roman" w:eastAsia="Times New Roman" w:hAnsi="Times New Roman"/>
-        </w:rPr>
-        <w:t xml:space="preserve">2. Mémoriser le tableau explorateur-date-exploit.</w:t>
-      </w:r>
-    </w:p>
-    <w:p>
-      <w:pPr>
-        <w:spacing w:after="60" w:line="300"/>
-        <w:jc w:val="both"/>
-      </w:pPr>
-      <w:r>
-        <w:rPr>
-          <w:b w:val="false"/>
-          <w:bCs w:val="false"/>
-          <w:i w:val="false"/>
-          <w:iCs w:val="false"/>
-          <w:color w:val="000000"/>
-          <w:sz w:val="24"/>
-          <w:szCs w:val="24"/>
-          <w:rFonts w:ascii="Times New Roman" w:cs="Times New Roman" w:eastAsia="Times New Roman" w:hAnsi="Times New Roman"/>
-        </w:rPr>
-        <w:t xml:space="preserve">3. Suivre chaque itinéraire sur la carte : vers l’est (Afrique, Indes) ou vers l’ouest (Amérique).</w:t>
-      </w:r>
-    </w:p>
-    <w:p>
-      <w:pPr>
-        <w:spacing w:after="110" w:line="300"/>
-        <w:jc w:val="both"/>
-      </w:pPr>
-      <w:r>
-        <w:rPr>
-          <w:b/>
-          <w:bCs/>
-          <w:i w:val="false"/>
-          <w:iCs w:val="false"/>
-          <w:color w:val="1F4E79"/>
-          <w:sz w:val="24"/>
-          <w:szCs w:val="24"/>
-          <w:rFonts w:ascii="Times New Roman" w:cs="Times New Roman" w:eastAsia="Times New Roman" w:hAnsi="Times New Roman"/>
-        </w:rPr>
-        <w:t xml:space="preserve">Exemple — </w:t>
-      </w:r>
-      <w:r>
-        <w:rPr>
-          <w:b w:val="false"/>
-          <w:bCs w:val="false"/>
-          <w:i w:val="false"/>
-          <w:iCs w:val="false"/>
-          <w:color w:val="000000"/>
-          <w:sz w:val="24"/>
-          <w:szCs w:val="24"/>
-          <w:rFonts w:ascii="Times New Roman" w:cs="Times New Roman" w:eastAsia="Times New Roman" w:hAnsi="Times New Roman"/>
-        </w:rPr>
-        <w:t xml:space="preserve">Pour vérifier qu’on a compris : Colomb part vers l’OUEST pour atteindre les Indes et trouve l’Amérique ; Vasco de Gama part vers l’EST, double l’Afrique et atteint vraiment les Indes. Deux routes, un même but : les épices.</w:t>
-      </w:r>
-    </w:p>
-    <w:p>
-      <w:pPr>
-        <w:spacing w:after="110" w:line="300"/>
-        <w:jc w:val="both"/>
-      </w:pPr>
-      <w:r>
-        <w:rPr>
-          <w:b/>
-          <w:bCs/>
-          <w:i w:val="false"/>
-          <w:iCs w:val="false"/>
-          <w:color w:val="B25000"/>
-          <w:sz w:val="24"/>
-          <w:szCs w:val="24"/>
-          <w:rFonts w:ascii="Times New Roman" w:cs="Times New Roman" w:eastAsia="Times New Roman" w:hAnsi="Times New Roman"/>
-        </w:rPr>
-        <w:t xml:space="preserve">Erreur à éviter — </w:t>
-      </w:r>
-      <w:r>
-        <w:rPr>
-          <w:b w:val="false"/>
-          <w:bCs w:val="false"/>
-          <w:i w:val="false"/>
-          <w:iCs w:val="false"/>
-          <w:color w:val="000000"/>
-          <w:sz w:val="24"/>
-          <w:szCs w:val="24"/>
-          <w:rFonts w:ascii="Times New Roman" w:cs="Times New Roman" w:eastAsia="Times New Roman" w:hAnsi="Times New Roman"/>
-        </w:rPr>
-        <w:t xml:space="preserve">Dire que « Colomb a découvert que la Terre est ronde » : les savants le savaient depuis l’Antiquité ! Colomb a sous-estimé la taille de la Terre ; c’est le voyage de Magellan qui a prouvé la rotondité par les faits. Et l’Amérique était déjà peuplée : « découverte » vaut du point de vue européen.</w:t>
-      </w:r>
-    </w:p>
-    <w:p>
-      <w:pPr>
-        <w:shd w:fill="E3F2FD" w:val="clear"/>
-        <w:spacing w:after="110" w:line="300"/>
-        <w:jc w:val="both"/>
-      </w:pPr>
-      <w:r>
-        <w:rPr>
-          <w:b/>
-          <w:bCs/>
-          <w:i w:val="false"/>
-          <w:iCs w:val="false"/>
-          <w:color w:val="1565C0"/>
-          <w:sz w:val="24"/>
-          <w:szCs w:val="24"/>
-          <w:rFonts w:ascii="Times New Roman" w:cs="Times New Roman" w:eastAsia="Times New Roman" w:hAnsi="Times New Roman"/>
-        </w:rPr>
-        <w:t xml:space="preserve">Le savais-tu ? </w:t>
-      </w:r>
-      <w:r>
-        <w:rPr>
-          <w:b w:val="false"/>
-          <w:bCs w:val="false"/>
-          <w:i w:val="false"/>
-          <w:iCs w:val="false"/>
-          <w:color w:val="000000"/>
-          <w:sz w:val="24"/>
-          <w:szCs w:val="24"/>
-          <w:rFonts w:ascii="Times New Roman" w:cs="Times New Roman" w:eastAsia="Times New Roman" w:hAnsi="Times New Roman"/>
-        </w:rPr>
-        <w:t xml:space="preserve">Colomb est mort en 1506 sans savoir qu’il avait touché un continent inconnu des Européens : il a toujours cru avoir atteint l’Asie ! C’est pourquoi il appela « Indiens » les habitants de l’Amérique. Le nouveau continent reçut finalement le prénom d’Amerigo Vespucci, le premier à comprendre qu’il s’agissait d’un « Nouveau Monde ».</w:t>
-      </w:r>
     </w:p>
     <w:p>
       <w:pPr>
@@ -7678,152 +9637,152 @@
                 <w:szCs w:val="20"/>
                 <w:rFonts w:ascii="Times New Roman" w:cs="Times New Roman" w:eastAsia="Times New Roman" w:hAnsi="Times New Roman"/>
               </w:rPr>
-              <w:t xml:space="preserve">3. Observation</w:t>
-            </w:r>
-          </w:p>
-        </w:tc>
-        <w:tc>
-          <w:tcPr>
-            <w:tcMar>
-              <w:top w:type="dxa" w:w="80"/>
-              <w:left w:type="dxa" w:w="80"/>
-              <w:bottom w:type="dxa" w:w="80"/>
-              <w:right w:type="dxa" w:w="80"/>
-            </w:tcMar>
-          </w:tcPr>
-          <w:p>
-            <w:pPr>
-              <w:spacing w:after="40"/>
-              <w:jc w:val="left"/>
-            </w:pPr>
-            <w:r>
-              <w:rPr>
-                <w:b w:val="false"/>
-                <w:bCs w:val="false"/>
-                <w:i w:val="false"/>
-                <w:iCs w:val="false"/>
-                <w:color w:val="000000"/>
-                <w:sz w:val="20"/>
-                <w:szCs w:val="20"/>
-                <w:rFonts w:ascii="Times New Roman" w:cs="Times New Roman" w:eastAsia="Times New Roman" w:hAnsi="Times New Roman"/>
-              </w:rPr>
-              <w:t xml:space="preserve">Un navire quitte Nantes avec des fusils et des tissus ; il les échange sur la côte africaine contre 300 captifs ; il les vend aux Antilles et revient chargé de sucre. Un seul voyage, trois profits — et 300 vies brisées.</w:t>
-            </w:r>
-          </w:p>
-        </w:tc>
-        <w:tc>
-          <w:tcPr>
-            <w:tcMar>
-              <w:top w:type="dxa" w:w="80"/>
-              <w:left w:type="dxa" w:w="80"/>
-              <w:bottom w:type="dxa" w:w="80"/>
-              <w:right w:type="dxa" w:w="80"/>
-            </w:tcMar>
-          </w:tcPr>
-          <w:p>
-            <w:pPr>
-              <w:spacing w:after="40"/>
-              <w:jc w:val="left"/>
-            </w:pPr>
-            <w:r>
-              <w:rPr>
-                <w:b w:val="false"/>
-                <w:bCs w:val="false"/>
-                <w:i w:val="false"/>
-                <w:iCs w:val="false"/>
-                <w:color w:val="000000"/>
-                <w:sz w:val="20"/>
-                <w:szCs w:val="20"/>
-                <w:rFonts w:ascii="Times New Roman" w:cs="Times New Roman" w:eastAsia="Times New Roman" w:hAnsi="Times New Roman"/>
-              </w:rPr>
-              <w:t xml:space="preserve">Observent l’exemple résolu.</w:t>
-            </w:r>
-          </w:p>
-        </w:tc>
-        <w:tc>
-          <w:tcPr>
-            <w:tcMar>
-              <w:top w:type="dxa" w:w="80"/>
-              <w:left w:type="dxa" w:w="80"/>
-              <w:bottom w:type="dxa" w:w="80"/>
-              <w:right w:type="dxa" w:w="80"/>
-            </w:tcMar>
-          </w:tcPr>
-          <w:p>
-            <w:pPr>
-              <w:spacing w:after="40"/>
-              <w:jc w:val="left"/>
-            </w:pPr>
-            <w:r>
-              <w:rPr>
-                <w:b w:val="false"/>
-                <w:bCs w:val="false"/>
-                <w:i w:val="false"/>
-                <w:iCs w:val="false"/>
-                <w:color w:val="000000"/>
-                <w:sz w:val="20"/>
-                <w:szCs w:val="20"/>
-                <w:rFonts w:ascii="Times New Roman" w:cs="Times New Roman" w:eastAsia="Times New Roman" w:hAnsi="Times New Roman"/>
-              </w:rPr>
-              <w:t xml:space="preserve">Observation dirigée</w:t>
-            </w:r>
-          </w:p>
-        </w:tc>
-        <w:tc>
-          <w:tcPr>
-            <w:tcMar>
-              <w:top w:type="dxa" w:w="80"/>
-              <w:left w:type="dxa" w:w="80"/>
-              <w:bottom w:type="dxa" w:w="80"/>
-              <w:right w:type="dxa" w:w="80"/>
-            </w:tcMar>
-          </w:tcPr>
-          <w:p>
-            <w:pPr>
-              <w:spacing w:after="40"/>
-              <w:jc w:val="left"/>
-            </w:pPr>
-            <w:r>
-              <w:rPr>
-                <w:b w:val="false"/>
-                <w:bCs w:val="false"/>
-                <w:i w:val="false"/>
-                <w:iCs w:val="false"/>
-                <w:color w:val="000000"/>
-                <w:sz w:val="20"/>
-                <w:szCs w:val="20"/>
-                <w:rFonts w:ascii="Times New Roman" w:cs="Times New Roman" w:eastAsia="Times New Roman" w:hAnsi="Times New Roman"/>
-              </w:rPr>
-              <w:t xml:space="preserve">Document imprimé</w:t>
-            </w:r>
-          </w:p>
-        </w:tc>
-        <w:tc>
-          <w:tcPr>
-            <w:tcMar>
-              <w:top w:type="dxa" w:w="80"/>
-              <w:left w:type="dxa" w:w="80"/>
-              <w:bottom w:type="dxa" w:w="80"/>
-              <w:right w:type="dxa" w:w="80"/>
-            </w:tcMar>
-          </w:tcPr>
-          <w:p>
-            <w:pPr>
-              <w:spacing w:after="40"/>
-              <w:jc w:val="left"/>
-            </w:pPr>
-            <w:r>
-              <w:rPr>
-                <w:b w:val="false"/>
-                <w:bCs w:val="false"/>
-                <w:i w:val="false"/>
-                <w:iCs w:val="false"/>
-                <w:color w:val="000000"/>
-                <w:sz w:val="20"/>
-                <w:szCs w:val="20"/>
-                <w:rFonts w:ascii="Times New Roman" w:cs="Times New Roman" w:eastAsia="Times New Roman" w:hAnsi="Times New Roman"/>
-              </w:rPr>
-              <w:t xml:space="preserve">Compréhension</w:t>
+              <w:t xml:space="preserve">3. Développement</w:t>
+            </w:r>
+          </w:p>
+        </w:tc>
+        <w:tc>
+          <w:tcPr>
+            <w:tcMar>
+              <w:top w:type="dxa" w:w="80"/>
+              <w:left w:type="dxa" w:w="80"/>
+              <w:bottom w:type="dxa" w:w="80"/>
+              <w:right w:type="dxa" w:w="80"/>
+            </w:tcMar>
+          </w:tcPr>
+          <w:p>
+            <w:pPr>
+              <w:spacing w:after="40"/>
+              <w:jc w:val="left"/>
+            </w:pPr>
+            <w:r>
+              <w:rPr>
+                <w:b w:val="false"/>
+                <w:bCs w:val="false"/>
+                <w:i w:val="false"/>
+                <w:iCs w:val="false"/>
+                <w:color w:val="000000"/>
+                <w:sz w:val="20"/>
+                <w:szCs w:val="20"/>
+                <w:rFonts w:ascii="Times New Roman" w:cs="Times New Roman" w:eastAsia="Times New Roman" w:hAnsi="Times New Roman"/>
+              </w:rPr>
+              <w:t xml:space="preserve">Développe la leçon partie par partie : Nouveaux axes, nouveaux empires ; Plantations et commerce triangulaire ; La traite : causes et conséquences.</w:t>
+            </w:r>
+          </w:p>
+        </w:tc>
+        <w:tc>
+          <w:tcPr>
+            <w:tcMar>
+              <w:top w:type="dxa" w:w="80"/>
+              <w:left w:type="dxa" w:w="80"/>
+              <w:bottom w:type="dxa" w:w="80"/>
+              <w:right w:type="dxa" w:w="80"/>
+            </w:tcMar>
+          </w:tcPr>
+          <w:p>
+            <w:pPr>
+              <w:spacing w:after="40"/>
+              <w:jc w:val="left"/>
+            </w:pPr>
+            <w:r>
+              <w:rPr>
+                <w:b w:val="false"/>
+                <w:bCs w:val="false"/>
+                <w:i w:val="false"/>
+                <w:iCs w:val="false"/>
+                <w:color w:val="000000"/>
+                <w:sz w:val="20"/>
+                <w:szCs w:val="20"/>
+                <w:rFonts w:ascii="Times New Roman" w:cs="Times New Roman" w:eastAsia="Times New Roman" w:hAnsi="Times New Roman"/>
+              </w:rPr>
+              <w:t xml:space="preserve">Écoutent, répondent aux questions et notent les mots-clés.</w:t>
+            </w:r>
+          </w:p>
+        </w:tc>
+        <w:tc>
+          <w:tcPr>
+            <w:tcMar>
+              <w:top w:type="dxa" w:w="80"/>
+              <w:left w:type="dxa" w:w="80"/>
+              <w:bottom w:type="dxa" w:w="80"/>
+              <w:right w:type="dxa" w:w="80"/>
+            </w:tcMar>
+          </w:tcPr>
+          <w:p>
+            <w:pPr>
+              <w:spacing w:after="40"/>
+              <w:jc w:val="left"/>
+            </w:pPr>
+            <w:r>
+              <w:rPr>
+                <w:b w:val="false"/>
+                <w:bCs w:val="false"/>
+                <w:i w:val="false"/>
+                <w:iCs w:val="false"/>
+                <w:color w:val="000000"/>
+                <w:sz w:val="20"/>
+                <w:szCs w:val="20"/>
+                <w:rFonts w:ascii="Times New Roman" w:cs="Times New Roman" w:eastAsia="Times New Roman" w:hAnsi="Times New Roman"/>
+              </w:rPr>
+              <w:t xml:space="preserve">Exposé interactif, questions-réponses</w:t>
+            </w:r>
+          </w:p>
+        </w:tc>
+        <w:tc>
+          <w:tcPr>
+            <w:tcMar>
+              <w:top w:type="dxa" w:w="80"/>
+              <w:left w:type="dxa" w:w="80"/>
+              <w:bottom w:type="dxa" w:w="80"/>
+              <w:right w:type="dxa" w:w="80"/>
+            </w:tcMar>
+          </w:tcPr>
+          <w:p>
+            <w:pPr>
+              <w:spacing w:after="40"/>
+              <w:jc w:val="left"/>
+            </w:pPr>
+            <w:r>
+              <w:rPr>
+                <w:b w:val="false"/>
+                <w:bCs w:val="false"/>
+                <w:i w:val="false"/>
+                <w:iCs w:val="false"/>
+                <w:color w:val="000000"/>
+                <w:sz w:val="20"/>
+                <w:szCs w:val="20"/>
+                <w:rFonts w:ascii="Times New Roman" w:cs="Times New Roman" w:eastAsia="Times New Roman" w:hAnsi="Times New Roman"/>
+              </w:rPr>
+              <w:t xml:space="preserve">Tableau, frises, cartes</w:t>
+            </w:r>
+          </w:p>
+        </w:tc>
+        <w:tc>
+          <w:tcPr>
+            <w:tcMar>
+              <w:top w:type="dxa" w:w="80"/>
+              <w:left w:type="dxa" w:w="80"/>
+              <w:bottom w:type="dxa" w:w="80"/>
+              <w:right w:type="dxa" w:w="80"/>
+            </w:tcMar>
+          </w:tcPr>
+          <w:p>
+            <w:pPr>
+              <w:spacing w:after="40"/>
+              <w:jc w:val="left"/>
+            </w:pPr>
+            <w:r>
+              <w:rPr>
+                <w:b w:val="false"/>
+                <w:bCs w:val="false"/>
+                <w:i w:val="false"/>
+                <w:iCs w:val="false"/>
+                <w:color w:val="000000"/>
+                <w:sz w:val="20"/>
+                <w:szCs w:val="20"/>
+                <w:rFonts w:ascii="Times New Roman" w:cs="Times New Roman" w:eastAsia="Times New Roman" w:hAnsi="Times New Roman"/>
+              </w:rPr>
+              <w:t xml:space="preserve">Attention, participation</w:t>
             </w:r>
           </w:p>
         </w:tc>
@@ -7854,152 +9813,152 @@
                 <w:szCs w:val="20"/>
                 <w:rFonts w:ascii="Times New Roman" w:cs="Times New Roman" w:eastAsia="Times New Roman" w:hAnsi="Times New Roman"/>
               </w:rPr>
-              <w:t xml:space="preserve">4. Analyse</w:t>
-            </w:r>
-          </w:p>
-        </w:tc>
-        <w:tc>
-          <w:tcPr>
-            <w:tcMar>
-              <w:top w:type="dxa" w:w="80"/>
-              <w:left w:type="dxa" w:w="80"/>
-              <w:bottom w:type="dxa" w:w="80"/>
-              <w:right w:type="dxa" w:w="80"/>
-            </w:tcMar>
-          </w:tcPr>
-          <w:p>
-            <w:pPr>
-              <w:spacing w:after="40"/>
-              <w:jc w:val="left"/>
-            </w:pPr>
-            <w:r>
-              <w:rPr>
-                <w:b w:val="false"/>
-                <w:bCs w:val="false"/>
-                <w:i w:val="false"/>
-                <w:iCs w:val="false"/>
-                <w:color w:val="000000"/>
-                <w:sz w:val="20"/>
-                <w:szCs w:val="20"/>
-                <w:rFonts w:ascii="Times New Roman" w:cs="Times New Roman" w:eastAsia="Times New Roman" w:hAnsi="Times New Roman"/>
-              </w:rPr>
-              <w:t xml:space="preserve">Guide l’analyse : Première conséquence : le déplacement des axes du commerce. Venise et la Méditerranée déclinent ; Lisbonne, Séville, puis Nantes ou Liverpool, tournés vers l’Atlantique, prospèrent. Deuxième conséquence : les premiers empires coloniaux. L’Espagne domine l’Amérique, où les conquistadors abattent les empires aztèque (1521) et inca (1533), affaiblis aussi par les maladies venues d’Europe ; le Portugal tient le Brésil et un chapelet de comptoirs — escales commerciales fortifiées — le long de l’Afrique, en Inde et jusqu’en Chine. Troisième conséquence : l’économie de plantation. En Amérique, de vastes domaines produisent sucre, tabac, coton pour l’Europe. Mais les populations locales, décimées, ne suffisent plus au travail : les Européens organisent alors le commerce triangulaire. Premier côté du triangle : les navires partent d’Europe chargés d’armes, de tissus et d’alcool, échangés en Afrique contre des captifs. Deuxième côté : la terrible traversée de l’Atlantique — des millions d’hommes, de femmes et d’enfants entassés dans les cales ; beaucoup meurent en route. Troisième côté : vendus comme esclaves aux plantations, ils sont remplacés dans les cales par le sucre et le coton qui repartent vers l’Europe. Les causes de la traite : le besoin de main-d’œuvre en Amérique et les besoins des industries d’Europe. Ses conséquences : la dépopulation de l’Afrique et des îles de l’océan Indien, la régression du continent africain, l’enrichissement de l’Europe — et la naissance d’une nouvelle couche de population aux Amériques, les descendants des déportés.</w:t>
-            </w:r>
-          </w:p>
-        </w:tc>
-        <w:tc>
-          <w:tcPr>
-            <w:tcMar>
-              <w:top w:type="dxa" w:w="80"/>
-              <w:left w:type="dxa" w:w="80"/>
-              <w:bottom w:type="dxa" w:w="80"/>
-              <w:right w:type="dxa" w:w="80"/>
-            </w:tcMar>
-          </w:tcPr>
-          <w:p>
-            <w:pPr>
-              <w:spacing w:after="40"/>
-              <w:jc w:val="left"/>
-            </w:pPr>
-            <w:r>
-              <w:rPr>
-                <w:b w:val="false"/>
-                <w:bCs w:val="false"/>
-                <w:i w:val="false"/>
-                <w:iCs w:val="false"/>
-                <w:color w:val="000000"/>
-                <w:sz w:val="20"/>
-                <w:szCs w:val="20"/>
-                <w:rFonts w:ascii="Times New Roman" w:cs="Times New Roman" w:eastAsia="Times New Roman" w:hAnsi="Times New Roman"/>
-              </w:rPr>
-              <w:t xml:space="preserve">Expliquent la démarche et vérifient le résultat.</w:t>
-            </w:r>
-          </w:p>
-        </w:tc>
-        <w:tc>
-          <w:tcPr>
-            <w:tcMar>
-              <w:top w:type="dxa" w:w="80"/>
-              <w:left w:type="dxa" w:w="80"/>
-              <w:bottom w:type="dxa" w:w="80"/>
-              <w:right w:type="dxa" w:w="80"/>
-            </w:tcMar>
-          </w:tcPr>
-          <w:p>
-            <w:pPr>
-              <w:spacing w:after="40"/>
-              <w:jc w:val="left"/>
-            </w:pPr>
-            <w:r>
-              <w:rPr>
-                <w:b w:val="false"/>
-                <w:bCs w:val="false"/>
-                <w:i w:val="false"/>
-                <w:iCs w:val="false"/>
-                <w:color w:val="000000"/>
-                <w:sz w:val="20"/>
-                <w:szCs w:val="20"/>
-                <w:rFonts w:ascii="Times New Roman" w:cs="Times New Roman" w:eastAsia="Times New Roman" w:hAnsi="Times New Roman"/>
-              </w:rPr>
-              <w:t xml:space="preserve">Recherche en binômes</w:t>
-            </w:r>
-          </w:p>
-        </w:tc>
-        <w:tc>
-          <w:tcPr>
-            <w:tcMar>
-              <w:top w:type="dxa" w:w="80"/>
-              <w:left w:type="dxa" w:w="80"/>
-              <w:bottom w:type="dxa" w:w="80"/>
-              <w:right w:type="dxa" w:w="80"/>
-            </w:tcMar>
-          </w:tcPr>
-          <w:p>
-            <w:pPr>
-              <w:spacing w:after="40"/>
-              <w:jc w:val="left"/>
-            </w:pPr>
-            <w:r>
-              <w:rPr>
-                <w:b w:val="false"/>
-                <w:bCs w:val="false"/>
-                <w:i w:val="false"/>
-                <w:iCs w:val="false"/>
-                <w:color w:val="000000"/>
-                <w:sz w:val="20"/>
-                <w:szCs w:val="20"/>
-                <w:rFonts w:ascii="Times New Roman" w:cs="Times New Roman" w:eastAsia="Times New Roman" w:hAnsi="Times New Roman"/>
-              </w:rPr>
-              <w:t xml:space="preserve">Documents, cartes, frises</w:t>
-            </w:r>
-          </w:p>
-        </w:tc>
-        <w:tc>
-          <w:tcPr>
-            <w:tcMar>
-              <w:top w:type="dxa" w:w="80"/>
-              <w:left w:type="dxa" w:w="80"/>
-              <w:bottom w:type="dxa" w:w="80"/>
-              <w:right w:type="dxa" w:w="80"/>
-            </w:tcMar>
-          </w:tcPr>
-          <w:p>
-            <w:pPr>
-              <w:spacing w:after="40"/>
-              <w:jc w:val="left"/>
-            </w:pPr>
-            <w:r>
-              <w:rPr>
-                <w:b w:val="false"/>
-                <w:bCs w:val="false"/>
-                <w:i w:val="false"/>
-                <w:iCs w:val="false"/>
-                <w:color w:val="000000"/>
-                <w:sz w:val="20"/>
-                <w:szCs w:val="20"/>
-                <w:rFonts w:ascii="Times New Roman" w:cs="Times New Roman" w:eastAsia="Times New Roman" w:hAnsi="Times New Roman"/>
-              </w:rPr>
-              <w:t xml:space="preserve">Raisonnement</w:t>
+              <w:t xml:space="preserve">4. Étude de document</w:t>
+            </w:r>
+          </w:p>
+        </w:tc>
+        <w:tc>
+          <w:tcPr>
+            <w:tcMar>
+              <w:top w:type="dxa" w:w="80"/>
+              <w:left w:type="dxa" w:w="80"/>
+              <w:bottom w:type="dxa" w:w="80"/>
+              <w:right w:type="dxa" w:w="80"/>
+            </w:tcMar>
+          </w:tcPr>
+          <w:p>
+            <w:pPr>
+              <w:spacing w:after="40"/>
+              <w:jc w:val="left"/>
+            </w:pPr>
+            <w:r>
+              <w:rPr>
+                <w:b w:val="false"/>
+                <w:bCs w:val="false"/>
+                <w:i w:val="false"/>
+                <w:iCs w:val="false"/>
+                <w:color w:val="000000"/>
+                <w:sz w:val="20"/>
+                <w:szCs w:val="20"/>
+                <w:rFonts w:ascii="Times New Roman" w:cs="Times New Roman" w:eastAsia="Times New Roman" w:hAnsi="Times New Roman"/>
+              </w:rPr>
+              <w:t xml:space="preserve">Fait lire le document « Dans la cale d’un navire négrier » (d’après Olaudah Equiano, ancien captif africain, Ma véridique histoire (1789) — extrait adapté), puis pose les questions.</w:t>
+            </w:r>
+          </w:p>
+        </w:tc>
+        <w:tc>
+          <w:tcPr>
+            <w:tcMar>
+              <w:top w:type="dxa" w:w="80"/>
+              <w:left w:type="dxa" w:w="80"/>
+              <w:bottom w:type="dxa" w:w="80"/>
+              <w:right w:type="dxa" w:w="80"/>
+            </w:tcMar>
+          </w:tcPr>
+          <w:p>
+            <w:pPr>
+              <w:spacing w:after="40"/>
+              <w:jc w:val="left"/>
+            </w:pPr>
+            <w:r>
+              <w:rPr>
+                <w:b w:val="false"/>
+                <w:bCs w:val="false"/>
+                <w:i w:val="false"/>
+                <w:iCs w:val="false"/>
+                <w:color w:val="000000"/>
+                <w:sz w:val="20"/>
+                <w:szCs w:val="20"/>
+                <w:rFonts w:ascii="Times New Roman" w:cs="Times New Roman" w:eastAsia="Times New Roman" w:hAnsi="Times New Roman"/>
+              </w:rPr>
+              <w:t xml:space="preserve">Lisent le document, répondent aux questions et critiquent la source.</w:t>
+            </w:r>
+          </w:p>
+        </w:tc>
+        <w:tc>
+          <w:tcPr>
+            <w:tcMar>
+              <w:top w:type="dxa" w:w="80"/>
+              <w:left w:type="dxa" w:w="80"/>
+              <w:bottom w:type="dxa" w:w="80"/>
+              <w:right w:type="dxa" w:w="80"/>
+            </w:tcMar>
+          </w:tcPr>
+          <w:p>
+            <w:pPr>
+              <w:spacing w:after="40"/>
+              <w:jc w:val="left"/>
+            </w:pPr>
+            <w:r>
+              <w:rPr>
+                <w:b w:val="false"/>
+                <w:bCs w:val="false"/>
+                <w:i w:val="false"/>
+                <w:iCs w:val="false"/>
+                <w:color w:val="000000"/>
+                <w:sz w:val="20"/>
+                <w:szCs w:val="20"/>
+                <w:rFonts w:ascii="Times New Roman" w:cs="Times New Roman" w:eastAsia="Times New Roman" w:hAnsi="Times New Roman"/>
+              </w:rPr>
+              <w:t xml:space="preserve">Observation dirigée, travail en binômes</w:t>
+            </w:r>
+          </w:p>
+        </w:tc>
+        <w:tc>
+          <w:tcPr>
+            <w:tcMar>
+              <w:top w:type="dxa" w:w="80"/>
+              <w:left w:type="dxa" w:w="80"/>
+              <w:bottom w:type="dxa" w:w="80"/>
+              <w:right w:type="dxa" w:w="80"/>
+            </w:tcMar>
+          </w:tcPr>
+          <w:p>
+            <w:pPr>
+              <w:spacing w:after="40"/>
+              <w:jc w:val="left"/>
+            </w:pPr>
+            <w:r>
+              <w:rPr>
+                <w:b w:val="false"/>
+                <w:bCs w:val="false"/>
+                <w:i w:val="false"/>
+                <w:iCs w:val="false"/>
+                <w:color w:val="000000"/>
+                <w:sz w:val="20"/>
+                <w:szCs w:val="20"/>
+                <w:rFonts w:ascii="Times New Roman" w:cs="Times New Roman" w:eastAsia="Times New Roman" w:hAnsi="Times New Roman"/>
+              </w:rPr>
+              <w:t xml:space="preserve">Document imprimé</w:t>
+            </w:r>
+          </w:p>
+        </w:tc>
+        <w:tc>
+          <w:tcPr>
+            <w:tcMar>
+              <w:top w:type="dxa" w:w="80"/>
+              <w:left w:type="dxa" w:w="80"/>
+              <w:bottom w:type="dxa" w:w="80"/>
+              <w:right w:type="dxa" w:w="80"/>
+            </w:tcMar>
+          </w:tcPr>
+          <w:p>
+            <w:pPr>
+              <w:spacing w:after="40"/>
+              <w:jc w:val="left"/>
+            </w:pPr>
+            <w:r>
+              <w:rPr>
+                <w:b w:val="false"/>
+                <w:bCs w:val="false"/>
+                <w:i w:val="false"/>
+                <w:iCs w:val="false"/>
+                <w:color w:val="000000"/>
+                <w:sz w:val="20"/>
+                <w:szCs w:val="20"/>
+                <w:rFonts w:ascii="Times New Roman" w:cs="Times New Roman" w:eastAsia="Times New Roman" w:hAnsi="Times New Roman"/>
+              </w:rPr>
+              <w:t xml:space="preserve">Esprit critique</w:t>
             </w:r>
           </w:p>
         </w:tc>
@@ -8605,39 +10564,26 @@
     </w:p>
     <w:p>
       <w:pPr>
-        <w:spacing w:after="110" w:line="300"/>
-        <w:jc w:val="both"/>
+        <w:spacing w:after="160" w:line="300"/>
+        <w:jc w:val="center"/>
       </w:pPr>
       <w:r>
         <w:rPr>
-          <w:b/>
-          <w:bCs/>
-          <w:i w:val="false"/>
-          <w:iCs w:val="false"/>
-          <w:color w:val="2E7D32"/>
-          <w:sz w:val="24"/>
-          <w:szCs w:val="24"/>
-          <w:rFonts w:ascii="Times New Roman" w:cs="Times New Roman" w:eastAsia="Times New Roman" w:hAnsi="Times New Roman"/>
-        </w:rPr>
-        <w:t xml:space="preserve">Définition — </w:t>
-      </w:r>
-      <w:r>
-        <w:rPr>
-          <w:b/>
-          <w:bCs/>
-          <w:i w:val="false"/>
-          <w:iCs w:val="false"/>
+          <w:b w:val="false"/>
+          <w:bCs w:val="false"/>
+          <w:i/>
+          <w:iCs/>
           <w:color w:val="000000"/>
-          <w:sz w:val="24"/>
-          <w:szCs w:val="24"/>
-          <w:rFonts w:ascii="Times New Roman" w:cs="Times New Roman" w:eastAsia="Times New Roman" w:hAnsi="Times New Roman"/>
-        </w:rPr>
-        <w:t xml:space="preserve">Les Grandes découvertes déplacent les axes commerciaux de la Méditerranée vers l’Atlantique et donnent naissance aux premiers empires coloniaux, espagnol et portugais, avec des comptoirs en Afrique, en Chine et en Inde. En Amérique, les empires aztèque et inca déclinent et l’économie de plantation se développe. Pour fournir la main-d’œuvre, s’organise le commerce triangulaire : la traite des Noirs, déportation d’Africains réduits en esclavage vers l’Amérique.</w:t>
+          <w:sz w:val="21"/>
+          <w:szCs w:val="21"/>
+          <w:rFonts w:ascii="Times New Roman" w:cs="Times New Roman" w:eastAsia="Times New Roman" w:hAnsi="Times New Roman"/>
+        </w:rPr>
+        <w:t xml:space="preserve">Les ports de l’Atlantique s’éveillent, des empires s’effondrent, des millions d’Africains sont arrachés à leur terre.</w:t>
       </w:r>
     </w:p>
     <w:p>
       <w:pPr>
-        <w:spacing w:after="110" w:line="300"/>
+        <w:spacing w:after="80" w:line="300"/>
         <w:jc w:val="both"/>
       </w:pPr>
       <w:r>
@@ -8646,30 +10592,17 @@
           <w:bCs/>
           <w:i w:val="false"/>
           <w:iCs w:val="false"/>
-          <w:color w:val="1F4E79"/>
-          <w:sz w:val="24"/>
-          <w:szCs w:val="24"/>
-          <w:rFonts w:ascii="Times New Roman" w:cs="Times New Roman" w:eastAsia="Times New Roman" w:hAnsi="Times New Roman"/>
-        </w:rPr>
-        <w:t xml:space="preserve">Autrement dit : </w:t>
-      </w:r>
-      <w:r>
-        <w:rPr>
-          <w:b w:val="false"/>
-          <w:bCs w:val="false"/>
-          <w:i w:val="false"/>
-          <w:iCs w:val="false"/>
-          <w:color w:val="000000"/>
-          <w:sz w:val="24"/>
-          <w:szCs w:val="24"/>
-          <w:rFonts w:ascii="Times New Roman" w:cs="Times New Roman" w:eastAsia="Times New Roman" w:hAnsi="Times New Roman"/>
-        </w:rPr>
-        <w:t xml:space="preserve">l’Europe s’enrichit par l’Atlantique, conquiert l’Amérique et y installe des plantations — et pour les faire travailler, elle achète et déporte des captifs africains : c’est la traite.</w:t>
+          <w:color w:val="2E7D32"/>
+          <w:sz w:val="26"/>
+          <w:szCs w:val="26"/>
+          <w:rFonts w:ascii="Times New Roman" w:cs="Times New Roman" w:eastAsia="Times New Roman" w:hAnsi="Times New Roman"/>
+        </w:rPr>
+        <w:t xml:space="preserve">1. Nouveaux axes, nouveaux empires</w:t>
       </w:r>
     </w:p>
     <w:p>
       <w:pPr>
-        <w:spacing w:after="110" w:line="300"/>
+        <w:spacing w:after="100" w:line="300"/>
         <w:jc w:val="both"/>
       </w:pPr>
       <w:r>
@@ -8683,7 +10616,367 @@
           <w:szCs w:val="24"/>
           <w:rFonts w:ascii="Times New Roman" w:cs="Times New Roman" w:eastAsia="Times New Roman" w:hAnsi="Times New Roman"/>
         </w:rPr>
-        <w:t xml:space="preserve">Première conséquence : le déplacement des axes du commerce. Venise et la Méditerranée déclinent ; Lisbonne, Séville, puis Nantes ou Liverpool, tournés vers l’Atlantique, prospèrent. Deuxième conséquence : les premiers empires coloniaux. L’Espagne domine l’Amérique, où les conquistadors abattent les empires aztèque (1521) et inca (1533), affaiblis aussi par les maladies venues d’Europe ; le Portugal tient le Brésil et un chapelet de comptoirs — escales commerciales fortifiées — le long de l’Afrique, en Inde et jusqu’en Chine. Troisième conséquence : l’économie de plantation. En Amérique, de vastes domaines produisent sucre, tabac, coton pour l’Europe. Mais les populations locales, décimées, ne suffisent plus au travail : les Européens organisent alors le commerce triangulaire. Premier côté du triangle : les navires partent d’Europe chargés d’armes, de tissus et d’alcool, échangés en Afrique contre des captifs. Deuxième côté : la terrible traversée de l’Atlantique — des millions d’hommes, de femmes et d’enfants entassés dans les cales ; beaucoup meurent en route. Troisième côté : vendus comme esclaves aux plantations, ils sont remplacés dans les cales par le sucre et le coton qui repartent vers l’Europe. Les causes de la traite : le besoin de main-d’œuvre en Amérique et les besoins des industries d’Europe. Ses conséquences : la dépopulation de l’Afrique et des îles de l’océan Indien, la régression du continent africain, l’enrichissement de l’Europe — et la naissance d’une nouvelle couche de population aux Amériques, les descendants des déportés.</w:t>
+        <w:t xml:space="preserve">Première conséquence : le déplacement des axes du commerce. Venise et la Méditerranée déclinent ; Lisbonne, Séville, puis Nantes ou Liverpool, tournés vers l’</w:t>
+      </w:r>
+      <w:r>
+        <w:rPr>
+          <w:b/>
+          <w:bCs/>
+          <w:i w:val="false"/>
+          <w:iCs w:val="false"/>
+          <w:color w:val="1F4E79"/>
+          <w:sz w:val="24"/>
+          <w:szCs w:val="24"/>
+          <w:rFonts w:ascii="Times New Roman" w:cs="Times New Roman" w:eastAsia="Times New Roman" w:hAnsi="Times New Roman"/>
+        </w:rPr>
+        <w:t xml:space="preserve">Atlantique</w:t>
+      </w:r>
+      <w:r>
+        <w:rPr>
+          <w:b w:val="false"/>
+          <w:bCs w:val="false"/>
+          <w:i w:val="false"/>
+          <w:iCs w:val="false"/>
+          <w:color w:val="000000"/>
+          <w:sz w:val="24"/>
+          <w:szCs w:val="24"/>
+          <w:rFonts w:ascii="Times New Roman" w:cs="Times New Roman" w:eastAsia="Times New Roman" w:hAnsi="Times New Roman"/>
+        </w:rPr>
+        <w:t xml:space="preserve">, prospèrent.</w:t>
+      </w:r>
+    </w:p>
+    <w:p>
+      <w:pPr>
+        <w:spacing w:after="100" w:line="300"/>
+        <w:jc w:val="both"/>
+      </w:pPr>
+      <w:r>
+        <w:rPr>
+          <w:b w:val="false"/>
+          <w:bCs w:val="false"/>
+          <w:i w:val="false"/>
+          <w:iCs w:val="false"/>
+          <w:color w:val="000000"/>
+          <w:sz w:val="24"/>
+          <w:szCs w:val="24"/>
+          <w:rFonts w:ascii="Times New Roman" w:cs="Times New Roman" w:eastAsia="Times New Roman" w:hAnsi="Times New Roman"/>
+        </w:rPr>
+        <w:t xml:space="preserve">Deuxième conséquence : les premiers </w:t>
+      </w:r>
+      <w:r>
+        <w:rPr>
+          <w:b/>
+          <w:bCs/>
+          <w:i w:val="false"/>
+          <w:iCs w:val="false"/>
+          <w:color w:val="1F4E79"/>
+          <w:sz w:val="24"/>
+          <w:szCs w:val="24"/>
+          <w:rFonts w:ascii="Times New Roman" w:cs="Times New Roman" w:eastAsia="Times New Roman" w:hAnsi="Times New Roman"/>
+        </w:rPr>
+        <w:t xml:space="preserve">empires coloniaux</w:t>
+      </w:r>
+      <w:r>
+        <w:rPr>
+          <w:b w:val="false"/>
+          <w:bCs w:val="false"/>
+          <w:i w:val="false"/>
+          <w:iCs w:val="false"/>
+          <w:color w:val="000000"/>
+          <w:sz w:val="24"/>
+          <w:szCs w:val="24"/>
+          <w:rFonts w:ascii="Times New Roman" w:cs="Times New Roman" w:eastAsia="Times New Roman" w:hAnsi="Times New Roman"/>
+        </w:rPr>
+        <w:t xml:space="preserve">. L’Espagne domine l’Amérique, où les </w:t>
+      </w:r>
+      <w:r>
+        <w:rPr>
+          <w:b/>
+          <w:bCs/>
+          <w:i w:val="false"/>
+          <w:iCs w:val="false"/>
+          <w:color w:val="1F4E79"/>
+          <w:sz w:val="24"/>
+          <w:szCs w:val="24"/>
+          <w:rFonts w:ascii="Times New Roman" w:cs="Times New Roman" w:eastAsia="Times New Roman" w:hAnsi="Times New Roman"/>
+        </w:rPr>
+        <w:t xml:space="preserve">conquistadors</w:t>
+      </w:r>
+      <w:r>
+        <w:rPr>
+          <w:b w:val="false"/>
+          <w:bCs w:val="false"/>
+          <w:i w:val="false"/>
+          <w:iCs w:val="false"/>
+          <w:color w:val="000000"/>
+          <w:sz w:val="24"/>
+          <w:szCs w:val="24"/>
+          <w:rFonts w:ascii="Times New Roman" w:cs="Times New Roman" w:eastAsia="Times New Roman" w:hAnsi="Times New Roman"/>
+        </w:rPr>
+        <w:t xml:space="preserve"> abattent les empires aztèque (1521) et inca (1533), affaiblis aussi par les maladies venues d’Europe ; le Portugal tient le Brésil et un chapelet de </w:t>
+      </w:r>
+      <w:r>
+        <w:rPr>
+          <w:b/>
+          <w:bCs/>
+          <w:i w:val="false"/>
+          <w:iCs w:val="false"/>
+          <w:color w:val="1F4E79"/>
+          <w:sz w:val="24"/>
+          <w:szCs w:val="24"/>
+          <w:rFonts w:ascii="Times New Roman" w:cs="Times New Roman" w:eastAsia="Times New Roman" w:hAnsi="Times New Roman"/>
+        </w:rPr>
+        <w:t xml:space="preserve">comptoirs</w:t>
+      </w:r>
+      <w:r>
+        <w:rPr>
+          <w:b w:val="false"/>
+          <w:bCs w:val="false"/>
+          <w:i w:val="false"/>
+          <w:iCs w:val="false"/>
+          <w:color w:val="000000"/>
+          <w:sz w:val="24"/>
+          <w:szCs w:val="24"/>
+          <w:rFonts w:ascii="Times New Roman" w:cs="Times New Roman" w:eastAsia="Times New Roman" w:hAnsi="Times New Roman"/>
+        </w:rPr>
+        <w:t xml:space="preserve"> — escales commerciales fortifiées — le long de l’Afrique, en Inde et jusqu’en Chine.</w:t>
+      </w:r>
+    </w:p>
+    <w:p>
+      <w:pPr>
+        <w:spacing w:after="80" w:line="300"/>
+        <w:jc w:val="both"/>
+      </w:pPr>
+      <w:r>
+        <w:rPr>
+          <w:b/>
+          <w:bCs/>
+          <w:i w:val="false"/>
+          <w:iCs w:val="false"/>
+          <w:color w:val="2E7D32"/>
+          <w:sz w:val="26"/>
+          <w:szCs w:val="26"/>
+          <w:rFonts w:ascii="Times New Roman" w:cs="Times New Roman" w:eastAsia="Times New Roman" w:hAnsi="Times New Roman"/>
+        </w:rPr>
+        <w:t xml:space="preserve">2. Plantations et commerce triangulaire</w:t>
+      </w:r>
+    </w:p>
+    <w:p>
+      <w:pPr>
+        <w:spacing w:after="100" w:line="300"/>
+        <w:jc w:val="both"/>
+      </w:pPr>
+      <w:r>
+        <w:rPr>
+          <w:b w:val="false"/>
+          <w:bCs w:val="false"/>
+          <w:i w:val="false"/>
+          <w:iCs w:val="false"/>
+          <w:color w:val="000000"/>
+          <w:sz w:val="24"/>
+          <w:szCs w:val="24"/>
+          <w:rFonts w:ascii="Times New Roman" w:cs="Times New Roman" w:eastAsia="Times New Roman" w:hAnsi="Times New Roman"/>
+        </w:rPr>
+        <w:t xml:space="preserve">Troisième conséquence : l’</w:t>
+      </w:r>
+      <w:r>
+        <w:rPr>
+          <w:b/>
+          <w:bCs/>
+          <w:i w:val="false"/>
+          <w:iCs w:val="false"/>
+          <w:color w:val="1F4E79"/>
+          <w:sz w:val="24"/>
+          <w:szCs w:val="24"/>
+          <w:rFonts w:ascii="Times New Roman" w:cs="Times New Roman" w:eastAsia="Times New Roman" w:hAnsi="Times New Roman"/>
+        </w:rPr>
+        <w:t xml:space="preserve">économie de plantation</w:t>
+      </w:r>
+      <w:r>
+        <w:rPr>
+          <w:b w:val="false"/>
+          <w:bCs w:val="false"/>
+          <w:i w:val="false"/>
+          <w:iCs w:val="false"/>
+          <w:color w:val="000000"/>
+          <w:sz w:val="24"/>
+          <w:szCs w:val="24"/>
+          <w:rFonts w:ascii="Times New Roman" w:cs="Times New Roman" w:eastAsia="Times New Roman" w:hAnsi="Times New Roman"/>
+        </w:rPr>
+        <w:t xml:space="preserve">. En Amérique, de vastes domaines produisent sucre, tabac, coton pour l’Europe. Mais les populations locales, décimées, ne suffisent plus au travail : les Européens organisent alors le </w:t>
+      </w:r>
+      <w:r>
+        <w:rPr>
+          <w:b/>
+          <w:bCs/>
+          <w:i w:val="false"/>
+          <w:iCs w:val="false"/>
+          <w:color w:val="1F4E79"/>
+          <w:sz w:val="24"/>
+          <w:szCs w:val="24"/>
+          <w:rFonts w:ascii="Times New Roman" w:cs="Times New Roman" w:eastAsia="Times New Roman" w:hAnsi="Times New Roman"/>
+        </w:rPr>
+        <w:t xml:space="preserve">commerce triangulaire</w:t>
+      </w:r>
+      <w:r>
+        <w:rPr>
+          <w:b w:val="false"/>
+          <w:bCs w:val="false"/>
+          <w:i w:val="false"/>
+          <w:iCs w:val="false"/>
+          <w:color w:val="000000"/>
+          <w:sz w:val="24"/>
+          <w:szCs w:val="24"/>
+          <w:rFonts w:ascii="Times New Roman" w:cs="Times New Roman" w:eastAsia="Times New Roman" w:hAnsi="Times New Roman"/>
+        </w:rPr>
+        <w:t xml:space="preserve">.</w:t>
+      </w:r>
+    </w:p>
+    <w:p>
+      <w:pPr>
+        <w:spacing w:after="60" w:line="300"/>
+        <w:jc w:val="both"/>
+      </w:pPr>
+      <w:r>
+        <w:rPr>
+          <w:b w:val="false"/>
+          <w:bCs w:val="false"/>
+          <w:i w:val="false"/>
+          <w:iCs w:val="false"/>
+          <w:color w:val="000000"/>
+          <w:sz w:val="24"/>
+          <w:szCs w:val="24"/>
+          <w:rFonts w:ascii="Times New Roman" w:cs="Times New Roman" w:eastAsia="Times New Roman" w:hAnsi="Times New Roman"/>
+        </w:rPr>
+        <w:t xml:space="preserve">• premier côté du triangle : les navires partent d’Europe chargés d’armes, de tissus et d’alcool, échangés en Afrique contre des captifs ;</w:t>
+      </w:r>
+    </w:p>
+    <w:p>
+      <w:pPr>
+        <w:spacing w:after="60" w:line="300"/>
+        <w:jc w:val="both"/>
+      </w:pPr>
+      <w:r>
+        <w:rPr>
+          <w:b w:val="false"/>
+          <w:bCs w:val="false"/>
+          <w:i w:val="false"/>
+          <w:iCs w:val="false"/>
+          <w:color w:val="000000"/>
+          <w:sz w:val="24"/>
+          <w:szCs w:val="24"/>
+          <w:rFonts w:ascii="Times New Roman" w:cs="Times New Roman" w:eastAsia="Times New Roman" w:hAnsi="Times New Roman"/>
+        </w:rPr>
+        <w:t xml:space="preserve">• deuxième côté : la terrible traversée de l’</w:t>
+      </w:r>
+      <w:r>
+        <w:rPr>
+          <w:b/>
+          <w:bCs/>
+          <w:i w:val="false"/>
+          <w:iCs w:val="false"/>
+          <w:color w:val="1F4E79"/>
+          <w:sz w:val="24"/>
+          <w:szCs w:val="24"/>
+          <w:rFonts w:ascii="Times New Roman" w:cs="Times New Roman" w:eastAsia="Times New Roman" w:hAnsi="Times New Roman"/>
+        </w:rPr>
+        <w:t xml:space="preserve">Atlantique</w:t>
+      </w:r>
+      <w:r>
+        <w:rPr>
+          <w:b w:val="false"/>
+          <w:bCs w:val="false"/>
+          <w:i w:val="false"/>
+          <w:iCs w:val="false"/>
+          <w:color w:val="000000"/>
+          <w:sz w:val="24"/>
+          <w:szCs w:val="24"/>
+          <w:rFonts w:ascii="Times New Roman" w:cs="Times New Roman" w:eastAsia="Times New Roman" w:hAnsi="Times New Roman"/>
+        </w:rPr>
+        <w:t xml:space="preserve"> — des millions d’hommes, de femmes et d’enfants entassés dans les cales ; beaucoup meurent en route ;</w:t>
+      </w:r>
+    </w:p>
+    <w:p>
+      <w:pPr>
+        <w:spacing w:after="60" w:line="300"/>
+        <w:jc w:val="both"/>
+      </w:pPr>
+      <w:r>
+        <w:rPr>
+          <w:b w:val="false"/>
+          <w:bCs w:val="false"/>
+          <w:i w:val="false"/>
+          <w:iCs w:val="false"/>
+          <w:color w:val="000000"/>
+          <w:sz w:val="24"/>
+          <w:szCs w:val="24"/>
+          <w:rFonts w:ascii="Times New Roman" w:cs="Times New Roman" w:eastAsia="Times New Roman" w:hAnsi="Times New Roman"/>
+        </w:rPr>
+        <w:t xml:space="preserve">• troisième côté : vendus comme esclaves aux plantations, ils sont remplacés dans les cales par le sucre et le coton qui repartent vers l’Europe.</w:t>
+      </w:r>
+    </w:p>
+    <w:p>
+      <w:pPr>
+        <w:spacing w:after="80" w:line="300"/>
+        <w:jc w:val="both"/>
+      </w:pPr>
+      <w:r>
+        <w:rPr>
+          <w:b/>
+          <w:bCs/>
+          <w:i w:val="false"/>
+          <w:iCs w:val="false"/>
+          <w:color w:val="2E7D32"/>
+          <w:sz w:val="26"/>
+          <w:szCs w:val="26"/>
+          <w:rFonts w:ascii="Times New Roman" w:cs="Times New Roman" w:eastAsia="Times New Roman" w:hAnsi="Times New Roman"/>
+        </w:rPr>
+        <w:t xml:space="preserve">3. La traite : causes et conséquences</w:t>
+      </w:r>
+    </w:p>
+    <w:p>
+      <w:pPr>
+        <w:spacing w:after="100" w:line="300"/>
+        <w:jc w:val="both"/>
+      </w:pPr>
+      <w:r>
+        <w:rPr>
+          <w:b w:val="false"/>
+          <w:bCs w:val="false"/>
+          <w:i w:val="false"/>
+          <w:iCs w:val="false"/>
+          <w:color w:val="000000"/>
+          <w:sz w:val="24"/>
+          <w:szCs w:val="24"/>
+          <w:rFonts w:ascii="Times New Roman" w:cs="Times New Roman" w:eastAsia="Times New Roman" w:hAnsi="Times New Roman"/>
+        </w:rPr>
+        <w:t xml:space="preserve">Les causes de la traite : le besoin de main-d’œuvre en Amérique et les besoins des industries d’Europe. Ses conséquences : la </w:t>
+      </w:r>
+      <w:r>
+        <w:rPr>
+          <w:b/>
+          <w:bCs/>
+          <w:i w:val="false"/>
+          <w:iCs w:val="false"/>
+          <w:color w:val="1F4E79"/>
+          <w:sz w:val="24"/>
+          <w:szCs w:val="24"/>
+          <w:rFonts w:ascii="Times New Roman" w:cs="Times New Roman" w:eastAsia="Times New Roman" w:hAnsi="Times New Roman"/>
+        </w:rPr>
+        <w:t xml:space="preserve">dépopulation</w:t>
+      </w:r>
+      <w:r>
+        <w:rPr>
+          <w:b w:val="false"/>
+          <w:bCs w:val="false"/>
+          <w:i w:val="false"/>
+          <w:iCs w:val="false"/>
+          <w:color w:val="000000"/>
+          <w:sz w:val="24"/>
+          <w:szCs w:val="24"/>
+          <w:rFonts w:ascii="Times New Roman" w:cs="Times New Roman" w:eastAsia="Times New Roman" w:hAnsi="Times New Roman"/>
+        </w:rPr>
+        <w:t xml:space="preserve"> de l’Afrique et des îles de l’océan Indien, la régression du continent africain, l’enrichissement de l’Europe — et la naissance d’une nouvelle couche de population aux Amériques, les descendants des déportés. L’historien nomme les faits : la traite est un crime contre l’humanité, reconnu comme tel aujourd’hui.</w:t>
       </w:r>
     </w:p>
     <w:p>
@@ -8734,176 +11027,670 @@
     </w:p>
     <w:p>
       <w:pPr>
-        <w:spacing w:before="200" w:after="150"/>
-        <w:jc w:val="left"/>
+        <w:spacing w:after="120"/>
       </w:pPr>
-      <w:r>
-        <w:rPr>
-          <w:b/>
-          <w:bCs/>
-          <w:i w:val="false"/>
-          <w:iCs w:val="false"/>
-          <w:color w:val="2E7D32"/>
-          <w:sz w:val="28"/>
-          <w:szCs w:val="28"/>
-          <w:rFonts w:ascii="Times New Roman" w:cs="Times New Roman" w:eastAsia="Times New Roman" w:hAnsi="Times New Roman"/>
-        </w:rPr>
-        <w:t xml:space="preserve">Méthode</w:t>
-      </w:r>
+    </w:p>
+    <w:tbl>
+      <w:tblPr>
+        <w:tblW w:type="dxa" w:w="9600"/>
+        <w:tblBorders>
+          <w:top w:val="single" w:color="B25000" w:sz="12"/>
+          <w:left w:val="single" w:color="B25000" w:sz="12"/>
+          <w:bottom w:val="single" w:color="B25000" w:sz="12"/>
+          <w:right w:val="single" w:color="B25000" w:sz="12"/>
+          <w:insideH w:val="none"/>
+          <w:insideV w:val="none"/>
+        </w:tblBorders>
+        <w:tblLayout w:type="fixed"/>
+      </w:tblPr>
+      <w:tblGrid>
+        <w:gridCol w:w="9600"/>
+      </w:tblGrid>
+      <w:tr>
+        <w:tc>
+          <w:tcPr>
+            <w:shd w:fill="FFF8EF" w:val="clear"/>
+            <w:tcMar>
+              <w:top w:type="dxa" w:w="140"/>
+              <w:left w:type="dxa" w:w="180"/>
+              <w:bottom w:type="dxa" w:w="140"/>
+              <w:right w:type="dxa" w:w="180"/>
+            </w:tcMar>
+          </w:tcPr>
+          <w:p>
+            <w:pPr>
+              <w:spacing w:after="90"/>
+            </w:pPr>
+            <w:r>
+              <w:rPr>
+                <w:b/>
+                <w:bCs/>
+                <w:i w:val="false"/>
+                <w:iCs w:val="false"/>
+                <w:color w:val="B25000"/>
+                <w:sz w:val="25"/>
+                <w:szCs w:val="25"/>
+                <w:rFonts w:ascii="Times New Roman" w:cs="Times New Roman" w:eastAsia="Times New Roman" w:hAnsi="Times New Roman"/>
+              </w:rPr>
+              <w:t xml:space="preserve">Document à étudier</w:t>
+            </w:r>
+          </w:p>
+          <w:p>
+            <w:pPr>
+              <w:spacing w:after="80" w:line="300"/>
+              <w:jc w:val="left"/>
+            </w:pPr>
+            <w:r>
+              <w:rPr>
+                <w:b/>
+                <w:bCs/>
+                <w:i w:val="false"/>
+                <w:iCs w:val="false"/>
+                <w:color w:val="000000"/>
+                <w:sz w:val="21"/>
+                <w:szCs w:val="21"/>
+                <w:rFonts w:ascii="Times New Roman" w:cs="Times New Roman" w:eastAsia="Times New Roman" w:hAnsi="Times New Roman"/>
+              </w:rPr>
+              <w:t xml:space="preserve">Dans la cale d’un navire négrier — d’après Olaudah Equiano, ancien captif africain, Ma véridique histoire (1789) — extrait adapté</w:t>
+            </w:r>
+          </w:p>
+          <w:p>
+            <w:pPr>
+              <w:spacing w:after="100" w:line="300"/>
+              <w:jc w:val="both"/>
+            </w:pPr>
+            <w:r>
+              <w:rPr>
+                <w:b w:val="false"/>
+                <w:bCs w:val="false"/>
+                <w:i/>
+                <w:iCs/>
+                <w:color w:val="000000"/>
+                <w:sz w:val="24"/>
+                <w:szCs w:val="24"/>
+                <w:rFonts w:ascii="Times New Roman" w:cs="Times New Roman" w:eastAsia="Times New Roman" w:hAnsi="Times New Roman"/>
+              </w:rPr>
+              <w:t xml:space="preserve">« On me fit descendre sous les ponts. Là, avec la puanteur et les pleurs, je devins si malade que je ne pouvais plus manger. L’entassement était tel, dans cette chaleur suffocante, que chacun avait à peine la place de se tourner ; les chaînes écorchaient la peau, et les cris des femmes comme les gémissements des mourants rendaient la scène presque impossible à décrire. Nous étions devenus, pour nos acheteurs, une simple cargaison. »</w:t>
+            </w:r>
+          </w:p>
+          <w:p>
+            <w:pPr>
+              <w:spacing w:after="40" w:line="300"/>
+              <w:jc w:val="both"/>
+            </w:pPr>
+            <w:r>
+              <w:rPr>
+                <w:b w:val="false"/>
+                <w:bCs w:val="false"/>
+                <w:i w:val="false"/>
+                <w:iCs w:val="false"/>
+                <w:color w:val="000000"/>
+                <w:sz w:val="24"/>
+                <w:szCs w:val="24"/>
+                <w:rFonts w:ascii="Times New Roman" w:cs="Times New Roman" w:eastAsia="Times New Roman" w:hAnsi="Times New Roman"/>
+              </w:rPr>
+              <w:t xml:space="preserve">1. Qui témoigne ici, et pourquoi ce témoignage est-il exceptionnel ?</w:t>
+            </w:r>
+          </w:p>
+          <w:p>
+            <w:pPr>
+              <w:spacing w:after="40" w:line="300"/>
+              <w:jc w:val="both"/>
+            </w:pPr>
+            <w:r>
+              <w:rPr>
+                <w:b w:val="false"/>
+                <w:bCs w:val="false"/>
+                <w:i w:val="false"/>
+                <w:iCs w:val="false"/>
+                <w:color w:val="000000"/>
+                <w:sz w:val="24"/>
+                <w:szCs w:val="24"/>
+                <w:rFonts w:ascii="Times New Roman" w:cs="Times New Roman" w:eastAsia="Times New Roman" w:hAnsi="Times New Roman"/>
+              </w:rPr>
+              <w:t xml:space="preserve">2. Relève deux détails qui décrivent les conditions de la traversée.</w:t>
+            </w:r>
+          </w:p>
+          <w:p>
+            <w:pPr>
+              <w:spacing w:after="40" w:line="300"/>
+              <w:jc w:val="both"/>
+            </w:pPr>
+            <w:r>
+              <w:rPr>
+                <w:b w:val="false"/>
+                <w:bCs w:val="false"/>
+                <w:i w:val="false"/>
+                <w:iCs w:val="false"/>
+                <w:color w:val="000000"/>
+                <w:sz w:val="24"/>
+                <w:szCs w:val="24"/>
+                <w:rFonts w:ascii="Times New Roman" w:cs="Times New Roman" w:eastAsia="Times New Roman" w:hAnsi="Times New Roman"/>
+              </w:rPr>
+              <w:t xml:space="preserve">3. Que dénonce la dernière phrase : « une simple cargaison » ?</w:t>
+            </w:r>
+          </w:p>
+          <w:p>
+            <w:pPr>
+              <w:spacing w:after="60"/>
+            </w:pPr>
+          </w:p>
+          <w:p>
+            <w:pPr>
+              <w:spacing w:after="40"/>
+            </w:pPr>
+            <w:r>
+              <w:rPr>
+                <w:b/>
+                <w:bCs/>
+                <w:i w:val="false"/>
+                <w:iCs w:val="false"/>
+                <w:color w:val="C2185B"/>
+                <w:sz w:val="22"/>
+                <w:szCs w:val="22"/>
+                <w:rFonts w:ascii="Times New Roman" w:cs="Times New Roman" w:eastAsia="Times New Roman" w:hAnsi="Times New Roman"/>
+              </w:rPr>
+              <w:t xml:space="preserve">Réponse 1. </w:t>
+            </w:r>
+            <w:r>
+              <w:rPr>
+                <w:b w:val="false"/>
+                <w:bCs w:val="false"/>
+                <w:i w:val="false"/>
+                <w:iCs w:val="false"/>
+                <w:color w:val="000000"/>
+                <w:sz w:val="22"/>
+                <w:szCs w:val="22"/>
+                <w:rFonts w:ascii="Times New Roman" w:cs="Times New Roman" w:eastAsia="Times New Roman" w:hAnsi="Times New Roman"/>
+              </w:rPr>
+              <w:t xml:space="preserve">Olaudah Equiano, un ancien captif qui a survécu à la traversée et publié son récit en 1789 : l’une des rares sources écrites par une victime de la traite elle-même.</w:t>
+            </w:r>
+          </w:p>
+          <w:p>
+            <w:pPr>
+              <w:spacing w:after="40"/>
+            </w:pPr>
+            <w:r>
+              <w:rPr>
+                <w:b/>
+                <w:bCs/>
+                <w:i w:val="false"/>
+                <w:iCs w:val="false"/>
+                <w:color w:val="C2185B"/>
+                <w:sz w:val="22"/>
+                <w:szCs w:val="22"/>
+                <w:rFonts w:ascii="Times New Roman" w:cs="Times New Roman" w:eastAsia="Times New Roman" w:hAnsi="Times New Roman"/>
+              </w:rPr>
+              <w:t xml:space="preserve">Réponse 2. </w:t>
+            </w:r>
+            <w:r>
+              <w:rPr>
+                <w:b w:val="false"/>
+                <w:bCs w:val="false"/>
+                <w:i w:val="false"/>
+                <w:iCs w:val="false"/>
+                <w:color w:val="000000"/>
+                <w:sz w:val="22"/>
+                <w:szCs w:val="22"/>
+                <w:rFonts w:ascii="Times New Roman" w:cs="Times New Roman" w:eastAsia="Times New Roman" w:hAnsi="Times New Roman"/>
+              </w:rPr>
+              <w:t xml:space="preserve">L’entassement sous les ponts sans place pour se tourner, la chaleur suffocante, les chaînes qui écorchent, les cris et les gémissements (deux suffisent).</w:t>
+            </w:r>
+          </w:p>
+          <w:p>
+            <w:pPr>
+              <w:spacing w:after="40"/>
+            </w:pPr>
+            <w:r>
+              <w:rPr>
+                <w:b/>
+                <w:bCs/>
+                <w:i w:val="false"/>
+                <w:iCs w:val="false"/>
+                <w:color w:val="C2185B"/>
+                <w:sz w:val="22"/>
+                <w:szCs w:val="22"/>
+                <w:rFonts w:ascii="Times New Roman" w:cs="Times New Roman" w:eastAsia="Times New Roman" w:hAnsi="Times New Roman"/>
+              </w:rPr>
+              <w:t xml:space="preserve">Réponse 3. </w:t>
+            </w:r>
+            <w:r>
+              <w:rPr>
+                <w:b w:val="false"/>
+                <w:bCs w:val="false"/>
+                <w:i w:val="false"/>
+                <w:iCs w:val="false"/>
+                <w:color w:val="000000"/>
+                <w:sz w:val="22"/>
+                <w:szCs w:val="22"/>
+                <w:rFonts w:ascii="Times New Roman" w:cs="Times New Roman" w:eastAsia="Times New Roman" w:hAnsi="Times New Roman"/>
+              </w:rPr>
+              <w:t xml:space="preserve">La déshumanisation : les négriers traitaient des êtres humains comme des marchandises — c’est pourquoi la traite est reconnue aujourd’hui comme un crime contre l’humanité.</w:t>
+            </w:r>
+          </w:p>
+        </w:tc>
+      </w:tr>
+    </w:tbl>
+    <w:p>
+      <w:pPr>
+        <w:spacing w:after="160"/>
+      </w:pPr>
+    </w:p>
+    <w:tbl>
+      <w:tblPr>
+        <w:tblW w:type="dxa" w:w="9600"/>
+        <w:tblBorders>
+          <w:top w:val="single" w:color="1565C0" w:sz="12"/>
+          <w:left w:val="single" w:color="1565C0" w:sz="12"/>
+          <w:bottom w:val="single" w:color="1565C0" w:sz="12"/>
+          <w:right w:val="single" w:color="1565C0" w:sz="12"/>
+          <w:insideH w:val="none"/>
+          <w:insideV w:val="none"/>
+        </w:tblBorders>
+        <w:tblLayout w:type="fixed"/>
+      </w:tblPr>
+      <w:tblGrid>
+        <w:gridCol w:w="9600"/>
+      </w:tblGrid>
+      <w:tr>
+        <w:tc>
+          <w:tcPr>
+            <w:shd w:fill="E3F2FD" w:val="clear"/>
+            <w:tcMar>
+              <w:top w:type="dxa" w:w="140"/>
+              <w:left w:type="dxa" w:w="180"/>
+              <w:bottom w:type="dxa" w:w="140"/>
+              <w:right w:type="dxa" w:w="180"/>
+            </w:tcMar>
+          </w:tcPr>
+          <w:p>
+            <w:pPr>
+              <w:spacing w:after="90"/>
+            </w:pPr>
+            <w:r>
+              <w:rPr>
+                <w:b/>
+                <w:bCs/>
+                <w:i w:val="false"/>
+                <w:iCs w:val="false"/>
+                <w:color w:val="1565C0"/>
+                <w:sz w:val="25"/>
+                <w:szCs w:val="25"/>
+                <w:rFonts w:ascii="Times New Roman" w:cs="Times New Roman" w:eastAsia="Times New Roman" w:hAnsi="Times New Roman"/>
+              </w:rPr>
+              <w:t xml:space="preserve">Le savais-tu ?</w:t>
+            </w:r>
+          </w:p>
+          <w:p>
+            <w:pPr>
+              <w:spacing w:after="0" w:line="300"/>
+              <w:jc w:val="both"/>
+            </w:pPr>
+            <w:r>
+              <w:rPr>
+                <w:b w:val="false"/>
+                <w:bCs w:val="false"/>
+                <w:i w:val="false"/>
+                <w:iCs w:val="false"/>
+                <w:color w:val="000000"/>
+                <w:sz w:val="22"/>
+                <w:szCs w:val="22"/>
+                <w:rFonts w:ascii="Times New Roman" w:cs="Times New Roman" w:eastAsia="Times New Roman" w:hAnsi="Times New Roman"/>
+              </w:rPr>
+              <w:t xml:space="preserve">L’océan Indien aussi a connu la traite : des captifs de Madagascar et d’Afrique orientale furent déportés vers les Mascareignes (île Bourbon, île de France) pour les plantations de café et de canne. C’est pourquoi le programme rappelle la dépopulation « de l’Afrique et des îles de l’océan Indien » : notre région fut, elle aussi, saignée par ce commerce.</w:t>
+            </w:r>
+          </w:p>
+        </w:tc>
+      </w:tr>
+    </w:tbl>
+    <w:p>
+      <w:pPr>
+        <w:spacing w:after="160"/>
+      </w:pPr>
     </w:p>
     <w:p>
       <w:pPr>
-        <w:spacing w:after="60" w:line="300"/>
+        <w:spacing w:after="80" w:line="300"/>
         <w:jc w:val="both"/>
       </w:pPr>
       <w:r>
         <w:rPr>
-          <w:b w:val="false"/>
-          <w:bCs w:val="false"/>
-          <w:i w:val="false"/>
-          <w:iCs w:val="false"/>
-          <w:color w:val="000000"/>
-          <w:sz w:val="24"/>
-          <w:szCs w:val="24"/>
-          <w:rFonts w:ascii="Times New Roman" w:cs="Times New Roman" w:eastAsia="Times New Roman" w:hAnsi="Times New Roman"/>
-        </w:rPr>
-        <w:t xml:space="preserve">1. Distinguer les conséquences : commerciales, politiques (empires), humaines (traite).</w:t>
+          <w:b/>
+          <w:bCs/>
+          <w:i w:val="false"/>
+          <w:iCs w:val="false"/>
+          <w:color w:val="2E7D32"/>
+          <w:sz w:val="26"/>
+          <w:szCs w:val="26"/>
+          <w:rFonts w:ascii="Times New Roman" w:cs="Times New Roman" w:eastAsia="Times New Roman" w:hAnsi="Times New Roman"/>
+        </w:rPr>
+        <w:t xml:space="preserve">Petit lexique</w:t>
       </w:r>
     </w:p>
+    <w:tbl>
+      <w:tblPr>
+        <w:tblW w:type="dxa" w:w="9600"/>
+        <w:tblBorders>
+          <w:top w:val="single" w:color="808080" w:sz="4"/>
+          <w:left w:val="single" w:color="808080" w:sz="4"/>
+          <w:bottom w:val="single" w:color="808080" w:sz="4"/>
+          <w:right w:val="single" w:color="808080" w:sz="4"/>
+          <w:insideH w:val="single" w:color="B0B0B0" w:sz="4"/>
+          <w:insideV w:val="single" w:color="B0B0B0" w:sz="4"/>
+        </w:tblBorders>
+        <w:tblLayout w:type="fixed"/>
+      </w:tblPr>
+      <w:tblGrid>
+        <w:gridCol w:w="2800"/>
+        <w:gridCol w:w="6800"/>
+      </w:tblGrid>
+      <w:tr>
+        <w:tc>
+          <w:tcPr>
+            <w:shd w:fill="E7E6E6" w:val="clear"/>
+            <w:tcMar>
+              <w:top w:type="dxa" w:w="80"/>
+              <w:left w:type="dxa" w:w="80"/>
+              <w:bottom w:type="dxa" w:w="80"/>
+              <w:right w:type="dxa" w:w="80"/>
+            </w:tcMar>
+          </w:tcPr>
+          <w:p>
+            <w:pPr>
+              <w:spacing w:after="40"/>
+              <w:jc w:val="left"/>
+            </w:pPr>
+            <w:r>
+              <w:rPr>
+                <w:b/>
+                <w:bCs/>
+                <w:i w:val="false"/>
+                <w:iCs w:val="false"/>
+                <w:color w:val="000000"/>
+                <w:sz w:val="20"/>
+                <w:szCs w:val="20"/>
+                <w:rFonts w:ascii="Times New Roman" w:cs="Times New Roman" w:eastAsia="Times New Roman" w:hAnsi="Times New Roman"/>
+              </w:rPr>
+              <w:t xml:space="preserve">Mot</w:t>
+            </w:r>
+          </w:p>
+        </w:tc>
+        <w:tc>
+          <w:tcPr>
+            <w:shd w:fill="E7E6E6" w:val="clear"/>
+            <w:tcMar>
+              <w:top w:type="dxa" w:w="80"/>
+              <w:left w:type="dxa" w:w="80"/>
+              <w:bottom w:type="dxa" w:w="80"/>
+              <w:right w:type="dxa" w:w="80"/>
+            </w:tcMar>
+          </w:tcPr>
+          <w:p>
+            <w:pPr>
+              <w:spacing w:after="40"/>
+              <w:jc w:val="left"/>
+            </w:pPr>
+            <w:r>
+              <w:rPr>
+                <w:b/>
+                <w:bCs/>
+                <w:i w:val="false"/>
+                <w:iCs w:val="false"/>
+                <w:color w:val="000000"/>
+                <w:sz w:val="20"/>
+                <w:szCs w:val="20"/>
+                <w:rFonts w:ascii="Times New Roman" w:cs="Times New Roman" w:eastAsia="Times New Roman" w:hAnsi="Times New Roman"/>
+              </w:rPr>
+              <w:t xml:space="preserve">Sens</w:t>
+            </w:r>
+          </w:p>
+        </w:tc>
+      </w:tr>
+      <w:tr>
+        <w:tc>
+          <w:tcPr>
+            <w:tcMar>
+              <w:top w:type="dxa" w:w="80"/>
+              <w:left w:type="dxa" w:w="80"/>
+              <w:bottom w:type="dxa" w:w="80"/>
+              <w:right w:type="dxa" w:w="80"/>
+            </w:tcMar>
+          </w:tcPr>
+          <w:p>
+            <w:pPr>
+              <w:spacing w:after="40"/>
+              <w:jc w:val="left"/>
+            </w:pPr>
+            <w:r>
+              <w:rPr>
+                <w:b/>
+                <w:bCs/>
+                <w:i w:val="false"/>
+                <w:iCs w:val="false"/>
+                <w:color w:val="000000"/>
+                <w:sz w:val="20"/>
+                <w:szCs w:val="20"/>
+                <w:rFonts w:ascii="Times New Roman" w:cs="Times New Roman" w:eastAsia="Times New Roman" w:hAnsi="Times New Roman"/>
+              </w:rPr>
+              <w:t xml:space="preserve">Conquistador</w:t>
+            </w:r>
+          </w:p>
+        </w:tc>
+        <w:tc>
+          <w:tcPr>
+            <w:tcMar>
+              <w:top w:type="dxa" w:w="80"/>
+              <w:left w:type="dxa" w:w="80"/>
+              <w:bottom w:type="dxa" w:w="80"/>
+              <w:right w:type="dxa" w:w="80"/>
+            </w:tcMar>
+          </w:tcPr>
+          <w:p>
+            <w:pPr>
+              <w:spacing w:after="40"/>
+              <w:jc w:val="left"/>
+            </w:pPr>
+            <w:r>
+              <w:rPr>
+                <w:b w:val="false"/>
+                <w:bCs w:val="false"/>
+                <w:i w:val="false"/>
+                <w:iCs w:val="false"/>
+                <w:color w:val="000000"/>
+                <w:sz w:val="20"/>
+                <w:szCs w:val="20"/>
+                <w:rFonts w:ascii="Times New Roman" w:cs="Times New Roman" w:eastAsia="Times New Roman" w:hAnsi="Times New Roman"/>
+              </w:rPr>
+              <w:t xml:space="preserve">conquérant espagnol de l’Amérique au XVIᵉ siècle</w:t>
+            </w:r>
+          </w:p>
+        </w:tc>
+      </w:tr>
+      <w:tr>
+        <w:tc>
+          <w:tcPr>
+            <w:tcMar>
+              <w:top w:type="dxa" w:w="80"/>
+              <w:left w:type="dxa" w:w="80"/>
+              <w:bottom w:type="dxa" w:w="80"/>
+              <w:right w:type="dxa" w:w="80"/>
+            </w:tcMar>
+          </w:tcPr>
+          <w:p>
+            <w:pPr>
+              <w:spacing w:after="40"/>
+              <w:jc w:val="left"/>
+            </w:pPr>
+            <w:r>
+              <w:rPr>
+                <w:b/>
+                <w:bCs/>
+                <w:i w:val="false"/>
+                <w:iCs w:val="false"/>
+                <w:color w:val="000000"/>
+                <w:sz w:val="20"/>
+                <w:szCs w:val="20"/>
+                <w:rFonts w:ascii="Times New Roman" w:cs="Times New Roman" w:eastAsia="Times New Roman" w:hAnsi="Times New Roman"/>
+              </w:rPr>
+              <w:t xml:space="preserve">Comptoir</w:t>
+            </w:r>
+          </w:p>
+        </w:tc>
+        <w:tc>
+          <w:tcPr>
+            <w:tcMar>
+              <w:top w:type="dxa" w:w="80"/>
+              <w:left w:type="dxa" w:w="80"/>
+              <w:bottom w:type="dxa" w:w="80"/>
+              <w:right w:type="dxa" w:w="80"/>
+            </w:tcMar>
+          </w:tcPr>
+          <w:p>
+            <w:pPr>
+              <w:spacing w:after="40"/>
+              <w:jc w:val="left"/>
+            </w:pPr>
+            <w:r>
+              <w:rPr>
+                <w:b w:val="false"/>
+                <w:bCs w:val="false"/>
+                <w:i w:val="false"/>
+                <w:iCs w:val="false"/>
+                <w:color w:val="000000"/>
+                <w:sz w:val="20"/>
+                <w:szCs w:val="20"/>
+                <w:rFonts w:ascii="Times New Roman" w:cs="Times New Roman" w:eastAsia="Times New Roman" w:hAnsi="Times New Roman"/>
+              </w:rPr>
+              <w:t xml:space="preserve">escale commerciale fortifiée sur une côte étrangère</w:t>
+            </w:r>
+          </w:p>
+        </w:tc>
+      </w:tr>
+      <w:tr>
+        <w:tc>
+          <w:tcPr>
+            <w:tcMar>
+              <w:top w:type="dxa" w:w="80"/>
+              <w:left w:type="dxa" w:w="80"/>
+              <w:bottom w:type="dxa" w:w="80"/>
+              <w:right w:type="dxa" w:w="80"/>
+            </w:tcMar>
+          </w:tcPr>
+          <w:p>
+            <w:pPr>
+              <w:spacing w:after="40"/>
+              <w:jc w:val="left"/>
+            </w:pPr>
+            <w:r>
+              <w:rPr>
+                <w:b/>
+                <w:bCs/>
+                <w:i w:val="false"/>
+                <w:iCs w:val="false"/>
+                <w:color w:val="000000"/>
+                <w:sz w:val="20"/>
+                <w:szCs w:val="20"/>
+                <w:rFonts w:ascii="Times New Roman" w:cs="Times New Roman" w:eastAsia="Times New Roman" w:hAnsi="Times New Roman"/>
+              </w:rPr>
+              <w:t xml:space="preserve">Commerce triangulaire</w:t>
+            </w:r>
+          </w:p>
+        </w:tc>
+        <w:tc>
+          <w:tcPr>
+            <w:tcMar>
+              <w:top w:type="dxa" w:w="80"/>
+              <w:left w:type="dxa" w:w="80"/>
+              <w:bottom w:type="dxa" w:w="80"/>
+              <w:right w:type="dxa" w:w="80"/>
+            </w:tcMar>
+          </w:tcPr>
+          <w:p>
+            <w:pPr>
+              <w:spacing w:after="40"/>
+              <w:jc w:val="left"/>
+            </w:pPr>
+            <w:r>
+              <w:rPr>
+                <w:b w:val="false"/>
+                <w:bCs w:val="false"/>
+                <w:i w:val="false"/>
+                <w:iCs w:val="false"/>
+                <w:color w:val="000000"/>
+                <w:sz w:val="20"/>
+                <w:szCs w:val="20"/>
+                <w:rFonts w:ascii="Times New Roman" w:cs="Times New Roman" w:eastAsia="Times New Roman" w:hAnsi="Times New Roman"/>
+              </w:rPr>
+              <w:t xml:space="preserve">circuit Europe → Afrique → Amérique → Europe</w:t>
+            </w:r>
+          </w:p>
+        </w:tc>
+      </w:tr>
+      <w:tr>
+        <w:tc>
+          <w:tcPr>
+            <w:tcMar>
+              <w:top w:type="dxa" w:w="80"/>
+              <w:left w:type="dxa" w:w="80"/>
+              <w:bottom w:type="dxa" w:w="80"/>
+              <w:right w:type="dxa" w:w="80"/>
+            </w:tcMar>
+          </w:tcPr>
+          <w:p>
+            <w:pPr>
+              <w:spacing w:after="40"/>
+              <w:jc w:val="left"/>
+            </w:pPr>
+            <w:r>
+              <w:rPr>
+                <w:b/>
+                <w:bCs/>
+                <w:i w:val="false"/>
+                <w:iCs w:val="false"/>
+                <w:color w:val="000000"/>
+                <w:sz w:val="20"/>
+                <w:szCs w:val="20"/>
+                <w:rFonts w:ascii="Times New Roman" w:cs="Times New Roman" w:eastAsia="Times New Roman" w:hAnsi="Times New Roman"/>
+              </w:rPr>
+              <w:t xml:space="preserve">Traite des Noirs</w:t>
+            </w:r>
+          </w:p>
+        </w:tc>
+        <w:tc>
+          <w:tcPr>
+            <w:tcMar>
+              <w:top w:type="dxa" w:w="80"/>
+              <w:left w:type="dxa" w:w="80"/>
+              <w:bottom w:type="dxa" w:w="80"/>
+              <w:right w:type="dxa" w:w="80"/>
+            </w:tcMar>
+          </w:tcPr>
+          <w:p>
+            <w:pPr>
+              <w:spacing w:after="40"/>
+              <w:jc w:val="left"/>
+            </w:pPr>
+            <w:r>
+              <w:rPr>
+                <w:b w:val="false"/>
+                <w:bCs w:val="false"/>
+                <w:i w:val="false"/>
+                <w:iCs w:val="false"/>
+                <w:color w:val="000000"/>
+                <w:sz w:val="20"/>
+                <w:szCs w:val="20"/>
+                <w:rFonts w:ascii="Times New Roman" w:cs="Times New Roman" w:eastAsia="Times New Roman" w:hAnsi="Times New Roman"/>
+              </w:rPr>
+              <w:t xml:space="preserve">déportation d’Africains réduits en esclavage</w:t>
+            </w:r>
+          </w:p>
+        </w:tc>
+      </w:tr>
+    </w:tbl>
     <w:p>
       <w:pPr>
-        <w:spacing w:after="60" w:line="300"/>
-        <w:jc w:val="both"/>
+        <w:spacing w:after="120"/>
       </w:pPr>
-      <w:r>
-        <w:rPr>
-          <w:b w:val="false"/>
-          <w:bCs w:val="false"/>
-          <w:i w:val="false"/>
-          <w:iCs w:val="false"/>
-          <w:color w:val="000000"/>
-          <w:sz w:val="24"/>
-          <w:szCs w:val="24"/>
-          <w:rFonts w:ascii="Times New Roman" w:cs="Times New Roman" w:eastAsia="Times New Roman" w:hAnsi="Times New Roman"/>
-        </w:rPr>
-        <w:t xml:space="preserve">2. Dessiner le triangle et nommer la cargaison de chaque côté.</w:t>
-      </w:r>
-    </w:p>
-    <w:p>
-      <w:pPr>
-        <w:spacing w:after="60" w:line="300"/>
-        <w:jc w:val="both"/>
-      </w:pPr>
-      <w:r>
-        <w:rPr>
-          <w:b w:val="false"/>
-          <w:bCs w:val="false"/>
-          <w:i w:val="false"/>
-          <w:iCs w:val="false"/>
-          <w:color w:val="000000"/>
-          <w:sz w:val="24"/>
-          <w:szCs w:val="24"/>
-          <w:rFonts w:ascii="Times New Roman" w:cs="Times New Roman" w:eastAsia="Times New Roman" w:hAnsi="Times New Roman"/>
-        </w:rPr>
-        <w:t xml:space="preserve">3. Analyser la traite par causes (main-d’œuvre, industries) et conséquences (quatre à connaître).</w:t>
-      </w:r>
-    </w:p>
-    <w:p>
-      <w:pPr>
-        <w:spacing w:after="110" w:line="300"/>
-        <w:jc w:val="both"/>
-      </w:pPr>
-      <w:r>
-        <w:rPr>
-          <w:b/>
-          <w:bCs/>
-          <w:i w:val="false"/>
-          <w:iCs w:val="false"/>
-          <w:color w:val="1F4E79"/>
-          <w:sz w:val="24"/>
-          <w:szCs w:val="24"/>
-          <w:rFonts w:ascii="Times New Roman" w:cs="Times New Roman" w:eastAsia="Times New Roman" w:hAnsi="Times New Roman"/>
-        </w:rPr>
-        <w:t xml:space="preserve">Exemple — </w:t>
-      </w:r>
-      <w:r>
-        <w:rPr>
-          <w:b w:val="false"/>
-          <w:bCs w:val="false"/>
-          <w:i w:val="false"/>
-          <w:iCs w:val="false"/>
-          <w:color w:val="000000"/>
-          <w:sz w:val="24"/>
-          <w:szCs w:val="24"/>
-          <w:rFonts w:ascii="Times New Roman" w:cs="Times New Roman" w:eastAsia="Times New Roman" w:hAnsi="Times New Roman"/>
-        </w:rPr>
-        <w:t xml:space="preserve">Un navire quitte Nantes avec des fusils et des tissus ; il les échange sur la côte africaine contre 300 captifs ; il les vend aux Antilles et revient chargé de sucre. Un seul voyage, trois profits — et 300 vies brisées.</w:t>
-      </w:r>
-    </w:p>
-    <w:p>
-      <w:pPr>
-        <w:spacing w:after="110" w:line="300"/>
-        <w:jc w:val="both"/>
-      </w:pPr>
-      <w:r>
-        <w:rPr>
-          <w:b/>
-          <w:bCs/>
-          <w:i w:val="false"/>
-          <w:iCs w:val="false"/>
-          <w:color w:val="B25000"/>
-          <w:sz w:val="24"/>
-          <w:szCs w:val="24"/>
-          <w:rFonts w:ascii="Times New Roman" w:cs="Times New Roman" w:eastAsia="Times New Roman" w:hAnsi="Times New Roman"/>
-        </w:rPr>
-        <w:t xml:space="preserve">Erreur à éviter — </w:t>
-      </w:r>
-      <w:r>
-        <w:rPr>
-          <w:b w:val="false"/>
-          <w:bCs w:val="false"/>
-          <w:i w:val="false"/>
-          <w:iCs w:val="false"/>
-          <w:color w:val="000000"/>
-          <w:sz w:val="24"/>
-          <w:szCs w:val="24"/>
-          <w:rFonts w:ascii="Times New Roman" w:cs="Times New Roman" w:eastAsia="Times New Roman" w:hAnsi="Times New Roman"/>
-        </w:rPr>
-        <w:t xml:space="preserve">Réduire la traite à un « commerce comme un autre » : c’est une déportation massive d’êtres humains, qui a vidé des régions entières d’Afrique et marqué l’histoire du monde. L’historien nomme les faits : la traite est un crime contre l’humanité, reconnu comme tel aujourd’hui.</w:t>
-      </w:r>
-    </w:p>
-    <w:p>
-      <w:pPr>
-        <w:shd w:fill="E3F2FD" w:val="clear"/>
-        <w:spacing w:after="110" w:line="300"/>
-        <w:jc w:val="both"/>
-      </w:pPr>
-      <w:r>
-        <w:rPr>
-          <w:b/>
-          <w:bCs/>
-          <w:i w:val="false"/>
-          <w:iCs w:val="false"/>
-          <w:color w:val="1565C0"/>
-          <w:sz w:val="24"/>
-          <w:szCs w:val="24"/>
-          <w:rFonts w:ascii="Times New Roman" w:cs="Times New Roman" w:eastAsia="Times New Roman" w:hAnsi="Times New Roman"/>
-        </w:rPr>
-        <w:t xml:space="preserve">Le savais-tu ? </w:t>
-      </w:r>
-      <w:r>
-        <w:rPr>
-          <w:b w:val="false"/>
-          <w:bCs w:val="false"/>
-          <w:i w:val="false"/>
-          <w:iCs w:val="false"/>
-          <w:color w:val="000000"/>
-          <w:sz w:val="24"/>
-          <w:szCs w:val="24"/>
-          <w:rFonts w:ascii="Times New Roman" w:cs="Times New Roman" w:eastAsia="Times New Roman" w:hAnsi="Times New Roman"/>
-        </w:rPr>
-        <w:t xml:space="preserve">L’océan Indien aussi a connu la traite : des captifs de Madagascar et d’Afrique orientale furent déportés vers les Mascareignes (île Bourbon, île de France) pour les plantations de café et de canne. C’est pourquoi le programme rappelle la dépopulation « de l’Afrique et des îles de l’océan Indien » : notre région fut, elle aussi, saignée par ce commerce.</w:t>
-      </w:r>
     </w:p>
     <w:p>
       <w:pPr>
@@ -10567,152 +13354,152 @@
                 <w:szCs w:val="20"/>
                 <w:rFonts w:ascii="Times New Roman" w:cs="Times New Roman" w:eastAsia="Times New Roman" w:hAnsi="Times New Roman"/>
               </w:rPr>
-              <w:t xml:space="preserve">3. Observation</w:t>
-            </w:r>
-          </w:p>
-        </w:tc>
-        <w:tc>
-          <w:tcPr>
-            <w:tcMar>
-              <w:top w:type="dxa" w:w="80"/>
-              <w:left w:type="dxa" w:w="80"/>
-              <w:bottom w:type="dxa" w:w="80"/>
-              <w:right w:type="dxa" w:w="80"/>
-            </w:tcMar>
-          </w:tcPr>
-          <w:p>
-            <w:pPr>
-              <w:spacing w:after="40"/>
-              <w:jc w:val="left"/>
-            </w:pPr>
-            <w:r>
-              <w:rPr>
-                <w:b w:val="false"/>
-                <w:bCs w:val="false"/>
-                <w:i w:val="false"/>
-                <w:iCs w:val="false"/>
-                <w:color w:val="000000"/>
-                <w:sz w:val="20"/>
-                <w:szCs w:val="20"/>
-                <w:rFonts w:ascii="Times New Roman" w:cs="Times New Roman" w:eastAsia="Times New Roman" w:hAnsi="Times New Roman"/>
-              </w:rPr>
-              <w:t xml:space="preserve">L’imprimerie illustre le lien entre les deux mouvements : née vers 1450, elle diffuse d’abord les textes antiques chers aux humanistes de la Renaissance — puis les thèses de Luther, qui font le tour de l’Europe en quelques semaines.</w:t>
-            </w:r>
-          </w:p>
-        </w:tc>
-        <w:tc>
-          <w:tcPr>
-            <w:tcMar>
-              <w:top w:type="dxa" w:w="80"/>
-              <w:left w:type="dxa" w:w="80"/>
-              <w:bottom w:type="dxa" w:w="80"/>
-              <w:right w:type="dxa" w:w="80"/>
-            </w:tcMar>
-          </w:tcPr>
-          <w:p>
-            <w:pPr>
-              <w:spacing w:after="40"/>
-              <w:jc w:val="left"/>
-            </w:pPr>
-            <w:r>
-              <w:rPr>
-                <w:b w:val="false"/>
-                <w:bCs w:val="false"/>
-                <w:i w:val="false"/>
-                <w:iCs w:val="false"/>
-                <w:color w:val="000000"/>
-                <w:sz w:val="20"/>
-                <w:szCs w:val="20"/>
-                <w:rFonts w:ascii="Times New Roman" w:cs="Times New Roman" w:eastAsia="Times New Roman" w:hAnsi="Times New Roman"/>
-              </w:rPr>
-              <w:t xml:space="preserve">Observent l’exemple résolu.</w:t>
-            </w:r>
-          </w:p>
-        </w:tc>
-        <w:tc>
-          <w:tcPr>
-            <w:tcMar>
-              <w:top w:type="dxa" w:w="80"/>
-              <w:left w:type="dxa" w:w="80"/>
-              <w:bottom w:type="dxa" w:w="80"/>
-              <w:right w:type="dxa" w:w="80"/>
-            </w:tcMar>
-          </w:tcPr>
-          <w:p>
-            <w:pPr>
-              <w:spacing w:after="40"/>
-              <w:jc w:val="left"/>
-            </w:pPr>
-            <w:r>
-              <w:rPr>
-                <w:b w:val="false"/>
-                <w:bCs w:val="false"/>
-                <w:i w:val="false"/>
-                <w:iCs w:val="false"/>
-                <w:color w:val="000000"/>
-                <w:sz w:val="20"/>
-                <w:szCs w:val="20"/>
-                <w:rFonts w:ascii="Times New Roman" w:cs="Times New Roman" w:eastAsia="Times New Roman" w:hAnsi="Times New Roman"/>
-              </w:rPr>
-              <w:t xml:space="preserve">Observation dirigée</w:t>
-            </w:r>
-          </w:p>
-        </w:tc>
-        <w:tc>
-          <w:tcPr>
-            <w:tcMar>
-              <w:top w:type="dxa" w:w="80"/>
-              <w:left w:type="dxa" w:w="80"/>
-              <w:bottom w:type="dxa" w:w="80"/>
-              <w:right w:type="dxa" w:w="80"/>
-            </w:tcMar>
-          </w:tcPr>
-          <w:p>
-            <w:pPr>
-              <w:spacing w:after="40"/>
-              <w:jc w:val="left"/>
-            </w:pPr>
-            <w:r>
-              <w:rPr>
-                <w:b w:val="false"/>
-                <w:bCs w:val="false"/>
-                <w:i w:val="false"/>
-                <w:iCs w:val="false"/>
-                <w:color w:val="000000"/>
-                <w:sz w:val="20"/>
-                <w:szCs w:val="20"/>
-                <w:rFonts w:ascii="Times New Roman" w:cs="Times New Roman" w:eastAsia="Times New Roman" w:hAnsi="Times New Roman"/>
-              </w:rPr>
-              <w:t xml:space="preserve">Document imprimé</w:t>
-            </w:r>
-          </w:p>
-        </w:tc>
-        <w:tc>
-          <w:tcPr>
-            <w:tcMar>
-              <w:top w:type="dxa" w:w="80"/>
-              <w:left w:type="dxa" w:w="80"/>
-              <w:bottom w:type="dxa" w:w="80"/>
-              <w:right w:type="dxa" w:w="80"/>
-            </w:tcMar>
-          </w:tcPr>
-          <w:p>
-            <w:pPr>
-              <w:spacing w:after="40"/>
-              <w:jc w:val="left"/>
-            </w:pPr>
-            <w:r>
-              <w:rPr>
-                <w:b w:val="false"/>
-                <w:bCs w:val="false"/>
-                <w:i w:val="false"/>
-                <w:iCs w:val="false"/>
-                <w:color w:val="000000"/>
-                <w:sz w:val="20"/>
-                <w:szCs w:val="20"/>
-                <w:rFonts w:ascii="Times New Roman" w:cs="Times New Roman" w:eastAsia="Times New Roman" w:hAnsi="Times New Roman"/>
-              </w:rPr>
-              <w:t xml:space="preserve">Compréhension</w:t>
+              <w:t xml:space="preserve">3. Développement</w:t>
+            </w:r>
+          </w:p>
+        </w:tc>
+        <w:tc>
+          <w:tcPr>
+            <w:tcMar>
+              <w:top w:type="dxa" w:w="80"/>
+              <w:left w:type="dxa" w:w="80"/>
+              <w:bottom w:type="dxa" w:w="80"/>
+              <w:right w:type="dxa" w:w="80"/>
+            </w:tcMar>
+          </w:tcPr>
+          <w:p>
+            <w:pPr>
+              <w:spacing w:after="40"/>
+              <w:jc w:val="left"/>
+            </w:pPr>
+            <w:r>
+              <w:rPr>
+                <w:b w:val="false"/>
+                <w:bCs w:val="false"/>
+                <w:i w:val="false"/>
+                <w:iCs w:val="false"/>
+                <w:color w:val="000000"/>
+                <w:sz w:val="20"/>
+                <w:szCs w:val="20"/>
+                <w:rFonts w:ascii="Times New Roman" w:cs="Times New Roman" w:eastAsia="Times New Roman" w:hAnsi="Times New Roman"/>
+              </w:rPr>
+              <w:t xml:space="preserve">Développe la leçon partie par partie : La Renaissance : les arts et les sciences renaissent ; La Réforme : la chrétienté se divise ; La contre-réforme.</w:t>
+            </w:r>
+          </w:p>
+        </w:tc>
+        <w:tc>
+          <w:tcPr>
+            <w:tcMar>
+              <w:top w:type="dxa" w:w="80"/>
+              <w:left w:type="dxa" w:w="80"/>
+              <w:bottom w:type="dxa" w:w="80"/>
+              <w:right w:type="dxa" w:w="80"/>
+            </w:tcMar>
+          </w:tcPr>
+          <w:p>
+            <w:pPr>
+              <w:spacing w:after="40"/>
+              <w:jc w:val="left"/>
+            </w:pPr>
+            <w:r>
+              <w:rPr>
+                <w:b w:val="false"/>
+                <w:bCs w:val="false"/>
+                <w:i w:val="false"/>
+                <w:iCs w:val="false"/>
+                <w:color w:val="000000"/>
+                <w:sz w:val="20"/>
+                <w:szCs w:val="20"/>
+                <w:rFonts w:ascii="Times New Roman" w:cs="Times New Roman" w:eastAsia="Times New Roman" w:hAnsi="Times New Roman"/>
+              </w:rPr>
+              <w:t xml:space="preserve">Écoutent, répondent aux questions et notent les mots-clés.</w:t>
+            </w:r>
+          </w:p>
+        </w:tc>
+        <w:tc>
+          <w:tcPr>
+            <w:tcMar>
+              <w:top w:type="dxa" w:w="80"/>
+              <w:left w:type="dxa" w:w="80"/>
+              <w:bottom w:type="dxa" w:w="80"/>
+              <w:right w:type="dxa" w:w="80"/>
+            </w:tcMar>
+          </w:tcPr>
+          <w:p>
+            <w:pPr>
+              <w:spacing w:after="40"/>
+              <w:jc w:val="left"/>
+            </w:pPr>
+            <w:r>
+              <w:rPr>
+                <w:b w:val="false"/>
+                <w:bCs w:val="false"/>
+                <w:i w:val="false"/>
+                <w:iCs w:val="false"/>
+                <w:color w:val="000000"/>
+                <w:sz w:val="20"/>
+                <w:szCs w:val="20"/>
+                <w:rFonts w:ascii="Times New Roman" w:cs="Times New Roman" w:eastAsia="Times New Roman" w:hAnsi="Times New Roman"/>
+              </w:rPr>
+              <w:t xml:space="preserve">Exposé interactif, questions-réponses</w:t>
+            </w:r>
+          </w:p>
+        </w:tc>
+        <w:tc>
+          <w:tcPr>
+            <w:tcMar>
+              <w:top w:type="dxa" w:w="80"/>
+              <w:left w:type="dxa" w:w="80"/>
+              <w:bottom w:type="dxa" w:w="80"/>
+              <w:right w:type="dxa" w:w="80"/>
+            </w:tcMar>
+          </w:tcPr>
+          <w:p>
+            <w:pPr>
+              <w:spacing w:after="40"/>
+              <w:jc w:val="left"/>
+            </w:pPr>
+            <w:r>
+              <w:rPr>
+                <w:b w:val="false"/>
+                <w:bCs w:val="false"/>
+                <w:i w:val="false"/>
+                <w:iCs w:val="false"/>
+                <w:color w:val="000000"/>
+                <w:sz w:val="20"/>
+                <w:szCs w:val="20"/>
+                <w:rFonts w:ascii="Times New Roman" w:cs="Times New Roman" w:eastAsia="Times New Roman" w:hAnsi="Times New Roman"/>
+              </w:rPr>
+              <w:t xml:space="preserve">Tableau, frises, cartes</w:t>
+            </w:r>
+          </w:p>
+        </w:tc>
+        <w:tc>
+          <w:tcPr>
+            <w:tcMar>
+              <w:top w:type="dxa" w:w="80"/>
+              <w:left w:type="dxa" w:w="80"/>
+              <w:bottom w:type="dxa" w:w="80"/>
+              <w:right w:type="dxa" w:w="80"/>
+            </w:tcMar>
+          </w:tcPr>
+          <w:p>
+            <w:pPr>
+              <w:spacing w:after="40"/>
+              <w:jc w:val="left"/>
+            </w:pPr>
+            <w:r>
+              <w:rPr>
+                <w:b w:val="false"/>
+                <w:bCs w:val="false"/>
+                <w:i w:val="false"/>
+                <w:iCs w:val="false"/>
+                <w:color w:val="000000"/>
+                <w:sz w:val="20"/>
+                <w:szCs w:val="20"/>
+                <w:rFonts w:ascii="Times New Roman" w:cs="Times New Roman" w:eastAsia="Times New Roman" w:hAnsi="Times New Roman"/>
+              </w:rPr>
+              <w:t xml:space="preserve">Attention, participation</w:t>
             </w:r>
           </w:p>
         </w:tc>
@@ -10743,152 +13530,152 @@
                 <w:szCs w:val="20"/>
                 <w:rFonts w:ascii="Times New Roman" w:cs="Times New Roman" w:eastAsia="Times New Roman" w:hAnsi="Times New Roman"/>
               </w:rPr>
-              <w:t xml:space="preserve">4. Analyse</w:t>
-            </w:r>
-          </w:p>
-        </w:tc>
-        <w:tc>
-          <w:tcPr>
-            <w:tcMar>
-              <w:top w:type="dxa" w:w="80"/>
-              <w:left w:type="dxa" w:w="80"/>
-              <w:bottom w:type="dxa" w:w="80"/>
-              <w:right w:type="dxa" w:w="80"/>
-            </w:tcMar>
-          </w:tcPr>
-          <w:p>
-            <w:pPr>
-              <w:spacing w:after="40"/>
-              <w:jc w:val="left"/>
-            </w:pPr>
-            <w:r>
-              <w:rPr>
-                <w:b w:val="false"/>
-                <w:bCs w:val="false"/>
-                <w:i w:val="false"/>
-                <w:iCs w:val="false"/>
-                <w:color w:val="000000"/>
-                <w:sz w:val="20"/>
-                <w:szCs w:val="20"/>
-                <w:rFonts w:ascii="Times New Roman" w:cs="Times New Roman" w:eastAsia="Times New Roman" w:hAnsi="Times New Roman"/>
-              </w:rPr>
-              <w:t xml:space="preserve">Guide l’analyse : La Renaissance naît dans les riches cités italiennes — Florence, Rome, Venise — où princes et marchands financent les artistes. On y redécouvre les textes et les formes de l’Antiquité grecque et romaine. Léonard de Vinci peint la Joconde et dessine des machines visionnaires ; Michel-Ange sculpte le David et peint la chapelle Sixtine ; Raphaël et Donatello portent la peinture et la sculpture à leur sommet ; Copernic ose affirmer que la Terre tourne autour du Soleil. L’architecture retrouve colonnes et coupoles antiques ; la littérature fleurit dans les langues de chaque pays. Au cœur du mouvement, les humanistes placent l’Homme et son intelligence au centre de la réflexion. Or ces mêmes humanistes lisent la Bible dans le texte et remarquent les défauts de l’Église : luxe du clergé, vente des indulgences — ces « pardons » payants. La confiance se perd. En 1517, Luther publie ses 95 thèses : le salut vient de la foi, non des pratiques payantes. Grâce à l’imprimerie de Gutenberg, ses idées inondent l’Europe en quelques années. Calvin organise la Réforme à Genève ; en Angleterre, le roi Henri VIII rompt avec le pape et fonde l’anglicanisme. L’Europe se divise : protestants au nord, catholiques au sud. L’Église catholique réplique par la contre-réforme : discipline du clergé restaurée, nouveaux ordres religieux, reconquête des fidèles.</w:t>
-            </w:r>
-          </w:p>
-        </w:tc>
-        <w:tc>
-          <w:tcPr>
-            <w:tcMar>
-              <w:top w:type="dxa" w:w="80"/>
-              <w:left w:type="dxa" w:w="80"/>
-              <w:bottom w:type="dxa" w:w="80"/>
-              <w:right w:type="dxa" w:w="80"/>
-            </w:tcMar>
-          </w:tcPr>
-          <w:p>
-            <w:pPr>
-              <w:spacing w:after="40"/>
-              <w:jc w:val="left"/>
-            </w:pPr>
-            <w:r>
-              <w:rPr>
-                <w:b w:val="false"/>
-                <w:bCs w:val="false"/>
-                <w:i w:val="false"/>
-                <w:iCs w:val="false"/>
-                <w:color w:val="000000"/>
-                <w:sz w:val="20"/>
-                <w:szCs w:val="20"/>
-                <w:rFonts w:ascii="Times New Roman" w:cs="Times New Roman" w:eastAsia="Times New Roman" w:hAnsi="Times New Roman"/>
-              </w:rPr>
-              <w:t xml:space="preserve">Expliquent la démarche et vérifient le résultat.</w:t>
-            </w:r>
-          </w:p>
-        </w:tc>
-        <w:tc>
-          <w:tcPr>
-            <w:tcMar>
-              <w:top w:type="dxa" w:w="80"/>
-              <w:left w:type="dxa" w:w="80"/>
-              <w:bottom w:type="dxa" w:w="80"/>
-              <w:right w:type="dxa" w:w="80"/>
-            </w:tcMar>
-          </w:tcPr>
-          <w:p>
-            <w:pPr>
-              <w:spacing w:after="40"/>
-              <w:jc w:val="left"/>
-            </w:pPr>
-            <w:r>
-              <w:rPr>
-                <w:b w:val="false"/>
-                <w:bCs w:val="false"/>
-                <w:i w:val="false"/>
-                <w:iCs w:val="false"/>
-                <w:color w:val="000000"/>
-                <w:sz w:val="20"/>
-                <w:szCs w:val="20"/>
-                <w:rFonts w:ascii="Times New Roman" w:cs="Times New Roman" w:eastAsia="Times New Roman" w:hAnsi="Times New Roman"/>
-              </w:rPr>
-              <w:t xml:space="preserve">Recherche en binômes</w:t>
-            </w:r>
-          </w:p>
-        </w:tc>
-        <w:tc>
-          <w:tcPr>
-            <w:tcMar>
-              <w:top w:type="dxa" w:w="80"/>
-              <w:left w:type="dxa" w:w="80"/>
-              <w:bottom w:type="dxa" w:w="80"/>
-              <w:right w:type="dxa" w:w="80"/>
-            </w:tcMar>
-          </w:tcPr>
-          <w:p>
-            <w:pPr>
-              <w:spacing w:after="40"/>
-              <w:jc w:val="left"/>
-            </w:pPr>
-            <w:r>
-              <w:rPr>
-                <w:b w:val="false"/>
-                <w:bCs w:val="false"/>
-                <w:i w:val="false"/>
-                <w:iCs w:val="false"/>
-                <w:color w:val="000000"/>
-                <w:sz w:val="20"/>
-                <w:szCs w:val="20"/>
-                <w:rFonts w:ascii="Times New Roman" w:cs="Times New Roman" w:eastAsia="Times New Roman" w:hAnsi="Times New Roman"/>
-              </w:rPr>
-              <w:t xml:space="preserve">Documents, cartes, frises</w:t>
-            </w:r>
-          </w:p>
-        </w:tc>
-        <w:tc>
-          <w:tcPr>
-            <w:tcMar>
-              <w:top w:type="dxa" w:w="80"/>
-              <w:left w:type="dxa" w:w="80"/>
-              <w:bottom w:type="dxa" w:w="80"/>
-              <w:right w:type="dxa" w:w="80"/>
-            </w:tcMar>
-          </w:tcPr>
-          <w:p>
-            <w:pPr>
-              <w:spacing w:after="40"/>
-              <w:jc w:val="left"/>
-            </w:pPr>
-            <w:r>
-              <w:rPr>
-                <w:b w:val="false"/>
-                <w:bCs w:val="false"/>
-                <w:i w:val="false"/>
-                <w:iCs w:val="false"/>
-                <w:color w:val="000000"/>
-                <w:sz w:val="20"/>
-                <w:szCs w:val="20"/>
-                <w:rFonts w:ascii="Times New Roman" w:cs="Times New Roman" w:eastAsia="Times New Roman" w:hAnsi="Times New Roman"/>
-              </w:rPr>
-              <w:t xml:space="preserve">Raisonnement</w:t>
+              <w:t xml:space="preserve">4. Étude de document</w:t>
+            </w:r>
+          </w:p>
+        </w:tc>
+        <w:tc>
+          <w:tcPr>
+            <w:tcMar>
+              <w:top w:type="dxa" w:w="80"/>
+              <w:left w:type="dxa" w:w="80"/>
+              <w:bottom w:type="dxa" w:w="80"/>
+              <w:right w:type="dxa" w:w="80"/>
+            </w:tcMar>
+          </w:tcPr>
+          <w:p>
+            <w:pPr>
+              <w:spacing w:after="40"/>
+              <w:jc w:val="left"/>
+            </w:pPr>
+            <w:r>
+              <w:rPr>
+                <w:b w:val="false"/>
+                <w:bCs w:val="false"/>
+                <w:i w:val="false"/>
+                <w:iCs w:val="false"/>
+                <w:color w:val="000000"/>
+                <w:sz w:val="20"/>
+                <w:szCs w:val="20"/>
+                <w:rFonts w:ascii="Times New Roman" w:cs="Times New Roman" w:eastAsia="Times New Roman" w:hAnsi="Times New Roman"/>
+              </w:rPr>
+              <w:t xml:space="preserve">Fait lire le document « Luther contre les indulgences » (d’après Martin Luther, Les 95 thèses affichées à Wittenberg (1517) — extraits adaptés), puis pose les questions.</w:t>
+            </w:r>
+          </w:p>
+        </w:tc>
+        <w:tc>
+          <w:tcPr>
+            <w:tcMar>
+              <w:top w:type="dxa" w:w="80"/>
+              <w:left w:type="dxa" w:w="80"/>
+              <w:bottom w:type="dxa" w:w="80"/>
+              <w:right w:type="dxa" w:w="80"/>
+            </w:tcMar>
+          </w:tcPr>
+          <w:p>
+            <w:pPr>
+              <w:spacing w:after="40"/>
+              <w:jc w:val="left"/>
+            </w:pPr>
+            <w:r>
+              <w:rPr>
+                <w:b w:val="false"/>
+                <w:bCs w:val="false"/>
+                <w:i w:val="false"/>
+                <w:iCs w:val="false"/>
+                <w:color w:val="000000"/>
+                <w:sz w:val="20"/>
+                <w:szCs w:val="20"/>
+                <w:rFonts w:ascii="Times New Roman" w:cs="Times New Roman" w:eastAsia="Times New Roman" w:hAnsi="Times New Roman"/>
+              </w:rPr>
+              <w:t xml:space="preserve">Lisent le document, répondent aux questions et critiquent la source.</w:t>
+            </w:r>
+          </w:p>
+        </w:tc>
+        <w:tc>
+          <w:tcPr>
+            <w:tcMar>
+              <w:top w:type="dxa" w:w="80"/>
+              <w:left w:type="dxa" w:w="80"/>
+              <w:bottom w:type="dxa" w:w="80"/>
+              <w:right w:type="dxa" w:w="80"/>
+            </w:tcMar>
+          </w:tcPr>
+          <w:p>
+            <w:pPr>
+              <w:spacing w:after="40"/>
+              <w:jc w:val="left"/>
+            </w:pPr>
+            <w:r>
+              <w:rPr>
+                <w:b w:val="false"/>
+                <w:bCs w:val="false"/>
+                <w:i w:val="false"/>
+                <w:iCs w:val="false"/>
+                <w:color w:val="000000"/>
+                <w:sz w:val="20"/>
+                <w:szCs w:val="20"/>
+                <w:rFonts w:ascii="Times New Roman" w:cs="Times New Roman" w:eastAsia="Times New Roman" w:hAnsi="Times New Roman"/>
+              </w:rPr>
+              <w:t xml:space="preserve">Observation dirigée, travail en binômes</w:t>
+            </w:r>
+          </w:p>
+        </w:tc>
+        <w:tc>
+          <w:tcPr>
+            <w:tcMar>
+              <w:top w:type="dxa" w:w="80"/>
+              <w:left w:type="dxa" w:w="80"/>
+              <w:bottom w:type="dxa" w:w="80"/>
+              <w:right w:type="dxa" w:w="80"/>
+            </w:tcMar>
+          </w:tcPr>
+          <w:p>
+            <w:pPr>
+              <w:spacing w:after="40"/>
+              <w:jc w:val="left"/>
+            </w:pPr>
+            <w:r>
+              <w:rPr>
+                <w:b w:val="false"/>
+                <w:bCs w:val="false"/>
+                <w:i w:val="false"/>
+                <w:iCs w:val="false"/>
+                <w:color w:val="000000"/>
+                <w:sz w:val="20"/>
+                <w:szCs w:val="20"/>
+                <w:rFonts w:ascii="Times New Roman" w:cs="Times New Roman" w:eastAsia="Times New Roman" w:hAnsi="Times New Roman"/>
+              </w:rPr>
+              <w:t xml:space="preserve">Document imprimé</w:t>
+            </w:r>
+          </w:p>
+        </w:tc>
+        <w:tc>
+          <w:tcPr>
+            <w:tcMar>
+              <w:top w:type="dxa" w:w="80"/>
+              <w:left w:type="dxa" w:w="80"/>
+              <w:bottom w:type="dxa" w:w="80"/>
+              <w:right w:type="dxa" w:w="80"/>
+            </w:tcMar>
+          </w:tcPr>
+          <w:p>
+            <w:pPr>
+              <w:spacing w:after="40"/>
+              <w:jc w:val="left"/>
+            </w:pPr>
+            <w:r>
+              <w:rPr>
+                <w:b w:val="false"/>
+                <w:bCs w:val="false"/>
+                <w:i w:val="false"/>
+                <w:iCs w:val="false"/>
+                <w:color w:val="000000"/>
+                <w:sz w:val="20"/>
+                <w:szCs w:val="20"/>
+                <w:rFonts w:ascii="Times New Roman" w:cs="Times New Roman" w:eastAsia="Times New Roman" w:hAnsi="Times New Roman"/>
+              </w:rPr>
+              <w:t xml:space="preserve">Esprit critique</w:t>
             </w:r>
           </w:p>
         </w:tc>
@@ -11494,39 +14281,26 @@
     </w:p>
     <w:p>
       <w:pPr>
-        <w:spacing w:after="110" w:line="300"/>
-        <w:jc w:val="both"/>
+        <w:spacing w:after="160" w:line="300"/>
+        <w:jc w:val="center"/>
       </w:pPr>
       <w:r>
         <w:rPr>
-          <w:b/>
-          <w:bCs/>
-          <w:i w:val="false"/>
-          <w:iCs w:val="false"/>
-          <w:color w:val="2E7D32"/>
-          <w:sz w:val="24"/>
-          <w:szCs w:val="24"/>
-          <w:rFonts w:ascii="Times New Roman" w:cs="Times New Roman" w:eastAsia="Times New Roman" w:hAnsi="Times New Roman"/>
-        </w:rPr>
-        <w:t xml:space="preserve">Définition — </w:t>
-      </w:r>
-      <w:r>
-        <w:rPr>
-          <w:b/>
-          <w:bCs/>
-          <w:i w:val="false"/>
-          <w:iCs w:val="false"/>
+          <w:b w:val="false"/>
+          <w:bCs w:val="false"/>
+          <w:i/>
+          <w:iCs/>
           <w:color w:val="000000"/>
-          <w:sz w:val="24"/>
-          <w:szCs w:val="24"/>
-          <w:rFonts w:ascii="Times New Roman" w:cs="Times New Roman" w:eastAsia="Times New Roman" w:hAnsi="Times New Roman"/>
-        </w:rPr>
-        <w:t xml:space="preserve">La Renaissance est le renouveau des beaux-arts, de l’architecture, de la littérature et des sciences aux XVᵉ et XVIᵉ siècles, inspiré de l’Antiquité et parti d’Italie ; ses grandes figures sont Léonard de Vinci, Copernic, Raphaël, Donatello et Michel-Ange. La Réforme est le mouvement religieux du XVIᵉ siècle qui conteste l’Église catholique et fonde le protestantisme ; ses origines sont l’influence des humanistes, la perte de confiance envers l’Église et l’imprimerie ; ses figures sont Luther, Calvin et Henri VIII.</w:t>
+          <w:sz w:val="21"/>
+          <w:szCs w:val="21"/>
+          <w:rFonts w:ascii="Times New Roman" w:cs="Times New Roman" w:eastAsia="Times New Roman" w:hAnsi="Times New Roman"/>
+        </w:rPr>
+        <w:t xml:space="preserve">Dans les ateliers d’Italie, les arts renaissent ; dans les universités d’Allemagne, Luther défie le pape.</w:t>
       </w:r>
     </w:p>
     <w:p>
       <w:pPr>
-        <w:spacing w:after="110" w:line="300"/>
+        <w:spacing w:after="80" w:line="300"/>
         <w:jc w:val="both"/>
       </w:pPr>
       <w:r>
@@ -11535,30 +14309,17 @@
           <w:bCs/>
           <w:i w:val="false"/>
           <w:iCs w:val="false"/>
-          <w:color w:val="1F4E79"/>
-          <w:sz w:val="24"/>
-          <w:szCs w:val="24"/>
-          <w:rFonts w:ascii="Times New Roman" w:cs="Times New Roman" w:eastAsia="Times New Roman" w:hAnsi="Times New Roman"/>
-        </w:rPr>
-        <w:t xml:space="preserve">Autrement dit : </w:t>
-      </w:r>
-      <w:r>
-        <w:rPr>
-          <w:b w:val="false"/>
-          <w:bCs w:val="false"/>
-          <w:i w:val="false"/>
-          <w:iCs w:val="false"/>
-          <w:color w:val="000000"/>
-          <w:sz w:val="24"/>
-          <w:szCs w:val="24"/>
-          <w:rFonts w:ascii="Times New Roman" w:cs="Times New Roman" w:eastAsia="Times New Roman" w:hAnsi="Times New Roman"/>
-        </w:rPr>
-        <w:t xml:space="preserve">la Renaissance fait renaître les arts et les sciences sur le modèle antique ; la Réforme, portée par Luther et Calvin, sépare les protestants de l’Église catholique.</w:t>
+          <w:color w:val="2E7D32"/>
+          <w:sz w:val="26"/>
+          <w:szCs w:val="26"/>
+          <w:rFonts w:ascii="Times New Roman" w:cs="Times New Roman" w:eastAsia="Times New Roman" w:hAnsi="Times New Roman"/>
+        </w:rPr>
+        <w:t xml:space="preserve">1. La Renaissance : les arts et les sciences renaissent</w:t>
       </w:r>
     </w:p>
     <w:p>
       <w:pPr>
-        <w:spacing w:after="110" w:line="300"/>
+        <w:spacing w:after="100" w:line="300"/>
         <w:jc w:val="both"/>
       </w:pPr>
       <w:r>
@@ -11572,7 +14333,550 @@
           <w:szCs w:val="24"/>
           <w:rFonts w:ascii="Times New Roman" w:cs="Times New Roman" w:eastAsia="Times New Roman" w:hAnsi="Times New Roman"/>
         </w:rPr>
-        <w:t xml:space="preserve">La Renaissance naît dans les riches cités italiennes — Florence, Rome, Venise — où princes et marchands financent les artistes. On y redécouvre les textes et les formes de l’Antiquité grecque et romaine. Léonard de Vinci peint la Joconde et dessine des machines visionnaires ; Michel-Ange sculpte le David et peint la chapelle Sixtine ; Raphaël et Donatello portent la peinture et la sculpture à leur sommet ; Copernic ose affirmer que la Terre tourne autour du Soleil. L’architecture retrouve colonnes et coupoles antiques ; la littérature fleurit dans les langues de chaque pays. Au cœur du mouvement, les humanistes placent l’Homme et son intelligence au centre de la réflexion. Or ces mêmes humanistes lisent la Bible dans le texte et remarquent les défauts de l’Église : luxe du clergé, vente des indulgences — ces « pardons » payants. La confiance se perd. En 1517, Luther publie ses 95 thèses : le salut vient de la foi, non des pratiques payantes. Grâce à l’imprimerie de Gutenberg, ses idées inondent l’Europe en quelques années. Calvin organise la Réforme à Genève ; en Angleterre, le roi Henri VIII rompt avec le pape et fonde l’anglicanisme. L’Europe se divise : protestants au nord, catholiques au sud. L’Église catholique réplique par la contre-réforme : discipline du clergé restaurée, nouveaux ordres religieux, reconquête des fidèles.</w:t>
+        <w:t xml:space="preserve">La </w:t>
+      </w:r>
+      <w:r>
+        <w:rPr>
+          <w:b/>
+          <w:bCs/>
+          <w:i w:val="false"/>
+          <w:iCs w:val="false"/>
+          <w:color w:val="1F4E79"/>
+          <w:sz w:val="24"/>
+          <w:szCs w:val="24"/>
+          <w:rFonts w:ascii="Times New Roman" w:cs="Times New Roman" w:eastAsia="Times New Roman" w:hAnsi="Times New Roman"/>
+        </w:rPr>
+        <w:t xml:space="preserve">Renaissance</w:t>
+      </w:r>
+      <w:r>
+        <w:rPr>
+          <w:b w:val="false"/>
+          <w:bCs w:val="false"/>
+          <w:i w:val="false"/>
+          <w:iCs w:val="false"/>
+          <w:color w:val="000000"/>
+          <w:sz w:val="24"/>
+          <w:szCs w:val="24"/>
+          <w:rFonts w:ascii="Times New Roman" w:cs="Times New Roman" w:eastAsia="Times New Roman" w:hAnsi="Times New Roman"/>
+        </w:rPr>
+        <w:t xml:space="preserve"> naît dans les riches cités italiennes — Florence, Rome, Venise — où princes et marchands financent les artistes. On y redécouvre les textes et les formes de l’Antiquité grecque et romaine. </w:t>
+      </w:r>
+      <w:r>
+        <w:rPr>
+          <w:b/>
+          <w:bCs/>
+          <w:i w:val="false"/>
+          <w:iCs w:val="false"/>
+          <w:color w:val="1F4E79"/>
+          <w:sz w:val="24"/>
+          <w:szCs w:val="24"/>
+          <w:rFonts w:ascii="Times New Roman" w:cs="Times New Roman" w:eastAsia="Times New Roman" w:hAnsi="Times New Roman"/>
+        </w:rPr>
+        <w:t xml:space="preserve">Léonard de Vinci</w:t>
+      </w:r>
+      <w:r>
+        <w:rPr>
+          <w:b w:val="false"/>
+          <w:bCs w:val="false"/>
+          <w:i w:val="false"/>
+          <w:iCs w:val="false"/>
+          <w:color w:val="000000"/>
+          <w:sz w:val="24"/>
+          <w:szCs w:val="24"/>
+          <w:rFonts w:ascii="Times New Roman" w:cs="Times New Roman" w:eastAsia="Times New Roman" w:hAnsi="Times New Roman"/>
+        </w:rPr>
+        <w:t xml:space="preserve"> peint la Joconde et dessine des machines visionnaires ; </w:t>
+      </w:r>
+      <w:r>
+        <w:rPr>
+          <w:b/>
+          <w:bCs/>
+          <w:i w:val="false"/>
+          <w:iCs w:val="false"/>
+          <w:color w:val="1F4E79"/>
+          <w:sz w:val="24"/>
+          <w:szCs w:val="24"/>
+          <w:rFonts w:ascii="Times New Roman" w:cs="Times New Roman" w:eastAsia="Times New Roman" w:hAnsi="Times New Roman"/>
+        </w:rPr>
+        <w:t xml:space="preserve">Michel-Ange</w:t>
+      </w:r>
+      <w:r>
+        <w:rPr>
+          <w:b w:val="false"/>
+          <w:bCs w:val="false"/>
+          <w:i w:val="false"/>
+          <w:iCs w:val="false"/>
+          <w:color w:val="000000"/>
+          <w:sz w:val="24"/>
+          <w:szCs w:val="24"/>
+          <w:rFonts w:ascii="Times New Roman" w:cs="Times New Roman" w:eastAsia="Times New Roman" w:hAnsi="Times New Roman"/>
+        </w:rPr>
+        <w:t xml:space="preserve"> sculpte le David et peint la chapelle Sixtine ; </w:t>
+      </w:r>
+      <w:r>
+        <w:rPr>
+          <w:b/>
+          <w:bCs/>
+          <w:i w:val="false"/>
+          <w:iCs w:val="false"/>
+          <w:color w:val="1F4E79"/>
+          <w:sz w:val="24"/>
+          <w:szCs w:val="24"/>
+          <w:rFonts w:ascii="Times New Roman" w:cs="Times New Roman" w:eastAsia="Times New Roman" w:hAnsi="Times New Roman"/>
+        </w:rPr>
+        <w:t xml:space="preserve">Raphaël</w:t>
+      </w:r>
+      <w:r>
+        <w:rPr>
+          <w:b w:val="false"/>
+          <w:bCs w:val="false"/>
+          <w:i w:val="false"/>
+          <w:iCs w:val="false"/>
+          <w:color w:val="000000"/>
+          <w:sz w:val="24"/>
+          <w:szCs w:val="24"/>
+          <w:rFonts w:ascii="Times New Roman" w:cs="Times New Roman" w:eastAsia="Times New Roman" w:hAnsi="Times New Roman"/>
+        </w:rPr>
+        <w:t xml:space="preserve"> et </w:t>
+      </w:r>
+      <w:r>
+        <w:rPr>
+          <w:b/>
+          <w:bCs/>
+          <w:i w:val="false"/>
+          <w:iCs w:val="false"/>
+          <w:color w:val="1F4E79"/>
+          <w:sz w:val="24"/>
+          <w:szCs w:val="24"/>
+          <w:rFonts w:ascii="Times New Roman" w:cs="Times New Roman" w:eastAsia="Times New Roman" w:hAnsi="Times New Roman"/>
+        </w:rPr>
+        <w:t xml:space="preserve">Donatello</w:t>
+      </w:r>
+      <w:r>
+        <w:rPr>
+          <w:b w:val="false"/>
+          <w:bCs w:val="false"/>
+          <w:i w:val="false"/>
+          <w:iCs w:val="false"/>
+          <w:color w:val="000000"/>
+          <w:sz w:val="24"/>
+          <w:szCs w:val="24"/>
+          <w:rFonts w:ascii="Times New Roman" w:cs="Times New Roman" w:eastAsia="Times New Roman" w:hAnsi="Times New Roman"/>
+        </w:rPr>
+        <w:t xml:space="preserve"> portent la peinture et la sculpture à leur sommet ; </w:t>
+      </w:r>
+      <w:r>
+        <w:rPr>
+          <w:b/>
+          <w:bCs/>
+          <w:i w:val="false"/>
+          <w:iCs w:val="false"/>
+          <w:color w:val="1F4E79"/>
+          <w:sz w:val="24"/>
+          <w:szCs w:val="24"/>
+          <w:rFonts w:ascii="Times New Roman" w:cs="Times New Roman" w:eastAsia="Times New Roman" w:hAnsi="Times New Roman"/>
+        </w:rPr>
+        <w:t xml:space="preserve">Copernic</w:t>
+      </w:r>
+      <w:r>
+        <w:rPr>
+          <w:b w:val="false"/>
+          <w:bCs w:val="false"/>
+          <w:i w:val="false"/>
+          <w:iCs w:val="false"/>
+          <w:color w:val="000000"/>
+          <w:sz w:val="24"/>
+          <w:szCs w:val="24"/>
+          <w:rFonts w:ascii="Times New Roman" w:cs="Times New Roman" w:eastAsia="Times New Roman" w:hAnsi="Times New Roman"/>
+        </w:rPr>
+        <w:t xml:space="preserve"> ose affirmer que la Terre tourne autour du Soleil.</w:t>
+      </w:r>
+    </w:p>
+    <w:p>
+      <w:pPr>
+        <w:spacing w:after="100" w:line="300"/>
+        <w:jc w:val="both"/>
+      </w:pPr>
+      <w:r>
+        <w:rPr>
+          <w:b w:val="false"/>
+          <w:bCs w:val="false"/>
+          <w:i w:val="false"/>
+          <w:iCs w:val="false"/>
+          <w:color w:val="000000"/>
+          <w:sz w:val="24"/>
+          <w:szCs w:val="24"/>
+          <w:rFonts w:ascii="Times New Roman" w:cs="Times New Roman" w:eastAsia="Times New Roman" w:hAnsi="Times New Roman"/>
+        </w:rPr>
+        <w:t xml:space="preserve">L’architecture retrouve colonnes et coupoles antiques ; la littérature fleurit dans les langues de chaque pays. Au cœur du mouvement, les </w:t>
+      </w:r>
+      <w:r>
+        <w:rPr>
+          <w:b/>
+          <w:bCs/>
+          <w:i w:val="false"/>
+          <w:iCs w:val="false"/>
+          <w:color w:val="1F4E79"/>
+          <w:sz w:val="24"/>
+          <w:szCs w:val="24"/>
+          <w:rFonts w:ascii="Times New Roman" w:cs="Times New Roman" w:eastAsia="Times New Roman" w:hAnsi="Times New Roman"/>
+        </w:rPr>
+        <w:t xml:space="preserve">humanistes</w:t>
+      </w:r>
+      <w:r>
+        <w:rPr>
+          <w:b w:val="false"/>
+          <w:bCs w:val="false"/>
+          <w:i w:val="false"/>
+          <w:iCs w:val="false"/>
+          <w:color w:val="000000"/>
+          <w:sz w:val="24"/>
+          <w:szCs w:val="24"/>
+          <w:rFonts w:ascii="Times New Roman" w:cs="Times New Roman" w:eastAsia="Times New Roman" w:hAnsi="Times New Roman"/>
+        </w:rPr>
+        <w:t xml:space="preserve"> placent l’Homme et son intelligence au centre de la réflexion.</w:t>
+      </w:r>
+    </w:p>
+    <w:p>
+      <w:pPr>
+        <w:spacing w:after="80" w:line="300"/>
+        <w:jc w:val="both"/>
+      </w:pPr>
+      <w:r>
+        <w:rPr>
+          <w:b/>
+          <w:bCs/>
+          <w:i w:val="false"/>
+          <w:iCs w:val="false"/>
+          <w:color w:val="2E7D32"/>
+          <w:sz w:val="26"/>
+          <w:szCs w:val="26"/>
+          <w:rFonts w:ascii="Times New Roman" w:cs="Times New Roman" w:eastAsia="Times New Roman" w:hAnsi="Times New Roman"/>
+        </w:rPr>
+        <w:t xml:space="preserve">2. La Réforme : la chrétienté se divise</w:t>
+      </w:r>
+    </w:p>
+    <w:p>
+      <w:pPr>
+        <w:spacing w:after="100" w:line="300"/>
+        <w:jc w:val="both"/>
+      </w:pPr>
+      <w:r>
+        <w:rPr>
+          <w:b w:val="false"/>
+          <w:bCs w:val="false"/>
+          <w:i w:val="false"/>
+          <w:iCs w:val="false"/>
+          <w:color w:val="000000"/>
+          <w:sz w:val="24"/>
+          <w:szCs w:val="24"/>
+          <w:rFonts w:ascii="Times New Roman" w:cs="Times New Roman" w:eastAsia="Times New Roman" w:hAnsi="Times New Roman"/>
+        </w:rPr>
+        <w:t xml:space="preserve">Ces mêmes </w:t>
+      </w:r>
+      <w:r>
+        <w:rPr>
+          <w:b/>
+          <w:bCs/>
+          <w:i w:val="false"/>
+          <w:iCs w:val="false"/>
+          <w:color w:val="1F4E79"/>
+          <w:sz w:val="24"/>
+          <w:szCs w:val="24"/>
+          <w:rFonts w:ascii="Times New Roman" w:cs="Times New Roman" w:eastAsia="Times New Roman" w:hAnsi="Times New Roman"/>
+        </w:rPr>
+        <w:t xml:space="preserve">humanistes</w:t>
+      </w:r>
+      <w:r>
+        <w:rPr>
+          <w:b w:val="false"/>
+          <w:bCs w:val="false"/>
+          <w:i w:val="false"/>
+          <w:iCs w:val="false"/>
+          <w:color w:val="000000"/>
+          <w:sz w:val="24"/>
+          <w:szCs w:val="24"/>
+          <w:rFonts w:ascii="Times New Roman" w:cs="Times New Roman" w:eastAsia="Times New Roman" w:hAnsi="Times New Roman"/>
+        </w:rPr>
+        <w:t xml:space="preserve"> lisent la Bible dans le texte et remarquent les défauts de l’Église : luxe du clergé, vente des </w:t>
+      </w:r>
+      <w:r>
+        <w:rPr>
+          <w:b/>
+          <w:bCs/>
+          <w:i w:val="false"/>
+          <w:iCs w:val="false"/>
+          <w:color w:val="1F4E79"/>
+          <w:sz w:val="24"/>
+          <w:szCs w:val="24"/>
+          <w:rFonts w:ascii="Times New Roman" w:cs="Times New Roman" w:eastAsia="Times New Roman" w:hAnsi="Times New Roman"/>
+        </w:rPr>
+        <w:t xml:space="preserve">indulgences</w:t>
+      </w:r>
+      <w:r>
+        <w:rPr>
+          <w:b w:val="false"/>
+          <w:bCs w:val="false"/>
+          <w:i w:val="false"/>
+          <w:iCs w:val="false"/>
+          <w:color w:val="000000"/>
+          <w:sz w:val="24"/>
+          <w:szCs w:val="24"/>
+          <w:rFonts w:ascii="Times New Roman" w:cs="Times New Roman" w:eastAsia="Times New Roman" w:hAnsi="Times New Roman"/>
+        </w:rPr>
+        <w:t xml:space="preserve"> — ces « pardons » payants. La confiance se perd. En 1517, </w:t>
+      </w:r>
+      <w:r>
+        <w:rPr>
+          <w:b/>
+          <w:bCs/>
+          <w:i w:val="false"/>
+          <w:iCs w:val="false"/>
+          <w:color w:val="1F4E79"/>
+          <w:sz w:val="24"/>
+          <w:szCs w:val="24"/>
+          <w:rFonts w:ascii="Times New Roman" w:cs="Times New Roman" w:eastAsia="Times New Roman" w:hAnsi="Times New Roman"/>
+        </w:rPr>
+        <w:t xml:space="preserve">Luther</w:t>
+      </w:r>
+      <w:r>
+        <w:rPr>
+          <w:b w:val="false"/>
+          <w:bCs w:val="false"/>
+          <w:i w:val="false"/>
+          <w:iCs w:val="false"/>
+          <w:color w:val="000000"/>
+          <w:sz w:val="24"/>
+          <w:szCs w:val="24"/>
+          <w:rFonts w:ascii="Times New Roman" w:cs="Times New Roman" w:eastAsia="Times New Roman" w:hAnsi="Times New Roman"/>
+        </w:rPr>
+        <w:t xml:space="preserve"> publie ses 95 thèses : le salut vient de la foi, non des pratiques payantes. Grâce à l’imprimerie de Gutenberg, ses idées inondent l’Europe en quelques années.</w:t>
+      </w:r>
+    </w:p>
+    <w:p>
+      <w:pPr>
+        <w:spacing w:after="100" w:line="300"/>
+        <w:jc w:val="both"/>
+      </w:pPr>
+      <w:r>
+        <w:rPr>
+          <w:b/>
+          <w:bCs/>
+          <w:i w:val="false"/>
+          <w:iCs w:val="false"/>
+          <w:color w:val="1F4E79"/>
+          <w:sz w:val="24"/>
+          <w:szCs w:val="24"/>
+          <w:rFonts w:ascii="Times New Roman" w:cs="Times New Roman" w:eastAsia="Times New Roman" w:hAnsi="Times New Roman"/>
+        </w:rPr>
+        <w:t xml:space="preserve">Calvin</w:t>
+      </w:r>
+      <w:r>
+        <w:rPr>
+          <w:b w:val="false"/>
+          <w:bCs w:val="false"/>
+          <w:i w:val="false"/>
+          <w:iCs w:val="false"/>
+          <w:color w:val="000000"/>
+          <w:sz w:val="24"/>
+          <w:szCs w:val="24"/>
+          <w:rFonts w:ascii="Times New Roman" w:cs="Times New Roman" w:eastAsia="Times New Roman" w:hAnsi="Times New Roman"/>
+        </w:rPr>
+        <w:t xml:space="preserve"> organise la </w:t>
+      </w:r>
+      <w:r>
+        <w:rPr>
+          <w:b/>
+          <w:bCs/>
+          <w:i w:val="false"/>
+          <w:iCs w:val="false"/>
+          <w:color w:val="1F4E79"/>
+          <w:sz w:val="24"/>
+          <w:szCs w:val="24"/>
+          <w:rFonts w:ascii="Times New Roman" w:cs="Times New Roman" w:eastAsia="Times New Roman" w:hAnsi="Times New Roman"/>
+        </w:rPr>
+        <w:t xml:space="preserve">Réforme</w:t>
+      </w:r>
+      <w:r>
+        <w:rPr>
+          <w:b w:val="false"/>
+          <w:bCs w:val="false"/>
+          <w:i w:val="false"/>
+          <w:iCs w:val="false"/>
+          <w:color w:val="000000"/>
+          <w:sz w:val="24"/>
+          <w:szCs w:val="24"/>
+          <w:rFonts w:ascii="Times New Roman" w:cs="Times New Roman" w:eastAsia="Times New Roman" w:hAnsi="Times New Roman"/>
+        </w:rPr>
+        <w:t xml:space="preserve"> à Genève ; en Angleterre, le roi </w:t>
+      </w:r>
+      <w:r>
+        <w:rPr>
+          <w:b/>
+          <w:bCs/>
+          <w:i w:val="false"/>
+          <w:iCs w:val="false"/>
+          <w:color w:val="1F4E79"/>
+          <w:sz w:val="24"/>
+          <w:szCs w:val="24"/>
+          <w:rFonts w:ascii="Times New Roman" w:cs="Times New Roman" w:eastAsia="Times New Roman" w:hAnsi="Times New Roman"/>
+        </w:rPr>
+        <w:t xml:space="preserve">Henri VIII</w:t>
+      </w:r>
+      <w:r>
+        <w:rPr>
+          <w:b w:val="false"/>
+          <w:bCs w:val="false"/>
+          <w:i w:val="false"/>
+          <w:iCs w:val="false"/>
+          <w:color w:val="000000"/>
+          <w:sz w:val="24"/>
+          <w:szCs w:val="24"/>
+          <w:rFonts w:ascii="Times New Roman" w:cs="Times New Roman" w:eastAsia="Times New Roman" w:hAnsi="Times New Roman"/>
+        </w:rPr>
+        <w:t xml:space="preserve"> rompt avec le pape et fonde l’</w:t>
+      </w:r>
+      <w:r>
+        <w:rPr>
+          <w:b/>
+          <w:bCs/>
+          <w:i w:val="false"/>
+          <w:iCs w:val="false"/>
+          <w:color w:val="1F4E79"/>
+          <w:sz w:val="24"/>
+          <w:szCs w:val="24"/>
+          <w:rFonts w:ascii="Times New Roman" w:cs="Times New Roman" w:eastAsia="Times New Roman" w:hAnsi="Times New Roman"/>
+        </w:rPr>
+        <w:t xml:space="preserve">anglicanisme</w:t>
+      </w:r>
+      <w:r>
+        <w:rPr>
+          <w:b w:val="false"/>
+          <w:bCs w:val="false"/>
+          <w:i w:val="false"/>
+          <w:iCs w:val="false"/>
+          <w:color w:val="000000"/>
+          <w:sz w:val="24"/>
+          <w:szCs w:val="24"/>
+          <w:rFonts w:ascii="Times New Roman" w:cs="Times New Roman" w:eastAsia="Times New Roman" w:hAnsi="Times New Roman"/>
+        </w:rPr>
+        <w:t xml:space="preserve">. L’Europe se divise : protestants au nord, catholiques au sud.</w:t>
+      </w:r>
+    </w:p>
+    <w:p>
+      <w:pPr>
+        <w:spacing w:after="80" w:line="300"/>
+        <w:jc w:val="both"/>
+      </w:pPr>
+      <w:r>
+        <w:rPr>
+          <w:b/>
+          <w:bCs/>
+          <w:i w:val="false"/>
+          <w:iCs w:val="false"/>
+          <w:color w:val="2E7D32"/>
+          <w:sz w:val="26"/>
+          <w:szCs w:val="26"/>
+          <w:rFonts w:ascii="Times New Roman" w:cs="Times New Roman" w:eastAsia="Times New Roman" w:hAnsi="Times New Roman"/>
+        </w:rPr>
+        <w:t xml:space="preserve">3. La contre-réforme</w:t>
+      </w:r>
+    </w:p>
+    <w:p>
+      <w:pPr>
+        <w:spacing w:after="100" w:line="300"/>
+        <w:jc w:val="both"/>
+      </w:pPr>
+      <w:r>
+        <w:rPr>
+          <w:b w:val="false"/>
+          <w:bCs w:val="false"/>
+          <w:i w:val="false"/>
+          <w:iCs w:val="false"/>
+          <w:color w:val="000000"/>
+          <w:sz w:val="24"/>
+          <w:szCs w:val="24"/>
+          <w:rFonts w:ascii="Times New Roman" w:cs="Times New Roman" w:eastAsia="Times New Roman" w:hAnsi="Times New Roman"/>
+        </w:rPr>
+        <w:t xml:space="preserve">L’Église catholique réplique par la </w:t>
+      </w:r>
+      <w:r>
+        <w:rPr>
+          <w:b/>
+          <w:bCs/>
+          <w:i w:val="false"/>
+          <w:iCs w:val="false"/>
+          <w:color w:val="1F4E79"/>
+          <w:sz w:val="24"/>
+          <w:szCs w:val="24"/>
+          <w:rFonts w:ascii="Times New Roman" w:cs="Times New Roman" w:eastAsia="Times New Roman" w:hAnsi="Times New Roman"/>
+        </w:rPr>
+        <w:t xml:space="preserve">contre-réforme</w:t>
+      </w:r>
+      <w:r>
+        <w:rPr>
+          <w:b w:val="false"/>
+          <w:bCs w:val="false"/>
+          <w:i w:val="false"/>
+          <w:iCs w:val="false"/>
+          <w:color w:val="000000"/>
+          <w:sz w:val="24"/>
+          <w:szCs w:val="24"/>
+          <w:rFonts w:ascii="Times New Roman" w:cs="Times New Roman" w:eastAsia="Times New Roman" w:hAnsi="Times New Roman"/>
+        </w:rPr>
+        <w:t xml:space="preserve"> : discipline du clergé restaurée, nouveaux ordres religieux, reconquête des fidèles. La </w:t>
+      </w:r>
+      <w:r>
+        <w:rPr>
+          <w:b/>
+          <w:bCs/>
+          <w:i w:val="false"/>
+          <w:iCs w:val="false"/>
+          <w:color w:val="1F4E79"/>
+          <w:sz w:val="24"/>
+          <w:szCs w:val="24"/>
+          <w:rFonts w:ascii="Times New Roman" w:cs="Times New Roman" w:eastAsia="Times New Roman" w:hAnsi="Times New Roman"/>
+        </w:rPr>
+        <w:t xml:space="preserve">Réforme</w:t>
+      </w:r>
+      <w:r>
+        <w:rPr>
+          <w:b w:val="false"/>
+          <w:bCs w:val="false"/>
+          <w:i w:val="false"/>
+          <w:iCs w:val="false"/>
+          <w:color w:val="000000"/>
+          <w:sz w:val="24"/>
+          <w:szCs w:val="24"/>
+          <w:rFonts w:ascii="Times New Roman" w:cs="Times New Roman" w:eastAsia="Times New Roman" w:hAnsi="Times New Roman"/>
+        </w:rPr>
+        <w:t xml:space="preserve"> est le mouvement protestant ; la </w:t>
+      </w:r>
+      <w:r>
+        <w:rPr>
+          <w:b/>
+          <w:bCs/>
+          <w:i w:val="false"/>
+          <w:iCs w:val="false"/>
+          <w:color w:val="1F4E79"/>
+          <w:sz w:val="24"/>
+          <w:szCs w:val="24"/>
+          <w:rFonts w:ascii="Times New Roman" w:cs="Times New Roman" w:eastAsia="Times New Roman" w:hAnsi="Times New Roman"/>
+        </w:rPr>
+        <w:t xml:space="preserve">contre-réforme</w:t>
+      </w:r>
+      <w:r>
+        <w:rPr>
+          <w:b w:val="false"/>
+          <w:bCs w:val="false"/>
+          <w:i w:val="false"/>
+          <w:iCs w:val="false"/>
+          <w:color w:val="000000"/>
+          <w:sz w:val="24"/>
+          <w:szCs w:val="24"/>
+          <w:rFonts w:ascii="Times New Roman" w:cs="Times New Roman" w:eastAsia="Times New Roman" w:hAnsi="Times New Roman"/>
+        </w:rPr>
+        <w:t xml:space="preserve"> est la réponse catholique — l’une déclenche l’autre.</w:t>
       </w:r>
     </w:p>
     <w:p>
@@ -11623,176 +14927,670 @@
     </w:p>
     <w:p>
       <w:pPr>
-        <w:spacing w:before="200" w:after="150"/>
-        <w:jc w:val="left"/>
+        <w:spacing w:after="120"/>
       </w:pPr>
-      <w:r>
-        <w:rPr>
-          <w:b/>
-          <w:bCs/>
-          <w:i w:val="false"/>
-          <w:iCs w:val="false"/>
-          <w:color w:val="2E7D32"/>
-          <w:sz w:val="28"/>
-          <w:szCs w:val="28"/>
-          <w:rFonts w:ascii="Times New Roman" w:cs="Times New Roman" w:eastAsia="Times New Roman" w:hAnsi="Times New Roman"/>
-        </w:rPr>
-        <w:t xml:space="preserve">Méthode</w:t>
-      </w:r>
+    </w:p>
+    <w:tbl>
+      <w:tblPr>
+        <w:tblW w:type="dxa" w:w="9600"/>
+        <w:tblBorders>
+          <w:top w:val="single" w:color="B25000" w:sz="12"/>
+          <w:left w:val="single" w:color="B25000" w:sz="12"/>
+          <w:bottom w:val="single" w:color="B25000" w:sz="12"/>
+          <w:right w:val="single" w:color="B25000" w:sz="12"/>
+          <w:insideH w:val="none"/>
+          <w:insideV w:val="none"/>
+        </w:tblBorders>
+        <w:tblLayout w:type="fixed"/>
+      </w:tblPr>
+      <w:tblGrid>
+        <w:gridCol w:w="9600"/>
+      </w:tblGrid>
+      <w:tr>
+        <w:tc>
+          <w:tcPr>
+            <w:shd w:fill="FFF8EF" w:val="clear"/>
+            <w:tcMar>
+              <w:top w:type="dxa" w:w="140"/>
+              <w:left w:type="dxa" w:w="180"/>
+              <w:bottom w:type="dxa" w:w="140"/>
+              <w:right w:type="dxa" w:w="180"/>
+            </w:tcMar>
+          </w:tcPr>
+          <w:p>
+            <w:pPr>
+              <w:spacing w:after="90"/>
+            </w:pPr>
+            <w:r>
+              <w:rPr>
+                <w:b/>
+                <w:bCs/>
+                <w:i w:val="false"/>
+                <w:iCs w:val="false"/>
+                <w:color w:val="B25000"/>
+                <w:sz w:val="25"/>
+                <w:szCs w:val="25"/>
+                <w:rFonts w:ascii="Times New Roman" w:cs="Times New Roman" w:eastAsia="Times New Roman" w:hAnsi="Times New Roman"/>
+              </w:rPr>
+              <w:t xml:space="preserve">Document à étudier</w:t>
+            </w:r>
+          </w:p>
+          <w:p>
+            <w:pPr>
+              <w:spacing w:after="80" w:line="300"/>
+              <w:jc w:val="left"/>
+            </w:pPr>
+            <w:r>
+              <w:rPr>
+                <w:b/>
+                <w:bCs/>
+                <w:i w:val="false"/>
+                <w:iCs w:val="false"/>
+                <w:color w:val="000000"/>
+                <w:sz w:val="21"/>
+                <w:szCs w:val="21"/>
+                <w:rFonts w:ascii="Times New Roman" w:cs="Times New Roman" w:eastAsia="Times New Roman" w:hAnsi="Times New Roman"/>
+              </w:rPr>
+              <w:t xml:space="preserve">Luther contre les indulgences — d’après Martin Luther, Les 95 thèses affichées à Wittenberg (1517) — extraits adaptés</w:t>
+            </w:r>
+          </w:p>
+          <w:p>
+            <w:pPr>
+              <w:spacing w:after="100" w:line="300"/>
+              <w:jc w:val="both"/>
+            </w:pPr>
+            <w:r>
+              <w:rPr>
+                <w:b w:val="false"/>
+                <w:bCs w:val="false"/>
+                <w:i/>
+                <w:iCs/>
+                <w:color w:val="000000"/>
+                <w:sz w:val="24"/>
+                <w:szCs w:val="24"/>
+                <w:rFonts w:ascii="Times New Roman" w:cs="Times New Roman" w:eastAsia="Times New Roman" w:hAnsi="Times New Roman"/>
+              </w:rPr>
+              <w:t xml:space="preserve">« Thèse 21 : ils se trompent, les prêcheurs d’indulgences qui affirment que l’homme est délivré de toute peine par les lettres de pardon du pape. Thèse 43 : il faut enseigner aux chrétiens que celui qui donne aux pauvres ou prête aux nécessiteux fait mieux que celui qui achète des indulgences. Thèse 86 : pourquoi le pape, dont la fortune est aujourd’hui plus grosse que celle des plus riches, ne bâtit-il pas la basilique Saint-Pierre de son propre argent plutôt qu’avec celui des pauvres fidèles ? »</w:t>
+            </w:r>
+          </w:p>
+          <w:p>
+            <w:pPr>
+              <w:spacing w:after="40" w:line="300"/>
+              <w:jc w:val="both"/>
+            </w:pPr>
+            <w:r>
+              <w:rPr>
+                <w:b w:val="false"/>
+                <w:bCs w:val="false"/>
+                <w:i w:val="false"/>
+                <w:iCs w:val="false"/>
+                <w:color w:val="000000"/>
+                <w:sz w:val="24"/>
+                <w:szCs w:val="24"/>
+                <w:rFonts w:ascii="Times New Roman" w:cs="Times New Roman" w:eastAsia="Times New Roman" w:hAnsi="Times New Roman"/>
+              </w:rPr>
+              <w:t xml:space="preserve">1. Que sont les indulgences, et que leur reproche Luther dans la thèse 21 ?</w:t>
+            </w:r>
+          </w:p>
+          <w:p>
+            <w:pPr>
+              <w:spacing w:after="40" w:line="300"/>
+              <w:jc w:val="both"/>
+            </w:pPr>
+            <w:r>
+              <w:rPr>
+                <w:b w:val="false"/>
+                <w:bCs w:val="false"/>
+                <w:i w:val="false"/>
+                <w:iCs w:val="false"/>
+                <w:color w:val="000000"/>
+                <w:sz w:val="24"/>
+                <w:szCs w:val="24"/>
+                <w:rFonts w:ascii="Times New Roman" w:cs="Times New Roman" w:eastAsia="Times New Roman" w:hAnsi="Times New Roman"/>
+              </w:rPr>
+              <w:t xml:space="preserve">2. D’après la thèse 43, qu’est-ce qui vaut mieux qu’acheter une indulgence ?</w:t>
+            </w:r>
+          </w:p>
+          <w:p>
+            <w:pPr>
+              <w:spacing w:after="40" w:line="300"/>
+              <w:jc w:val="both"/>
+            </w:pPr>
+            <w:r>
+              <w:rPr>
+                <w:b w:val="false"/>
+                <w:bCs w:val="false"/>
+                <w:i w:val="false"/>
+                <w:iCs w:val="false"/>
+                <w:color w:val="000000"/>
+                <w:sz w:val="24"/>
+                <w:szCs w:val="24"/>
+                <w:rFonts w:ascii="Times New Roman" w:cs="Times New Roman" w:eastAsia="Times New Roman" w:hAnsi="Times New Roman"/>
+              </w:rPr>
+              <w:t xml:space="preserve">3. Quel défaut de l’Église la thèse 86 dénonce-t-elle, et quel mouvement ces critiques vont-elles déclencher ?</w:t>
+            </w:r>
+          </w:p>
+          <w:p>
+            <w:pPr>
+              <w:spacing w:after="60"/>
+            </w:pPr>
+          </w:p>
+          <w:p>
+            <w:pPr>
+              <w:spacing w:after="40"/>
+            </w:pPr>
+            <w:r>
+              <w:rPr>
+                <w:b/>
+                <w:bCs/>
+                <w:i w:val="false"/>
+                <w:iCs w:val="false"/>
+                <w:color w:val="C2185B"/>
+                <w:sz w:val="22"/>
+                <w:szCs w:val="22"/>
+                <w:rFonts w:ascii="Times New Roman" w:cs="Times New Roman" w:eastAsia="Times New Roman" w:hAnsi="Times New Roman"/>
+              </w:rPr>
+              <w:t xml:space="preserve">Réponse 1. </w:t>
+            </w:r>
+            <w:r>
+              <w:rPr>
+                <w:b w:val="false"/>
+                <w:bCs w:val="false"/>
+                <w:i w:val="false"/>
+                <w:iCs w:val="false"/>
+                <w:color w:val="000000"/>
+                <w:sz w:val="22"/>
+                <w:szCs w:val="22"/>
+                <w:rFonts w:ascii="Times New Roman" w:cs="Times New Roman" w:eastAsia="Times New Roman" w:hAnsi="Times New Roman"/>
+              </w:rPr>
+              <w:t xml:space="preserve">Des « pardons » payants vendus par l’Église ; Luther nie qu’une lettre achetée puisse délivrer des peines : le salut ne s’achète pas.</w:t>
+            </w:r>
+          </w:p>
+          <w:p>
+            <w:pPr>
+              <w:spacing w:after="40"/>
+            </w:pPr>
+            <w:r>
+              <w:rPr>
+                <w:b/>
+                <w:bCs/>
+                <w:i w:val="false"/>
+                <w:iCs w:val="false"/>
+                <w:color w:val="C2185B"/>
+                <w:sz w:val="22"/>
+                <w:szCs w:val="22"/>
+                <w:rFonts w:ascii="Times New Roman" w:cs="Times New Roman" w:eastAsia="Times New Roman" w:hAnsi="Times New Roman"/>
+              </w:rPr>
+              <w:t xml:space="preserve">Réponse 2. </w:t>
+            </w:r>
+            <w:r>
+              <w:rPr>
+                <w:b w:val="false"/>
+                <w:bCs w:val="false"/>
+                <w:i w:val="false"/>
+                <w:iCs w:val="false"/>
+                <w:color w:val="000000"/>
+                <w:sz w:val="22"/>
+                <w:szCs w:val="22"/>
+                <w:rFonts w:ascii="Times New Roman" w:cs="Times New Roman" w:eastAsia="Times New Roman" w:hAnsi="Times New Roman"/>
+              </w:rPr>
+              <w:t xml:space="preserve">Donner aux pauvres et prêter aux nécessiteux : la vraie foi se prouve par la charité, non par l’argent versé à l’Église.</w:t>
+            </w:r>
+          </w:p>
+          <w:p>
+            <w:pPr>
+              <w:spacing w:after="40"/>
+            </w:pPr>
+            <w:r>
+              <w:rPr>
+                <w:b/>
+                <w:bCs/>
+                <w:i w:val="false"/>
+                <w:iCs w:val="false"/>
+                <w:color w:val="C2185B"/>
+                <w:sz w:val="22"/>
+                <w:szCs w:val="22"/>
+                <w:rFonts w:ascii="Times New Roman" w:cs="Times New Roman" w:eastAsia="Times New Roman" w:hAnsi="Times New Roman"/>
+              </w:rPr>
+              <w:t xml:space="preserve">Réponse 3. </w:t>
+            </w:r>
+            <w:r>
+              <w:rPr>
+                <w:b w:val="false"/>
+                <w:bCs w:val="false"/>
+                <w:i w:val="false"/>
+                <w:iCs w:val="false"/>
+                <w:color w:val="000000"/>
+                <w:sz w:val="22"/>
+                <w:szCs w:val="22"/>
+                <w:rFonts w:ascii="Times New Roman" w:cs="Times New Roman" w:eastAsia="Times New Roman" w:hAnsi="Times New Roman"/>
+              </w:rPr>
+              <w:t xml:space="preserve">Le luxe du clergé et l’enrichissement du pape aux dépens des pauvres ; ces critiques déclenchent la Réforme, naissance du protestantisme — puis la contre-réforme catholique.</w:t>
+            </w:r>
+          </w:p>
+        </w:tc>
+      </w:tr>
+    </w:tbl>
+    <w:p>
+      <w:pPr>
+        <w:spacing w:after="160"/>
+      </w:pPr>
+    </w:p>
+    <w:tbl>
+      <w:tblPr>
+        <w:tblW w:type="dxa" w:w="9600"/>
+        <w:tblBorders>
+          <w:top w:val="single" w:color="1565C0" w:sz="12"/>
+          <w:left w:val="single" w:color="1565C0" w:sz="12"/>
+          <w:bottom w:val="single" w:color="1565C0" w:sz="12"/>
+          <w:right w:val="single" w:color="1565C0" w:sz="12"/>
+          <w:insideH w:val="none"/>
+          <w:insideV w:val="none"/>
+        </w:tblBorders>
+        <w:tblLayout w:type="fixed"/>
+      </w:tblPr>
+      <w:tblGrid>
+        <w:gridCol w:w="9600"/>
+      </w:tblGrid>
+      <w:tr>
+        <w:tc>
+          <w:tcPr>
+            <w:shd w:fill="E3F2FD" w:val="clear"/>
+            <w:tcMar>
+              <w:top w:type="dxa" w:w="140"/>
+              <w:left w:type="dxa" w:w="180"/>
+              <w:bottom w:type="dxa" w:w="140"/>
+              <w:right w:type="dxa" w:w="180"/>
+            </w:tcMar>
+          </w:tcPr>
+          <w:p>
+            <w:pPr>
+              <w:spacing w:after="90"/>
+            </w:pPr>
+            <w:r>
+              <w:rPr>
+                <w:b/>
+                <w:bCs/>
+                <w:i w:val="false"/>
+                <w:iCs w:val="false"/>
+                <w:color w:val="1565C0"/>
+                <w:sz w:val="25"/>
+                <w:szCs w:val="25"/>
+                <w:rFonts w:ascii="Times New Roman" w:cs="Times New Roman" w:eastAsia="Times New Roman" w:hAnsi="Times New Roman"/>
+              </w:rPr>
+              <w:t xml:space="preserve">Le savais-tu ?</w:t>
+            </w:r>
+          </w:p>
+          <w:p>
+            <w:pPr>
+              <w:spacing w:after="0" w:line="300"/>
+              <w:jc w:val="both"/>
+            </w:pPr>
+            <w:r>
+              <w:rPr>
+                <w:b w:val="false"/>
+                <w:bCs w:val="false"/>
+                <w:i w:val="false"/>
+                <w:iCs w:val="false"/>
+                <w:color w:val="000000"/>
+                <w:sz w:val="22"/>
+                <w:szCs w:val="22"/>
+                <w:rFonts w:ascii="Times New Roman" w:cs="Times New Roman" w:eastAsia="Times New Roman" w:hAnsi="Times New Roman"/>
+              </w:rPr>
+              <w:t xml:space="preserve">Léonard de Vinci incarnait l’idéal de la Renaissance : peintre, ingénieur, anatomiste, musicien… Ses carnets, écrits en miroir de droite à gauche, contiennent des croquis de machines volantes et de chars imaginés trois siècles avant leur invention ! On appelle encore « esprit universel » une personne douée dans tous les domaines, en souvenir de ces géants.</w:t>
+            </w:r>
+          </w:p>
+        </w:tc>
+      </w:tr>
+    </w:tbl>
+    <w:p>
+      <w:pPr>
+        <w:spacing w:after="160"/>
+      </w:pPr>
     </w:p>
     <w:p>
       <w:pPr>
-        <w:spacing w:after="60" w:line="300"/>
+        <w:spacing w:after="80" w:line="300"/>
         <w:jc w:val="both"/>
       </w:pPr>
       <w:r>
         <w:rPr>
-          <w:b w:val="false"/>
-          <w:bCs w:val="false"/>
-          <w:i w:val="false"/>
-          <w:iCs w:val="false"/>
-          <w:color w:val="000000"/>
-          <w:sz w:val="24"/>
-          <w:szCs w:val="24"/>
-          <w:rFonts w:ascii="Times New Roman" w:cs="Times New Roman" w:eastAsia="Times New Roman" w:hAnsi="Times New Roman"/>
-        </w:rPr>
-        <w:t xml:space="preserve">1. Caractériser la Renaissance : domaines (beaux-arts, architecture, littérature, sciences) + cinq figures.</w:t>
+          <w:b/>
+          <w:bCs/>
+          <w:i w:val="false"/>
+          <w:iCs w:val="false"/>
+          <w:color w:val="2E7D32"/>
+          <w:sz w:val="26"/>
+          <w:szCs w:val="26"/>
+          <w:rFonts w:ascii="Times New Roman" w:cs="Times New Roman" w:eastAsia="Times New Roman" w:hAnsi="Times New Roman"/>
+        </w:rPr>
+        <w:t xml:space="preserve">Petit lexique</w:t>
       </w:r>
     </w:p>
+    <w:tbl>
+      <w:tblPr>
+        <w:tblW w:type="dxa" w:w="9600"/>
+        <w:tblBorders>
+          <w:top w:val="single" w:color="808080" w:sz="4"/>
+          <w:left w:val="single" w:color="808080" w:sz="4"/>
+          <w:bottom w:val="single" w:color="808080" w:sz="4"/>
+          <w:right w:val="single" w:color="808080" w:sz="4"/>
+          <w:insideH w:val="single" w:color="B0B0B0" w:sz="4"/>
+          <w:insideV w:val="single" w:color="B0B0B0" w:sz="4"/>
+        </w:tblBorders>
+        <w:tblLayout w:type="fixed"/>
+      </w:tblPr>
+      <w:tblGrid>
+        <w:gridCol w:w="2800"/>
+        <w:gridCol w:w="6800"/>
+      </w:tblGrid>
+      <w:tr>
+        <w:tc>
+          <w:tcPr>
+            <w:shd w:fill="E7E6E6" w:val="clear"/>
+            <w:tcMar>
+              <w:top w:type="dxa" w:w="80"/>
+              <w:left w:type="dxa" w:w="80"/>
+              <w:bottom w:type="dxa" w:w="80"/>
+              <w:right w:type="dxa" w:w="80"/>
+            </w:tcMar>
+          </w:tcPr>
+          <w:p>
+            <w:pPr>
+              <w:spacing w:after="40"/>
+              <w:jc w:val="left"/>
+            </w:pPr>
+            <w:r>
+              <w:rPr>
+                <w:b/>
+                <w:bCs/>
+                <w:i w:val="false"/>
+                <w:iCs w:val="false"/>
+                <w:color w:val="000000"/>
+                <w:sz w:val="20"/>
+                <w:szCs w:val="20"/>
+                <w:rFonts w:ascii="Times New Roman" w:cs="Times New Roman" w:eastAsia="Times New Roman" w:hAnsi="Times New Roman"/>
+              </w:rPr>
+              <w:t xml:space="preserve">Mot</w:t>
+            </w:r>
+          </w:p>
+        </w:tc>
+        <w:tc>
+          <w:tcPr>
+            <w:shd w:fill="E7E6E6" w:val="clear"/>
+            <w:tcMar>
+              <w:top w:type="dxa" w:w="80"/>
+              <w:left w:type="dxa" w:w="80"/>
+              <w:bottom w:type="dxa" w:w="80"/>
+              <w:right w:type="dxa" w:w="80"/>
+            </w:tcMar>
+          </w:tcPr>
+          <w:p>
+            <w:pPr>
+              <w:spacing w:after="40"/>
+              <w:jc w:val="left"/>
+            </w:pPr>
+            <w:r>
+              <w:rPr>
+                <w:b/>
+                <w:bCs/>
+                <w:i w:val="false"/>
+                <w:iCs w:val="false"/>
+                <w:color w:val="000000"/>
+                <w:sz w:val="20"/>
+                <w:szCs w:val="20"/>
+                <w:rFonts w:ascii="Times New Roman" w:cs="Times New Roman" w:eastAsia="Times New Roman" w:hAnsi="Times New Roman"/>
+              </w:rPr>
+              <w:t xml:space="preserve">Sens</w:t>
+            </w:r>
+          </w:p>
+        </w:tc>
+      </w:tr>
+      <w:tr>
+        <w:tc>
+          <w:tcPr>
+            <w:tcMar>
+              <w:top w:type="dxa" w:w="80"/>
+              <w:left w:type="dxa" w:w="80"/>
+              <w:bottom w:type="dxa" w:w="80"/>
+              <w:right w:type="dxa" w:w="80"/>
+            </w:tcMar>
+          </w:tcPr>
+          <w:p>
+            <w:pPr>
+              <w:spacing w:after="40"/>
+              <w:jc w:val="left"/>
+            </w:pPr>
+            <w:r>
+              <w:rPr>
+                <w:b/>
+                <w:bCs/>
+                <w:i w:val="false"/>
+                <w:iCs w:val="false"/>
+                <w:color w:val="000000"/>
+                <w:sz w:val="20"/>
+                <w:szCs w:val="20"/>
+                <w:rFonts w:ascii="Times New Roman" w:cs="Times New Roman" w:eastAsia="Times New Roman" w:hAnsi="Times New Roman"/>
+              </w:rPr>
+              <w:t xml:space="preserve">Humaniste</w:t>
+            </w:r>
+          </w:p>
+        </w:tc>
+        <w:tc>
+          <w:tcPr>
+            <w:tcMar>
+              <w:top w:type="dxa" w:w="80"/>
+              <w:left w:type="dxa" w:w="80"/>
+              <w:bottom w:type="dxa" w:w="80"/>
+              <w:right w:type="dxa" w:w="80"/>
+            </w:tcMar>
+          </w:tcPr>
+          <w:p>
+            <w:pPr>
+              <w:spacing w:after="40"/>
+              <w:jc w:val="left"/>
+            </w:pPr>
+            <w:r>
+              <w:rPr>
+                <w:b w:val="false"/>
+                <w:bCs w:val="false"/>
+                <w:i w:val="false"/>
+                <w:iCs w:val="false"/>
+                <w:color w:val="000000"/>
+                <w:sz w:val="20"/>
+                <w:szCs w:val="20"/>
+                <w:rFonts w:ascii="Times New Roman" w:cs="Times New Roman" w:eastAsia="Times New Roman" w:hAnsi="Times New Roman"/>
+              </w:rPr>
+              <w:t xml:space="preserve">penseur plaçant l’Homme au centre de la réflexion</w:t>
+            </w:r>
+          </w:p>
+        </w:tc>
+      </w:tr>
+      <w:tr>
+        <w:tc>
+          <w:tcPr>
+            <w:tcMar>
+              <w:top w:type="dxa" w:w="80"/>
+              <w:left w:type="dxa" w:w="80"/>
+              <w:bottom w:type="dxa" w:w="80"/>
+              <w:right w:type="dxa" w:w="80"/>
+            </w:tcMar>
+          </w:tcPr>
+          <w:p>
+            <w:pPr>
+              <w:spacing w:after="40"/>
+              <w:jc w:val="left"/>
+            </w:pPr>
+            <w:r>
+              <w:rPr>
+                <w:b/>
+                <w:bCs/>
+                <w:i w:val="false"/>
+                <w:iCs w:val="false"/>
+                <w:color w:val="000000"/>
+                <w:sz w:val="20"/>
+                <w:szCs w:val="20"/>
+                <w:rFonts w:ascii="Times New Roman" w:cs="Times New Roman" w:eastAsia="Times New Roman" w:hAnsi="Times New Roman"/>
+              </w:rPr>
+              <w:t xml:space="preserve">Indulgence</w:t>
+            </w:r>
+          </w:p>
+        </w:tc>
+        <w:tc>
+          <w:tcPr>
+            <w:tcMar>
+              <w:top w:type="dxa" w:w="80"/>
+              <w:left w:type="dxa" w:w="80"/>
+              <w:bottom w:type="dxa" w:w="80"/>
+              <w:right w:type="dxa" w:w="80"/>
+            </w:tcMar>
+          </w:tcPr>
+          <w:p>
+            <w:pPr>
+              <w:spacing w:after="40"/>
+              <w:jc w:val="left"/>
+            </w:pPr>
+            <w:r>
+              <w:rPr>
+                <w:b w:val="false"/>
+                <w:bCs w:val="false"/>
+                <w:i w:val="false"/>
+                <w:iCs w:val="false"/>
+                <w:color w:val="000000"/>
+                <w:sz w:val="20"/>
+                <w:szCs w:val="20"/>
+                <w:rFonts w:ascii="Times New Roman" w:cs="Times New Roman" w:eastAsia="Times New Roman" w:hAnsi="Times New Roman"/>
+              </w:rPr>
+              <w:t xml:space="preserve">« pardon » payant vendu par l’Église</w:t>
+            </w:r>
+          </w:p>
+        </w:tc>
+      </w:tr>
+      <w:tr>
+        <w:tc>
+          <w:tcPr>
+            <w:tcMar>
+              <w:top w:type="dxa" w:w="80"/>
+              <w:left w:type="dxa" w:w="80"/>
+              <w:bottom w:type="dxa" w:w="80"/>
+              <w:right w:type="dxa" w:w="80"/>
+            </w:tcMar>
+          </w:tcPr>
+          <w:p>
+            <w:pPr>
+              <w:spacing w:after="40"/>
+              <w:jc w:val="left"/>
+            </w:pPr>
+            <w:r>
+              <w:rPr>
+                <w:b/>
+                <w:bCs/>
+                <w:i w:val="false"/>
+                <w:iCs w:val="false"/>
+                <w:color w:val="000000"/>
+                <w:sz w:val="20"/>
+                <w:szCs w:val="20"/>
+                <w:rFonts w:ascii="Times New Roman" w:cs="Times New Roman" w:eastAsia="Times New Roman" w:hAnsi="Times New Roman"/>
+              </w:rPr>
+              <w:t xml:space="preserve">Protestantisme</w:t>
+            </w:r>
+          </w:p>
+        </w:tc>
+        <w:tc>
+          <w:tcPr>
+            <w:tcMar>
+              <w:top w:type="dxa" w:w="80"/>
+              <w:left w:type="dxa" w:w="80"/>
+              <w:bottom w:type="dxa" w:w="80"/>
+              <w:right w:type="dxa" w:w="80"/>
+            </w:tcMar>
+          </w:tcPr>
+          <w:p>
+            <w:pPr>
+              <w:spacing w:after="40"/>
+              <w:jc w:val="left"/>
+            </w:pPr>
+            <w:r>
+              <w:rPr>
+                <w:b w:val="false"/>
+                <w:bCs w:val="false"/>
+                <w:i w:val="false"/>
+                <w:iCs w:val="false"/>
+                <w:color w:val="000000"/>
+                <w:sz w:val="20"/>
+                <w:szCs w:val="20"/>
+                <w:rFonts w:ascii="Times New Roman" w:cs="Times New Roman" w:eastAsia="Times New Roman" w:hAnsi="Times New Roman"/>
+              </w:rPr>
+              <w:t xml:space="preserve">branche chrétienne née de la Réforme de Luther</w:t>
+            </w:r>
+          </w:p>
+        </w:tc>
+      </w:tr>
+      <w:tr>
+        <w:tc>
+          <w:tcPr>
+            <w:tcMar>
+              <w:top w:type="dxa" w:w="80"/>
+              <w:left w:type="dxa" w:w="80"/>
+              <w:bottom w:type="dxa" w:w="80"/>
+              <w:right w:type="dxa" w:w="80"/>
+            </w:tcMar>
+          </w:tcPr>
+          <w:p>
+            <w:pPr>
+              <w:spacing w:after="40"/>
+              <w:jc w:val="left"/>
+            </w:pPr>
+            <w:r>
+              <w:rPr>
+                <w:b/>
+                <w:bCs/>
+                <w:i w:val="false"/>
+                <w:iCs w:val="false"/>
+                <w:color w:val="000000"/>
+                <w:sz w:val="20"/>
+                <w:szCs w:val="20"/>
+                <w:rFonts w:ascii="Times New Roman" w:cs="Times New Roman" w:eastAsia="Times New Roman" w:hAnsi="Times New Roman"/>
+              </w:rPr>
+              <w:t xml:space="preserve">Contre-réforme</w:t>
+            </w:r>
+          </w:p>
+        </w:tc>
+        <w:tc>
+          <w:tcPr>
+            <w:tcMar>
+              <w:top w:type="dxa" w:w="80"/>
+              <w:left w:type="dxa" w:w="80"/>
+              <w:bottom w:type="dxa" w:w="80"/>
+              <w:right w:type="dxa" w:w="80"/>
+            </w:tcMar>
+          </w:tcPr>
+          <w:p>
+            <w:pPr>
+              <w:spacing w:after="40"/>
+              <w:jc w:val="left"/>
+            </w:pPr>
+            <w:r>
+              <w:rPr>
+                <w:b w:val="false"/>
+                <w:bCs w:val="false"/>
+                <w:i w:val="false"/>
+                <w:iCs w:val="false"/>
+                <w:color w:val="000000"/>
+                <w:sz w:val="20"/>
+                <w:szCs w:val="20"/>
+                <w:rFonts w:ascii="Times New Roman" w:cs="Times New Roman" w:eastAsia="Times New Roman" w:hAnsi="Times New Roman"/>
+              </w:rPr>
+              <w:t xml:space="preserve">riposte de l’Église catholique à la Réforme</w:t>
+            </w:r>
+          </w:p>
+        </w:tc>
+      </w:tr>
+    </w:tbl>
     <w:p>
       <w:pPr>
-        <w:spacing w:after="60" w:line="300"/>
-        <w:jc w:val="both"/>
+        <w:spacing w:after="120"/>
       </w:pPr>
-      <w:r>
-        <w:rPr>
-          <w:b w:val="false"/>
-          <w:bCs w:val="false"/>
-          <w:i w:val="false"/>
-          <w:iCs w:val="false"/>
-          <w:color w:val="000000"/>
-          <w:sz w:val="24"/>
-          <w:szCs w:val="24"/>
-          <w:rFonts w:ascii="Times New Roman" w:cs="Times New Roman" w:eastAsia="Times New Roman" w:hAnsi="Times New Roman"/>
-        </w:rPr>
-        <w:t xml:space="preserve">2. Expliquer la Réforme par ses trois origines, ses trois acteurs, ses trois résultats.</w:t>
-      </w:r>
-    </w:p>
-    <w:p>
-      <w:pPr>
-        <w:spacing w:after="60" w:line="300"/>
-        <w:jc w:val="both"/>
-      </w:pPr>
-      <w:r>
-        <w:rPr>
-          <w:b w:val="false"/>
-          <w:bCs w:val="false"/>
-          <w:i w:val="false"/>
-          <w:iCs w:val="false"/>
-          <w:color w:val="000000"/>
-          <w:sz w:val="24"/>
-          <w:szCs w:val="24"/>
-          <w:rFonts w:ascii="Times New Roman" w:cs="Times New Roman" w:eastAsia="Times New Roman" w:hAnsi="Times New Roman"/>
-        </w:rPr>
-        <w:t xml:space="preserve">3. Relier les deux mouvements : humanisme et imprimerie servent l’un et l’autre.</w:t>
-      </w:r>
-    </w:p>
-    <w:p>
-      <w:pPr>
-        <w:spacing w:after="110" w:line="300"/>
-        <w:jc w:val="both"/>
-      </w:pPr>
-      <w:r>
-        <w:rPr>
-          <w:b/>
-          <w:bCs/>
-          <w:i w:val="false"/>
-          <w:iCs w:val="false"/>
-          <w:color w:val="1F4E79"/>
-          <w:sz w:val="24"/>
-          <w:szCs w:val="24"/>
-          <w:rFonts w:ascii="Times New Roman" w:cs="Times New Roman" w:eastAsia="Times New Roman" w:hAnsi="Times New Roman"/>
-        </w:rPr>
-        <w:t xml:space="preserve">Exemple — </w:t>
-      </w:r>
-      <w:r>
-        <w:rPr>
-          <w:b w:val="false"/>
-          <w:bCs w:val="false"/>
-          <w:i w:val="false"/>
-          <w:iCs w:val="false"/>
-          <w:color w:val="000000"/>
-          <w:sz w:val="24"/>
-          <w:szCs w:val="24"/>
-          <w:rFonts w:ascii="Times New Roman" w:cs="Times New Roman" w:eastAsia="Times New Roman" w:hAnsi="Times New Roman"/>
-        </w:rPr>
-        <w:t xml:space="preserve">L’imprimerie illustre le lien entre les deux mouvements : née vers 1450, elle diffuse d’abord les textes antiques chers aux humanistes de la Renaissance — puis les thèses de Luther, qui font le tour de l’Europe en quelques semaines.</w:t>
-      </w:r>
-    </w:p>
-    <w:p>
-      <w:pPr>
-        <w:spacing w:after="110" w:line="300"/>
-        <w:jc w:val="both"/>
-      </w:pPr>
-      <w:r>
-        <w:rPr>
-          <w:b/>
-          <w:bCs/>
-          <w:i w:val="false"/>
-          <w:iCs w:val="false"/>
-          <w:color w:val="B25000"/>
-          <w:sz w:val="24"/>
-          <w:szCs w:val="24"/>
-          <w:rFonts w:ascii="Times New Roman" w:cs="Times New Roman" w:eastAsia="Times New Roman" w:hAnsi="Times New Roman"/>
-        </w:rPr>
-        <w:t xml:space="preserve">Erreur à éviter — </w:t>
-      </w:r>
-      <w:r>
-        <w:rPr>
-          <w:b w:val="false"/>
-          <w:bCs w:val="false"/>
-          <w:i w:val="false"/>
-          <w:iCs w:val="false"/>
-          <w:color w:val="000000"/>
-          <w:sz w:val="24"/>
-          <w:szCs w:val="24"/>
-          <w:rFonts w:ascii="Times New Roman" w:cs="Times New Roman" w:eastAsia="Times New Roman" w:hAnsi="Times New Roman"/>
-        </w:rPr>
-        <w:t xml:space="preserve">Confondre Réforme et contre-réforme : la Réforme est le mouvement protestant qui conteste l’Église catholique ; la contre-réforme est la réponse de l’Église catholique pour se corriger et reconquérir les fidèles. L’une déclenche l’autre.</w:t>
-      </w:r>
-    </w:p>
-    <w:p>
-      <w:pPr>
-        <w:shd w:fill="E3F2FD" w:val="clear"/>
-        <w:spacing w:after="110" w:line="300"/>
-        <w:jc w:val="both"/>
-      </w:pPr>
-      <w:r>
-        <w:rPr>
-          <w:b/>
-          <w:bCs/>
-          <w:i w:val="false"/>
-          <w:iCs w:val="false"/>
-          <w:color w:val="1565C0"/>
-          <w:sz w:val="24"/>
-          <w:szCs w:val="24"/>
-          <w:rFonts w:ascii="Times New Roman" w:cs="Times New Roman" w:eastAsia="Times New Roman" w:hAnsi="Times New Roman"/>
-        </w:rPr>
-        <w:t xml:space="preserve">Le savais-tu ? </w:t>
-      </w:r>
-      <w:r>
-        <w:rPr>
-          <w:b w:val="false"/>
-          <w:bCs w:val="false"/>
-          <w:i w:val="false"/>
-          <w:iCs w:val="false"/>
-          <w:color w:val="000000"/>
-          <w:sz w:val="24"/>
-          <w:szCs w:val="24"/>
-          <w:rFonts w:ascii="Times New Roman" w:cs="Times New Roman" w:eastAsia="Times New Roman" w:hAnsi="Times New Roman"/>
-        </w:rPr>
-        <w:t xml:space="preserve">Léonard de Vinci incarnait l’idéal de la Renaissance : peintre, ingénieur, anatomiste, musicien… Ses carnets, écrits en miroir de droite à gauche, contiennent des croquis de machines volantes et de chars imaginés trois siècles avant leur invention ! On appelle encore « esprit universel » une personne douée dans tous les domaines, en souvenir de ces géants.</w:t>
-      </w:r>
     </w:p>
     <w:p>
       <w:pPr>
@@ -13456,152 +17254,152 @@
                 <w:szCs w:val="20"/>
                 <w:rFonts w:ascii="Times New Roman" w:cs="Times New Roman" w:eastAsia="Times New Roman" w:hAnsi="Times New Roman"/>
               </w:rPr>
-              <w:t xml:space="preserve">3. Observation</w:t>
-            </w:r>
-          </w:p>
-        </w:tc>
-        <w:tc>
-          <w:tcPr>
-            <w:tcMar>
-              <w:top w:type="dxa" w:w="80"/>
-              <w:left w:type="dxa" w:w="80"/>
-              <w:bottom w:type="dxa" w:w="80"/>
-              <w:right w:type="dxa" w:w="80"/>
-            </w:tcMar>
-          </w:tcPr>
-          <w:p>
-            <w:pPr>
-              <w:spacing w:after="40"/>
-              <w:jc w:val="left"/>
-            </w:pPr>
-            <w:r>
-              <w:rPr>
-                <w:b w:val="false"/>
-                <w:bCs w:val="false"/>
-                <w:i w:val="false"/>
-                <w:iCs w:val="false"/>
-                <w:color w:val="000000"/>
-                <w:sz w:val="20"/>
-                <w:szCs w:val="20"/>
-                <w:rFonts w:ascii="Times New Roman" w:cs="Times New Roman" w:eastAsia="Times New Roman" w:hAnsi="Times New Roman"/>
-              </w:rPr>
-              <w:t xml:space="preserve">Un roi sakalava de la côte ouest vend des zébus et des captifs à un navire européen ; il reçoit des fusils ; ces fusils lui permettent d’étendre son royaume : le commerce des Temps modernes nourrit directement la puissance politique.</w:t>
-            </w:r>
-          </w:p>
-        </w:tc>
-        <w:tc>
-          <w:tcPr>
-            <w:tcMar>
-              <w:top w:type="dxa" w:w="80"/>
-              <w:left w:type="dxa" w:w="80"/>
-              <w:bottom w:type="dxa" w:w="80"/>
-              <w:right w:type="dxa" w:w="80"/>
-            </w:tcMar>
-          </w:tcPr>
-          <w:p>
-            <w:pPr>
-              <w:spacing w:after="40"/>
-              <w:jc w:val="left"/>
-            </w:pPr>
-            <w:r>
-              <w:rPr>
-                <w:b w:val="false"/>
-                <w:bCs w:val="false"/>
-                <w:i w:val="false"/>
-                <w:iCs w:val="false"/>
-                <w:color w:val="000000"/>
-                <w:sz w:val="20"/>
-                <w:szCs w:val="20"/>
-                <w:rFonts w:ascii="Times New Roman" w:cs="Times New Roman" w:eastAsia="Times New Roman" w:hAnsi="Times New Roman"/>
-              </w:rPr>
-              <w:t xml:space="preserve">Observent l’exemple résolu.</w:t>
-            </w:r>
-          </w:p>
-        </w:tc>
-        <w:tc>
-          <w:tcPr>
-            <w:tcMar>
-              <w:top w:type="dxa" w:w="80"/>
-              <w:left w:type="dxa" w:w="80"/>
-              <w:bottom w:type="dxa" w:w="80"/>
-              <w:right w:type="dxa" w:w="80"/>
-            </w:tcMar>
-          </w:tcPr>
-          <w:p>
-            <w:pPr>
-              <w:spacing w:after="40"/>
-              <w:jc w:val="left"/>
-            </w:pPr>
-            <w:r>
-              <w:rPr>
-                <w:b w:val="false"/>
-                <w:bCs w:val="false"/>
-                <w:i w:val="false"/>
-                <w:iCs w:val="false"/>
-                <w:color w:val="000000"/>
-                <w:sz w:val="20"/>
-                <w:szCs w:val="20"/>
-                <w:rFonts w:ascii="Times New Roman" w:cs="Times New Roman" w:eastAsia="Times New Roman" w:hAnsi="Times New Roman"/>
-              </w:rPr>
-              <w:t xml:space="preserve">Observation dirigée</w:t>
-            </w:r>
-          </w:p>
-        </w:tc>
-        <w:tc>
-          <w:tcPr>
-            <w:tcMar>
-              <w:top w:type="dxa" w:w="80"/>
-              <w:left w:type="dxa" w:w="80"/>
-              <w:bottom w:type="dxa" w:w="80"/>
-              <w:right w:type="dxa" w:w="80"/>
-            </w:tcMar>
-          </w:tcPr>
-          <w:p>
-            <w:pPr>
-              <w:spacing w:after="40"/>
-              <w:jc w:val="left"/>
-            </w:pPr>
-            <w:r>
-              <w:rPr>
-                <w:b w:val="false"/>
-                <w:bCs w:val="false"/>
-                <w:i w:val="false"/>
-                <w:iCs w:val="false"/>
-                <w:color w:val="000000"/>
-                <w:sz w:val="20"/>
-                <w:szCs w:val="20"/>
-                <w:rFonts w:ascii="Times New Roman" w:cs="Times New Roman" w:eastAsia="Times New Roman" w:hAnsi="Times New Roman"/>
-              </w:rPr>
-              <w:t xml:space="preserve">Document imprimé</w:t>
-            </w:r>
-          </w:p>
-        </w:tc>
-        <w:tc>
-          <w:tcPr>
-            <w:tcMar>
-              <w:top w:type="dxa" w:w="80"/>
-              <w:left w:type="dxa" w:w="80"/>
-              <w:bottom w:type="dxa" w:w="80"/>
-              <w:right w:type="dxa" w:w="80"/>
-            </w:tcMar>
-          </w:tcPr>
-          <w:p>
-            <w:pPr>
-              <w:spacing w:after="40"/>
-              <w:jc w:val="left"/>
-            </w:pPr>
-            <w:r>
-              <w:rPr>
-                <w:b w:val="false"/>
-                <w:bCs w:val="false"/>
-                <w:i w:val="false"/>
-                <w:iCs w:val="false"/>
-                <w:color w:val="000000"/>
-                <w:sz w:val="20"/>
-                <w:szCs w:val="20"/>
-                <w:rFonts w:ascii="Times New Roman" w:cs="Times New Roman" w:eastAsia="Times New Roman" w:hAnsi="Times New Roman"/>
-              </w:rPr>
-              <w:t xml:space="preserve">Compréhension</w:t>
+              <w:t xml:space="preserve">3. Développement</w:t>
+            </w:r>
+          </w:p>
+        </w:tc>
+        <w:tc>
+          <w:tcPr>
+            <w:tcMar>
+              <w:top w:type="dxa" w:w="80"/>
+              <w:left w:type="dxa" w:w="80"/>
+              <w:bottom w:type="dxa" w:w="80"/>
+              <w:right w:type="dxa" w:w="80"/>
+            </w:tcMar>
+          </w:tcPr>
+          <w:p>
+            <w:pPr>
+              <w:spacing w:after="40"/>
+              <w:jc w:val="left"/>
+            </w:pPr>
+            <w:r>
+              <w:rPr>
+                <w:b w:val="false"/>
+                <w:bCs w:val="false"/>
+                <w:i w:val="false"/>
+                <w:iCs w:val="false"/>
+                <w:color w:val="000000"/>
+                <w:sz w:val="20"/>
+                <w:szCs w:val="20"/>
+                <w:rFonts w:ascii="Times New Roman" w:cs="Times New Roman" w:eastAsia="Times New Roman" w:hAnsi="Times New Roman"/>
+              </w:rPr>
+              <w:t xml:space="preserve">Développe la leçon partie par partie : Les contacts européens ; Le commerce et l’essor des royaumes ; Pas encore une colonisation.</w:t>
+            </w:r>
+          </w:p>
+        </w:tc>
+        <w:tc>
+          <w:tcPr>
+            <w:tcMar>
+              <w:top w:type="dxa" w:w="80"/>
+              <w:left w:type="dxa" w:w="80"/>
+              <w:bottom w:type="dxa" w:w="80"/>
+              <w:right w:type="dxa" w:w="80"/>
+            </w:tcMar>
+          </w:tcPr>
+          <w:p>
+            <w:pPr>
+              <w:spacing w:after="40"/>
+              <w:jc w:val="left"/>
+            </w:pPr>
+            <w:r>
+              <w:rPr>
+                <w:b w:val="false"/>
+                <w:bCs w:val="false"/>
+                <w:i w:val="false"/>
+                <w:iCs w:val="false"/>
+                <w:color w:val="000000"/>
+                <w:sz w:val="20"/>
+                <w:szCs w:val="20"/>
+                <w:rFonts w:ascii="Times New Roman" w:cs="Times New Roman" w:eastAsia="Times New Roman" w:hAnsi="Times New Roman"/>
+              </w:rPr>
+              <w:t xml:space="preserve">Écoutent, répondent aux questions et notent les mots-clés.</w:t>
+            </w:r>
+          </w:p>
+        </w:tc>
+        <w:tc>
+          <w:tcPr>
+            <w:tcMar>
+              <w:top w:type="dxa" w:w="80"/>
+              <w:left w:type="dxa" w:w="80"/>
+              <w:bottom w:type="dxa" w:w="80"/>
+              <w:right w:type="dxa" w:w="80"/>
+            </w:tcMar>
+          </w:tcPr>
+          <w:p>
+            <w:pPr>
+              <w:spacing w:after="40"/>
+              <w:jc w:val="left"/>
+            </w:pPr>
+            <w:r>
+              <w:rPr>
+                <w:b w:val="false"/>
+                <w:bCs w:val="false"/>
+                <w:i w:val="false"/>
+                <w:iCs w:val="false"/>
+                <w:color w:val="000000"/>
+                <w:sz w:val="20"/>
+                <w:szCs w:val="20"/>
+                <w:rFonts w:ascii="Times New Roman" w:cs="Times New Roman" w:eastAsia="Times New Roman" w:hAnsi="Times New Roman"/>
+              </w:rPr>
+              <w:t xml:space="preserve">Exposé interactif, questions-réponses</w:t>
+            </w:r>
+          </w:p>
+        </w:tc>
+        <w:tc>
+          <w:tcPr>
+            <w:tcMar>
+              <w:top w:type="dxa" w:w="80"/>
+              <w:left w:type="dxa" w:w="80"/>
+              <w:bottom w:type="dxa" w:w="80"/>
+              <w:right w:type="dxa" w:w="80"/>
+            </w:tcMar>
+          </w:tcPr>
+          <w:p>
+            <w:pPr>
+              <w:spacing w:after="40"/>
+              <w:jc w:val="left"/>
+            </w:pPr>
+            <w:r>
+              <w:rPr>
+                <w:b w:val="false"/>
+                <w:bCs w:val="false"/>
+                <w:i w:val="false"/>
+                <w:iCs w:val="false"/>
+                <w:color w:val="000000"/>
+                <w:sz w:val="20"/>
+                <w:szCs w:val="20"/>
+                <w:rFonts w:ascii="Times New Roman" w:cs="Times New Roman" w:eastAsia="Times New Roman" w:hAnsi="Times New Roman"/>
+              </w:rPr>
+              <w:t xml:space="preserve">Tableau, frises, cartes</w:t>
+            </w:r>
+          </w:p>
+        </w:tc>
+        <w:tc>
+          <w:tcPr>
+            <w:tcMar>
+              <w:top w:type="dxa" w:w="80"/>
+              <w:left w:type="dxa" w:w="80"/>
+              <w:bottom w:type="dxa" w:w="80"/>
+              <w:right w:type="dxa" w:w="80"/>
+            </w:tcMar>
+          </w:tcPr>
+          <w:p>
+            <w:pPr>
+              <w:spacing w:after="40"/>
+              <w:jc w:val="left"/>
+            </w:pPr>
+            <w:r>
+              <w:rPr>
+                <w:b w:val="false"/>
+                <w:bCs w:val="false"/>
+                <w:i w:val="false"/>
+                <w:iCs w:val="false"/>
+                <w:color w:val="000000"/>
+                <w:sz w:val="20"/>
+                <w:szCs w:val="20"/>
+                <w:rFonts w:ascii="Times New Roman" w:cs="Times New Roman" w:eastAsia="Times New Roman" w:hAnsi="Times New Roman"/>
+              </w:rPr>
+              <w:t xml:space="preserve">Attention, participation</w:t>
             </w:r>
           </w:p>
         </w:tc>
@@ -13632,152 +17430,152 @@
                 <w:szCs w:val="20"/>
                 <w:rFonts w:ascii="Times New Roman" w:cs="Times New Roman" w:eastAsia="Times New Roman" w:hAnsi="Times New Roman"/>
               </w:rPr>
-              <w:t xml:space="preserve">4. Analyse</w:t>
-            </w:r>
-          </w:p>
-        </w:tc>
-        <w:tc>
-          <w:tcPr>
-            <w:tcMar>
-              <w:top w:type="dxa" w:w="80"/>
-              <w:left w:type="dxa" w:w="80"/>
-              <w:bottom w:type="dxa" w:w="80"/>
-              <w:right w:type="dxa" w:w="80"/>
-            </w:tcMar>
-          </w:tcPr>
-          <w:p>
-            <w:pPr>
-              <w:spacing w:after="40"/>
-              <w:jc w:val="left"/>
-            </w:pPr>
-            <w:r>
-              <w:rPr>
-                <w:b w:val="false"/>
-                <w:bCs w:val="false"/>
-                <w:i w:val="false"/>
-                <w:iCs w:val="false"/>
-                <w:color w:val="000000"/>
-                <w:sz w:val="20"/>
-                <w:szCs w:val="20"/>
-                <w:rFonts w:ascii="Times New Roman" w:cs="Times New Roman" w:eastAsia="Times New Roman" w:hAnsi="Times New Roman"/>
-              </w:rPr>
-              <w:t xml:space="preserve">Guide l’analyse : Diégo Diaz cherchait la route des Indes ouverte par Vasco de Gama ; la tempête qui l’écarta du Mozambique lui fit aborder une île que les Portugais crurent d’abord nommer « île Saint-Laurent ». Après eux, Hollandais, Anglais et Français font escale : Madagascar, posée sur la route des Indes, offre eau douce, riz et zébus aux équipages épuisés. Les Européens tentent des installations durables : les Français à Fort-Dauphin (1643-1674), les pirates sur la côte est vers 1700, et en mars 1774 le baron Beniowski, aventurier au service de la France, fonde un établissement à la baie d’Antongil. La plupart de ces comptoirs restent fragiles — climat, maladies, résistance des populations — mais le commerce, lui, prospère : les royaumes malgaches vendent riz, zébus et captifs, et reçoivent en échange armes à feu, poudre, tissus et piastres d’argent. Ces richesses transforment la carte politique de l’île : les royaumes des côtes — sakalava à l’ouest, betsimisaraka à l’est — prospèrent les premiers grâce au commerce direct avec les navires ; puis, à la fin du XVIIIᵉ siècle, les royaumes des Hautes Terres, dont l’Imerina, s’élèvent à leur tour, enrichis par les échanges et armés de fusils. Les Temps modernes préparent ainsi le terrain du grand royaume du XIXᵉ siècle — que nous étudierons à l’unité V.</w:t>
-            </w:r>
-          </w:p>
-        </w:tc>
-        <w:tc>
-          <w:tcPr>
-            <w:tcMar>
-              <w:top w:type="dxa" w:w="80"/>
-              <w:left w:type="dxa" w:w="80"/>
-              <w:bottom w:type="dxa" w:w="80"/>
-              <w:right w:type="dxa" w:w="80"/>
-            </w:tcMar>
-          </w:tcPr>
-          <w:p>
-            <w:pPr>
-              <w:spacing w:after="40"/>
-              <w:jc w:val="left"/>
-            </w:pPr>
-            <w:r>
-              <w:rPr>
-                <w:b w:val="false"/>
-                <w:bCs w:val="false"/>
-                <w:i w:val="false"/>
-                <w:iCs w:val="false"/>
-                <w:color w:val="000000"/>
-                <w:sz w:val="20"/>
-                <w:szCs w:val="20"/>
-                <w:rFonts w:ascii="Times New Roman" w:cs="Times New Roman" w:eastAsia="Times New Roman" w:hAnsi="Times New Roman"/>
-              </w:rPr>
-              <w:t xml:space="preserve">Expliquent la démarche et vérifient le résultat.</w:t>
-            </w:r>
-          </w:p>
-        </w:tc>
-        <w:tc>
-          <w:tcPr>
-            <w:tcMar>
-              <w:top w:type="dxa" w:w="80"/>
-              <w:left w:type="dxa" w:w="80"/>
-              <w:bottom w:type="dxa" w:w="80"/>
-              <w:right w:type="dxa" w:w="80"/>
-            </w:tcMar>
-          </w:tcPr>
-          <w:p>
-            <w:pPr>
-              <w:spacing w:after="40"/>
-              <w:jc w:val="left"/>
-            </w:pPr>
-            <w:r>
-              <w:rPr>
-                <w:b w:val="false"/>
-                <w:bCs w:val="false"/>
-                <w:i w:val="false"/>
-                <w:iCs w:val="false"/>
-                <w:color w:val="000000"/>
-                <w:sz w:val="20"/>
-                <w:szCs w:val="20"/>
-                <w:rFonts w:ascii="Times New Roman" w:cs="Times New Roman" w:eastAsia="Times New Roman" w:hAnsi="Times New Roman"/>
-              </w:rPr>
-              <w:t xml:space="preserve">Recherche en binômes</w:t>
-            </w:r>
-          </w:p>
-        </w:tc>
-        <w:tc>
-          <w:tcPr>
-            <w:tcMar>
-              <w:top w:type="dxa" w:w="80"/>
-              <w:left w:type="dxa" w:w="80"/>
-              <w:bottom w:type="dxa" w:w="80"/>
-              <w:right w:type="dxa" w:w="80"/>
-            </w:tcMar>
-          </w:tcPr>
-          <w:p>
-            <w:pPr>
-              <w:spacing w:after="40"/>
-              <w:jc w:val="left"/>
-            </w:pPr>
-            <w:r>
-              <w:rPr>
-                <w:b w:val="false"/>
-                <w:bCs w:val="false"/>
-                <w:i w:val="false"/>
-                <w:iCs w:val="false"/>
-                <w:color w:val="000000"/>
-                <w:sz w:val="20"/>
-                <w:szCs w:val="20"/>
-                <w:rFonts w:ascii="Times New Roman" w:cs="Times New Roman" w:eastAsia="Times New Roman" w:hAnsi="Times New Roman"/>
-              </w:rPr>
-              <w:t xml:space="preserve">Documents, cartes, frises</w:t>
-            </w:r>
-          </w:p>
-        </w:tc>
-        <w:tc>
-          <w:tcPr>
-            <w:tcMar>
-              <w:top w:type="dxa" w:w="80"/>
-              <w:left w:type="dxa" w:w="80"/>
-              <w:bottom w:type="dxa" w:w="80"/>
-              <w:right w:type="dxa" w:w="80"/>
-            </w:tcMar>
-          </w:tcPr>
-          <w:p>
-            <w:pPr>
-              <w:spacing w:after="40"/>
-              <w:jc w:val="left"/>
-            </w:pPr>
-            <w:r>
-              <w:rPr>
-                <w:b w:val="false"/>
-                <w:bCs w:val="false"/>
-                <w:i w:val="false"/>
-                <w:iCs w:val="false"/>
-                <w:color w:val="000000"/>
-                <w:sz w:val="20"/>
-                <w:szCs w:val="20"/>
-                <w:rFonts w:ascii="Times New Roman" w:cs="Times New Roman" w:eastAsia="Times New Roman" w:hAnsi="Times New Roman"/>
-              </w:rPr>
-              <w:t xml:space="preserve">Raisonnement</w:t>
+              <w:t xml:space="preserve">4. Étude de document</w:t>
+            </w:r>
+          </w:p>
+        </w:tc>
+        <w:tc>
+          <w:tcPr>
+            <w:tcMar>
+              <w:top w:type="dxa" w:w="80"/>
+              <w:left w:type="dxa" w:w="80"/>
+              <w:bottom w:type="dxa" w:w="80"/>
+              <w:right w:type="dxa" w:w="80"/>
+            </w:tcMar>
+          </w:tcPr>
+          <w:p>
+            <w:pPr>
+              <w:spacing w:after="40"/>
+              <w:jc w:val="left"/>
+            </w:pPr>
+            <w:r>
+              <w:rPr>
+                <w:b w:val="false"/>
+                <w:bCs w:val="false"/>
+                <w:i w:val="false"/>
+                <w:iCs w:val="false"/>
+                <w:color w:val="000000"/>
+                <w:sz w:val="20"/>
+                <w:szCs w:val="20"/>
+                <w:rFonts w:ascii="Times New Roman" w:cs="Times New Roman" w:eastAsia="Times New Roman" w:hAnsi="Times New Roman"/>
+              </w:rPr>
+              <w:t xml:space="preserve">Fait lire le document « Beniowski s’installe à la baie d’Antongil » (d’après les Mémoires et voyages du baron Maurice-Auguste de Beniowski (publiés en 1790) — extrait adapté), puis pose les questions.</w:t>
+            </w:r>
+          </w:p>
+        </w:tc>
+        <w:tc>
+          <w:tcPr>
+            <w:tcMar>
+              <w:top w:type="dxa" w:w="80"/>
+              <w:left w:type="dxa" w:w="80"/>
+              <w:bottom w:type="dxa" w:w="80"/>
+              <w:right w:type="dxa" w:w="80"/>
+            </w:tcMar>
+          </w:tcPr>
+          <w:p>
+            <w:pPr>
+              <w:spacing w:after="40"/>
+              <w:jc w:val="left"/>
+            </w:pPr>
+            <w:r>
+              <w:rPr>
+                <w:b w:val="false"/>
+                <w:bCs w:val="false"/>
+                <w:i w:val="false"/>
+                <w:iCs w:val="false"/>
+                <w:color w:val="000000"/>
+                <w:sz w:val="20"/>
+                <w:szCs w:val="20"/>
+                <w:rFonts w:ascii="Times New Roman" w:cs="Times New Roman" w:eastAsia="Times New Roman" w:hAnsi="Times New Roman"/>
+              </w:rPr>
+              <w:t xml:space="preserve">Lisent le document, répondent aux questions et critiquent la source.</w:t>
+            </w:r>
+          </w:p>
+        </w:tc>
+        <w:tc>
+          <w:tcPr>
+            <w:tcMar>
+              <w:top w:type="dxa" w:w="80"/>
+              <w:left w:type="dxa" w:w="80"/>
+              <w:bottom w:type="dxa" w:w="80"/>
+              <w:right w:type="dxa" w:w="80"/>
+            </w:tcMar>
+          </w:tcPr>
+          <w:p>
+            <w:pPr>
+              <w:spacing w:after="40"/>
+              <w:jc w:val="left"/>
+            </w:pPr>
+            <w:r>
+              <w:rPr>
+                <w:b w:val="false"/>
+                <w:bCs w:val="false"/>
+                <w:i w:val="false"/>
+                <w:iCs w:val="false"/>
+                <w:color w:val="000000"/>
+                <w:sz w:val="20"/>
+                <w:szCs w:val="20"/>
+                <w:rFonts w:ascii="Times New Roman" w:cs="Times New Roman" w:eastAsia="Times New Roman" w:hAnsi="Times New Roman"/>
+              </w:rPr>
+              <w:t xml:space="preserve">Observation dirigée, travail en binômes</w:t>
+            </w:r>
+          </w:p>
+        </w:tc>
+        <w:tc>
+          <w:tcPr>
+            <w:tcMar>
+              <w:top w:type="dxa" w:w="80"/>
+              <w:left w:type="dxa" w:w="80"/>
+              <w:bottom w:type="dxa" w:w="80"/>
+              <w:right w:type="dxa" w:w="80"/>
+            </w:tcMar>
+          </w:tcPr>
+          <w:p>
+            <w:pPr>
+              <w:spacing w:after="40"/>
+              <w:jc w:val="left"/>
+            </w:pPr>
+            <w:r>
+              <w:rPr>
+                <w:b w:val="false"/>
+                <w:bCs w:val="false"/>
+                <w:i w:val="false"/>
+                <w:iCs w:val="false"/>
+                <w:color w:val="000000"/>
+                <w:sz w:val="20"/>
+                <w:szCs w:val="20"/>
+                <w:rFonts w:ascii="Times New Roman" w:cs="Times New Roman" w:eastAsia="Times New Roman" w:hAnsi="Times New Roman"/>
+              </w:rPr>
+              <w:t xml:space="preserve">Document imprimé</w:t>
+            </w:r>
+          </w:p>
+        </w:tc>
+        <w:tc>
+          <w:tcPr>
+            <w:tcMar>
+              <w:top w:type="dxa" w:w="80"/>
+              <w:left w:type="dxa" w:w="80"/>
+              <w:bottom w:type="dxa" w:w="80"/>
+              <w:right w:type="dxa" w:w="80"/>
+            </w:tcMar>
+          </w:tcPr>
+          <w:p>
+            <w:pPr>
+              <w:spacing w:after="40"/>
+              <w:jc w:val="left"/>
+            </w:pPr>
+            <w:r>
+              <w:rPr>
+                <w:b w:val="false"/>
+                <w:bCs w:val="false"/>
+                <w:i w:val="false"/>
+                <w:iCs w:val="false"/>
+                <w:color w:val="000000"/>
+                <w:sz w:val="20"/>
+                <w:szCs w:val="20"/>
+                <w:rFonts w:ascii="Times New Roman" w:cs="Times New Roman" w:eastAsia="Times New Roman" w:hAnsi="Times New Roman"/>
+              </w:rPr>
+              <w:t xml:space="preserve">Esprit critique</w:t>
             </w:r>
           </w:p>
         </w:tc>
@@ -14383,39 +18181,26 @@
     </w:p>
     <w:p>
       <w:pPr>
-        <w:spacing w:after="110" w:line="300"/>
-        <w:jc w:val="both"/>
+        <w:spacing w:after="160" w:line="300"/>
+        <w:jc w:val="center"/>
       </w:pPr>
       <w:r>
         <w:rPr>
-          <w:b/>
-          <w:bCs/>
-          <w:i w:val="false"/>
-          <w:iCs w:val="false"/>
-          <w:color w:val="2E7D32"/>
-          <w:sz w:val="24"/>
-          <w:szCs w:val="24"/>
-          <w:rFonts w:ascii="Times New Roman" w:cs="Times New Roman" w:eastAsia="Times New Roman" w:hAnsi="Times New Roman"/>
-        </w:rPr>
-        <w:t xml:space="preserve">Définition — </w:t>
-      </w:r>
-      <w:r>
-        <w:rPr>
-          <w:b/>
-          <w:bCs/>
-          <w:i w:val="false"/>
-          <w:iCs w:val="false"/>
+          <w:b w:val="false"/>
+          <w:bCs w:val="false"/>
+          <w:i/>
+          <w:iCs/>
           <w:color w:val="000000"/>
-          <w:sz w:val="24"/>
-          <w:szCs w:val="24"/>
-          <w:rFonts w:ascii="Times New Roman" w:cs="Times New Roman" w:eastAsia="Times New Roman" w:hAnsi="Times New Roman"/>
-        </w:rPr>
-        <w:t xml:space="preserve">À Madagascar, les Temps modernes s’ouvrent en 1500 avec l’arrivée du Portugais Diégo Diaz. Les Européens — Portugais, puis Français et Anglais — établissent des comptoirs sur les côtes et y commercent : riz, zébus, esclaves contre armes et tissus. En mars 1774, le baron Beniowski s’installe à la baie d’Antongil. Ce commerce contribue à la prospérité des royaumes côtiers, puis de ceux des Hautes Terres.</w:t>
+          <w:sz w:val="21"/>
+          <w:szCs w:val="21"/>
+          <w:rFonts w:ascii="Times New Roman" w:cs="Times New Roman" w:eastAsia="Times New Roman" w:hAnsi="Times New Roman"/>
+        </w:rPr>
+        <w:t xml:space="preserve">Le 10 août 1500, un navire portugais dérouté par la tempête aperçoit une côte que ses cartes ignorent.</w:t>
       </w:r>
     </w:p>
     <w:p>
       <w:pPr>
-        <w:spacing w:after="110" w:line="300"/>
+        <w:spacing w:after="80" w:line="300"/>
         <w:jc w:val="both"/>
       </w:pPr>
       <w:r>
@@ -14424,30 +18209,17 @@
           <w:bCs/>
           <w:i w:val="false"/>
           <w:iCs w:val="false"/>
-          <w:color w:val="1F4E79"/>
-          <w:sz w:val="24"/>
-          <w:szCs w:val="24"/>
-          <w:rFonts w:ascii="Times New Roman" w:cs="Times New Roman" w:eastAsia="Times New Roman" w:hAnsi="Times New Roman"/>
-        </w:rPr>
-        <w:t xml:space="preserve">Autrement dit : </w:t>
-      </w:r>
-      <w:r>
-        <w:rPr>
-          <w:b w:val="false"/>
-          <w:bCs w:val="false"/>
-          <w:i w:val="false"/>
-          <w:iCs w:val="false"/>
-          <w:color w:val="000000"/>
-          <w:sz w:val="24"/>
-          <w:szCs w:val="24"/>
-          <w:rFonts w:ascii="Times New Roman" w:cs="Times New Roman" w:eastAsia="Times New Roman" w:hAnsi="Times New Roman"/>
-        </w:rPr>
-        <w:t xml:space="preserve">dès 1500, les Européens accostent, installent des comptoirs et commercent ; les royaumes malgaches des côtes s’enrichissent les premiers, ceux des Hautes Terres ensuite.</w:t>
+          <w:color w:val="2E7D32"/>
+          <w:sz w:val="26"/>
+          <w:szCs w:val="26"/>
+          <w:rFonts w:ascii="Times New Roman" w:cs="Times New Roman" w:eastAsia="Times New Roman" w:hAnsi="Times New Roman"/>
+        </w:rPr>
+        <w:t xml:space="preserve">1. Les contacts européens</w:t>
       </w:r>
     </w:p>
     <w:p>
       <w:pPr>
-        <w:spacing w:after="110" w:line="300"/>
+        <w:spacing w:after="100" w:line="300"/>
         <w:jc w:val="both"/>
       </w:pPr>
       <w:r>
@@ -14461,7 +18233,381 @@
           <w:szCs w:val="24"/>
           <w:rFonts w:ascii="Times New Roman" w:cs="Times New Roman" w:eastAsia="Times New Roman" w:hAnsi="Times New Roman"/>
         </w:rPr>
-        <w:t xml:space="preserve">Diégo Diaz cherchait la route des Indes ouverte par Vasco de Gama ; la tempête qui l’écarta du Mozambique lui fit aborder une île que les Portugais crurent d’abord nommer « île Saint-Laurent ». Après eux, Hollandais, Anglais et Français font escale : Madagascar, posée sur la route des Indes, offre eau douce, riz et zébus aux équipages épuisés. Les Européens tentent des installations durables : les Français à Fort-Dauphin (1643-1674), les pirates sur la côte est vers 1700, et en mars 1774 le baron Beniowski, aventurier au service de la France, fonde un établissement à la baie d’Antongil. La plupart de ces comptoirs restent fragiles — climat, maladies, résistance des populations — mais le commerce, lui, prospère : les royaumes malgaches vendent riz, zébus et captifs, et reçoivent en échange armes à feu, poudre, tissus et piastres d’argent. Ces richesses transforment la carte politique de l’île : les royaumes des côtes — sakalava à l’ouest, betsimisaraka à l’est — prospèrent les premiers grâce au commerce direct avec les navires ; puis, à la fin du XVIIIᵉ siècle, les royaumes des Hautes Terres, dont l’Imerina, s’élèvent à leur tour, enrichis par les échanges et armés de fusils. Les Temps modernes préparent ainsi le terrain du grand royaume du XIXᵉ siècle — que nous étudierons à l’unité V.</w:t>
+        <w:t xml:space="preserve">Diégo Diaz cherchait la </w:t>
+      </w:r>
+      <w:r>
+        <w:rPr>
+          <w:b/>
+          <w:bCs/>
+          <w:i w:val="false"/>
+          <w:iCs w:val="false"/>
+          <w:color w:val="1F4E79"/>
+          <w:sz w:val="24"/>
+          <w:szCs w:val="24"/>
+          <w:rFonts w:ascii="Times New Roman" w:cs="Times New Roman" w:eastAsia="Times New Roman" w:hAnsi="Times New Roman"/>
+        </w:rPr>
+        <w:t xml:space="preserve">route des Indes</w:t>
+      </w:r>
+      <w:r>
+        <w:rPr>
+          <w:b w:val="false"/>
+          <w:bCs w:val="false"/>
+          <w:i w:val="false"/>
+          <w:iCs w:val="false"/>
+          <w:color w:val="000000"/>
+          <w:sz w:val="24"/>
+          <w:szCs w:val="24"/>
+          <w:rFonts w:ascii="Times New Roman" w:cs="Times New Roman" w:eastAsia="Times New Roman" w:hAnsi="Times New Roman"/>
+        </w:rPr>
+        <w:t xml:space="preserve"> ouverte par Vasco de Gama ; la tempête qui l’écarta du Mozambique lui fit aborder une île que les Portugais nommèrent d’abord « </w:t>
+      </w:r>
+      <w:r>
+        <w:rPr>
+          <w:b/>
+          <w:bCs/>
+          <w:i w:val="false"/>
+          <w:iCs w:val="false"/>
+          <w:color w:val="1F4E79"/>
+          <w:sz w:val="24"/>
+          <w:szCs w:val="24"/>
+          <w:rFonts w:ascii="Times New Roman" w:cs="Times New Roman" w:eastAsia="Times New Roman" w:hAnsi="Times New Roman"/>
+        </w:rPr>
+        <w:t xml:space="preserve">île Saint-Laurent</w:t>
+      </w:r>
+      <w:r>
+        <w:rPr>
+          <w:b w:val="false"/>
+          <w:bCs w:val="false"/>
+          <w:i w:val="false"/>
+          <w:iCs w:val="false"/>
+          <w:color w:val="000000"/>
+          <w:sz w:val="24"/>
+          <w:szCs w:val="24"/>
+          <w:rFonts w:ascii="Times New Roman" w:cs="Times New Roman" w:eastAsia="Times New Roman" w:hAnsi="Times New Roman"/>
+        </w:rPr>
+        <w:t xml:space="preserve"> ». Après eux, Hollandais, Anglais et Français font escale : Madagascar, posée sur la </w:t>
+      </w:r>
+      <w:r>
+        <w:rPr>
+          <w:b/>
+          <w:bCs/>
+          <w:i w:val="false"/>
+          <w:iCs w:val="false"/>
+          <w:color w:val="1F4E79"/>
+          <w:sz w:val="24"/>
+          <w:szCs w:val="24"/>
+          <w:rFonts w:ascii="Times New Roman" w:cs="Times New Roman" w:eastAsia="Times New Roman" w:hAnsi="Times New Roman"/>
+        </w:rPr>
+        <w:t xml:space="preserve">route des Indes</w:t>
+      </w:r>
+      <w:r>
+        <w:rPr>
+          <w:b w:val="false"/>
+          <w:bCs w:val="false"/>
+          <w:i w:val="false"/>
+          <w:iCs w:val="false"/>
+          <w:color w:val="000000"/>
+          <w:sz w:val="24"/>
+          <w:szCs w:val="24"/>
+          <w:rFonts w:ascii="Times New Roman" w:cs="Times New Roman" w:eastAsia="Times New Roman" w:hAnsi="Times New Roman"/>
+        </w:rPr>
+        <w:t xml:space="preserve">, offre eau douce, riz et zébus aux équipages épuisés.</w:t>
+      </w:r>
+    </w:p>
+    <w:p>
+      <w:pPr>
+        <w:spacing w:after="100" w:line="300"/>
+        <w:jc w:val="both"/>
+      </w:pPr>
+      <w:r>
+        <w:rPr>
+          <w:b w:val="false"/>
+          <w:bCs w:val="false"/>
+          <w:i w:val="false"/>
+          <w:iCs w:val="false"/>
+          <w:color w:val="000000"/>
+          <w:sz w:val="24"/>
+          <w:szCs w:val="24"/>
+          <w:rFonts w:ascii="Times New Roman" w:cs="Times New Roman" w:eastAsia="Times New Roman" w:hAnsi="Times New Roman"/>
+        </w:rPr>
+        <w:t xml:space="preserve">Les Européens tentent des installations durables : les Français à </w:t>
+      </w:r>
+      <w:r>
+        <w:rPr>
+          <w:b/>
+          <w:bCs/>
+          <w:i w:val="false"/>
+          <w:iCs w:val="false"/>
+          <w:color w:val="1F4E79"/>
+          <w:sz w:val="24"/>
+          <w:szCs w:val="24"/>
+          <w:rFonts w:ascii="Times New Roman" w:cs="Times New Roman" w:eastAsia="Times New Roman" w:hAnsi="Times New Roman"/>
+        </w:rPr>
+        <w:t xml:space="preserve">Fort-Dauphin</w:t>
+      </w:r>
+      <w:r>
+        <w:rPr>
+          <w:b w:val="false"/>
+          <w:bCs w:val="false"/>
+          <w:i w:val="false"/>
+          <w:iCs w:val="false"/>
+          <w:color w:val="000000"/>
+          <w:sz w:val="24"/>
+          <w:szCs w:val="24"/>
+          <w:rFonts w:ascii="Times New Roman" w:cs="Times New Roman" w:eastAsia="Times New Roman" w:hAnsi="Times New Roman"/>
+        </w:rPr>
+        <w:t xml:space="preserve"> (1643-1674), les </w:t>
+      </w:r>
+      <w:r>
+        <w:rPr>
+          <w:b/>
+          <w:bCs/>
+          <w:i w:val="false"/>
+          <w:iCs w:val="false"/>
+          <w:color w:val="1F4E79"/>
+          <w:sz w:val="24"/>
+          <w:szCs w:val="24"/>
+          <w:rFonts w:ascii="Times New Roman" w:cs="Times New Roman" w:eastAsia="Times New Roman" w:hAnsi="Times New Roman"/>
+        </w:rPr>
+        <w:t xml:space="preserve">pirates</w:t>
+      </w:r>
+      <w:r>
+        <w:rPr>
+          <w:b w:val="false"/>
+          <w:bCs w:val="false"/>
+          <w:i w:val="false"/>
+          <w:iCs w:val="false"/>
+          <w:color w:val="000000"/>
+          <w:sz w:val="24"/>
+          <w:szCs w:val="24"/>
+          <w:rFonts w:ascii="Times New Roman" w:cs="Times New Roman" w:eastAsia="Times New Roman" w:hAnsi="Times New Roman"/>
+        </w:rPr>
+        <w:t xml:space="preserve"> sur la côte est vers 1700, et en mars 1774 le baron </w:t>
+      </w:r>
+      <w:r>
+        <w:rPr>
+          <w:b/>
+          <w:bCs/>
+          <w:i w:val="false"/>
+          <w:iCs w:val="false"/>
+          <w:color w:val="1F4E79"/>
+          <w:sz w:val="24"/>
+          <w:szCs w:val="24"/>
+          <w:rFonts w:ascii="Times New Roman" w:cs="Times New Roman" w:eastAsia="Times New Roman" w:hAnsi="Times New Roman"/>
+        </w:rPr>
+        <w:t xml:space="preserve">Beniowski</w:t>
+      </w:r>
+      <w:r>
+        <w:rPr>
+          <w:b w:val="false"/>
+          <w:bCs w:val="false"/>
+          <w:i w:val="false"/>
+          <w:iCs w:val="false"/>
+          <w:color w:val="000000"/>
+          <w:sz w:val="24"/>
+          <w:szCs w:val="24"/>
+          <w:rFonts w:ascii="Times New Roman" w:cs="Times New Roman" w:eastAsia="Times New Roman" w:hAnsi="Times New Roman"/>
+        </w:rPr>
+        <w:t xml:space="preserve">, aventurier au service de la France, fonde un établissement à la </w:t>
+      </w:r>
+      <w:r>
+        <w:rPr>
+          <w:b/>
+          <w:bCs/>
+          <w:i w:val="false"/>
+          <w:iCs w:val="false"/>
+          <w:color w:val="1F4E79"/>
+          <w:sz w:val="24"/>
+          <w:szCs w:val="24"/>
+          <w:rFonts w:ascii="Times New Roman" w:cs="Times New Roman" w:eastAsia="Times New Roman" w:hAnsi="Times New Roman"/>
+        </w:rPr>
+        <w:t xml:space="preserve">baie d’Antongil</w:t>
+      </w:r>
+      <w:r>
+        <w:rPr>
+          <w:b w:val="false"/>
+          <w:bCs w:val="false"/>
+          <w:i w:val="false"/>
+          <w:iCs w:val="false"/>
+          <w:color w:val="000000"/>
+          <w:sz w:val="24"/>
+          <w:szCs w:val="24"/>
+          <w:rFonts w:ascii="Times New Roman" w:cs="Times New Roman" w:eastAsia="Times New Roman" w:hAnsi="Times New Roman"/>
+        </w:rPr>
+        <w:t xml:space="preserve">. La plupart de ces </w:t>
+      </w:r>
+      <w:r>
+        <w:rPr>
+          <w:b/>
+          <w:bCs/>
+          <w:i w:val="false"/>
+          <w:iCs w:val="false"/>
+          <w:color w:val="1F4E79"/>
+          <w:sz w:val="24"/>
+          <w:szCs w:val="24"/>
+          <w:rFonts w:ascii="Times New Roman" w:cs="Times New Roman" w:eastAsia="Times New Roman" w:hAnsi="Times New Roman"/>
+        </w:rPr>
+        <w:t xml:space="preserve">comptoirs</w:t>
+      </w:r>
+      <w:r>
+        <w:rPr>
+          <w:b w:val="false"/>
+          <w:bCs w:val="false"/>
+          <w:i w:val="false"/>
+          <w:iCs w:val="false"/>
+          <w:color w:val="000000"/>
+          <w:sz w:val="24"/>
+          <w:szCs w:val="24"/>
+          <w:rFonts w:ascii="Times New Roman" w:cs="Times New Roman" w:eastAsia="Times New Roman" w:hAnsi="Times New Roman"/>
+        </w:rPr>
+        <w:t xml:space="preserve"> restent fragiles — climat, maladies, résistance des populations.</w:t>
+      </w:r>
+    </w:p>
+    <w:p>
+      <w:pPr>
+        <w:spacing w:after="80" w:line="300"/>
+        <w:jc w:val="both"/>
+      </w:pPr>
+      <w:r>
+        <w:rPr>
+          <w:b/>
+          <w:bCs/>
+          <w:i w:val="false"/>
+          <w:iCs w:val="false"/>
+          <w:color w:val="2E7D32"/>
+          <w:sz w:val="26"/>
+          <w:szCs w:val="26"/>
+          <w:rFonts w:ascii="Times New Roman" w:cs="Times New Roman" w:eastAsia="Times New Roman" w:hAnsi="Times New Roman"/>
+        </w:rPr>
+        <w:t xml:space="preserve">2. Le commerce et l’essor des royaumes</w:t>
+      </w:r>
+    </w:p>
+    <w:p>
+      <w:pPr>
+        <w:spacing w:after="100" w:line="300"/>
+        <w:jc w:val="both"/>
+      </w:pPr>
+      <w:r>
+        <w:rPr>
+          <w:b w:val="false"/>
+          <w:bCs w:val="false"/>
+          <w:i w:val="false"/>
+          <w:iCs w:val="false"/>
+          <w:color w:val="000000"/>
+          <w:sz w:val="24"/>
+          <w:szCs w:val="24"/>
+          <w:rFonts w:ascii="Times New Roman" w:cs="Times New Roman" w:eastAsia="Times New Roman" w:hAnsi="Times New Roman"/>
+        </w:rPr>
+        <w:t xml:space="preserve">Le commerce, lui, prospère : les royaumes malgaches vendent riz, zébus et captifs, et reçoivent en échange armes à feu, poudre, tissus et piastres d’argent.</w:t>
+      </w:r>
+    </w:p>
+    <w:p>
+      <w:pPr>
+        <w:spacing w:after="100" w:line="300"/>
+        <w:jc w:val="both"/>
+      </w:pPr>
+      <w:r>
+        <w:rPr>
+          <w:b w:val="false"/>
+          <w:bCs w:val="false"/>
+          <w:i w:val="false"/>
+          <w:iCs w:val="false"/>
+          <w:color w:val="000000"/>
+          <w:sz w:val="24"/>
+          <w:szCs w:val="24"/>
+          <w:rFonts w:ascii="Times New Roman" w:cs="Times New Roman" w:eastAsia="Times New Roman" w:hAnsi="Times New Roman"/>
+        </w:rPr>
+        <w:t xml:space="preserve">Ces richesses transforment la carte politique de l’île : les royaumes des côtes — sakalava à l’ouest, betsimisaraka à l’est — prospèrent les premiers grâce au commerce direct avec les navires ; puis, à la fin du XVIIIᵉ siècle, les royaumes des </w:t>
+      </w:r>
+      <w:r>
+        <w:rPr>
+          <w:b/>
+          <w:bCs/>
+          <w:i w:val="false"/>
+          <w:iCs w:val="false"/>
+          <w:color w:val="1F4E79"/>
+          <w:sz w:val="24"/>
+          <w:szCs w:val="24"/>
+          <w:rFonts w:ascii="Times New Roman" w:cs="Times New Roman" w:eastAsia="Times New Roman" w:hAnsi="Times New Roman"/>
+        </w:rPr>
+        <w:t xml:space="preserve">Hautes Terres</w:t>
+      </w:r>
+      <w:r>
+        <w:rPr>
+          <w:b w:val="false"/>
+          <w:bCs w:val="false"/>
+          <w:i w:val="false"/>
+          <w:iCs w:val="false"/>
+          <w:color w:val="000000"/>
+          <w:sz w:val="24"/>
+          <w:szCs w:val="24"/>
+          <w:rFonts w:ascii="Times New Roman" w:cs="Times New Roman" w:eastAsia="Times New Roman" w:hAnsi="Times New Roman"/>
+        </w:rPr>
+        <w:t xml:space="preserve">, dont l’Imerina, s’élèvent à leur tour, enrichis par les échanges et armés de fusils.</w:t>
+      </w:r>
+    </w:p>
+    <w:p>
+      <w:pPr>
+        <w:spacing w:after="80" w:line="300"/>
+        <w:jc w:val="both"/>
+      </w:pPr>
+      <w:r>
+        <w:rPr>
+          <w:b/>
+          <w:bCs/>
+          <w:i w:val="false"/>
+          <w:iCs w:val="false"/>
+          <w:color w:val="2E7D32"/>
+          <w:sz w:val="26"/>
+          <w:szCs w:val="26"/>
+          <w:rFonts w:ascii="Times New Roman" w:cs="Times New Roman" w:eastAsia="Times New Roman" w:hAnsi="Times New Roman"/>
+        </w:rPr>
+        <w:t xml:space="preserve">3. Pas encore une colonisation</w:t>
+      </w:r>
+    </w:p>
+    <w:p>
+      <w:pPr>
+        <w:spacing w:after="100" w:line="300"/>
+        <w:jc w:val="both"/>
+      </w:pPr>
+      <w:r>
+        <w:rPr>
+          <w:b w:val="false"/>
+          <w:bCs w:val="false"/>
+          <w:i w:val="false"/>
+          <w:iCs w:val="false"/>
+          <w:color w:val="000000"/>
+          <w:sz w:val="24"/>
+          <w:szCs w:val="24"/>
+          <w:rFonts w:ascii="Times New Roman" w:cs="Times New Roman" w:eastAsia="Times New Roman" w:hAnsi="Times New Roman"/>
+        </w:rPr>
+        <w:t xml:space="preserve">Aux Temps modernes, les </w:t>
+      </w:r>
+      <w:r>
+        <w:rPr>
+          <w:b/>
+          <w:bCs/>
+          <w:i w:val="false"/>
+          <w:iCs w:val="false"/>
+          <w:color w:val="1F4E79"/>
+          <w:sz w:val="24"/>
+          <w:szCs w:val="24"/>
+          <w:rFonts w:ascii="Times New Roman" w:cs="Times New Roman" w:eastAsia="Times New Roman" w:hAnsi="Times New Roman"/>
+        </w:rPr>
+        <w:t xml:space="preserve">comptoirs</w:t>
+      </w:r>
+      <w:r>
+        <w:rPr>
+          <w:b w:val="false"/>
+          <w:bCs w:val="false"/>
+          <w:i w:val="false"/>
+          <w:iCs w:val="false"/>
+          <w:color w:val="000000"/>
+          <w:sz w:val="24"/>
+          <w:szCs w:val="24"/>
+          <w:rFonts w:ascii="Times New Roman" w:cs="Times New Roman" w:eastAsia="Times New Roman" w:hAnsi="Times New Roman"/>
+        </w:rPr>
+        <w:t xml:space="preserve"> européens restent côtiers, précaires et souvent abandonnés : les royaumes malgaches restent maîtres de l’île. La colonisation proprement dite date de 1896 — quatre siècles après Diégo Diaz. Les Temps modernes préparent ainsi le terrain du grand royaume du XIXᵉ siècle — que nous étudierons à l’unité V.</w:t>
       </w:r>
     </w:p>
     <w:p>
@@ -14512,176 +18658,670 @@
     </w:p>
     <w:p>
       <w:pPr>
-        <w:spacing w:before="200" w:after="150"/>
-        <w:jc w:val="left"/>
+        <w:spacing w:after="120"/>
       </w:pPr>
-      <w:r>
-        <w:rPr>
-          <w:b/>
-          <w:bCs/>
-          <w:i w:val="false"/>
-          <w:iCs w:val="false"/>
-          <w:color w:val="2E7D32"/>
-          <w:sz w:val="28"/>
-          <w:szCs w:val="28"/>
-          <w:rFonts w:ascii="Times New Roman" w:cs="Times New Roman" w:eastAsia="Times New Roman" w:hAnsi="Times New Roman"/>
-        </w:rPr>
-        <w:t xml:space="preserve">Méthode</w:t>
-      </w:r>
+    </w:p>
+    <w:tbl>
+      <w:tblPr>
+        <w:tblW w:type="dxa" w:w="9600"/>
+        <w:tblBorders>
+          <w:top w:val="single" w:color="B25000" w:sz="12"/>
+          <w:left w:val="single" w:color="B25000" w:sz="12"/>
+          <w:bottom w:val="single" w:color="B25000" w:sz="12"/>
+          <w:right w:val="single" w:color="B25000" w:sz="12"/>
+          <w:insideH w:val="none"/>
+          <w:insideV w:val="none"/>
+        </w:tblBorders>
+        <w:tblLayout w:type="fixed"/>
+      </w:tblPr>
+      <w:tblGrid>
+        <w:gridCol w:w="9600"/>
+      </w:tblGrid>
+      <w:tr>
+        <w:tc>
+          <w:tcPr>
+            <w:shd w:fill="FFF8EF" w:val="clear"/>
+            <w:tcMar>
+              <w:top w:type="dxa" w:w="140"/>
+              <w:left w:type="dxa" w:w="180"/>
+              <w:bottom w:type="dxa" w:w="140"/>
+              <w:right w:type="dxa" w:w="180"/>
+            </w:tcMar>
+          </w:tcPr>
+          <w:p>
+            <w:pPr>
+              <w:spacing w:after="90"/>
+            </w:pPr>
+            <w:r>
+              <w:rPr>
+                <w:b/>
+                <w:bCs/>
+                <w:i w:val="false"/>
+                <w:iCs w:val="false"/>
+                <w:color w:val="B25000"/>
+                <w:sz w:val="25"/>
+                <w:szCs w:val="25"/>
+                <w:rFonts w:ascii="Times New Roman" w:cs="Times New Roman" w:eastAsia="Times New Roman" w:hAnsi="Times New Roman"/>
+              </w:rPr>
+              <w:t xml:space="preserve">Document à étudier</w:t>
+            </w:r>
+          </w:p>
+          <w:p>
+            <w:pPr>
+              <w:spacing w:after="80" w:line="300"/>
+              <w:jc w:val="left"/>
+            </w:pPr>
+            <w:r>
+              <w:rPr>
+                <w:b/>
+                <w:bCs/>
+                <w:i w:val="false"/>
+                <w:iCs w:val="false"/>
+                <w:color w:val="000000"/>
+                <w:sz w:val="21"/>
+                <w:szCs w:val="21"/>
+                <w:rFonts w:ascii="Times New Roman" w:cs="Times New Roman" w:eastAsia="Times New Roman" w:hAnsi="Times New Roman"/>
+              </w:rPr>
+              <w:t xml:space="preserve">Beniowski s’installe à la baie d’Antongil — d’après les Mémoires et voyages du baron Maurice-Auguste de Beniowski (publiés en 1790) — extrait adapté</w:t>
+            </w:r>
+          </w:p>
+          <w:p>
+            <w:pPr>
+              <w:spacing w:after="100" w:line="300"/>
+              <w:jc w:val="both"/>
+            </w:pPr>
+            <w:r>
+              <w:rPr>
+                <w:b w:val="false"/>
+                <w:bCs w:val="false"/>
+                <w:i/>
+                <w:iCs/>
+                <w:color w:val="000000"/>
+                <w:sz w:val="24"/>
+                <w:szCs w:val="24"/>
+                <w:rFonts w:ascii="Times New Roman" w:cs="Times New Roman" w:eastAsia="Times New Roman" w:hAnsi="Times New Roman"/>
+              </w:rPr>
+              <w:t xml:space="preserve">« Au mois de mars 1774, je débarquai dans la baie d’Antongil avec mes volontaires, et je fis aussitôt commencer les travaux d’un établissement que je nommai Louisbourg : des cases, un hôpital, un magasin et des chemins vers l’intérieur. Je reçus la visite des chefs des environs, auxquels je fis des présents, et je conclus avec plusieurs d’entre eux des traités d’amitié et de commerce : car rien ne se peut dans cette île sans l’accord de ses chefs, qui en sont les véritables maîtres. »</w:t>
+            </w:r>
+          </w:p>
+          <w:p>
+            <w:pPr>
+              <w:spacing w:after="40" w:line="300"/>
+              <w:jc w:val="both"/>
+            </w:pPr>
+            <w:r>
+              <w:rPr>
+                <w:b w:val="false"/>
+                <w:bCs w:val="false"/>
+                <w:i w:val="false"/>
+                <w:iCs w:val="false"/>
+                <w:color w:val="000000"/>
+                <w:sz w:val="24"/>
+                <w:szCs w:val="24"/>
+                <w:rFonts w:ascii="Times New Roman" w:cs="Times New Roman" w:eastAsia="Times New Roman" w:hAnsi="Times New Roman"/>
+              </w:rPr>
+              <w:t xml:space="preserve">1. Où et quand Beniowski s’installe-t-il, et que fait-il construire ?</w:t>
+            </w:r>
+          </w:p>
+          <w:p>
+            <w:pPr>
+              <w:spacing w:after="40" w:line="300"/>
+              <w:jc w:val="both"/>
+            </w:pPr>
+            <w:r>
+              <w:rPr>
+                <w:b w:val="false"/>
+                <w:bCs w:val="false"/>
+                <w:i w:val="false"/>
+                <w:iCs w:val="false"/>
+                <w:color w:val="000000"/>
+                <w:sz w:val="24"/>
+                <w:szCs w:val="24"/>
+                <w:rFonts w:ascii="Times New Roman" w:cs="Times New Roman" w:eastAsia="Times New Roman" w:hAnsi="Times New Roman"/>
+              </w:rPr>
+              <w:t xml:space="preserve">2. Comment s’y prend-il avec les chefs malgaches des environs ?</w:t>
+            </w:r>
+          </w:p>
+          <w:p>
+            <w:pPr>
+              <w:spacing w:after="40" w:line="300"/>
+              <w:jc w:val="both"/>
+            </w:pPr>
+            <w:r>
+              <w:rPr>
+                <w:b w:val="false"/>
+                <w:bCs w:val="false"/>
+                <w:i w:val="false"/>
+                <w:iCs w:val="false"/>
+                <w:color w:val="000000"/>
+                <w:sz w:val="24"/>
+                <w:szCs w:val="24"/>
+                <w:rFonts w:ascii="Times New Roman" w:cs="Times New Roman" w:eastAsia="Times New Roman" w:hAnsi="Times New Roman"/>
+              </w:rPr>
+              <w:t xml:space="preserve">3. Quelle phrase du texte confirme que les Européens ne sont pas encore maîtres de l’île ?</w:t>
+            </w:r>
+          </w:p>
+          <w:p>
+            <w:pPr>
+              <w:spacing w:after="60"/>
+            </w:pPr>
+          </w:p>
+          <w:p>
+            <w:pPr>
+              <w:spacing w:after="40"/>
+            </w:pPr>
+            <w:r>
+              <w:rPr>
+                <w:b/>
+                <w:bCs/>
+                <w:i w:val="false"/>
+                <w:iCs w:val="false"/>
+                <w:color w:val="C2185B"/>
+                <w:sz w:val="22"/>
+                <w:szCs w:val="22"/>
+                <w:rFonts w:ascii="Times New Roman" w:cs="Times New Roman" w:eastAsia="Times New Roman" w:hAnsi="Times New Roman"/>
+              </w:rPr>
+              <w:t xml:space="preserve">Réponse 1. </w:t>
+            </w:r>
+            <w:r>
+              <w:rPr>
+                <w:b w:val="false"/>
+                <w:bCs w:val="false"/>
+                <w:i w:val="false"/>
+                <w:iCs w:val="false"/>
+                <w:color w:val="000000"/>
+                <w:sz w:val="22"/>
+                <w:szCs w:val="22"/>
+                <w:rFonts w:ascii="Times New Roman" w:cs="Times New Roman" w:eastAsia="Times New Roman" w:hAnsi="Times New Roman"/>
+              </w:rPr>
+              <w:t xml:space="preserve">À la baie d’Antongil, en mars 1774 : il y bâtit l’établissement de Louisbourg — cases, hôpital, magasin, chemins.</w:t>
+            </w:r>
+          </w:p>
+          <w:p>
+            <w:pPr>
+              <w:spacing w:after="40"/>
+            </w:pPr>
+            <w:r>
+              <w:rPr>
+                <w:b/>
+                <w:bCs/>
+                <w:i w:val="false"/>
+                <w:iCs w:val="false"/>
+                <w:color w:val="C2185B"/>
+                <w:sz w:val="22"/>
+                <w:szCs w:val="22"/>
+                <w:rFonts w:ascii="Times New Roman" w:cs="Times New Roman" w:eastAsia="Times New Roman" w:hAnsi="Times New Roman"/>
+              </w:rPr>
+              <w:t xml:space="preserve">Réponse 2. </w:t>
+            </w:r>
+            <w:r>
+              <w:rPr>
+                <w:b w:val="false"/>
+                <w:bCs w:val="false"/>
+                <w:i w:val="false"/>
+                <w:iCs w:val="false"/>
+                <w:color w:val="000000"/>
+                <w:sz w:val="22"/>
+                <w:szCs w:val="22"/>
+                <w:rFonts w:ascii="Times New Roman" w:cs="Times New Roman" w:eastAsia="Times New Roman" w:hAnsi="Times New Roman"/>
+              </w:rPr>
+              <w:t xml:space="preserve">Par la diplomatie : visites, présents, traités d’amitié et de commerce avec les chefs locaux.</w:t>
+            </w:r>
+          </w:p>
+          <w:p>
+            <w:pPr>
+              <w:spacing w:after="40"/>
+            </w:pPr>
+            <w:r>
+              <w:rPr>
+                <w:b/>
+                <w:bCs/>
+                <w:i w:val="false"/>
+                <w:iCs w:val="false"/>
+                <w:color w:val="C2185B"/>
+                <w:sz w:val="22"/>
+                <w:szCs w:val="22"/>
+                <w:rFonts w:ascii="Times New Roman" w:cs="Times New Roman" w:eastAsia="Times New Roman" w:hAnsi="Times New Roman"/>
+              </w:rPr>
+              <w:t xml:space="preserve">Réponse 3. </w:t>
+            </w:r>
+            <w:r>
+              <w:rPr>
+                <w:b w:val="false"/>
+                <w:bCs w:val="false"/>
+                <w:i w:val="false"/>
+                <w:iCs w:val="false"/>
+                <w:color w:val="000000"/>
+                <w:sz w:val="22"/>
+                <w:szCs w:val="22"/>
+                <w:rFonts w:ascii="Times New Roman" w:cs="Times New Roman" w:eastAsia="Times New Roman" w:hAnsi="Times New Roman"/>
+              </w:rPr>
+              <w:t xml:space="preserve">« Rien ne se peut dans cette île sans l’accord de ses chefs, qui en sont les véritables maîtres » : aux Temps modernes, les royaumes malgaches gardent la maîtrise de Madagascar.</w:t>
+            </w:r>
+          </w:p>
+        </w:tc>
+      </w:tr>
+    </w:tbl>
+    <w:p>
+      <w:pPr>
+        <w:spacing w:after="160"/>
+      </w:pPr>
+    </w:p>
+    <w:tbl>
+      <w:tblPr>
+        <w:tblW w:type="dxa" w:w="9600"/>
+        <w:tblBorders>
+          <w:top w:val="single" w:color="1565C0" w:sz="12"/>
+          <w:left w:val="single" w:color="1565C0" w:sz="12"/>
+          <w:bottom w:val="single" w:color="1565C0" w:sz="12"/>
+          <w:right w:val="single" w:color="1565C0" w:sz="12"/>
+          <w:insideH w:val="none"/>
+          <w:insideV w:val="none"/>
+        </w:tblBorders>
+        <w:tblLayout w:type="fixed"/>
+      </w:tblPr>
+      <w:tblGrid>
+        <w:gridCol w:w="9600"/>
+      </w:tblGrid>
+      <w:tr>
+        <w:tc>
+          <w:tcPr>
+            <w:shd w:fill="E3F2FD" w:val="clear"/>
+            <w:tcMar>
+              <w:top w:type="dxa" w:w="140"/>
+              <w:left w:type="dxa" w:w="180"/>
+              <w:bottom w:type="dxa" w:w="140"/>
+              <w:right w:type="dxa" w:w="180"/>
+            </w:tcMar>
+          </w:tcPr>
+          <w:p>
+            <w:pPr>
+              <w:spacing w:after="90"/>
+            </w:pPr>
+            <w:r>
+              <w:rPr>
+                <w:b/>
+                <w:bCs/>
+                <w:i w:val="false"/>
+                <w:iCs w:val="false"/>
+                <w:color w:val="1565C0"/>
+                <w:sz w:val="25"/>
+                <w:szCs w:val="25"/>
+                <w:rFonts w:ascii="Times New Roman" w:cs="Times New Roman" w:eastAsia="Times New Roman" w:hAnsi="Times New Roman"/>
+              </w:rPr>
+              <w:t xml:space="preserve">Le savais-tu ?</w:t>
+            </w:r>
+          </w:p>
+          <w:p>
+            <w:pPr>
+              <w:spacing w:after="0" w:line="300"/>
+              <w:jc w:val="both"/>
+            </w:pPr>
+            <w:r>
+              <w:rPr>
+                <w:b w:val="false"/>
+                <w:bCs w:val="false"/>
+                <w:i w:val="false"/>
+                <w:iCs w:val="false"/>
+                <w:color w:val="000000"/>
+                <w:sz w:val="22"/>
+                <w:szCs w:val="22"/>
+                <w:rFonts w:ascii="Times New Roman" w:cs="Times New Roman" w:eastAsia="Times New Roman" w:hAnsi="Times New Roman"/>
+              </w:rPr>
+              <w:t xml:space="preserve">Beniowski est l’un des aventuriers les plus romanesques du XVIIIᵉ siècle : noble hongrois, prisonnier des Russes en Sibérie, évadé par le Pacifique, il convainc la France de lui confier une expédition à Madagascar ! Installé à la baie d’Antongil en mars 1774, il se proclama même « empereur de Madagascar » — avant de mourir en 1786 dans un combat contre les troupes françaises. Sa vie inspira livres et opéras.</w:t>
+            </w:r>
+          </w:p>
+        </w:tc>
+      </w:tr>
+    </w:tbl>
+    <w:p>
+      <w:pPr>
+        <w:spacing w:after="160"/>
+      </w:pPr>
     </w:p>
     <w:p>
       <w:pPr>
-        <w:spacing w:after="60" w:line="300"/>
+        <w:spacing w:after="80" w:line="300"/>
         <w:jc w:val="both"/>
       </w:pPr>
       <w:r>
         <w:rPr>
-          <w:b w:val="false"/>
-          <w:bCs w:val="false"/>
-          <w:i w:val="false"/>
-          <w:iCs w:val="false"/>
-          <w:color w:val="000000"/>
-          <w:sz w:val="24"/>
-          <w:szCs w:val="24"/>
-          <w:rFonts w:ascii="Times New Roman" w:cs="Times New Roman" w:eastAsia="Times New Roman" w:hAnsi="Times New Roman"/>
-        </w:rPr>
-        <w:t xml:space="preserve">1. Dater les contacts : 1500 (Diégo Diaz), 1643 (Fort-Dauphin), mars 1774 (Beniowski).</w:t>
+          <w:b/>
+          <w:bCs/>
+          <w:i w:val="false"/>
+          <w:iCs w:val="false"/>
+          <w:color w:val="2E7D32"/>
+          <w:sz w:val="26"/>
+          <w:szCs w:val="26"/>
+          <w:rFonts w:ascii="Times New Roman" w:cs="Times New Roman" w:eastAsia="Times New Roman" w:hAnsi="Times New Roman"/>
+        </w:rPr>
+        <w:t xml:space="preserve">Petit lexique</w:t>
       </w:r>
     </w:p>
+    <w:tbl>
+      <w:tblPr>
+        <w:tblW w:type="dxa" w:w="9600"/>
+        <w:tblBorders>
+          <w:top w:val="single" w:color="808080" w:sz="4"/>
+          <w:left w:val="single" w:color="808080" w:sz="4"/>
+          <w:bottom w:val="single" w:color="808080" w:sz="4"/>
+          <w:right w:val="single" w:color="808080" w:sz="4"/>
+          <w:insideH w:val="single" w:color="B0B0B0" w:sz="4"/>
+          <w:insideV w:val="single" w:color="B0B0B0" w:sz="4"/>
+        </w:tblBorders>
+        <w:tblLayout w:type="fixed"/>
+      </w:tblPr>
+      <w:tblGrid>
+        <w:gridCol w:w="2800"/>
+        <w:gridCol w:w="6800"/>
+      </w:tblGrid>
+      <w:tr>
+        <w:tc>
+          <w:tcPr>
+            <w:shd w:fill="E7E6E6" w:val="clear"/>
+            <w:tcMar>
+              <w:top w:type="dxa" w:w="80"/>
+              <w:left w:type="dxa" w:w="80"/>
+              <w:bottom w:type="dxa" w:w="80"/>
+              <w:right w:type="dxa" w:w="80"/>
+            </w:tcMar>
+          </w:tcPr>
+          <w:p>
+            <w:pPr>
+              <w:spacing w:after="40"/>
+              <w:jc w:val="left"/>
+            </w:pPr>
+            <w:r>
+              <w:rPr>
+                <w:b/>
+                <w:bCs/>
+                <w:i w:val="false"/>
+                <w:iCs w:val="false"/>
+                <w:color w:val="000000"/>
+                <w:sz w:val="20"/>
+                <w:szCs w:val="20"/>
+                <w:rFonts w:ascii="Times New Roman" w:cs="Times New Roman" w:eastAsia="Times New Roman" w:hAnsi="Times New Roman"/>
+              </w:rPr>
+              <w:t xml:space="preserve">Mot</w:t>
+            </w:r>
+          </w:p>
+        </w:tc>
+        <w:tc>
+          <w:tcPr>
+            <w:shd w:fill="E7E6E6" w:val="clear"/>
+            <w:tcMar>
+              <w:top w:type="dxa" w:w="80"/>
+              <w:left w:type="dxa" w:w="80"/>
+              <w:bottom w:type="dxa" w:w="80"/>
+              <w:right w:type="dxa" w:w="80"/>
+            </w:tcMar>
+          </w:tcPr>
+          <w:p>
+            <w:pPr>
+              <w:spacing w:after="40"/>
+              <w:jc w:val="left"/>
+            </w:pPr>
+            <w:r>
+              <w:rPr>
+                <w:b/>
+                <w:bCs/>
+                <w:i w:val="false"/>
+                <w:iCs w:val="false"/>
+                <w:color w:val="000000"/>
+                <w:sz w:val="20"/>
+                <w:szCs w:val="20"/>
+                <w:rFonts w:ascii="Times New Roman" w:cs="Times New Roman" w:eastAsia="Times New Roman" w:hAnsi="Times New Roman"/>
+              </w:rPr>
+              <w:t xml:space="preserve">Sens</w:t>
+            </w:r>
+          </w:p>
+        </w:tc>
+      </w:tr>
+      <w:tr>
+        <w:tc>
+          <w:tcPr>
+            <w:tcMar>
+              <w:top w:type="dxa" w:w="80"/>
+              <w:left w:type="dxa" w:w="80"/>
+              <w:bottom w:type="dxa" w:w="80"/>
+              <w:right w:type="dxa" w:w="80"/>
+            </w:tcMar>
+          </w:tcPr>
+          <w:p>
+            <w:pPr>
+              <w:spacing w:after="40"/>
+              <w:jc w:val="left"/>
+            </w:pPr>
+            <w:r>
+              <w:rPr>
+                <w:b/>
+                <w:bCs/>
+                <w:i w:val="false"/>
+                <w:iCs w:val="false"/>
+                <w:color w:val="000000"/>
+                <w:sz w:val="20"/>
+                <w:szCs w:val="20"/>
+                <w:rFonts w:ascii="Times New Roman" w:cs="Times New Roman" w:eastAsia="Times New Roman" w:hAnsi="Times New Roman"/>
+              </w:rPr>
+              <w:t xml:space="preserve">Escale</w:t>
+            </w:r>
+          </w:p>
+        </w:tc>
+        <w:tc>
+          <w:tcPr>
+            <w:tcMar>
+              <w:top w:type="dxa" w:w="80"/>
+              <w:left w:type="dxa" w:w="80"/>
+              <w:bottom w:type="dxa" w:w="80"/>
+              <w:right w:type="dxa" w:w="80"/>
+            </w:tcMar>
+          </w:tcPr>
+          <w:p>
+            <w:pPr>
+              <w:spacing w:after="40"/>
+              <w:jc w:val="left"/>
+            </w:pPr>
+            <w:r>
+              <w:rPr>
+                <w:b w:val="false"/>
+                <w:bCs w:val="false"/>
+                <w:i w:val="false"/>
+                <w:iCs w:val="false"/>
+                <w:color w:val="000000"/>
+                <w:sz w:val="20"/>
+                <w:szCs w:val="20"/>
+                <w:rFonts w:ascii="Times New Roman" w:cs="Times New Roman" w:eastAsia="Times New Roman" w:hAnsi="Times New Roman"/>
+              </w:rPr>
+              <w:t xml:space="preserve">arrêt d’un navire pour se ravitailler</w:t>
+            </w:r>
+          </w:p>
+        </w:tc>
+      </w:tr>
+      <w:tr>
+        <w:tc>
+          <w:tcPr>
+            <w:tcMar>
+              <w:top w:type="dxa" w:w="80"/>
+              <w:left w:type="dxa" w:w="80"/>
+              <w:bottom w:type="dxa" w:w="80"/>
+              <w:right w:type="dxa" w:w="80"/>
+            </w:tcMar>
+          </w:tcPr>
+          <w:p>
+            <w:pPr>
+              <w:spacing w:after="40"/>
+              <w:jc w:val="left"/>
+            </w:pPr>
+            <w:r>
+              <w:rPr>
+                <w:b/>
+                <w:bCs/>
+                <w:i w:val="false"/>
+                <w:iCs w:val="false"/>
+                <w:color w:val="000000"/>
+                <w:sz w:val="20"/>
+                <w:szCs w:val="20"/>
+                <w:rFonts w:ascii="Times New Roman" w:cs="Times New Roman" w:eastAsia="Times New Roman" w:hAnsi="Times New Roman"/>
+              </w:rPr>
+              <w:t xml:space="preserve">Piastre</w:t>
+            </w:r>
+          </w:p>
+        </w:tc>
+        <w:tc>
+          <w:tcPr>
+            <w:tcMar>
+              <w:top w:type="dxa" w:w="80"/>
+              <w:left w:type="dxa" w:w="80"/>
+              <w:bottom w:type="dxa" w:w="80"/>
+              <w:right w:type="dxa" w:w="80"/>
+            </w:tcMar>
+          </w:tcPr>
+          <w:p>
+            <w:pPr>
+              <w:spacing w:after="40"/>
+              <w:jc w:val="left"/>
+            </w:pPr>
+            <w:r>
+              <w:rPr>
+                <w:b w:val="false"/>
+                <w:bCs w:val="false"/>
+                <w:i w:val="false"/>
+                <w:iCs w:val="false"/>
+                <w:color w:val="000000"/>
+                <w:sz w:val="20"/>
+                <w:szCs w:val="20"/>
+                <w:rFonts w:ascii="Times New Roman" w:cs="Times New Roman" w:eastAsia="Times New Roman" w:hAnsi="Times New Roman"/>
+              </w:rPr>
+              <w:t xml:space="preserve">monnaie d’argent du commerce de l’océan Indien</w:t>
+            </w:r>
+          </w:p>
+        </w:tc>
+      </w:tr>
+      <w:tr>
+        <w:tc>
+          <w:tcPr>
+            <w:tcMar>
+              <w:top w:type="dxa" w:w="80"/>
+              <w:left w:type="dxa" w:w="80"/>
+              <w:bottom w:type="dxa" w:w="80"/>
+              <w:right w:type="dxa" w:w="80"/>
+            </w:tcMar>
+          </w:tcPr>
+          <w:p>
+            <w:pPr>
+              <w:spacing w:after="40"/>
+              <w:jc w:val="left"/>
+            </w:pPr>
+            <w:r>
+              <w:rPr>
+                <w:b/>
+                <w:bCs/>
+                <w:i w:val="false"/>
+                <w:iCs w:val="false"/>
+                <w:color w:val="000000"/>
+                <w:sz w:val="20"/>
+                <w:szCs w:val="20"/>
+                <w:rFonts w:ascii="Times New Roman" w:cs="Times New Roman" w:eastAsia="Times New Roman" w:hAnsi="Times New Roman"/>
+              </w:rPr>
+              <w:t xml:space="preserve">Comptoir</w:t>
+            </w:r>
+          </w:p>
+        </w:tc>
+        <w:tc>
+          <w:tcPr>
+            <w:tcMar>
+              <w:top w:type="dxa" w:w="80"/>
+              <w:left w:type="dxa" w:w="80"/>
+              <w:bottom w:type="dxa" w:w="80"/>
+              <w:right w:type="dxa" w:w="80"/>
+            </w:tcMar>
+          </w:tcPr>
+          <w:p>
+            <w:pPr>
+              <w:spacing w:after="40"/>
+              <w:jc w:val="left"/>
+            </w:pPr>
+            <w:r>
+              <w:rPr>
+                <w:b w:val="false"/>
+                <w:bCs w:val="false"/>
+                <w:i w:val="false"/>
+                <w:iCs w:val="false"/>
+                <w:color w:val="000000"/>
+                <w:sz w:val="20"/>
+                <w:szCs w:val="20"/>
+                <w:rFonts w:ascii="Times New Roman" w:cs="Times New Roman" w:eastAsia="Times New Roman" w:hAnsi="Times New Roman"/>
+              </w:rPr>
+              <w:t xml:space="preserve">établissement de commerce européen sur la côte</w:t>
+            </w:r>
+          </w:p>
+        </w:tc>
+      </w:tr>
+      <w:tr>
+        <w:tc>
+          <w:tcPr>
+            <w:tcMar>
+              <w:top w:type="dxa" w:w="80"/>
+              <w:left w:type="dxa" w:w="80"/>
+              <w:bottom w:type="dxa" w:w="80"/>
+              <w:right w:type="dxa" w:w="80"/>
+            </w:tcMar>
+          </w:tcPr>
+          <w:p>
+            <w:pPr>
+              <w:spacing w:after="40"/>
+              <w:jc w:val="left"/>
+            </w:pPr>
+            <w:r>
+              <w:rPr>
+                <w:b/>
+                <w:bCs/>
+                <w:i w:val="false"/>
+                <w:iCs w:val="false"/>
+                <w:color w:val="000000"/>
+                <w:sz w:val="20"/>
+                <w:szCs w:val="20"/>
+                <w:rFonts w:ascii="Times New Roman" w:cs="Times New Roman" w:eastAsia="Times New Roman" w:hAnsi="Times New Roman"/>
+              </w:rPr>
+              <w:t xml:space="preserve">Royaumes côtiers</w:t>
+            </w:r>
+          </w:p>
+        </w:tc>
+        <w:tc>
+          <w:tcPr>
+            <w:tcMar>
+              <w:top w:type="dxa" w:w="80"/>
+              <w:left w:type="dxa" w:w="80"/>
+              <w:bottom w:type="dxa" w:w="80"/>
+              <w:right w:type="dxa" w:w="80"/>
+            </w:tcMar>
+          </w:tcPr>
+          <w:p>
+            <w:pPr>
+              <w:spacing w:after="40"/>
+              <w:jc w:val="left"/>
+            </w:pPr>
+            <w:r>
+              <w:rPr>
+                <w:b w:val="false"/>
+                <w:bCs w:val="false"/>
+                <w:i w:val="false"/>
+                <w:iCs w:val="false"/>
+                <w:color w:val="000000"/>
+                <w:sz w:val="20"/>
+                <w:szCs w:val="20"/>
+                <w:rFonts w:ascii="Times New Roman" w:cs="Times New Roman" w:eastAsia="Times New Roman" w:hAnsi="Times New Roman"/>
+              </w:rPr>
+              <w:t xml:space="preserve">royaumes de l’ouest et de l’est enrichis par le commerce</w:t>
+            </w:r>
+          </w:p>
+        </w:tc>
+      </w:tr>
+    </w:tbl>
     <w:p>
       <w:pPr>
-        <w:spacing w:after="60" w:line="300"/>
-        <w:jc w:val="both"/>
+        <w:spacing w:after="120"/>
       </w:pPr>
-      <w:r>
-        <w:rPr>
-          <w:b w:val="false"/>
-          <w:bCs w:val="false"/>
-          <w:i w:val="false"/>
-          <w:iCs w:val="false"/>
-          <w:color w:val="000000"/>
-          <w:sz w:val="24"/>
-          <w:szCs w:val="24"/>
-          <w:rFonts w:ascii="Times New Roman" w:cs="Times New Roman" w:eastAsia="Times New Roman" w:hAnsi="Times New Roman"/>
-        </w:rPr>
-        <w:t xml:space="preserve">2. Décrire le commerce : ce que vendent et ce que reçoivent les royaumes malgaches.</w:t>
-      </w:r>
-    </w:p>
-    <w:p>
-      <w:pPr>
-        <w:spacing w:after="60" w:line="300"/>
-        <w:jc w:val="both"/>
-      </w:pPr>
-      <w:r>
-        <w:rPr>
-          <w:b w:val="false"/>
-          <w:bCs w:val="false"/>
-          <w:i w:val="false"/>
-          <w:iCs w:val="false"/>
-          <w:color w:val="000000"/>
-          <w:sz w:val="24"/>
-          <w:szCs w:val="24"/>
-          <w:rFonts w:ascii="Times New Roman" w:cs="Times New Roman" w:eastAsia="Times New Roman" w:hAnsi="Times New Roman"/>
-        </w:rPr>
-        <w:t xml:space="preserve">3. Expliquer l’enchaînement : commerce → richesse et armes → essor des royaumes, côtes puis Hautes Terres.</w:t>
-      </w:r>
-    </w:p>
-    <w:p>
-      <w:pPr>
-        <w:spacing w:after="110" w:line="300"/>
-        <w:jc w:val="both"/>
-      </w:pPr>
-      <w:r>
-        <w:rPr>
-          <w:b/>
-          <w:bCs/>
-          <w:i w:val="false"/>
-          <w:iCs w:val="false"/>
-          <w:color w:val="1F4E79"/>
-          <w:sz w:val="24"/>
-          <w:szCs w:val="24"/>
-          <w:rFonts w:ascii="Times New Roman" w:cs="Times New Roman" w:eastAsia="Times New Roman" w:hAnsi="Times New Roman"/>
-        </w:rPr>
-        <w:t xml:space="preserve">Exemple — </w:t>
-      </w:r>
-      <w:r>
-        <w:rPr>
-          <w:b w:val="false"/>
-          <w:bCs w:val="false"/>
-          <w:i w:val="false"/>
-          <w:iCs w:val="false"/>
-          <w:color w:val="000000"/>
-          <w:sz w:val="24"/>
-          <w:szCs w:val="24"/>
-          <w:rFonts w:ascii="Times New Roman" w:cs="Times New Roman" w:eastAsia="Times New Roman" w:hAnsi="Times New Roman"/>
-        </w:rPr>
-        <w:t xml:space="preserve">Un roi sakalava de la côte ouest vend des zébus et des captifs à un navire européen ; il reçoit des fusils ; ces fusils lui permettent d’étendre son royaume : le commerce des Temps modernes nourrit directement la puissance politique.</w:t>
-      </w:r>
-    </w:p>
-    <w:p>
-      <w:pPr>
-        <w:spacing w:after="110" w:line="300"/>
-        <w:jc w:val="both"/>
-      </w:pPr>
-      <w:r>
-        <w:rPr>
-          <w:b/>
-          <w:bCs/>
-          <w:i w:val="false"/>
-          <w:iCs w:val="false"/>
-          <w:color w:val="B25000"/>
-          <w:sz w:val="24"/>
-          <w:szCs w:val="24"/>
-          <w:rFonts w:ascii="Times New Roman" w:cs="Times New Roman" w:eastAsia="Times New Roman" w:hAnsi="Times New Roman"/>
-        </w:rPr>
-        <w:t xml:space="preserve">Erreur à éviter — </w:t>
-      </w:r>
-      <w:r>
-        <w:rPr>
-          <w:b w:val="false"/>
-          <w:bCs w:val="false"/>
-          <w:i w:val="false"/>
-          <w:iCs w:val="false"/>
-          <w:color w:val="000000"/>
-          <w:sz w:val="24"/>
-          <w:szCs w:val="24"/>
-          <w:rFonts w:ascii="Times New Roman" w:cs="Times New Roman" w:eastAsia="Times New Roman" w:hAnsi="Times New Roman"/>
-        </w:rPr>
-        <w:t xml:space="preserve">Croire que les Européens ont « colonisé » Madagascar dès les Temps modernes : leurs comptoirs restent côtiers, précaires et souvent abandonnés. La colonisation proprement dite date de 1896 — quatre siècles après Diégo Diaz. Aux Temps modernes, les royaumes malgaches restent maîtres de l’île.</w:t>
-      </w:r>
-    </w:p>
-    <w:p>
-      <w:pPr>
-        <w:shd w:fill="E3F2FD" w:val="clear"/>
-        <w:spacing w:after="110" w:line="300"/>
-        <w:jc w:val="both"/>
-      </w:pPr>
-      <w:r>
-        <w:rPr>
-          <w:b/>
-          <w:bCs/>
-          <w:i w:val="false"/>
-          <w:iCs w:val="false"/>
-          <w:color w:val="1565C0"/>
-          <w:sz w:val="24"/>
-          <w:szCs w:val="24"/>
-          <w:rFonts w:ascii="Times New Roman" w:cs="Times New Roman" w:eastAsia="Times New Roman" w:hAnsi="Times New Roman"/>
-        </w:rPr>
-        <w:t xml:space="preserve">Le savais-tu ? </w:t>
-      </w:r>
-      <w:r>
-        <w:rPr>
-          <w:b w:val="false"/>
-          <w:bCs w:val="false"/>
-          <w:i w:val="false"/>
-          <w:iCs w:val="false"/>
-          <w:color w:val="000000"/>
-          <w:sz w:val="24"/>
-          <w:szCs w:val="24"/>
-          <w:rFonts w:ascii="Times New Roman" w:cs="Times New Roman" w:eastAsia="Times New Roman" w:hAnsi="Times New Roman"/>
-        </w:rPr>
-        <w:t xml:space="preserve">Beniowski est l’un des aventuriers les plus romanesques du XVIIIᵉ siècle : noble hongrois, prisonnier des Russes en Sibérie, évadé par le Pacifique, il convainc la France de lui confier une expédition à Madagascar ! Installé à la baie d’Antongil en mars 1774, il se proclama même « empereur de Madagascar » — avant de mourir en 1786 dans un combat contre les troupes françaises. Sa vie inspira livres et opéras.</w:t>
-      </w:r>
     </w:p>
     <w:p>
       <w:pPr>

--- a/manuel-histoire-t8/Manuel_Histoire_T8_UNITE2.docx
+++ b/manuel-histoire-t8/Manuel_Histoire_T8_UNITE2.docx
@@ -6102,7 +6102,7 @@
                 <w:szCs w:val="20"/>
                 <w:rFonts w:ascii="Times New Roman" w:cs="Times New Roman" w:eastAsia="Times New Roman" w:hAnsi="Times New Roman"/>
               </w:rPr>
-              <w:t xml:space="preserve">Donc, Facteurs : techniques (caravelle, boussole, astrolabe, cartes), économiques (routes, épices, métaux), politiques (terres nouvelles). Explorateurs : B. Diaz 1488 (cap de Bonne-Espérance), Colomb 1492 (Amérique), Vasco de Gama 1498 (Indes), Vespucci 1500, Diégo Diaz 1500 (Madagascar), Magellan 1519-1522 (tour du monde).</w:t>
+              <w:t xml:space="preserve">Donc, Facteurs : techniques (caravelle, boussole, astrolabe, cartes), économiques (routes, épices, métaux), politiques (terres nouvelles). Explorateurs : B. Diaz 1488 (cap de Bonne-Espérance), Colomb 1492 (Amérique), Vasco de Gama 1498 (Indes), Vespucci 1500, Diégo Diaz 1500 (Madagascar), Magellan 1519-1522 (tour du monde), Cartier 1534 (Canada, pour la France).</w:t>
             </w:r>
           </w:p>
         </w:tc>
@@ -6868,7 +6868,7 @@
           <w:szCs w:val="24"/>
           <w:rFonts w:ascii="Times New Roman" w:cs="Times New Roman" w:eastAsia="Times New Roman" w:hAnsi="Times New Roman"/>
         </w:rPr>
-        <w:t xml:space="preserve"> — sont longues, coûteuses et contrôlées par des intermédiaires ; après la prise de Constantinople par les Ottomans (1453), les Européens cherchent un chemin maritime direct vers les épices et les métaux précieux ;</w:t>
+        <w:t xml:space="preserve"> — sont longues, coûteuses et contrôlées par des intermédiaires ; après la prise de Constantinople par les Ottomans (1453), les Européens cherchent un chemin maritime direct vers les épices et les métaux précieux — rêvant des richesses de l’Asie décrites dès le XIIIᵉ siècle par le voyageur vénitien Marco Polo ;</w:t>
       </w:r>
     </w:p>
     <w:p>
@@ -7195,7 +7195,52 @@
           <w:szCs w:val="24"/>
           <w:rFonts w:ascii="Times New Roman" w:cs="Times New Roman" w:eastAsia="Times New Roman" w:hAnsi="Times New Roman"/>
         </w:rPr>
-        <w:t xml:space="preserve"> (1519-1522) réalise le premier tour du monde — preuve définitive que la Terre est ronde.</w:t>
+        <w:t xml:space="preserve"> (1519-1522) réalise le premier tour du monde — preuve définitive que la Terre est ronde ;</w:t>
+      </w:r>
+    </w:p>
+    <w:p>
+      <w:pPr>
+        <w:spacing w:after="60" w:line="300"/>
+        <w:jc w:val="both"/>
+      </w:pPr>
+      <w:r>
+        <w:rPr>
+          <w:b w:val="false"/>
+          <w:bCs w:val="false"/>
+          <w:i w:val="false"/>
+          <w:iCs w:val="false"/>
+          <w:color w:val="000000"/>
+          <w:sz w:val="24"/>
+          <w:szCs w:val="24"/>
+          <w:rFonts w:ascii="Times New Roman" w:cs="Times New Roman" w:eastAsia="Times New Roman" w:hAnsi="Times New Roman"/>
+        </w:rPr>
+        <w:t xml:space="preserve">• enfin, pour la France, </w:t>
+      </w:r>
+      <w:r>
+        <w:rPr>
+          <w:b/>
+          <w:bCs/>
+          <w:i w:val="false"/>
+          <w:iCs w:val="false"/>
+          <w:color w:val="1F4E79"/>
+          <w:sz w:val="24"/>
+          <w:szCs w:val="24"/>
+          <w:rFonts w:ascii="Times New Roman" w:cs="Times New Roman" w:eastAsia="Times New Roman" w:hAnsi="Times New Roman"/>
+        </w:rPr>
+        <w:t xml:space="preserve">Jacques Cartier</w:t>
+      </w:r>
+      <w:r>
+        <w:rPr>
+          <w:b w:val="false"/>
+          <w:bCs w:val="false"/>
+          <w:i w:val="false"/>
+          <w:iCs w:val="false"/>
+          <w:color w:val="000000"/>
+          <w:sz w:val="24"/>
+          <w:szCs w:val="24"/>
+          <w:rFonts w:ascii="Times New Roman" w:cs="Times New Roman" w:eastAsia="Times New Roman" w:hAnsi="Times New Roman"/>
+        </w:rPr>
+        <w:t xml:space="preserve"> explore en 1534 le Canada et le fleuve Saint-Laurent : toutes les grandes nations d’Europe sont désormais sur les mers.</w:t>
       </w:r>
     </w:p>
     <w:p>
@@ -10950,7 +10995,7 @@
           <w:szCs w:val="24"/>
           <w:rFonts w:ascii="Times New Roman" w:cs="Times New Roman" w:eastAsia="Times New Roman" w:hAnsi="Times New Roman"/>
         </w:rPr>
-        <w:t xml:space="preserve">Les causes de la traite : le besoin de main-d’œuvre en Amérique et les besoins des industries d’Europe. Ses conséquences : la </w:t>
+        <w:t xml:space="preserve">Les causes de la traite : le besoin de main-d’œuvre en Amérique, les besoins des premières industries d’Europe — et les accords conclus entre les trafiquants et certains chefs locaux d’Afrique, qui livraient des captifs contre des marchandises. Ses conséquences : la </w:t>
       </w:r>
       <w:r>
         <w:rPr>
@@ -13735,7 +13780,7 @@
                 <w:szCs w:val="20"/>
                 <w:rFonts w:ascii="Times New Roman" w:cs="Times New Roman" w:eastAsia="Times New Roman" w:hAnsi="Times New Roman"/>
               </w:rPr>
-              <w:t xml:space="preserve">Donc, Renaissance : renouveau des arts et sciences inspiré de l’Antiquité (Vinci, Copernic, Raphaël, Donatello, Michel-Ange). Réforme : origines = humanistes, perte de confiance envers l’Église, imprimerie ; acteurs = Luther, Calvin, Henri VIII ; résultats = protestantisme, anglicanisme, contre-réforme catholique.</w:t>
+              <w:t xml:space="preserve">Donc, Renaissance : renouveau des arts et sciences inspiré de l’Antiquité (Vinci, Copernic, Raphaël, Donatello, Michel-Ange). Réforme : origines = humanistes, perte de confiance envers l’Église, imprimerie ; acteurs = Luther, Calvin, Henri VIII ; résultats = protestantisme, anglicanisme, contre-réforme catholique (concile de Trente, 1545-1563) ; guerres de religion jusqu’aux traités de Westphalie (1648).</w:t>
             </w:r>
           </w:p>
         </w:tc>
@@ -14824,7 +14869,7 @@
           <w:szCs w:val="24"/>
           <w:rFonts w:ascii="Times New Roman" w:cs="Times New Roman" w:eastAsia="Times New Roman" w:hAnsi="Times New Roman"/>
         </w:rPr>
-        <w:t xml:space="preserve"> : discipline du clergé restaurée, nouveaux ordres religieux, reconquête des fidèles. La </w:t>
+        <w:t xml:space="preserve"> : au concile de Trente (1545-1563), elle restaure la discipline du clergé, précise sa doctrine et fonde de nouveaux ordres religieux pour reconquérir les fidèles. La </w:t>
       </w:r>
       <w:r>
         <w:rPr>
@@ -14877,6 +14922,25 @@
           <w:rFonts w:ascii="Times New Roman" w:cs="Times New Roman" w:eastAsia="Times New Roman" w:hAnsi="Times New Roman"/>
         </w:rPr>
         <w:t xml:space="preserve"> est la réponse catholique — l’une déclenche l’autre.</w:t>
+      </w:r>
+    </w:p>
+    <w:p>
+      <w:pPr>
+        <w:spacing w:after="100" w:line="300"/>
+        <w:jc w:val="both"/>
+      </w:pPr>
+      <w:r>
+        <w:rPr>
+          <w:b w:val="false"/>
+          <w:bCs w:val="false"/>
+          <w:i w:val="false"/>
+          <w:iCs w:val="false"/>
+          <w:color w:val="000000"/>
+          <w:sz w:val="24"/>
+          <w:szCs w:val="24"/>
+          <w:rFonts w:ascii="Times New Roman" w:cs="Times New Roman" w:eastAsia="Times New Roman" w:hAnsi="Times New Roman"/>
+        </w:rPr>
+        <w:t xml:space="preserve">La division religieuse dégénère en violences : pendant plus d’un siècle, guerres de religion et massacres déchirent la France, l’Angleterre et l’Empire allemand, jusqu’aux traités de Westphalie (1648) qui rétablissent la paix entre États catholiques et protestants.</w:t>
       </w:r>
     </w:p>
     <w:p>
@@ -15777,7 +15841,7 @@
           <w:szCs w:val="24"/>
           <w:rFonts w:ascii="Times New Roman" w:cs="Times New Roman" w:eastAsia="Times New Roman" w:hAnsi="Times New Roman"/>
         </w:rPr>
-        <w:t xml:space="preserve">a) l’influence des humanistes, la perte de confiance envers l’Église, l’imprimerie ; b) le luxe du clergé et la vente des indulgences ; d) l’anglicanisme, en rompant avec le pape ; e) par la contre-réforme : discipline restaurée, nouveaux ordres, reconquête des fidèles.</w:t>
+        <w:t xml:space="preserve">a) l’influence des humanistes, la perte de confiance envers l’Église, l’imprimerie ; b) le luxe du clergé et la vente des indulgences ; d) l’anglicanisme, en rompant avec le pape ; e) par la contre-réforme : concile de Trente (1545-1563), discipline restaurée, nouveaux ordres, reconquête des fidèles.</w:t>
       </w:r>
     </w:p>
     <w:p>

--- a/manuel-histoire-t8/Manuel_Histoire_T8_UNITE2.docx
+++ b/manuel-histoire-t8/Manuel_Histoire_T8_UNITE2.docx
@@ -10784,7 +10784,33 @@
           <w:szCs w:val="24"/>
           <w:rFonts w:ascii="Times New Roman" w:cs="Times New Roman" w:eastAsia="Times New Roman" w:hAnsi="Times New Roman"/>
         </w:rPr>
-        <w:t xml:space="preserve"> — escales commerciales fortifiées — le long de l’Afrique, en Inde et jusqu’en Chine.</w:t>
+        <w:t xml:space="preserve"> — escales commerciales fortifiées — le long de l’Afrique, en Inde et jusqu’en Chine. Ce partage du monde entre les deux couronnes avait même été fixé sur le papier dès 1494 par le traité de Tordesillas, qui traçait une ligne de séparation à travers l’</w:t>
+      </w:r>
+      <w:r>
+        <w:rPr>
+          <w:b/>
+          <w:bCs/>
+          <w:i w:val="false"/>
+          <w:iCs w:val="false"/>
+          <w:color w:val="1F4E79"/>
+          <w:sz w:val="24"/>
+          <w:szCs w:val="24"/>
+          <w:rFonts w:ascii="Times New Roman" w:cs="Times New Roman" w:eastAsia="Times New Roman" w:hAnsi="Times New Roman"/>
+        </w:rPr>
+        <w:t xml:space="preserve">Atlantique</w:t>
+      </w:r>
+      <w:r>
+        <w:rPr>
+          <w:b w:val="false"/>
+          <w:bCs w:val="false"/>
+          <w:i w:val="false"/>
+          <w:iCs w:val="false"/>
+          <w:color w:val="000000"/>
+          <w:sz w:val="24"/>
+          <w:szCs w:val="24"/>
+          <w:rFonts w:ascii="Times New Roman" w:cs="Times New Roman" w:eastAsia="Times New Roman" w:hAnsi="Times New Roman"/>
+        </w:rPr>
+        <w:t xml:space="preserve">.</w:t>
       </w:r>
     </w:p>
     <w:p>
